--- a/SQL Practice.docx
+++ b/SQL Practice.docx
@@ -37,135 +37,63 @@
         <w:t>SELECT</w:t>
       </w:r>
       <w:r>
+        <w:t xml:space="preserve"> e.first_name, e.last_name, w.location </w:t>
+      </w:r>
+      <w:r>
+        <w:rPr>
+          <w:b/>
+          <w:bCs/>
+        </w:rPr>
+        <w:t>AS</w:t>
+      </w:r>
+      <w:r>
+        <w:t xml:space="preserve"> warehouse_location </w:t>
+      </w:r>
+      <w:r>
+        <w:rPr>
+          <w:b/>
+          <w:bCs/>
+        </w:rPr>
+        <w:t>FROM</w:t>
+      </w:r>
+      <w:r>
+        <w:t xml:space="preserve"> employees e INNER JOIN warehouses w </w:t>
+      </w:r>
+      <w:r>
+        <w:rPr>
+          <w:b/>
+          <w:bCs/>
+        </w:rPr>
+        <w:t>ON</w:t>
+      </w:r>
+      <w:r>
+        <w:t xml:space="preserve"> e.warehouse_id = w.warehouse_id;</w:t>
+      </w:r>
+    </w:p>
+    <w:p>
+      <w:pPr>
+        <w:pStyle w:val="ListParagraph"/>
+      </w:pPr>
+    </w:p>
+    <w:p>
+      <w:pPr>
+        <w:pStyle w:val="ListParagraph"/>
+      </w:pPr>
+      <w:r>
+        <w:t>Result:</w:t>
+      </w:r>
+    </w:p>
+    <w:p>
+      <w:pPr>
+        <w:pStyle w:val="ListParagraph"/>
+      </w:pPr>
+      <w:r>
         <w:t xml:space="preserve"> </w:t>
       </w:r>
-      <w:proofErr w:type="spellStart"/>
-      <w:proofErr w:type="gramStart"/>
-      <w:r>
-        <w:t>e.first</w:t>
-      </w:r>
-      <w:proofErr w:type="gramEnd"/>
-      <w:r>
-        <w:t>_name</w:t>
-      </w:r>
-      <w:proofErr w:type="spellEnd"/>
-      <w:r>
-        <w:t xml:space="preserve">, </w:t>
-      </w:r>
-      <w:proofErr w:type="spellStart"/>
-      <w:proofErr w:type="gramStart"/>
-      <w:r>
-        <w:t>e.last</w:t>
-      </w:r>
-      <w:proofErr w:type="gramEnd"/>
-      <w:r>
-        <w:t>_name</w:t>
-      </w:r>
-      <w:proofErr w:type="spellEnd"/>
-      <w:r>
-        <w:t xml:space="preserve">, </w:t>
-      </w:r>
-      <w:proofErr w:type="spellStart"/>
-      <w:proofErr w:type="gramStart"/>
-      <w:r>
-        <w:t>w.location</w:t>
-      </w:r>
-      <w:proofErr w:type="spellEnd"/>
-      <w:proofErr w:type="gramEnd"/>
-      <w:r>
-        <w:t xml:space="preserve"> </w:t>
-      </w:r>
-      <w:r>
-        <w:rPr>
-          <w:b/>
-          <w:bCs/>
-        </w:rPr>
-        <w:t>AS</w:t>
-      </w:r>
-      <w:r>
-        <w:t xml:space="preserve"> </w:t>
-      </w:r>
-      <w:proofErr w:type="spellStart"/>
-      <w:r>
-        <w:t>warehouse_location</w:t>
-      </w:r>
-      <w:proofErr w:type="spellEnd"/>
-      <w:r>
-        <w:t xml:space="preserve"> </w:t>
-      </w:r>
-      <w:r>
-        <w:rPr>
-          <w:b/>
-          <w:bCs/>
-        </w:rPr>
-        <w:t>FROM</w:t>
-      </w:r>
-      <w:r>
-        <w:t xml:space="preserve"> employees e INNER JOIN warehouses w </w:t>
-      </w:r>
-      <w:r>
-        <w:rPr>
-          <w:b/>
-          <w:bCs/>
-        </w:rPr>
-        <w:t>ON</w:t>
-      </w:r>
-      <w:r>
-        <w:t xml:space="preserve"> </w:t>
-      </w:r>
-      <w:proofErr w:type="spellStart"/>
-      <w:proofErr w:type="gramStart"/>
-      <w:r>
-        <w:t>e.warehouse</w:t>
-      </w:r>
-      <w:proofErr w:type="gramEnd"/>
-      <w:r>
-        <w:t>_id</w:t>
-      </w:r>
-      <w:proofErr w:type="spellEnd"/>
-      <w:r>
-        <w:t xml:space="preserve"> = </w:t>
-      </w:r>
-      <w:proofErr w:type="spellStart"/>
-      <w:proofErr w:type="gramStart"/>
-      <w:r>
-        <w:t>w.warehouse</w:t>
-      </w:r>
-      <w:proofErr w:type="gramEnd"/>
-      <w:r>
-        <w:t>_</w:t>
-      </w:r>
-      <w:proofErr w:type="gramStart"/>
-      <w:r>
-        <w:t>id</w:t>
-      </w:r>
-      <w:proofErr w:type="spellEnd"/>
-      <w:r>
-        <w:t>;</w:t>
-      </w:r>
-      <w:proofErr w:type="gramEnd"/>
-    </w:p>
-    <w:p>
-      <w:pPr>
-        <w:pStyle w:val="ListParagraph"/>
-      </w:pPr>
-    </w:p>
-    <w:p>
-      <w:pPr>
-        <w:pStyle w:val="ListParagraph"/>
-      </w:pPr>
-      <w:r>
-        <w:t>Result:</w:t>
-      </w:r>
-    </w:p>
-    <w:p>
-      <w:pPr>
-        <w:pStyle w:val="ListParagraph"/>
-      </w:pPr>
-      <w:r>
-        <w:t xml:space="preserve"> </w:t>
-      </w:r>
-      <w:r>
+      <w:r>
+        <w:rPr>
+          <w:noProof/>
+        </w:rPr>
         <w:drawing>
           <wp:inline distT="0" distB="0" distL="0" distR="0" wp14:anchorId="7EDF72A5" wp14:editId="5D3E2890">
             <wp:extent cx="2400508" cy="1074513"/>
@@ -254,74 +182,56 @@
         <w:t>SELECT</w:t>
       </w:r>
       <w:r>
+        <w:t xml:space="preserve"> product_name, price, stock_quantity </w:t>
+      </w:r>
+      <w:r>
+        <w:rPr>
+          <w:b/>
+          <w:bCs/>
+        </w:rPr>
+        <w:t>FROM</w:t>
+      </w:r>
+      <w:r>
+        <w:t xml:space="preserve"> products </w:t>
+      </w:r>
+      <w:r>
+        <w:rPr>
+          <w:b/>
+          <w:bCs/>
+        </w:rPr>
+        <w:t>WHERE</w:t>
+      </w:r>
+      <w:r>
+        <w:t xml:space="preserve"> category = 'Electronics';</w:t>
+      </w:r>
+    </w:p>
+    <w:p>
+      <w:pPr>
+        <w:pStyle w:val="ListParagraph"/>
+      </w:pPr>
+    </w:p>
+    <w:p>
+      <w:pPr>
+        <w:pStyle w:val="ListParagraph"/>
+      </w:pPr>
+      <w:r>
+        <w:t>Result:</w:t>
+      </w:r>
+    </w:p>
+    <w:p>
+      <w:pPr>
+        <w:pStyle w:val="ListParagraph"/>
+      </w:pPr>
+      <w:r>
+        <w:rPr>
+          <w:noProof/>
+        </w:rPr>
         <w:t xml:space="preserve"> </w:t>
       </w:r>
-      <w:proofErr w:type="spellStart"/>
-      <w:r>
-        <w:t>product_name</w:t>
-      </w:r>
-      <w:proofErr w:type="spellEnd"/>
-      <w:r>
-        <w:t xml:space="preserve">, price, </w:t>
-      </w:r>
-      <w:proofErr w:type="spellStart"/>
-      <w:r>
-        <w:t>stock_quantity</w:t>
-      </w:r>
-      <w:proofErr w:type="spellEnd"/>
-      <w:r>
-        <w:t xml:space="preserve"> </w:t>
-      </w:r>
-      <w:r>
-        <w:rPr>
-          <w:b/>
-          <w:bCs/>
-        </w:rPr>
-        <w:t>FROM</w:t>
-      </w:r>
-      <w:r>
-        <w:t xml:space="preserve"> products </w:t>
-      </w:r>
-      <w:r>
-        <w:rPr>
-          <w:b/>
-          <w:bCs/>
-        </w:rPr>
-        <w:t>WHERE</w:t>
-      </w:r>
-      <w:r>
-        <w:t xml:space="preserve"> category = 'Electronics</w:t>
-      </w:r>
-      <w:proofErr w:type="gramStart"/>
-      <w:r>
-        <w:t>';</w:t>
-      </w:r>
-      <w:proofErr w:type="gramEnd"/>
-    </w:p>
-    <w:p>
-      <w:pPr>
-        <w:pStyle w:val="ListParagraph"/>
-      </w:pPr>
-    </w:p>
-    <w:p>
-      <w:pPr>
-        <w:pStyle w:val="ListParagraph"/>
-      </w:pPr>
-      <w:r>
-        <w:t>Result:</w:t>
-      </w:r>
-    </w:p>
-    <w:p>
-      <w:pPr>
-        <w:pStyle w:val="ListParagraph"/>
-      </w:pPr>
       <w:r>
         <w:rPr>
           <w:noProof/>
         </w:rPr>
-        <w:t xml:space="preserve"> </w:t>
-      </w:r>
-      <w:r>
         <w:drawing>
           <wp:inline distT="0" distB="0" distL="0" distR="0" wp14:anchorId="37A433CE" wp14:editId="3164321D">
             <wp:extent cx="2385267" cy="861135"/>
@@ -396,46 +306,7 @@
         <w:t>SELECT</w:t>
       </w:r>
       <w:r>
-        <w:t xml:space="preserve"> </w:t>
-      </w:r>
-      <w:proofErr w:type="spellStart"/>
-      <w:proofErr w:type="gramStart"/>
-      <w:r>
-        <w:t>o.order</w:t>
-      </w:r>
-      <w:proofErr w:type="gramEnd"/>
-      <w:r>
-        <w:t>_id</w:t>
-      </w:r>
-      <w:proofErr w:type="spellEnd"/>
-      <w:r>
-        <w:t xml:space="preserve">, </w:t>
-      </w:r>
-      <w:proofErr w:type="spellStart"/>
-      <w:proofErr w:type="gramStart"/>
-      <w:r>
-        <w:t>c.first</w:t>
-      </w:r>
-      <w:proofErr w:type="gramEnd"/>
-      <w:r>
-        <w:t>_name</w:t>
-      </w:r>
-      <w:proofErr w:type="spellEnd"/>
-      <w:r>
-        <w:t xml:space="preserve"> || ' ' || </w:t>
-      </w:r>
-      <w:proofErr w:type="spellStart"/>
-      <w:proofErr w:type="gramStart"/>
-      <w:r>
-        <w:t>c.last</w:t>
-      </w:r>
-      <w:proofErr w:type="gramEnd"/>
-      <w:r>
-        <w:t>_name</w:t>
-      </w:r>
-      <w:proofErr w:type="spellEnd"/>
-      <w:r>
-        <w:t xml:space="preserve"> </w:t>
+        <w:t xml:space="preserve"> o.order_id, c.first_name || ' ' || c.last_name </w:t>
       </w:r>
       <w:r>
         <w:rPr>
@@ -445,28 +316,7 @@
         <w:t>AS</w:t>
       </w:r>
       <w:r>
-        <w:t xml:space="preserve"> </w:t>
-      </w:r>
-      <w:proofErr w:type="spellStart"/>
-      <w:r>
-        <w:t>customer_name</w:t>
-      </w:r>
-      <w:proofErr w:type="spellEnd"/>
-      <w:r>
-        <w:t xml:space="preserve">, </w:t>
-      </w:r>
-      <w:proofErr w:type="spellStart"/>
-      <w:proofErr w:type="gramStart"/>
-      <w:r>
-        <w:t>o.order</w:t>
-      </w:r>
-      <w:proofErr w:type="gramEnd"/>
-      <w:r>
-        <w:t>_date</w:t>
-      </w:r>
-      <w:proofErr w:type="spellEnd"/>
-      <w:r>
-        <w:t xml:space="preserve"> </w:t>
+        <w:t xml:space="preserve"> customer_name, o.order_date </w:t>
       </w:r>
       <w:r>
         <w:rPr>
@@ -486,33 +336,7 @@
         <w:t>ON</w:t>
       </w:r>
       <w:r>
-        <w:t xml:space="preserve"> </w:t>
-      </w:r>
-      <w:proofErr w:type="spellStart"/>
-      <w:proofErr w:type="gramStart"/>
-      <w:r>
-        <w:t>o.customer</w:t>
-      </w:r>
-      <w:proofErr w:type="gramEnd"/>
-      <w:r>
-        <w:t>_id</w:t>
-      </w:r>
-      <w:proofErr w:type="spellEnd"/>
-      <w:r>
-        <w:t xml:space="preserve"> = </w:t>
-      </w:r>
-      <w:proofErr w:type="spellStart"/>
-      <w:proofErr w:type="gramStart"/>
-      <w:r>
-        <w:t>c.customer</w:t>
-      </w:r>
-      <w:proofErr w:type="gramEnd"/>
-      <w:r>
-        <w:t>_id</w:t>
-      </w:r>
-      <w:proofErr w:type="spellEnd"/>
-      <w:r>
-        <w:t xml:space="preserve"> </w:t>
+        <w:t xml:space="preserve"> o.customer_id = c.customer_id </w:t>
       </w:r>
       <w:r>
         <w:rPr>
@@ -522,26 +346,8 @@
         <w:t>WHERE</w:t>
       </w:r>
       <w:r>
-        <w:t xml:space="preserve"> </w:t>
-      </w:r>
-      <w:proofErr w:type="spellStart"/>
-      <w:proofErr w:type="gramStart"/>
-      <w:r>
-        <w:t>o.order</w:t>
-      </w:r>
-      <w:proofErr w:type="gramEnd"/>
-      <w:r>
-        <w:t>_date</w:t>
-      </w:r>
-      <w:proofErr w:type="spellEnd"/>
-      <w:r>
-        <w:t xml:space="preserve"> &gt; '2024-01-01</w:t>
-      </w:r>
-      <w:proofErr w:type="gramStart"/>
-      <w:r>
-        <w:t>';</w:t>
-      </w:r>
-      <w:proofErr w:type="gramEnd"/>
+        <w:t xml:space="preserve"> o.order_date &gt; '2024-01-01';</w:t>
+      </w:r>
     </w:p>
     <w:p>
       <w:pPr>
@@ -561,6 +367,9 @@
         <w:pStyle w:val="ListParagraph"/>
       </w:pPr>
       <w:r>
+        <w:rPr>
+          <w:noProof/>
+        </w:rPr>
         <w:drawing>
           <wp:inline distT="0" distB="0" distL="0" distR="0" wp14:anchorId="335ED953" wp14:editId="58C40750">
             <wp:extent cx="2575783" cy="1928027"/>
@@ -586,6 +395,461 @@
                     <a:xfrm>
                       <a:off x="0" y="0"/>
                       <a:ext cx="2575783" cy="1928027"/>
+                    </a:xfrm>
+                    <a:prstGeom prst="rect">
+                      <a:avLst/>
+                    </a:prstGeom>
+                  </pic:spPr>
+                </pic:pic>
+              </a:graphicData>
+            </a:graphic>
+          </wp:inline>
+        </w:drawing>
+      </w:r>
+    </w:p>
+    <w:p>
+      <w:pPr>
+        <w:pStyle w:val="ListParagraph"/>
+      </w:pPr>
+    </w:p>
+    <w:p>
+      <w:pPr>
+        <w:pStyle w:val="ListParagraph"/>
+        <w:numPr>
+          <w:ilvl w:val="0"/>
+          <w:numId w:val="3"/>
+        </w:numPr>
+      </w:pPr>
+      <w:r>
+        <w:lastRenderedPageBreak/>
+        <w:t>Calculate the average rating for each product category. Show category name, number of products, and average rating. Only include categories with an average rating above 4.0.</w:t>
+      </w:r>
+    </w:p>
+    <w:p>
+      <w:pPr>
+        <w:pStyle w:val="ListParagraph"/>
+      </w:pPr>
+    </w:p>
+    <w:p>
+      <w:pPr>
+        <w:pStyle w:val="ListParagraph"/>
+      </w:pPr>
+      <w:r>
+        <w:t xml:space="preserve">Query : </w:t>
+      </w:r>
+      <w:r>
+        <w:rPr>
+          <w:b/>
+          <w:bCs/>
+        </w:rPr>
+        <w:t>SELECT</w:t>
+      </w:r>
+      <w:r>
+        <w:t xml:space="preserve"> p.category, COUNT(</w:t>
+      </w:r>
+      <w:r>
+        <w:rPr>
+          <w:b/>
+          <w:bCs/>
+        </w:rPr>
+        <w:t>DISTINCT</w:t>
+      </w:r>
+      <w:r>
+        <w:t xml:space="preserve"> p.product_id) </w:t>
+      </w:r>
+      <w:r>
+        <w:rPr>
+          <w:b/>
+          <w:bCs/>
+        </w:rPr>
+        <w:t>AS</w:t>
+      </w:r>
+      <w:r>
+        <w:t xml:space="preserve"> product_count, ROUND(AVG(r.rating), 2) </w:t>
+      </w:r>
+      <w:r>
+        <w:rPr>
+          <w:b/>
+          <w:bCs/>
+        </w:rPr>
+        <w:t>AS</w:t>
+      </w:r>
+      <w:r>
+        <w:t xml:space="preserve"> avg_rating </w:t>
+      </w:r>
+      <w:r>
+        <w:rPr>
+          <w:b/>
+          <w:bCs/>
+        </w:rPr>
+        <w:t>FROM</w:t>
+      </w:r>
+      <w:r>
+        <w:t xml:space="preserve"> products p INNER JOIN reviews r </w:t>
+      </w:r>
+      <w:r>
+        <w:rPr>
+          <w:b/>
+          <w:bCs/>
+        </w:rPr>
+        <w:t>ON</w:t>
+      </w:r>
+      <w:r>
+        <w:t xml:space="preserve"> p.product_id = r.product_id </w:t>
+      </w:r>
+      <w:r>
+        <w:rPr>
+          <w:b/>
+          <w:bCs/>
+        </w:rPr>
+        <w:t>GROUP</w:t>
+      </w:r>
+      <w:r>
+        <w:t xml:space="preserve"> </w:t>
+      </w:r>
+      <w:r>
+        <w:rPr>
+          <w:b/>
+          <w:bCs/>
+        </w:rPr>
+        <w:t>BY</w:t>
+      </w:r>
+      <w:r>
+        <w:t xml:space="preserve"> p.category </w:t>
+      </w:r>
+      <w:r>
+        <w:rPr>
+          <w:b/>
+          <w:bCs/>
+        </w:rPr>
+        <w:t>HAVING</w:t>
+      </w:r>
+      <w:r>
+        <w:t xml:space="preserve"> AVG(r.rating) &gt; 4.0 </w:t>
+      </w:r>
+      <w:r>
+        <w:rPr>
+          <w:b/>
+          <w:bCs/>
+        </w:rPr>
+        <w:t>ORDER</w:t>
+      </w:r>
+      <w:r>
+        <w:t xml:space="preserve"> </w:t>
+      </w:r>
+      <w:r>
+        <w:rPr>
+          <w:b/>
+          <w:bCs/>
+        </w:rPr>
+        <w:t>BY</w:t>
+      </w:r>
+      <w:r>
+        <w:t xml:space="preserve"> avg_rating </w:t>
+      </w:r>
+      <w:r>
+        <w:rPr>
+          <w:b/>
+          <w:bCs/>
+        </w:rPr>
+        <w:t>DESC</w:t>
+      </w:r>
+      <w:r>
+        <w:t>;</w:t>
+      </w:r>
+    </w:p>
+    <w:p>
+      <w:pPr>
+        <w:pStyle w:val="ListParagraph"/>
+      </w:pPr>
+    </w:p>
+    <w:p>
+      <w:pPr>
+        <w:pStyle w:val="ListParagraph"/>
+      </w:pPr>
+      <w:r>
+        <w:t>Result:</w:t>
+      </w:r>
+    </w:p>
+    <w:p>
+      <w:pPr>
+        <w:pStyle w:val="ListParagraph"/>
+      </w:pPr>
+      <w:r>
+        <w:rPr>
+          <w:noProof/>
+        </w:rPr>
+        <w:t xml:space="preserve"> </w:t>
+      </w:r>
+      <w:r>
+        <w:drawing>
+          <wp:inline distT="0" distB="0" distL="0" distR="0" wp14:anchorId="5E1E70F0" wp14:editId="50DF84C6">
+            <wp:extent cx="2438611" cy="571550"/>
+            <wp:effectExtent l="0" t="0" r="0" b="0"/>
+            <wp:docPr id="218284135" name="Picture 1"/>
+            <wp:cNvGraphicFramePr>
+              <a:graphicFrameLocks xmlns:a="http://schemas.openxmlformats.org/drawingml/2006/main" noChangeAspect="1"/>
+            </wp:cNvGraphicFramePr>
+            <a:graphic xmlns:a="http://schemas.openxmlformats.org/drawingml/2006/main">
+              <a:graphicData uri="http://schemas.openxmlformats.org/drawingml/2006/picture">
+                <pic:pic xmlns:pic="http://schemas.openxmlformats.org/drawingml/2006/picture">
+                  <pic:nvPicPr>
+                    <pic:cNvPr id="218284135" name=""/>
+                    <pic:cNvPicPr/>
+                  </pic:nvPicPr>
+                  <pic:blipFill>
+                    <a:blip r:embed="rId8"/>
+                    <a:stretch>
+                      <a:fillRect/>
+                    </a:stretch>
+                  </pic:blipFill>
+                  <pic:spPr>
+                    <a:xfrm>
+                      <a:off x="0" y="0"/>
+                      <a:ext cx="2438611" cy="571550"/>
+                    </a:xfrm>
+                    <a:prstGeom prst="rect">
+                      <a:avLst/>
+                    </a:prstGeom>
+                  </pic:spPr>
+                </pic:pic>
+              </a:graphicData>
+            </a:graphic>
+          </wp:inline>
+        </w:drawing>
+      </w:r>
+    </w:p>
+    <w:p>
+      <w:pPr>
+        <w:pStyle w:val="ListParagraph"/>
+      </w:pPr>
+    </w:p>
+    <w:p>
+      <w:pPr>
+        <w:pStyle w:val="ListParagraph"/>
+        <w:numPr>
+          <w:ilvl w:val="0"/>
+          <w:numId w:val="3"/>
+        </w:numPr>
+      </w:pPr>
+      <w:r>
+        <w:t>Find products that cost more than $100. Display product name and price.</w:t>
+      </w:r>
+    </w:p>
+    <w:p>
+      <w:pPr>
+        <w:pStyle w:val="ListParagraph"/>
+      </w:pPr>
+    </w:p>
+    <w:p>
+      <w:pPr>
+        <w:pStyle w:val="ListParagraph"/>
+      </w:pPr>
+      <w:r>
+        <w:t>Query:</w:t>
+      </w:r>
+      <w:r>
+        <w:rPr>
+          <w:rFonts w:ascii="Consolas" w:eastAsia="Times New Roman" w:hAnsi="Consolas" w:cs="Times New Roman"/>
+          <w:b/>
+          <w:bCs/>
+          <w:color w:val="569CD6"/>
+          <w:kern w:val="0"/>
+          <w:sz w:val="21"/>
+          <w:szCs w:val="21"/>
+          <w:lang w:eastAsia="en-IN" w:bidi="ar-SA"/>
+          <w14:ligatures w14:val="none"/>
+        </w:rPr>
+        <w:t xml:space="preserve"> </w:t>
+      </w:r>
+      <w:r>
+        <w:rPr>
+          <w:b/>
+          <w:bCs/>
+        </w:rPr>
+        <w:t>SELECT</w:t>
+      </w:r>
+      <w:r>
+        <w:t xml:space="preserve"> product_name, price </w:t>
+      </w:r>
+      <w:r>
+        <w:rPr>
+          <w:b/>
+          <w:bCs/>
+        </w:rPr>
+        <w:t>FROM</w:t>
+      </w:r>
+      <w:r>
+        <w:t xml:space="preserve"> products </w:t>
+      </w:r>
+      <w:r>
+        <w:rPr>
+          <w:b/>
+          <w:bCs/>
+        </w:rPr>
+        <w:t>WHERE</w:t>
+      </w:r>
+      <w:r>
+        <w:t xml:space="preserve"> price &gt; 100;</w:t>
+      </w:r>
+    </w:p>
+    <w:p>
+      <w:pPr>
+        <w:pStyle w:val="ListParagraph"/>
+      </w:pPr>
+    </w:p>
+    <w:p>
+      <w:pPr>
+        <w:pStyle w:val="ListParagraph"/>
+      </w:pPr>
+      <w:r>
+        <w:t>Result:</w:t>
+      </w:r>
+    </w:p>
+    <w:p>
+      <w:pPr>
+        <w:pStyle w:val="ListParagraph"/>
+      </w:pPr>
+      <w:r>
+        <w:drawing>
+          <wp:inline distT="0" distB="0" distL="0" distR="0" wp14:anchorId="2F3E06F7" wp14:editId="799E0B91">
+            <wp:extent cx="1737511" cy="1204064"/>
+            <wp:effectExtent l="0" t="0" r="0" b="0"/>
+            <wp:docPr id="569278451" name="Picture 1"/>
+            <wp:cNvGraphicFramePr>
+              <a:graphicFrameLocks xmlns:a="http://schemas.openxmlformats.org/drawingml/2006/main" noChangeAspect="1"/>
+            </wp:cNvGraphicFramePr>
+            <a:graphic xmlns:a="http://schemas.openxmlformats.org/drawingml/2006/main">
+              <a:graphicData uri="http://schemas.openxmlformats.org/drawingml/2006/picture">
+                <pic:pic xmlns:pic="http://schemas.openxmlformats.org/drawingml/2006/picture">
+                  <pic:nvPicPr>
+                    <pic:cNvPr id="569278451" name=""/>
+                    <pic:cNvPicPr/>
+                  </pic:nvPicPr>
+                  <pic:blipFill>
+                    <a:blip r:embed="rId9"/>
+                    <a:stretch>
+                      <a:fillRect/>
+                    </a:stretch>
+                  </pic:blipFill>
+                  <pic:spPr>
+                    <a:xfrm>
+                      <a:off x="0" y="0"/>
+                      <a:ext cx="1737511" cy="1204064"/>
+                    </a:xfrm>
+                    <a:prstGeom prst="rect">
+                      <a:avLst/>
+                    </a:prstGeom>
+                  </pic:spPr>
+                </pic:pic>
+              </a:graphicData>
+            </a:graphic>
+          </wp:inline>
+        </w:drawing>
+      </w:r>
+    </w:p>
+    <w:p>
+      <w:pPr>
+        <w:pStyle w:val="ListParagraph"/>
+        <w:numPr>
+          <w:ilvl w:val="0"/>
+          <w:numId w:val="3"/>
+        </w:numPr>
+      </w:pPr>
+      <w:r>
+        <w:t>From the following tables write a SQL query to find the salesperson and customer who reside in the same city. Return Salesman, cust_name and city.</w:t>
+      </w:r>
+    </w:p>
+    <w:p>
+      <w:pPr>
+        <w:pStyle w:val="ListParagraph"/>
+      </w:pPr>
+    </w:p>
+    <w:p>
+      <w:pPr>
+        <w:pStyle w:val="ListParagraph"/>
+      </w:pPr>
+      <w:r>
+        <w:t>Query:</w:t>
+      </w:r>
+      <w:r>
+        <w:rPr>
+          <w:rFonts w:ascii="Consolas" w:eastAsia="Times New Roman" w:hAnsi="Consolas" w:cs="Times New Roman"/>
+          <w:color w:val="1990B8"/>
+          <w:kern w:val="0"/>
+          <w:sz w:val="24"/>
+          <w:szCs w:val="24"/>
+          <w:lang w:eastAsia="en-IN" w:bidi="ar-SA"/>
+          <w14:ligatures w14:val="none"/>
+        </w:rPr>
+        <w:t xml:space="preserve"> </w:t>
+      </w:r>
+      <w:r>
+        <w:t>SELECT salesman.name AS "Salesman", customer.cust_name, customer.city</w:t>
+      </w:r>
+    </w:p>
+    <w:p>
+      <w:pPr>
+        <w:pStyle w:val="ListParagraph"/>
+      </w:pPr>
+      <w:r>
+        <w:t>FROM salesman, custome</w:t>
+      </w:r>
+      <w:r>
+        <w:t>r</w:t>
+      </w:r>
+    </w:p>
+    <w:p>
+      <w:pPr>
+        <w:pStyle w:val="ListParagraph"/>
+      </w:pPr>
+      <w:r>
+        <w:t>WHERE salesman.city = customer.city;</w:t>
+      </w:r>
+    </w:p>
+    <w:p>
+      <w:pPr>
+        <w:pStyle w:val="ListParagraph"/>
+      </w:pPr>
+    </w:p>
+    <w:p>
+      <w:pPr>
+        <w:pStyle w:val="ListParagraph"/>
+      </w:pPr>
+      <w:r>
+        <w:t>Result:</w:t>
+      </w:r>
+    </w:p>
+    <w:p>
+      <w:pPr>
+        <w:pStyle w:val="ListParagraph"/>
+      </w:pPr>
+      <w:r>
+        <w:drawing>
+          <wp:inline distT="0" distB="0" distL="0" distR="0" wp14:anchorId="56D1EAEF" wp14:editId="4E2EB2CF">
+            <wp:extent cx="4328535" cy="1851820"/>
+            <wp:effectExtent l="0" t="0" r="0" b="0"/>
+            <wp:docPr id="1192686615" name="Picture 1"/>
+            <wp:cNvGraphicFramePr>
+              <a:graphicFrameLocks xmlns:a="http://schemas.openxmlformats.org/drawingml/2006/main" noChangeAspect="1"/>
+            </wp:cNvGraphicFramePr>
+            <a:graphic xmlns:a="http://schemas.openxmlformats.org/drawingml/2006/main">
+              <a:graphicData uri="http://schemas.openxmlformats.org/drawingml/2006/picture">
+                <pic:pic xmlns:pic="http://schemas.openxmlformats.org/drawingml/2006/picture">
+                  <pic:nvPicPr>
+                    <pic:cNvPr id="1192686615" name=""/>
+                    <pic:cNvPicPr/>
+                  </pic:nvPicPr>
+                  <pic:blipFill>
+                    <a:blip r:embed="rId10"/>
+                    <a:stretch>
+                      <a:fillRect/>
+                    </a:stretch>
+                  </pic:blipFill>
+                  <pic:spPr>
+                    <a:xfrm>
+                      <a:off x="0" y="0"/>
+                      <a:ext cx="4328535" cy="1851820"/>
                     </a:xfrm>
                     <a:prstGeom prst="rect">
                       <a:avLst/>

--- a/SQL Practice.docx
+++ b/SQL Practice.docx
@@ -37,7 +37,43 @@
         <w:t>SELECT</w:t>
       </w:r>
       <w:r>
-        <w:t xml:space="preserve"> e.first_name, e.last_name, w.location </w:t>
+        <w:t xml:space="preserve"> </w:t>
+      </w:r>
+      <w:proofErr w:type="spellStart"/>
+      <w:proofErr w:type="gramStart"/>
+      <w:r>
+        <w:t>e.first</w:t>
+      </w:r>
+      <w:proofErr w:type="gramEnd"/>
+      <w:r>
+        <w:t>_name</w:t>
+      </w:r>
+      <w:proofErr w:type="spellEnd"/>
+      <w:r>
+        <w:t xml:space="preserve">, </w:t>
+      </w:r>
+      <w:proofErr w:type="spellStart"/>
+      <w:proofErr w:type="gramStart"/>
+      <w:r>
+        <w:t>e.last</w:t>
+      </w:r>
+      <w:proofErr w:type="gramEnd"/>
+      <w:r>
+        <w:t>_name</w:t>
+      </w:r>
+      <w:proofErr w:type="spellEnd"/>
+      <w:r>
+        <w:t xml:space="preserve">, </w:t>
+      </w:r>
+      <w:proofErr w:type="spellStart"/>
+      <w:proofErr w:type="gramStart"/>
+      <w:r>
+        <w:t>w.location</w:t>
+      </w:r>
+      <w:proofErr w:type="spellEnd"/>
+      <w:proofErr w:type="gramEnd"/>
+      <w:r>
+        <w:t xml:space="preserve"> </w:t>
       </w:r>
       <w:r>
         <w:rPr>
@@ -47,7 +83,15 @@
         <w:t>AS</w:t>
       </w:r>
       <w:r>
-        <w:t xml:space="preserve"> warehouse_location </w:t>
+        <w:t xml:space="preserve"> </w:t>
+      </w:r>
+      <w:proofErr w:type="spellStart"/>
+      <w:r>
+        <w:t>warehouse_location</w:t>
+      </w:r>
+      <w:proofErr w:type="spellEnd"/>
+      <w:r>
+        <w:t xml:space="preserve"> </w:t>
       </w:r>
       <w:r>
         <w:rPr>
@@ -67,8 +111,39 @@
         <w:t>ON</w:t>
       </w:r>
       <w:r>
-        <w:t xml:space="preserve"> e.warehouse_id = w.warehouse_id;</w:t>
-      </w:r>
+        <w:t xml:space="preserve"> </w:t>
+      </w:r>
+      <w:proofErr w:type="spellStart"/>
+      <w:proofErr w:type="gramStart"/>
+      <w:r>
+        <w:t>e.warehouse</w:t>
+      </w:r>
+      <w:proofErr w:type="gramEnd"/>
+      <w:r>
+        <w:t>_id</w:t>
+      </w:r>
+      <w:proofErr w:type="spellEnd"/>
+      <w:r>
+        <w:t xml:space="preserve"> = </w:t>
+      </w:r>
+      <w:proofErr w:type="spellStart"/>
+      <w:proofErr w:type="gramStart"/>
+      <w:r>
+        <w:t>w.warehouse</w:t>
+      </w:r>
+      <w:proofErr w:type="gramEnd"/>
+      <w:r>
+        <w:t>_</w:t>
+      </w:r>
+      <w:proofErr w:type="gramStart"/>
+      <w:r>
+        <w:t>id</w:t>
+      </w:r>
+      <w:proofErr w:type="spellEnd"/>
+      <w:r>
+        <w:t>;</w:t>
+      </w:r>
+      <w:proofErr w:type="gramEnd"/>
     </w:p>
     <w:p>
       <w:pPr>
@@ -182,7 +257,23 @@
         <w:t>SELECT</w:t>
       </w:r>
       <w:r>
-        <w:t xml:space="preserve"> product_name, price, stock_quantity </w:t>
+        <w:t xml:space="preserve"> </w:t>
+      </w:r>
+      <w:proofErr w:type="spellStart"/>
+      <w:r>
+        <w:t>product_name</w:t>
+      </w:r>
+      <w:proofErr w:type="spellEnd"/>
+      <w:r>
+        <w:t xml:space="preserve">, price, </w:t>
+      </w:r>
+      <w:proofErr w:type="spellStart"/>
+      <w:r>
+        <w:t>stock_quantity</w:t>
+      </w:r>
+      <w:proofErr w:type="spellEnd"/>
+      <w:r>
+        <w:t xml:space="preserve"> </w:t>
       </w:r>
       <w:r>
         <w:rPr>
@@ -202,8 +293,13 @@
         <w:t>WHERE</w:t>
       </w:r>
       <w:r>
-        <w:t xml:space="preserve"> category = 'Electronics';</w:t>
-      </w:r>
+        <w:t xml:space="preserve"> category = 'Electronics</w:t>
+      </w:r>
+      <w:proofErr w:type="gramStart"/>
+      <w:r>
+        <w:t>';</w:t>
+      </w:r>
+      <w:proofErr w:type="gramEnd"/>
     </w:p>
     <w:p>
       <w:pPr>
@@ -306,7 +402,46 @@
         <w:t>SELECT</w:t>
       </w:r>
       <w:r>
-        <w:t xml:space="preserve"> o.order_id, c.first_name || ' ' || c.last_name </w:t>
+        <w:t xml:space="preserve"> </w:t>
+      </w:r>
+      <w:proofErr w:type="spellStart"/>
+      <w:proofErr w:type="gramStart"/>
+      <w:r>
+        <w:t>o.order</w:t>
+      </w:r>
+      <w:proofErr w:type="gramEnd"/>
+      <w:r>
+        <w:t>_id</w:t>
+      </w:r>
+      <w:proofErr w:type="spellEnd"/>
+      <w:r>
+        <w:t xml:space="preserve">, </w:t>
+      </w:r>
+      <w:proofErr w:type="spellStart"/>
+      <w:proofErr w:type="gramStart"/>
+      <w:r>
+        <w:t>c.first</w:t>
+      </w:r>
+      <w:proofErr w:type="gramEnd"/>
+      <w:r>
+        <w:t>_name</w:t>
+      </w:r>
+      <w:proofErr w:type="spellEnd"/>
+      <w:r>
+        <w:t xml:space="preserve"> || ' ' || </w:t>
+      </w:r>
+      <w:proofErr w:type="spellStart"/>
+      <w:proofErr w:type="gramStart"/>
+      <w:r>
+        <w:t>c.last</w:t>
+      </w:r>
+      <w:proofErr w:type="gramEnd"/>
+      <w:r>
+        <w:t>_name</w:t>
+      </w:r>
+      <w:proofErr w:type="spellEnd"/>
+      <w:r>
+        <w:t xml:space="preserve"> </w:t>
       </w:r>
       <w:r>
         <w:rPr>
@@ -316,7 +451,28 @@
         <w:t>AS</w:t>
       </w:r>
       <w:r>
-        <w:t xml:space="preserve"> customer_name, o.order_date </w:t>
+        <w:t xml:space="preserve"> </w:t>
+      </w:r>
+      <w:proofErr w:type="spellStart"/>
+      <w:r>
+        <w:t>customer_name</w:t>
+      </w:r>
+      <w:proofErr w:type="spellEnd"/>
+      <w:r>
+        <w:t xml:space="preserve">, </w:t>
+      </w:r>
+      <w:proofErr w:type="spellStart"/>
+      <w:proofErr w:type="gramStart"/>
+      <w:r>
+        <w:t>o.order</w:t>
+      </w:r>
+      <w:proofErr w:type="gramEnd"/>
+      <w:r>
+        <w:t>_date</w:t>
+      </w:r>
+      <w:proofErr w:type="spellEnd"/>
+      <w:r>
+        <w:t xml:space="preserve"> </w:t>
       </w:r>
       <w:r>
         <w:rPr>
@@ -336,7 +492,33 @@
         <w:t>ON</w:t>
       </w:r>
       <w:r>
-        <w:t xml:space="preserve"> o.customer_id = c.customer_id </w:t>
+        <w:t xml:space="preserve"> </w:t>
+      </w:r>
+      <w:proofErr w:type="spellStart"/>
+      <w:proofErr w:type="gramStart"/>
+      <w:r>
+        <w:t>o.customer</w:t>
+      </w:r>
+      <w:proofErr w:type="gramEnd"/>
+      <w:r>
+        <w:t>_id</w:t>
+      </w:r>
+      <w:proofErr w:type="spellEnd"/>
+      <w:r>
+        <w:t xml:space="preserve"> = </w:t>
+      </w:r>
+      <w:proofErr w:type="spellStart"/>
+      <w:proofErr w:type="gramStart"/>
+      <w:r>
+        <w:t>c.customer</w:t>
+      </w:r>
+      <w:proofErr w:type="gramEnd"/>
+      <w:r>
+        <w:t>_id</w:t>
+      </w:r>
+      <w:proofErr w:type="spellEnd"/>
+      <w:r>
+        <w:t xml:space="preserve"> </w:t>
       </w:r>
       <w:r>
         <w:rPr>
@@ -346,8 +528,26 @@
         <w:t>WHERE</w:t>
       </w:r>
       <w:r>
-        <w:t xml:space="preserve"> o.order_date &gt; '2024-01-01';</w:t>
-      </w:r>
+        <w:t xml:space="preserve"> </w:t>
+      </w:r>
+      <w:proofErr w:type="spellStart"/>
+      <w:proofErr w:type="gramStart"/>
+      <w:r>
+        <w:t>o.order</w:t>
+      </w:r>
+      <w:proofErr w:type="gramEnd"/>
+      <w:r>
+        <w:t>_date</w:t>
+      </w:r>
+      <w:proofErr w:type="spellEnd"/>
+      <w:r>
+        <w:t xml:space="preserve"> &gt; '2024-01-01</w:t>
+      </w:r>
+      <w:proofErr w:type="gramStart"/>
+      <w:r>
+        <w:t>';</w:t>
+      </w:r>
+      <w:proofErr w:type="gramEnd"/>
     </w:p>
     <w:p>
       <w:pPr>
@@ -434,8 +634,13 @@
       <w:pPr>
         <w:pStyle w:val="ListParagraph"/>
       </w:pPr>
-      <w:r>
-        <w:t xml:space="preserve">Query : </w:t>
+      <w:proofErr w:type="gramStart"/>
+      <w:r>
+        <w:t>Query :</w:t>
+      </w:r>
+      <w:proofErr w:type="gramEnd"/>
+      <w:r>
+        <w:t xml:space="preserve"> </w:t>
       </w:r>
       <w:r>
         <w:rPr>
@@ -445,8 +650,23 @@
         <w:t>SELECT</w:t>
       </w:r>
       <w:r>
-        <w:t xml:space="preserve"> p.category, COUNT(</w:t>
-      </w:r>
+        <w:t xml:space="preserve"> </w:t>
+      </w:r>
+      <w:proofErr w:type="spellStart"/>
+      <w:proofErr w:type="gramStart"/>
+      <w:r>
+        <w:t>p.category</w:t>
+      </w:r>
+      <w:proofErr w:type="spellEnd"/>
+      <w:proofErr w:type="gramEnd"/>
+      <w:r>
+        <w:t xml:space="preserve">, </w:t>
+      </w:r>
+      <w:proofErr w:type="gramStart"/>
+      <w:r>
+        <w:t>COUNT(</w:t>
+      </w:r>
+      <w:proofErr w:type="gramEnd"/>
       <w:r>
         <w:rPr>
           <w:b/>
@@ -455,7 +675,20 @@
         <w:t>DISTINCT</w:t>
       </w:r>
       <w:r>
-        <w:t xml:space="preserve"> p.product_id) </w:t>
+        <w:t xml:space="preserve"> </w:t>
+      </w:r>
+      <w:proofErr w:type="spellStart"/>
+      <w:proofErr w:type="gramStart"/>
+      <w:r>
+        <w:t>p.product</w:t>
+      </w:r>
+      <w:proofErr w:type="gramEnd"/>
+      <w:r>
+        <w:t>_id</w:t>
+      </w:r>
+      <w:proofErr w:type="spellEnd"/>
+      <w:r>
+        <w:t xml:space="preserve">) </w:t>
       </w:r>
       <w:r>
         <w:rPr>
@@ -465,7 +698,25 @@
         <w:t>AS</w:t>
       </w:r>
       <w:r>
-        <w:t xml:space="preserve"> product_count, ROUND(AVG(r.rating), 2) </w:t>
+        <w:t xml:space="preserve"> </w:t>
+      </w:r>
+      <w:proofErr w:type="spellStart"/>
+      <w:r>
+        <w:t>product_count</w:t>
+      </w:r>
+      <w:proofErr w:type="spellEnd"/>
+      <w:r>
+        <w:t>, ROUND(AVG(</w:t>
+      </w:r>
+      <w:proofErr w:type="spellStart"/>
+      <w:proofErr w:type="gramStart"/>
+      <w:r>
+        <w:t>r.rating</w:t>
+      </w:r>
+      <w:proofErr w:type="spellEnd"/>
+      <w:proofErr w:type="gramEnd"/>
+      <w:r>
+        <w:t xml:space="preserve">), 2) </w:t>
       </w:r>
       <w:r>
         <w:rPr>
@@ -475,7 +726,15 @@
         <w:t>AS</w:t>
       </w:r>
       <w:r>
-        <w:t xml:space="preserve"> avg_rating </w:t>
+        <w:t xml:space="preserve"> </w:t>
+      </w:r>
+      <w:proofErr w:type="spellStart"/>
+      <w:r>
+        <w:t>avg_rating</w:t>
+      </w:r>
+      <w:proofErr w:type="spellEnd"/>
+      <w:r>
+        <w:t xml:space="preserve"> </w:t>
       </w:r>
       <w:r>
         <w:rPr>
@@ -495,7 +754,33 @@
         <w:t>ON</w:t>
       </w:r>
       <w:r>
-        <w:t xml:space="preserve"> p.product_id = r.product_id </w:t>
+        <w:t xml:space="preserve"> </w:t>
+      </w:r>
+      <w:proofErr w:type="spellStart"/>
+      <w:proofErr w:type="gramStart"/>
+      <w:r>
+        <w:t>p.product</w:t>
+      </w:r>
+      <w:proofErr w:type="gramEnd"/>
+      <w:r>
+        <w:t>_id</w:t>
+      </w:r>
+      <w:proofErr w:type="spellEnd"/>
+      <w:r>
+        <w:t xml:space="preserve"> = </w:t>
+      </w:r>
+      <w:proofErr w:type="spellStart"/>
+      <w:proofErr w:type="gramStart"/>
+      <w:r>
+        <w:t>r.product</w:t>
+      </w:r>
+      <w:proofErr w:type="gramEnd"/>
+      <w:r>
+        <w:t>_id</w:t>
+      </w:r>
+      <w:proofErr w:type="spellEnd"/>
+      <w:r>
+        <w:t xml:space="preserve"> </w:t>
       </w:r>
       <w:r>
         <w:rPr>
@@ -515,7 +800,17 @@
         <w:t>BY</w:t>
       </w:r>
       <w:r>
-        <w:t xml:space="preserve"> p.category </w:t>
+        <w:t xml:space="preserve"> </w:t>
+      </w:r>
+      <w:proofErr w:type="spellStart"/>
+      <w:proofErr w:type="gramStart"/>
+      <w:r>
+        <w:t>p.category</w:t>
+      </w:r>
+      <w:proofErr w:type="spellEnd"/>
+      <w:proofErr w:type="gramEnd"/>
+      <w:r>
+        <w:t xml:space="preserve"> </w:t>
       </w:r>
       <w:r>
         <w:rPr>
@@ -525,7 +820,17 @@
         <w:t>HAVING</w:t>
       </w:r>
       <w:r>
-        <w:t xml:space="preserve"> AVG(r.rating) &gt; 4.0 </w:t>
+        <w:t xml:space="preserve"> AVG(</w:t>
+      </w:r>
+      <w:proofErr w:type="spellStart"/>
+      <w:proofErr w:type="gramStart"/>
+      <w:r>
+        <w:t>r.rating</w:t>
+      </w:r>
+      <w:proofErr w:type="spellEnd"/>
+      <w:proofErr w:type="gramEnd"/>
+      <w:r>
+        <w:t xml:space="preserve">) &gt; 4.0 </w:t>
       </w:r>
       <w:r>
         <w:rPr>
@@ -545,8 +850,17 @@
         <w:t>BY</w:t>
       </w:r>
       <w:r>
-        <w:t xml:space="preserve"> avg_rating </w:t>
-      </w:r>
+        <w:t xml:space="preserve"> </w:t>
+      </w:r>
+      <w:proofErr w:type="spellStart"/>
+      <w:r>
+        <w:t>avg_rating</w:t>
+      </w:r>
+      <w:proofErr w:type="spellEnd"/>
+      <w:r>
+        <w:t xml:space="preserve"> </w:t>
+      </w:r>
+      <w:proofErr w:type="gramStart"/>
       <w:r>
         <w:rPr>
           <w:b/>
@@ -557,6 +871,7 @@
       <w:r>
         <w:t>;</w:t>
       </w:r>
+      <w:proofErr w:type="gramEnd"/>
     </w:p>
     <w:p>
       <w:pPr>
@@ -582,6 +897,9 @@
         <w:t xml:space="preserve"> </w:t>
       </w:r>
       <w:r>
+        <w:rPr>
+          <w:noProof/>
+        </w:rPr>
         <w:drawing>
           <wp:inline distT="0" distB="0" distL="0" distR="0" wp14:anchorId="5E1E70F0" wp14:editId="50DF84C6">
             <wp:extent cx="2438611" cy="571550"/>
@@ -670,7 +988,15 @@
         <w:t>SELECT</w:t>
       </w:r>
       <w:r>
-        <w:t xml:space="preserve"> product_name, price </w:t>
+        <w:t xml:space="preserve"> </w:t>
+      </w:r>
+      <w:proofErr w:type="spellStart"/>
+      <w:r>
+        <w:t>product_name</w:t>
+      </w:r>
+      <w:proofErr w:type="spellEnd"/>
+      <w:r>
+        <w:t xml:space="preserve">, price </w:t>
       </w:r>
       <w:r>
         <w:rPr>
@@ -690,8 +1016,13 @@
         <w:t>WHERE</w:t>
       </w:r>
       <w:r>
-        <w:t xml:space="preserve"> price &gt; 100;</w:t>
-      </w:r>
+        <w:t xml:space="preserve"> price &gt; </w:t>
+      </w:r>
+      <w:proofErr w:type="gramStart"/>
+      <w:r>
+        <w:t>100;</w:t>
+      </w:r>
+      <w:proofErr w:type="gramEnd"/>
     </w:p>
     <w:p>
       <w:pPr>
@@ -711,6 +1042,9 @@
         <w:pStyle w:val="ListParagraph"/>
       </w:pPr>
       <w:r>
+        <w:rPr>
+          <w:noProof/>
+        </w:rPr>
         <w:drawing>
           <wp:inline distT="0" distB="0" distL="0" distR="0" wp14:anchorId="2F3E06F7" wp14:editId="799E0B91">
             <wp:extent cx="1737511" cy="1204064"/>
@@ -757,7 +1091,15 @@
         </w:numPr>
       </w:pPr>
       <w:r>
-        <w:t>From the following tables write a SQL query to find the salesperson and customer who reside in the same city. Return Salesman, cust_name and city.</w:t>
+        <w:t xml:space="preserve">From the following tables write a SQL query to find the salesperson and customer who reside in the same city. Return Salesman, </w:t>
+      </w:r>
+      <w:proofErr w:type="spellStart"/>
+      <w:r>
+        <w:t>cust_name</w:t>
+      </w:r>
+      <w:proofErr w:type="spellEnd"/>
+      <w:r>
+        <w:t xml:space="preserve"> and city.</w:t>
       </w:r>
     </w:p>
     <w:p>
@@ -785,8 +1127,28 @@
         <w:t xml:space="preserve"> </w:t>
       </w:r>
       <w:r>
-        <w:t>SELECT salesman.name AS "Salesman", customer.cust_name, customer.city</w:t>
-      </w:r>
+        <w:t xml:space="preserve">SELECT salesman.name AS "Salesman", </w:t>
+      </w:r>
+      <w:proofErr w:type="spellStart"/>
+      <w:proofErr w:type="gramStart"/>
+      <w:r>
+        <w:t>customer.cust</w:t>
+      </w:r>
+      <w:proofErr w:type="gramEnd"/>
+      <w:r>
+        <w:t>_name</w:t>
+      </w:r>
+      <w:proofErr w:type="spellEnd"/>
+      <w:r>
+        <w:t xml:space="preserve">, </w:t>
+      </w:r>
+      <w:proofErr w:type="spellStart"/>
+      <w:proofErr w:type="gramStart"/>
+      <w:r>
+        <w:t>customer.city</w:t>
+      </w:r>
+      <w:proofErr w:type="spellEnd"/>
+      <w:proofErr w:type="gramEnd"/>
     </w:p>
     <w:p>
       <w:pPr>
@@ -804,7 +1166,27 @@
         <w:pStyle w:val="ListParagraph"/>
       </w:pPr>
       <w:r>
-        <w:t>WHERE salesman.city = customer.city;</w:t>
+        <w:t xml:space="preserve">WHERE </w:t>
+      </w:r>
+      <w:proofErr w:type="spellStart"/>
+      <w:proofErr w:type="gramStart"/>
+      <w:r>
+        <w:t>salesman.city</w:t>
+      </w:r>
+      <w:proofErr w:type="spellEnd"/>
+      <w:proofErr w:type="gramEnd"/>
+      <w:r>
+        <w:t xml:space="preserve"> = </w:t>
+      </w:r>
+      <w:proofErr w:type="spellStart"/>
+      <w:proofErr w:type="gramStart"/>
+      <w:r>
+        <w:t>customer.city</w:t>
+      </w:r>
+      <w:proofErr w:type="spellEnd"/>
+      <w:proofErr w:type="gramEnd"/>
+      <w:r>
+        <w:t>;</w:t>
       </w:r>
     </w:p>
     <w:p>
@@ -825,6 +1207,9 @@
         <w:pStyle w:val="ListParagraph"/>
       </w:pPr>
       <w:r>
+        <w:rPr>
+          <w:noProof/>
+        </w:rPr>
         <w:drawing>
           <wp:inline distT="0" distB="0" distL="0" distR="0" wp14:anchorId="56D1EAEF" wp14:editId="4E2EB2CF">
             <wp:extent cx="4328535" cy="1851820"/>
@@ -866,6 +1251,336 @@
       <w:pPr>
         <w:pStyle w:val="ListParagraph"/>
       </w:pPr>
+    </w:p>
+    <w:p>
+      <w:pPr>
+        <w:pStyle w:val="ListParagraph"/>
+      </w:pPr>
+    </w:p>
+    <w:p>
+      <w:pPr>
+        <w:pStyle w:val="ListParagraph"/>
+      </w:pPr>
+    </w:p>
+    <w:p>
+      <w:pPr>
+        <w:pStyle w:val="ListParagraph"/>
+      </w:pPr>
+    </w:p>
+    <w:p>
+      <w:pPr>
+        <w:pStyle w:val="ListParagraph"/>
+        <w:numPr>
+          <w:ilvl w:val="0"/>
+          <w:numId w:val="3"/>
+        </w:numPr>
+      </w:pPr>
+      <w:r>
+        <w:lastRenderedPageBreak/>
+        <w:t>List each customer's full name and the dates of all orders they have placed. Find the history for 'Liam Smith'.</w:t>
+      </w:r>
+    </w:p>
+    <w:p>
+      <w:pPr>
+        <w:pStyle w:val="ListParagraph"/>
+      </w:pPr>
+    </w:p>
+    <w:p>
+      <w:pPr>
+        <w:pStyle w:val="ListParagraph"/>
+      </w:pPr>
+      <w:r>
+        <w:t>Query:</w:t>
+      </w:r>
+      <w:r>
+        <w:t xml:space="preserve"> </w:t>
+      </w:r>
+      <w:r>
+        <w:t xml:space="preserve">SELECT </w:t>
+      </w:r>
+      <w:proofErr w:type="spellStart"/>
+      <w:proofErr w:type="gramStart"/>
+      <w:r>
+        <w:t>c.first</w:t>
+      </w:r>
+      <w:proofErr w:type="gramEnd"/>
+      <w:r>
+        <w:t>_name</w:t>
+      </w:r>
+      <w:proofErr w:type="spellEnd"/>
+      <w:r>
+        <w:t xml:space="preserve">, </w:t>
+      </w:r>
+      <w:proofErr w:type="spellStart"/>
+      <w:proofErr w:type="gramStart"/>
+      <w:r>
+        <w:t>c.last</w:t>
+      </w:r>
+      <w:proofErr w:type="gramEnd"/>
+      <w:r>
+        <w:t>_name</w:t>
+      </w:r>
+      <w:proofErr w:type="spellEnd"/>
+      <w:r>
+        <w:t xml:space="preserve">, </w:t>
+      </w:r>
+      <w:proofErr w:type="spellStart"/>
+      <w:proofErr w:type="gramStart"/>
+      <w:r>
+        <w:t>o.order</w:t>
+      </w:r>
+      <w:proofErr w:type="gramEnd"/>
+      <w:r>
+        <w:t>_date</w:t>
+      </w:r>
+      <w:proofErr w:type="spellEnd"/>
+    </w:p>
+    <w:p>
+      <w:pPr>
+        <w:pStyle w:val="ListParagraph"/>
+      </w:pPr>
+      <w:r>
+        <w:t xml:space="preserve">            FROM customers c</w:t>
+      </w:r>
+    </w:p>
+    <w:p>
+      <w:pPr>
+        <w:pStyle w:val="ListParagraph"/>
+      </w:pPr>
+      <w:r>
+        <w:t xml:space="preserve">            JOIN orders o ON c.id = </w:t>
+      </w:r>
+      <w:proofErr w:type="spellStart"/>
+      <w:proofErr w:type="gramStart"/>
+      <w:r>
+        <w:t>o.customer</w:t>
+      </w:r>
+      <w:proofErr w:type="gramEnd"/>
+      <w:r>
+        <w:t>_id</w:t>
+      </w:r>
+      <w:proofErr w:type="spellEnd"/>
+    </w:p>
+    <w:p>
+      <w:pPr>
+        <w:pStyle w:val="ListParagraph"/>
+      </w:pPr>
+      <w:r>
+        <w:t xml:space="preserve">            WHERE </w:t>
+      </w:r>
+      <w:proofErr w:type="spellStart"/>
+      <w:proofErr w:type="gramStart"/>
+      <w:r>
+        <w:t>c.first</w:t>
+      </w:r>
+      <w:proofErr w:type="gramEnd"/>
+      <w:r>
+        <w:t>_name</w:t>
+      </w:r>
+      <w:proofErr w:type="spellEnd"/>
+      <w:r>
+        <w:t xml:space="preserve"> = 'Liam' AND </w:t>
+      </w:r>
+      <w:proofErr w:type="spellStart"/>
+      <w:proofErr w:type="gramStart"/>
+      <w:r>
+        <w:t>c.last</w:t>
+      </w:r>
+      <w:proofErr w:type="gramEnd"/>
+      <w:r>
+        <w:t>_name</w:t>
+      </w:r>
+      <w:proofErr w:type="spellEnd"/>
+      <w:r>
+        <w:t xml:space="preserve"> = 'Smith'</w:t>
+      </w:r>
+    </w:p>
+    <w:p>
+      <w:pPr>
+        <w:pStyle w:val="ListParagraph"/>
+      </w:pPr>
+      <w:r>
+        <w:t xml:space="preserve">            ORDER BY </w:t>
+      </w:r>
+      <w:proofErr w:type="spellStart"/>
+      <w:proofErr w:type="gramStart"/>
+      <w:r>
+        <w:t>o.order</w:t>
+      </w:r>
+      <w:proofErr w:type="gramEnd"/>
+      <w:r>
+        <w:t>_</w:t>
+      </w:r>
+      <w:proofErr w:type="gramStart"/>
+      <w:r>
+        <w:t>date</w:t>
+      </w:r>
+      <w:proofErr w:type="spellEnd"/>
+      <w:r>
+        <w:t>;</w:t>
+      </w:r>
+      <w:proofErr w:type="gramEnd"/>
+    </w:p>
+    <w:p>
+      <w:pPr>
+        <w:pStyle w:val="ListParagraph"/>
+      </w:pPr>
+      <w:r>
+        <w:t>Result:</w:t>
+      </w:r>
+    </w:p>
+    <w:p>
+      <w:pPr>
+        <w:pStyle w:val="ListParagraph"/>
+      </w:pPr>
+      <w:r>
+        <w:drawing>
+          <wp:inline distT="0" distB="0" distL="0" distR="0" wp14:anchorId="2A6DE066" wp14:editId="57A82DFE">
+            <wp:extent cx="4572000" cy="1534160"/>
+            <wp:effectExtent l="0" t="0" r="0" b="8890"/>
+            <wp:docPr id="808827706" name="Picture 1"/>
+            <wp:cNvGraphicFramePr>
+              <a:graphicFrameLocks xmlns:a="http://schemas.openxmlformats.org/drawingml/2006/main" noChangeAspect="1"/>
+            </wp:cNvGraphicFramePr>
+            <a:graphic xmlns:a="http://schemas.openxmlformats.org/drawingml/2006/main">
+              <a:graphicData uri="http://schemas.openxmlformats.org/drawingml/2006/picture">
+                <pic:pic xmlns:pic="http://schemas.openxmlformats.org/drawingml/2006/picture">
+                  <pic:nvPicPr>
+                    <pic:cNvPr id="808827706" name=""/>
+                    <pic:cNvPicPr/>
+                  </pic:nvPicPr>
+                  <pic:blipFill>
+                    <a:blip r:embed="rId11"/>
+                    <a:stretch>
+                      <a:fillRect/>
+                    </a:stretch>
+                  </pic:blipFill>
+                  <pic:spPr>
+                    <a:xfrm>
+                      <a:off x="0" y="0"/>
+                      <a:ext cx="4572000" cy="1534160"/>
+                    </a:xfrm>
+                    <a:prstGeom prst="rect">
+                      <a:avLst/>
+                    </a:prstGeom>
+                  </pic:spPr>
+                </pic:pic>
+              </a:graphicData>
+            </a:graphic>
+          </wp:inline>
+        </w:drawing>
+      </w:r>
+    </w:p>
+    <w:p>
+      <w:pPr>
+        <w:pStyle w:val="ListParagraph"/>
+      </w:pPr>
+    </w:p>
+    <w:p>
+      <w:pPr>
+        <w:pStyle w:val="ListParagraph"/>
+      </w:pPr>
+    </w:p>
+    <w:p>
+      <w:pPr>
+        <w:pStyle w:val="ListParagraph"/>
+        <w:numPr>
+          <w:ilvl w:val="0"/>
+          <w:numId w:val="3"/>
+        </w:numPr>
+      </w:pPr>
+      <w:r>
+        <w:t xml:space="preserve">Calculate the total revenue from all sales in the </w:t>
+      </w:r>
+      <w:proofErr w:type="spellStart"/>
+      <w:r>
+        <w:t>order_items</w:t>
+      </w:r>
+      <w:proofErr w:type="spellEnd"/>
+      <w:r>
+        <w:t xml:space="preserve"> table.</w:t>
+      </w:r>
+    </w:p>
+    <w:p>
+      <w:pPr>
+        <w:pStyle w:val="ListParagraph"/>
+      </w:pPr>
+    </w:p>
+    <w:p>
+      <w:pPr>
+        <w:pStyle w:val="ListParagraph"/>
+      </w:pPr>
+      <w:r>
+        <w:t>Query:</w:t>
+      </w:r>
+      <w:r>
+        <w:t xml:space="preserve"> </w:t>
+      </w:r>
+      <w:r>
+        <w:t xml:space="preserve">SELECT </w:t>
+      </w:r>
+      <w:proofErr w:type="gramStart"/>
+      <w:r>
+        <w:t>SUM(</w:t>
+      </w:r>
+      <w:proofErr w:type="gramEnd"/>
+      <w:r>
+        <w:t xml:space="preserve">quantity * </w:t>
+      </w:r>
+      <w:proofErr w:type="spellStart"/>
+      <w:r>
+        <w:t>price_per_unit</w:t>
+      </w:r>
+      <w:proofErr w:type="spellEnd"/>
+      <w:r>
+        <w:t xml:space="preserve">) as </w:t>
+      </w:r>
+      <w:proofErr w:type="spellStart"/>
+      <w:r>
+        <w:t>total_revenue</w:t>
+      </w:r>
+      <w:proofErr w:type="spellEnd"/>
+      <w:r>
+        <w:t xml:space="preserve"> FROM </w:t>
+      </w:r>
+      <w:proofErr w:type="spellStart"/>
+      <w:r>
+        <w:t>order_</w:t>
+      </w:r>
+      <w:proofErr w:type="gramStart"/>
+      <w:r>
+        <w:t>items</w:t>
+      </w:r>
+      <w:proofErr w:type="spellEnd"/>
+      <w:r>
+        <w:t>;</w:t>
+      </w:r>
+      <w:proofErr w:type="gramEnd"/>
+    </w:p>
+    <w:p>
+      <w:pPr>
+        <w:pStyle w:val="ListParagraph"/>
+      </w:pPr>
+    </w:p>
+    <w:p>
+      <w:pPr>
+        <w:pStyle w:val="ListParagraph"/>
+      </w:pPr>
+      <w:r>
+        <w:t>Result:</w:t>
+      </w:r>
+      <w:r>
+        <w:rPr>
+          <w:rFonts w:ascii="Arial" w:hAnsi="Arial" w:cs="Arial"/>
+          <w:color w:val="FAFAFA"/>
+          <w:sz w:val="21"/>
+          <w:szCs w:val="21"/>
+        </w:rPr>
+        <w:t xml:space="preserve"> </w:t>
+      </w:r>
+      <w:r>
+        <w:t>22479.6</w:t>
+      </w:r>
     </w:p>
     <w:p>
       <w:pPr>

--- a/SQL Practice.docx
+++ b/SQL Practice.docx
@@ -37,43 +37,7 @@
         <w:t>SELECT</w:t>
       </w:r>
       <w:r>
-        <w:t xml:space="preserve"> </w:t>
-      </w:r>
-      <w:proofErr w:type="spellStart"/>
-      <w:proofErr w:type="gramStart"/>
-      <w:r>
-        <w:t>e.first</w:t>
-      </w:r>
-      <w:proofErr w:type="gramEnd"/>
-      <w:r>
-        <w:t>_name</w:t>
-      </w:r>
-      <w:proofErr w:type="spellEnd"/>
-      <w:r>
-        <w:t xml:space="preserve">, </w:t>
-      </w:r>
-      <w:proofErr w:type="spellStart"/>
-      <w:proofErr w:type="gramStart"/>
-      <w:r>
-        <w:t>e.last</w:t>
-      </w:r>
-      <w:proofErr w:type="gramEnd"/>
-      <w:r>
-        <w:t>_name</w:t>
-      </w:r>
-      <w:proofErr w:type="spellEnd"/>
-      <w:r>
-        <w:t xml:space="preserve">, </w:t>
-      </w:r>
-      <w:proofErr w:type="spellStart"/>
-      <w:proofErr w:type="gramStart"/>
-      <w:r>
-        <w:t>w.location</w:t>
-      </w:r>
-      <w:proofErr w:type="spellEnd"/>
-      <w:proofErr w:type="gramEnd"/>
-      <w:r>
-        <w:t xml:space="preserve"> </w:t>
+        <w:t xml:space="preserve"> e.first_name, e.last_name, w.location </w:t>
       </w:r>
       <w:r>
         <w:rPr>
@@ -83,15 +47,7 @@
         <w:t>AS</w:t>
       </w:r>
       <w:r>
-        <w:t xml:space="preserve"> </w:t>
-      </w:r>
-      <w:proofErr w:type="spellStart"/>
-      <w:r>
-        <w:t>warehouse_location</w:t>
-      </w:r>
-      <w:proofErr w:type="spellEnd"/>
-      <w:r>
-        <w:t xml:space="preserve"> </w:t>
+        <w:t xml:space="preserve"> warehouse_location </w:t>
       </w:r>
       <w:r>
         <w:rPr>
@@ -111,39 +67,8 @@
         <w:t>ON</w:t>
       </w:r>
       <w:r>
-        <w:t xml:space="preserve"> </w:t>
-      </w:r>
-      <w:proofErr w:type="spellStart"/>
-      <w:proofErr w:type="gramStart"/>
-      <w:r>
-        <w:t>e.warehouse</w:t>
-      </w:r>
-      <w:proofErr w:type="gramEnd"/>
-      <w:r>
-        <w:t>_id</w:t>
-      </w:r>
-      <w:proofErr w:type="spellEnd"/>
-      <w:r>
-        <w:t xml:space="preserve"> = </w:t>
-      </w:r>
-      <w:proofErr w:type="spellStart"/>
-      <w:proofErr w:type="gramStart"/>
-      <w:r>
-        <w:t>w.warehouse</w:t>
-      </w:r>
-      <w:proofErr w:type="gramEnd"/>
-      <w:r>
-        <w:t>_</w:t>
-      </w:r>
-      <w:proofErr w:type="gramStart"/>
-      <w:r>
-        <w:t>id</w:t>
-      </w:r>
-      <w:proofErr w:type="spellEnd"/>
-      <w:r>
-        <w:t>;</w:t>
-      </w:r>
-      <w:proofErr w:type="gramEnd"/>
+        <w:t xml:space="preserve"> e.warehouse_id = w.warehouse_id;</w:t>
+      </w:r>
     </w:p>
     <w:p>
       <w:pPr>
@@ -257,23 +182,7 @@
         <w:t>SELECT</w:t>
       </w:r>
       <w:r>
-        <w:t xml:space="preserve"> </w:t>
-      </w:r>
-      <w:proofErr w:type="spellStart"/>
-      <w:r>
-        <w:t>product_name</w:t>
-      </w:r>
-      <w:proofErr w:type="spellEnd"/>
-      <w:r>
-        <w:t xml:space="preserve">, price, </w:t>
-      </w:r>
-      <w:proofErr w:type="spellStart"/>
-      <w:r>
-        <w:t>stock_quantity</w:t>
-      </w:r>
-      <w:proofErr w:type="spellEnd"/>
-      <w:r>
-        <w:t xml:space="preserve"> </w:t>
+        <w:t xml:space="preserve"> product_name, price, stock_quantity </w:t>
       </w:r>
       <w:r>
         <w:rPr>
@@ -293,13 +202,8 @@
         <w:t>WHERE</w:t>
       </w:r>
       <w:r>
-        <w:t xml:space="preserve"> category = 'Electronics</w:t>
-      </w:r>
-      <w:proofErr w:type="gramStart"/>
-      <w:r>
-        <w:t>';</w:t>
-      </w:r>
-      <w:proofErr w:type="gramEnd"/>
+        <w:t xml:space="preserve"> category = 'Electronics';</w:t>
+      </w:r>
     </w:p>
     <w:p>
       <w:pPr>
@@ -402,46 +306,7 @@
         <w:t>SELECT</w:t>
       </w:r>
       <w:r>
-        <w:t xml:space="preserve"> </w:t>
-      </w:r>
-      <w:proofErr w:type="spellStart"/>
-      <w:proofErr w:type="gramStart"/>
-      <w:r>
-        <w:t>o.order</w:t>
-      </w:r>
-      <w:proofErr w:type="gramEnd"/>
-      <w:r>
-        <w:t>_id</w:t>
-      </w:r>
-      <w:proofErr w:type="spellEnd"/>
-      <w:r>
-        <w:t xml:space="preserve">, </w:t>
-      </w:r>
-      <w:proofErr w:type="spellStart"/>
-      <w:proofErr w:type="gramStart"/>
-      <w:r>
-        <w:t>c.first</w:t>
-      </w:r>
-      <w:proofErr w:type="gramEnd"/>
-      <w:r>
-        <w:t>_name</w:t>
-      </w:r>
-      <w:proofErr w:type="spellEnd"/>
-      <w:r>
-        <w:t xml:space="preserve"> || ' ' || </w:t>
-      </w:r>
-      <w:proofErr w:type="spellStart"/>
-      <w:proofErr w:type="gramStart"/>
-      <w:r>
-        <w:t>c.last</w:t>
-      </w:r>
-      <w:proofErr w:type="gramEnd"/>
-      <w:r>
-        <w:t>_name</w:t>
-      </w:r>
-      <w:proofErr w:type="spellEnd"/>
-      <w:r>
-        <w:t xml:space="preserve"> </w:t>
+        <w:t xml:space="preserve"> o.order_id, c.first_name || ' ' || c.last_name </w:t>
       </w:r>
       <w:r>
         <w:rPr>
@@ -451,28 +316,7 @@
         <w:t>AS</w:t>
       </w:r>
       <w:r>
-        <w:t xml:space="preserve"> </w:t>
-      </w:r>
-      <w:proofErr w:type="spellStart"/>
-      <w:r>
-        <w:t>customer_name</w:t>
-      </w:r>
-      <w:proofErr w:type="spellEnd"/>
-      <w:r>
-        <w:t xml:space="preserve">, </w:t>
-      </w:r>
-      <w:proofErr w:type="spellStart"/>
-      <w:proofErr w:type="gramStart"/>
-      <w:r>
-        <w:t>o.order</w:t>
-      </w:r>
-      <w:proofErr w:type="gramEnd"/>
-      <w:r>
-        <w:t>_date</w:t>
-      </w:r>
-      <w:proofErr w:type="spellEnd"/>
-      <w:r>
-        <w:t xml:space="preserve"> </w:t>
+        <w:t xml:space="preserve"> customer_name, o.order_date </w:t>
       </w:r>
       <w:r>
         <w:rPr>
@@ -492,33 +336,7 @@
         <w:t>ON</w:t>
       </w:r>
       <w:r>
-        <w:t xml:space="preserve"> </w:t>
-      </w:r>
-      <w:proofErr w:type="spellStart"/>
-      <w:proofErr w:type="gramStart"/>
-      <w:r>
-        <w:t>o.customer</w:t>
-      </w:r>
-      <w:proofErr w:type="gramEnd"/>
-      <w:r>
-        <w:t>_id</w:t>
-      </w:r>
-      <w:proofErr w:type="spellEnd"/>
-      <w:r>
-        <w:t xml:space="preserve"> = </w:t>
-      </w:r>
-      <w:proofErr w:type="spellStart"/>
-      <w:proofErr w:type="gramStart"/>
-      <w:r>
-        <w:t>c.customer</w:t>
-      </w:r>
-      <w:proofErr w:type="gramEnd"/>
-      <w:r>
-        <w:t>_id</w:t>
-      </w:r>
-      <w:proofErr w:type="spellEnd"/>
-      <w:r>
-        <w:t xml:space="preserve"> </w:t>
+        <w:t xml:space="preserve"> o.customer_id = c.customer_id </w:t>
       </w:r>
       <w:r>
         <w:rPr>
@@ -528,26 +346,8 @@
         <w:t>WHERE</w:t>
       </w:r>
       <w:r>
-        <w:t xml:space="preserve"> </w:t>
-      </w:r>
-      <w:proofErr w:type="spellStart"/>
-      <w:proofErr w:type="gramStart"/>
-      <w:r>
-        <w:t>o.order</w:t>
-      </w:r>
-      <w:proofErr w:type="gramEnd"/>
-      <w:r>
-        <w:t>_date</w:t>
-      </w:r>
-      <w:proofErr w:type="spellEnd"/>
-      <w:r>
-        <w:t xml:space="preserve"> &gt; '2024-01-01</w:t>
-      </w:r>
-      <w:proofErr w:type="gramStart"/>
-      <w:r>
-        <w:t>';</w:t>
-      </w:r>
-      <w:proofErr w:type="gramEnd"/>
+        <w:t xml:space="preserve"> o.order_date &gt; '2024-01-01';</w:t>
+      </w:r>
     </w:p>
     <w:p>
       <w:pPr>
@@ -634,11 +434,76 @@
       <w:pPr>
         <w:pStyle w:val="ListParagraph"/>
       </w:pPr>
-      <w:proofErr w:type="gramStart"/>
-      <w:r>
-        <w:t>Query :</w:t>
-      </w:r>
-      <w:proofErr w:type="gramEnd"/>
+      <w:r>
+        <w:t xml:space="preserve">Query : </w:t>
+      </w:r>
+      <w:r>
+        <w:rPr>
+          <w:b/>
+          <w:bCs/>
+        </w:rPr>
+        <w:t>SELECT</w:t>
+      </w:r>
+      <w:r>
+        <w:t xml:space="preserve"> p.category, COUNT(</w:t>
+      </w:r>
+      <w:r>
+        <w:rPr>
+          <w:b/>
+          <w:bCs/>
+        </w:rPr>
+        <w:t>DISTINCT</w:t>
+      </w:r>
+      <w:r>
+        <w:t xml:space="preserve"> p.product_id) </w:t>
+      </w:r>
+      <w:r>
+        <w:rPr>
+          <w:b/>
+          <w:bCs/>
+        </w:rPr>
+        <w:t>AS</w:t>
+      </w:r>
+      <w:r>
+        <w:t xml:space="preserve"> product_count, ROUND(AVG(r.rating), 2) </w:t>
+      </w:r>
+      <w:r>
+        <w:rPr>
+          <w:b/>
+          <w:bCs/>
+        </w:rPr>
+        <w:t>AS</w:t>
+      </w:r>
+      <w:r>
+        <w:t xml:space="preserve"> avg_rating </w:t>
+      </w:r>
+      <w:r>
+        <w:rPr>
+          <w:b/>
+          <w:bCs/>
+        </w:rPr>
+        <w:t>FROM</w:t>
+      </w:r>
+      <w:r>
+        <w:t xml:space="preserve"> products p INNER JOIN reviews r </w:t>
+      </w:r>
+      <w:r>
+        <w:rPr>
+          <w:b/>
+          <w:bCs/>
+        </w:rPr>
+        <w:t>ON</w:t>
+      </w:r>
+      <w:r>
+        <w:t xml:space="preserve"> p.product_id = r.product_id </w:t>
+      </w:r>
+      <w:r>
+        <w:rPr>
+          <w:b/>
+          <w:bCs/>
+        </w:rPr>
+        <w:t>GROUP</w:t>
+      </w:r>
       <w:r>
         <w:t xml:space="preserve"> </w:t>
       </w:r>
@@ -647,151 +512,31 @@
           <w:b/>
           <w:bCs/>
         </w:rPr>
-        <w:t>SELECT</w:t>
+        <w:t>BY</w:t>
+      </w:r>
+      <w:r>
+        <w:t xml:space="preserve"> p.category </w:t>
+      </w:r>
+      <w:r>
+        <w:rPr>
+          <w:b/>
+          <w:bCs/>
+        </w:rPr>
+        <w:t>HAVING</w:t>
+      </w:r>
+      <w:r>
+        <w:t xml:space="preserve"> AVG(r.rating) &gt; 4.0 </w:t>
+      </w:r>
+      <w:r>
+        <w:rPr>
+          <w:b/>
+          <w:bCs/>
+        </w:rPr>
+        <w:t>ORDER</w:t>
       </w:r>
       <w:r>
         <w:t xml:space="preserve"> </w:t>
       </w:r>
-      <w:proofErr w:type="spellStart"/>
-      <w:proofErr w:type="gramStart"/>
-      <w:r>
-        <w:t>p.category</w:t>
-      </w:r>
-      <w:proofErr w:type="spellEnd"/>
-      <w:proofErr w:type="gramEnd"/>
-      <w:r>
-        <w:t xml:space="preserve">, </w:t>
-      </w:r>
-      <w:proofErr w:type="gramStart"/>
-      <w:r>
-        <w:t>COUNT(</w:t>
-      </w:r>
-      <w:proofErr w:type="gramEnd"/>
-      <w:r>
-        <w:rPr>
-          <w:b/>
-          <w:bCs/>
-        </w:rPr>
-        <w:t>DISTINCT</w:t>
-      </w:r>
-      <w:r>
-        <w:t xml:space="preserve"> </w:t>
-      </w:r>
-      <w:proofErr w:type="spellStart"/>
-      <w:proofErr w:type="gramStart"/>
-      <w:r>
-        <w:t>p.product</w:t>
-      </w:r>
-      <w:proofErr w:type="gramEnd"/>
-      <w:r>
-        <w:t>_id</w:t>
-      </w:r>
-      <w:proofErr w:type="spellEnd"/>
-      <w:r>
-        <w:t xml:space="preserve">) </w:t>
-      </w:r>
-      <w:r>
-        <w:rPr>
-          <w:b/>
-          <w:bCs/>
-        </w:rPr>
-        <w:t>AS</w:t>
-      </w:r>
-      <w:r>
-        <w:t xml:space="preserve"> </w:t>
-      </w:r>
-      <w:proofErr w:type="spellStart"/>
-      <w:r>
-        <w:t>product_count</w:t>
-      </w:r>
-      <w:proofErr w:type="spellEnd"/>
-      <w:r>
-        <w:t>, ROUND(AVG(</w:t>
-      </w:r>
-      <w:proofErr w:type="spellStart"/>
-      <w:proofErr w:type="gramStart"/>
-      <w:r>
-        <w:t>r.rating</w:t>
-      </w:r>
-      <w:proofErr w:type="spellEnd"/>
-      <w:proofErr w:type="gramEnd"/>
-      <w:r>
-        <w:t xml:space="preserve">), 2) </w:t>
-      </w:r>
-      <w:r>
-        <w:rPr>
-          <w:b/>
-          <w:bCs/>
-        </w:rPr>
-        <w:t>AS</w:t>
-      </w:r>
-      <w:r>
-        <w:t xml:space="preserve"> </w:t>
-      </w:r>
-      <w:proofErr w:type="spellStart"/>
-      <w:r>
-        <w:t>avg_rating</w:t>
-      </w:r>
-      <w:proofErr w:type="spellEnd"/>
-      <w:r>
-        <w:t xml:space="preserve"> </w:t>
-      </w:r>
-      <w:r>
-        <w:rPr>
-          <w:b/>
-          <w:bCs/>
-        </w:rPr>
-        <w:t>FROM</w:t>
-      </w:r>
-      <w:r>
-        <w:t xml:space="preserve"> products p INNER JOIN reviews r </w:t>
-      </w:r>
-      <w:r>
-        <w:rPr>
-          <w:b/>
-          <w:bCs/>
-        </w:rPr>
-        <w:t>ON</w:t>
-      </w:r>
-      <w:r>
-        <w:t xml:space="preserve"> </w:t>
-      </w:r>
-      <w:proofErr w:type="spellStart"/>
-      <w:proofErr w:type="gramStart"/>
-      <w:r>
-        <w:t>p.product</w:t>
-      </w:r>
-      <w:proofErr w:type="gramEnd"/>
-      <w:r>
-        <w:t>_id</w:t>
-      </w:r>
-      <w:proofErr w:type="spellEnd"/>
-      <w:r>
-        <w:t xml:space="preserve"> = </w:t>
-      </w:r>
-      <w:proofErr w:type="spellStart"/>
-      <w:proofErr w:type="gramStart"/>
-      <w:r>
-        <w:t>r.product</w:t>
-      </w:r>
-      <w:proofErr w:type="gramEnd"/>
-      <w:r>
-        <w:t>_id</w:t>
-      </w:r>
-      <w:proofErr w:type="spellEnd"/>
-      <w:r>
-        <w:t xml:space="preserve"> </w:t>
-      </w:r>
-      <w:r>
-        <w:rPr>
-          <w:b/>
-          <w:bCs/>
-        </w:rPr>
-        <w:t>GROUP</w:t>
-      </w:r>
-      <w:r>
-        <w:t xml:space="preserve"> </w:t>
-      </w:r>
       <w:r>
         <w:rPr>
           <w:b/>
@@ -800,67 +545,8 @@
         <w:t>BY</w:t>
       </w:r>
       <w:r>
-        <w:t xml:space="preserve"> </w:t>
-      </w:r>
-      <w:proofErr w:type="spellStart"/>
-      <w:proofErr w:type="gramStart"/>
-      <w:r>
-        <w:t>p.category</w:t>
-      </w:r>
-      <w:proofErr w:type="spellEnd"/>
-      <w:proofErr w:type="gramEnd"/>
-      <w:r>
-        <w:t xml:space="preserve"> </w:t>
-      </w:r>
-      <w:r>
-        <w:rPr>
-          <w:b/>
-          <w:bCs/>
-        </w:rPr>
-        <w:t>HAVING</w:t>
-      </w:r>
-      <w:r>
-        <w:t xml:space="preserve"> AVG(</w:t>
-      </w:r>
-      <w:proofErr w:type="spellStart"/>
-      <w:proofErr w:type="gramStart"/>
-      <w:r>
-        <w:t>r.rating</w:t>
-      </w:r>
-      <w:proofErr w:type="spellEnd"/>
-      <w:proofErr w:type="gramEnd"/>
-      <w:r>
-        <w:t xml:space="preserve">) &gt; 4.0 </w:t>
-      </w:r>
-      <w:r>
-        <w:rPr>
-          <w:b/>
-          <w:bCs/>
-        </w:rPr>
-        <w:t>ORDER</w:t>
-      </w:r>
-      <w:r>
-        <w:t xml:space="preserve"> </w:t>
-      </w:r>
-      <w:r>
-        <w:rPr>
-          <w:b/>
-          <w:bCs/>
-        </w:rPr>
-        <w:t>BY</w:t>
-      </w:r>
-      <w:r>
-        <w:t xml:space="preserve"> </w:t>
-      </w:r>
-      <w:proofErr w:type="spellStart"/>
-      <w:r>
-        <w:t>avg_rating</w:t>
-      </w:r>
-      <w:proofErr w:type="spellEnd"/>
-      <w:r>
-        <w:t xml:space="preserve"> </w:t>
-      </w:r>
-      <w:proofErr w:type="gramStart"/>
+        <w:t xml:space="preserve"> avg_rating </w:t>
+      </w:r>
       <w:r>
         <w:rPr>
           <w:b/>
@@ -871,7 +557,6 @@
       <w:r>
         <w:t>;</w:t>
       </w:r>
-      <w:proofErr w:type="gramEnd"/>
     </w:p>
     <w:p>
       <w:pPr>
@@ -988,15 +673,7 @@
         <w:t>SELECT</w:t>
       </w:r>
       <w:r>
-        <w:t xml:space="preserve"> </w:t>
-      </w:r>
-      <w:proofErr w:type="spellStart"/>
-      <w:r>
-        <w:t>product_name</w:t>
-      </w:r>
-      <w:proofErr w:type="spellEnd"/>
-      <w:r>
-        <w:t xml:space="preserve">, price </w:t>
+        <w:t xml:space="preserve"> product_name, price </w:t>
       </w:r>
       <w:r>
         <w:rPr>
@@ -1016,13 +693,8 @@
         <w:t>WHERE</w:t>
       </w:r>
       <w:r>
-        <w:t xml:space="preserve"> price &gt; </w:t>
-      </w:r>
-      <w:proofErr w:type="gramStart"/>
-      <w:r>
-        <w:t>100;</w:t>
-      </w:r>
-      <w:proofErr w:type="gramEnd"/>
+        <w:t xml:space="preserve"> price &gt; 100;</w:t>
+      </w:r>
     </w:p>
     <w:p>
       <w:pPr>
@@ -1091,15 +763,7 @@
         </w:numPr>
       </w:pPr>
       <w:r>
-        <w:t xml:space="preserve">From the following tables write a SQL query to find the salesperson and customer who reside in the same city. Return Salesman, </w:t>
-      </w:r>
-      <w:proofErr w:type="spellStart"/>
-      <w:r>
-        <w:t>cust_name</w:t>
-      </w:r>
-      <w:proofErr w:type="spellEnd"/>
-      <w:r>
-        <w:t xml:space="preserve"> and city.</w:t>
+        <w:t>From the following tables write a SQL query to find the salesperson and customer who reside in the same city. Return Salesman, cust_name and city.</w:t>
       </w:r>
     </w:p>
     <w:p>
@@ -1127,28 +791,8 @@
         <w:t xml:space="preserve"> </w:t>
       </w:r>
       <w:r>
-        <w:t xml:space="preserve">SELECT salesman.name AS "Salesman", </w:t>
-      </w:r>
-      <w:proofErr w:type="spellStart"/>
-      <w:proofErr w:type="gramStart"/>
-      <w:r>
-        <w:t>customer.cust</w:t>
-      </w:r>
-      <w:proofErr w:type="gramEnd"/>
-      <w:r>
-        <w:t>_name</w:t>
-      </w:r>
-      <w:proofErr w:type="spellEnd"/>
-      <w:r>
-        <w:t xml:space="preserve">, </w:t>
-      </w:r>
-      <w:proofErr w:type="spellStart"/>
-      <w:proofErr w:type="gramStart"/>
-      <w:r>
-        <w:t>customer.city</w:t>
-      </w:r>
-      <w:proofErr w:type="spellEnd"/>
-      <w:proofErr w:type="gramEnd"/>
+        <w:t>SELECT salesman.name AS "Salesman", customer.cust_name, customer.city</w:t>
+      </w:r>
     </w:p>
     <w:p>
       <w:pPr>
@@ -1166,27 +810,7 @@
         <w:pStyle w:val="ListParagraph"/>
       </w:pPr>
       <w:r>
-        <w:t xml:space="preserve">WHERE </w:t>
-      </w:r>
-      <w:proofErr w:type="spellStart"/>
-      <w:proofErr w:type="gramStart"/>
-      <w:r>
-        <w:t>salesman.city</w:t>
-      </w:r>
-      <w:proofErr w:type="spellEnd"/>
-      <w:proofErr w:type="gramEnd"/>
-      <w:r>
-        <w:t xml:space="preserve"> = </w:t>
-      </w:r>
-      <w:proofErr w:type="spellStart"/>
-      <w:proofErr w:type="gramStart"/>
-      <w:r>
-        <w:t>customer.city</w:t>
-      </w:r>
-      <w:proofErr w:type="spellEnd"/>
-      <w:proofErr w:type="gramEnd"/>
-      <w:r>
-        <w:t>;</w:t>
+        <w:t>WHERE salesman.city = customer.city;</w:t>
       </w:r>
     </w:p>
     <w:p>
@@ -1296,44 +920,8 @@
         <w:t xml:space="preserve"> </w:t>
       </w:r>
       <w:r>
-        <w:t xml:space="preserve">SELECT </w:t>
-      </w:r>
-      <w:proofErr w:type="spellStart"/>
-      <w:proofErr w:type="gramStart"/>
-      <w:r>
-        <w:t>c.first</w:t>
-      </w:r>
-      <w:proofErr w:type="gramEnd"/>
-      <w:r>
-        <w:t>_name</w:t>
-      </w:r>
-      <w:proofErr w:type="spellEnd"/>
-      <w:r>
-        <w:t xml:space="preserve">, </w:t>
-      </w:r>
-      <w:proofErr w:type="spellStart"/>
-      <w:proofErr w:type="gramStart"/>
-      <w:r>
-        <w:t>c.last</w:t>
-      </w:r>
-      <w:proofErr w:type="gramEnd"/>
-      <w:r>
-        <w:t>_name</w:t>
-      </w:r>
-      <w:proofErr w:type="spellEnd"/>
-      <w:r>
-        <w:t xml:space="preserve">, </w:t>
-      </w:r>
-      <w:proofErr w:type="spellStart"/>
-      <w:proofErr w:type="gramStart"/>
-      <w:r>
-        <w:t>o.order</w:t>
-      </w:r>
-      <w:proofErr w:type="gramEnd"/>
-      <w:r>
-        <w:t>_date</w:t>
-      </w:r>
-      <w:proofErr w:type="spellEnd"/>
+        <w:t>SELECT c.first_name, c.last_name, o.order_date</w:t>
+      </w:r>
     </w:p>
     <w:p>
       <w:pPr>
@@ -1348,78 +936,24 @@
         <w:pStyle w:val="ListParagraph"/>
       </w:pPr>
       <w:r>
-        <w:t xml:space="preserve">            JOIN orders o ON c.id = </w:t>
-      </w:r>
-      <w:proofErr w:type="spellStart"/>
-      <w:proofErr w:type="gramStart"/>
-      <w:r>
-        <w:t>o.customer</w:t>
-      </w:r>
-      <w:proofErr w:type="gramEnd"/>
-      <w:r>
-        <w:t>_id</w:t>
-      </w:r>
-      <w:proofErr w:type="spellEnd"/>
-    </w:p>
-    <w:p>
-      <w:pPr>
-        <w:pStyle w:val="ListParagraph"/>
-      </w:pPr>
-      <w:r>
-        <w:t xml:space="preserve">            WHERE </w:t>
-      </w:r>
-      <w:proofErr w:type="spellStart"/>
-      <w:proofErr w:type="gramStart"/>
-      <w:r>
-        <w:t>c.first</w:t>
-      </w:r>
-      <w:proofErr w:type="gramEnd"/>
-      <w:r>
-        <w:t>_name</w:t>
-      </w:r>
-      <w:proofErr w:type="spellEnd"/>
-      <w:r>
-        <w:t xml:space="preserve"> = 'Liam' AND </w:t>
-      </w:r>
-      <w:proofErr w:type="spellStart"/>
-      <w:proofErr w:type="gramStart"/>
-      <w:r>
-        <w:t>c.last</w:t>
-      </w:r>
-      <w:proofErr w:type="gramEnd"/>
-      <w:r>
-        <w:t>_name</w:t>
-      </w:r>
-      <w:proofErr w:type="spellEnd"/>
-      <w:r>
-        <w:t xml:space="preserve"> = 'Smith'</w:t>
-      </w:r>
-    </w:p>
-    <w:p>
-      <w:pPr>
-        <w:pStyle w:val="ListParagraph"/>
-      </w:pPr>
-      <w:r>
-        <w:t xml:space="preserve">            ORDER BY </w:t>
-      </w:r>
-      <w:proofErr w:type="spellStart"/>
-      <w:proofErr w:type="gramStart"/>
-      <w:r>
-        <w:t>o.order</w:t>
-      </w:r>
-      <w:proofErr w:type="gramEnd"/>
-      <w:r>
-        <w:t>_</w:t>
-      </w:r>
-      <w:proofErr w:type="gramStart"/>
-      <w:r>
-        <w:t>date</w:t>
-      </w:r>
-      <w:proofErr w:type="spellEnd"/>
-      <w:r>
-        <w:t>;</w:t>
-      </w:r>
-      <w:proofErr w:type="gramEnd"/>
+        <w:t xml:space="preserve">            JOIN orders o ON c.id = o.customer_id</w:t>
+      </w:r>
+    </w:p>
+    <w:p>
+      <w:pPr>
+        <w:pStyle w:val="ListParagraph"/>
+      </w:pPr>
+      <w:r>
+        <w:t xml:space="preserve">            WHERE c.first_name = 'Liam' AND c.last_name = 'Smith'</w:t>
+      </w:r>
+    </w:p>
+    <w:p>
+      <w:pPr>
+        <w:pStyle w:val="ListParagraph"/>
+      </w:pPr>
+      <w:r>
+        <w:t xml:space="preserve">            ORDER BY o.order_date;</w:t>
+      </w:r>
     </w:p>
     <w:p>
       <w:pPr>
@@ -1434,6 +968,9 @@
         <w:pStyle w:val="ListParagraph"/>
       </w:pPr>
       <w:r>
+        <w:rPr>
+          <w:noProof/>
+        </w:rPr>
         <w:drawing>
           <wp:inline distT="0" distB="0" distL="0" distR="0" wp14:anchorId="2A6DE066" wp14:editId="57A82DFE">
             <wp:extent cx="4572000" cy="1534160"/>
@@ -1490,15 +1027,7 @@
         </w:numPr>
       </w:pPr>
       <w:r>
-        <w:t xml:space="preserve">Calculate the total revenue from all sales in the </w:t>
-      </w:r>
-      <w:proofErr w:type="spellStart"/>
-      <w:r>
-        <w:t>order_items</w:t>
-      </w:r>
-      <w:proofErr w:type="spellEnd"/>
-      <w:r>
-        <w:t xml:space="preserve"> table.</w:t>
+        <w:t>Calculate the total revenue from all sales in the order_items table.</w:t>
       </w:r>
     </w:p>
     <w:p>
@@ -1514,48 +1043,8 @@
         <w:t>Query:</w:t>
       </w:r>
       <w:r>
-        <w:t xml:space="preserve"> </w:t>
-      </w:r>
-      <w:r>
-        <w:t xml:space="preserve">SELECT </w:t>
-      </w:r>
-      <w:proofErr w:type="gramStart"/>
-      <w:r>
-        <w:t>SUM(</w:t>
-      </w:r>
-      <w:proofErr w:type="gramEnd"/>
-      <w:r>
-        <w:t xml:space="preserve">quantity * </w:t>
-      </w:r>
-      <w:proofErr w:type="spellStart"/>
-      <w:r>
-        <w:t>price_per_unit</w:t>
-      </w:r>
-      <w:proofErr w:type="spellEnd"/>
-      <w:r>
-        <w:t xml:space="preserve">) as </w:t>
-      </w:r>
-      <w:proofErr w:type="spellStart"/>
-      <w:r>
-        <w:t>total_revenue</w:t>
-      </w:r>
-      <w:proofErr w:type="spellEnd"/>
-      <w:r>
-        <w:t xml:space="preserve"> FROM </w:t>
-      </w:r>
-      <w:proofErr w:type="spellStart"/>
-      <w:r>
-        <w:t>order_</w:t>
-      </w:r>
-      <w:proofErr w:type="gramStart"/>
-      <w:r>
-        <w:t>items</w:t>
-      </w:r>
-      <w:proofErr w:type="spellEnd"/>
-      <w:r>
-        <w:t>;</w:t>
-      </w:r>
-      <w:proofErr w:type="gramEnd"/>
+        <w:t xml:space="preserve"> SELECT SUM(quantity * price_per_unit) as total_revenue FROM order_items;</w:t>
+      </w:r>
     </w:p>
     <w:p>
       <w:pPr>
@@ -1580,6 +1069,126 @@
       </w:r>
       <w:r>
         <w:t>22479.6</w:t>
+      </w:r>
+    </w:p>
+    <w:p/>
+    <w:p>
+      <w:pPr>
+        <w:pStyle w:val="ListParagraph"/>
+        <w:numPr>
+          <w:ilvl w:val="0"/>
+          <w:numId w:val="3"/>
+        </w:numPr>
+      </w:pPr>
+      <w:r>
+        <w:t>Select employees where salary is between 60000 and 90000 AND department_id is 10.</w:t>
+      </w:r>
+    </w:p>
+    <w:p>
+      <w:pPr>
+        <w:pStyle w:val="ListParagraph"/>
+      </w:pPr>
+      <w:r>
+        <w:t>Query:</w:t>
+      </w:r>
+      <w:r>
+        <w:rPr>
+          <w:rFonts w:ascii="Consolas" w:eastAsia="Times New Roman" w:hAnsi="Consolas" w:cs="Times New Roman"/>
+          <w:b/>
+          <w:bCs/>
+          <w:color w:val="569CD6"/>
+          <w:kern w:val="0"/>
+          <w:sz w:val="21"/>
+          <w:szCs w:val="21"/>
+          <w:lang w:eastAsia="en-IN" w:bidi="ar-SA"/>
+          <w14:ligatures w14:val="none"/>
+        </w:rPr>
+        <w:t xml:space="preserve"> </w:t>
+      </w:r>
+      <w:r>
+        <w:rPr>
+          <w:b/>
+          <w:bCs/>
+        </w:rPr>
+        <w:t>SELECT</w:t>
+      </w:r>
+      <w:r>
+        <w:t xml:space="preserve"> first_name, last_name, salary, department_id </w:t>
+      </w:r>
+      <w:r>
+        <w:rPr>
+          <w:b/>
+          <w:bCs/>
+        </w:rPr>
+        <w:t>FROM</w:t>
+      </w:r>
+      <w:r>
+        <w:t xml:space="preserve"> employees </w:t>
+      </w:r>
+      <w:r>
+        <w:rPr>
+          <w:b/>
+          <w:bCs/>
+        </w:rPr>
+        <w:t>WHERE</w:t>
+      </w:r>
+      <w:r>
+        <w:t xml:space="preserve"> salary BETWEEN 60000 AND 90000 AND department_id = 10;</w:t>
+      </w:r>
+    </w:p>
+    <w:p>
+      <w:pPr>
+        <w:pStyle w:val="ListParagraph"/>
+      </w:pPr>
+    </w:p>
+    <w:p>
+      <w:pPr>
+        <w:pStyle w:val="ListParagraph"/>
+      </w:pPr>
+      <w:r>
+        <w:t>Result:</w:t>
+      </w:r>
+    </w:p>
+    <w:p>
+      <w:pPr>
+        <w:pStyle w:val="ListParagraph"/>
+      </w:pPr>
+      <w:r>
+        <w:drawing>
+          <wp:inline distT="0" distB="0" distL="0" distR="0" wp14:anchorId="28CD08AC" wp14:editId="5CD2737E">
+            <wp:extent cx="1752752" cy="762066"/>
+            <wp:effectExtent l="0" t="0" r="0" b="0"/>
+            <wp:docPr id="768337811" name="Picture 1"/>
+            <wp:cNvGraphicFramePr>
+              <a:graphicFrameLocks xmlns:a="http://schemas.openxmlformats.org/drawingml/2006/main" noChangeAspect="1"/>
+            </wp:cNvGraphicFramePr>
+            <a:graphic xmlns:a="http://schemas.openxmlformats.org/drawingml/2006/main">
+              <a:graphicData uri="http://schemas.openxmlformats.org/drawingml/2006/picture">
+                <pic:pic xmlns:pic="http://schemas.openxmlformats.org/drawingml/2006/picture">
+                  <pic:nvPicPr>
+                    <pic:cNvPr id="768337811" name=""/>
+                    <pic:cNvPicPr/>
+                  </pic:nvPicPr>
+                  <pic:blipFill>
+                    <a:blip r:embed="rId12"/>
+                    <a:stretch>
+                      <a:fillRect/>
+                    </a:stretch>
+                  </pic:blipFill>
+                  <pic:spPr>
+                    <a:xfrm>
+                      <a:off x="0" y="0"/>
+                      <a:ext cx="1752752" cy="762066"/>
+                    </a:xfrm>
+                    <a:prstGeom prst="rect">
+                      <a:avLst/>
+                    </a:prstGeom>
+                  </pic:spPr>
+                </pic:pic>
+              </a:graphicData>
+            </a:graphic>
+          </wp:inline>
+        </w:drawing>
       </w:r>
     </w:p>
     <w:p>

--- a/SQL Practice.docx
+++ b/SQL Practice.docx
@@ -7,7 +7,7 @@
         <w:pStyle w:val="ListParagraph"/>
         <w:numPr>
           <w:ilvl w:val="0"/>
-          <w:numId w:val="3"/>
+          <w:numId w:val="4"/>
         </w:numPr>
         <w:rPr>
           <w:lang w:val="en-US"/>
@@ -37,7 +37,43 @@
         <w:t>SELECT</w:t>
       </w:r>
       <w:r>
-        <w:t xml:space="preserve"> e.first_name, e.last_name, w.location </w:t>
+        <w:t xml:space="preserve"> </w:t>
+      </w:r>
+      <w:proofErr w:type="spellStart"/>
+      <w:proofErr w:type="gramStart"/>
+      <w:r>
+        <w:t>e.first</w:t>
+      </w:r>
+      <w:proofErr w:type="gramEnd"/>
+      <w:r>
+        <w:t>_name</w:t>
+      </w:r>
+      <w:proofErr w:type="spellEnd"/>
+      <w:r>
+        <w:t xml:space="preserve">, </w:t>
+      </w:r>
+      <w:proofErr w:type="spellStart"/>
+      <w:proofErr w:type="gramStart"/>
+      <w:r>
+        <w:t>e.last</w:t>
+      </w:r>
+      <w:proofErr w:type="gramEnd"/>
+      <w:r>
+        <w:t>_name</w:t>
+      </w:r>
+      <w:proofErr w:type="spellEnd"/>
+      <w:r>
+        <w:t xml:space="preserve">, </w:t>
+      </w:r>
+      <w:proofErr w:type="spellStart"/>
+      <w:proofErr w:type="gramStart"/>
+      <w:r>
+        <w:t>w.location</w:t>
+      </w:r>
+      <w:proofErr w:type="spellEnd"/>
+      <w:proofErr w:type="gramEnd"/>
+      <w:r>
+        <w:t xml:space="preserve"> </w:t>
       </w:r>
       <w:r>
         <w:rPr>
@@ -47,7 +83,15 @@
         <w:t>AS</w:t>
       </w:r>
       <w:r>
-        <w:t xml:space="preserve"> warehouse_location </w:t>
+        <w:t xml:space="preserve"> </w:t>
+      </w:r>
+      <w:proofErr w:type="spellStart"/>
+      <w:r>
+        <w:t>warehouse_location</w:t>
+      </w:r>
+      <w:proofErr w:type="spellEnd"/>
+      <w:r>
+        <w:t xml:space="preserve"> </w:t>
       </w:r>
       <w:r>
         <w:rPr>
@@ -67,8 +111,39 @@
         <w:t>ON</w:t>
       </w:r>
       <w:r>
-        <w:t xml:space="preserve"> e.warehouse_id = w.warehouse_id;</w:t>
-      </w:r>
+        <w:t xml:space="preserve"> </w:t>
+      </w:r>
+      <w:proofErr w:type="spellStart"/>
+      <w:proofErr w:type="gramStart"/>
+      <w:r>
+        <w:t>e.warehouse</w:t>
+      </w:r>
+      <w:proofErr w:type="gramEnd"/>
+      <w:r>
+        <w:t>_id</w:t>
+      </w:r>
+      <w:proofErr w:type="spellEnd"/>
+      <w:r>
+        <w:t xml:space="preserve"> = </w:t>
+      </w:r>
+      <w:proofErr w:type="spellStart"/>
+      <w:proofErr w:type="gramStart"/>
+      <w:r>
+        <w:t>w.warehouse</w:t>
+      </w:r>
+      <w:proofErr w:type="gramEnd"/>
+      <w:r>
+        <w:t>_</w:t>
+      </w:r>
+      <w:proofErr w:type="gramStart"/>
+      <w:r>
+        <w:t>id</w:t>
+      </w:r>
+      <w:proofErr w:type="spellEnd"/>
+      <w:r>
+        <w:t>;</w:t>
+      </w:r>
+      <w:proofErr w:type="gramEnd"/>
     </w:p>
     <w:p>
       <w:pPr>
@@ -141,7 +216,7 @@
         <w:pStyle w:val="ListParagraph"/>
         <w:numPr>
           <w:ilvl w:val="0"/>
-          <w:numId w:val="3"/>
+          <w:numId w:val="6"/>
         </w:numPr>
       </w:pPr>
       <w:r>
@@ -182,7 +257,23 @@
         <w:t>SELECT</w:t>
       </w:r>
       <w:r>
-        <w:t xml:space="preserve"> product_name, price, stock_quantity </w:t>
+        <w:t xml:space="preserve"> </w:t>
+      </w:r>
+      <w:proofErr w:type="spellStart"/>
+      <w:r>
+        <w:t>product_name</w:t>
+      </w:r>
+      <w:proofErr w:type="spellEnd"/>
+      <w:r>
+        <w:t xml:space="preserve">, price, </w:t>
+      </w:r>
+      <w:proofErr w:type="spellStart"/>
+      <w:r>
+        <w:t>stock_quantity</w:t>
+      </w:r>
+      <w:proofErr w:type="spellEnd"/>
+      <w:r>
+        <w:t xml:space="preserve"> </w:t>
       </w:r>
       <w:r>
         <w:rPr>
@@ -202,8 +293,13 @@
         <w:t>WHERE</w:t>
       </w:r>
       <w:r>
-        <w:t xml:space="preserve"> category = 'Electronics';</w:t>
-      </w:r>
+        <w:t xml:space="preserve"> category = 'Electronics</w:t>
+      </w:r>
+      <w:proofErr w:type="gramStart"/>
+      <w:r>
+        <w:t>';</w:t>
+      </w:r>
+      <w:proofErr w:type="gramEnd"/>
     </w:p>
     <w:p>
       <w:pPr>
@@ -279,7 +375,7 @@
         <w:pStyle w:val="ListParagraph"/>
         <w:numPr>
           <w:ilvl w:val="0"/>
-          <w:numId w:val="3"/>
+          <w:numId w:val="7"/>
         </w:numPr>
       </w:pPr>
       <w:r>
@@ -306,7 +402,46 @@
         <w:t>SELECT</w:t>
       </w:r>
       <w:r>
-        <w:t xml:space="preserve"> o.order_id, c.first_name || ' ' || c.last_name </w:t>
+        <w:t xml:space="preserve"> </w:t>
+      </w:r>
+      <w:proofErr w:type="spellStart"/>
+      <w:proofErr w:type="gramStart"/>
+      <w:r>
+        <w:t>o.order</w:t>
+      </w:r>
+      <w:proofErr w:type="gramEnd"/>
+      <w:r>
+        <w:t>_id</w:t>
+      </w:r>
+      <w:proofErr w:type="spellEnd"/>
+      <w:r>
+        <w:t xml:space="preserve">, </w:t>
+      </w:r>
+      <w:proofErr w:type="spellStart"/>
+      <w:proofErr w:type="gramStart"/>
+      <w:r>
+        <w:t>c.first</w:t>
+      </w:r>
+      <w:proofErr w:type="gramEnd"/>
+      <w:r>
+        <w:t>_name</w:t>
+      </w:r>
+      <w:proofErr w:type="spellEnd"/>
+      <w:r>
+        <w:t xml:space="preserve"> || ' ' || </w:t>
+      </w:r>
+      <w:proofErr w:type="spellStart"/>
+      <w:proofErr w:type="gramStart"/>
+      <w:r>
+        <w:t>c.last</w:t>
+      </w:r>
+      <w:proofErr w:type="gramEnd"/>
+      <w:r>
+        <w:t>_name</w:t>
+      </w:r>
+      <w:proofErr w:type="spellEnd"/>
+      <w:r>
+        <w:t xml:space="preserve"> </w:t>
       </w:r>
       <w:r>
         <w:rPr>
@@ -316,7 +451,28 @@
         <w:t>AS</w:t>
       </w:r>
       <w:r>
-        <w:t xml:space="preserve"> customer_name, o.order_date </w:t>
+        <w:t xml:space="preserve"> </w:t>
+      </w:r>
+      <w:proofErr w:type="spellStart"/>
+      <w:r>
+        <w:t>customer_name</w:t>
+      </w:r>
+      <w:proofErr w:type="spellEnd"/>
+      <w:r>
+        <w:t xml:space="preserve">, </w:t>
+      </w:r>
+      <w:proofErr w:type="spellStart"/>
+      <w:proofErr w:type="gramStart"/>
+      <w:r>
+        <w:t>o.order</w:t>
+      </w:r>
+      <w:proofErr w:type="gramEnd"/>
+      <w:r>
+        <w:t>_date</w:t>
+      </w:r>
+      <w:proofErr w:type="spellEnd"/>
+      <w:r>
+        <w:t xml:space="preserve"> </w:t>
       </w:r>
       <w:r>
         <w:rPr>
@@ -336,7 +492,33 @@
         <w:t>ON</w:t>
       </w:r>
       <w:r>
-        <w:t xml:space="preserve"> o.customer_id = c.customer_id </w:t>
+        <w:t xml:space="preserve"> </w:t>
+      </w:r>
+      <w:proofErr w:type="spellStart"/>
+      <w:proofErr w:type="gramStart"/>
+      <w:r>
+        <w:t>o.customer</w:t>
+      </w:r>
+      <w:proofErr w:type="gramEnd"/>
+      <w:r>
+        <w:t>_id</w:t>
+      </w:r>
+      <w:proofErr w:type="spellEnd"/>
+      <w:r>
+        <w:t xml:space="preserve"> = </w:t>
+      </w:r>
+      <w:proofErr w:type="spellStart"/>
+      <w:proofErr w:type="gramStart"/>
+      <w:r>
+        <w:t>c.customer</w:t>
+      </w:r>
+      <w:proofErr w:type="gramEnd"/>
+      <w:r>
+        <w:t>_id</w:t>
+      </w:r>
+      <w:proofErr w:type="spellEnd"/>
+      <w:r>
+        <w:t xml:space="preserve"> </w:t>
       </w:r>
       <w:r>
         <w:rPr>
@@ -346,8 +528,26 @@
         <w:t>WHERE</w:t>
       </w:r>
       <w:r>
-        <w:t xml:space="preserve"> o.order_date &gt; '2024-01-01';</w:t>
-      </w:r>
+        <w:t xml:space="preserve"> </w:t>
+      </w:r>
+      <w:proofErr w:type="spellStart"/>
+      <w:proofErr w:type="gramStart"/>
+      <w:r>
+        <w:t>o.order</w:t>
+      </w:r>
+      <w:proofErr w:type="gramEnd"/>
+      <w:r>
+        <w:t>_date</w:t>
+      </w:r>
+      <w:proofErr w:type="spellEnd"/>
+      <w:r>
+        <w:t xml:space="preserve"> &gt; '2024-01-01</w:t>
+      </w:r>
+      <w:proofErr w:type="gramStart"/>
+      <w:r>
+        <w:t>';</w:t>
+      </w:r>
+      <w:proofErr w:type="gramEnd"/>
     </w:p>
     <w:p>
       <w:pPr>
@@ -417,7 +617,7 @@
         <w:pStyle w:val="ListParagraph"/>
         <w:numPr>
           <w:ilvl w:val="0"/>
-          <w:numId w:val="3"/>
+          <w:numId w:val="8"/>
         </w:numPr>
       </w:pPr>
       <w:r>
@@ -434,8 +634,13 @@
       <w:pPr>
         <w:pStyle w:val="ListParagraph"/>
       </w:pPr>
-      <w:r>
-        <w:t xml:space="preserve">Query : </w:t>
+      <w:proofErr w:type="gramStart"/>
+      <w:r>
+        <w:t>Query :</w:t>
+      </w:r>
+      <w:proofErr w:type="gramEnd"/>
+      <w:r>
+        <w:t xml:space="preserve"> </w:t>
       </w:r>
       <w:r>
         <w:rPr>
@@ -445,8 +650,23 @@
         <w:t>SELECT</w:t>
       </w:r>
       <w:r>
-        <w:t xml:space="preserve"> p.category, COUNT(</w:t>
-      </w:r>
+        <w:t xml:space="preserve"> </w:t>
+      </w:r>
+      <w:proofErr w:type="spellStart"/>
+      <w:proofErr w:type="gramStart"/>
+      <w:r>
+        <w:t>p.category</w:t>
+      </w:r>
+      <w:proofErr w:type="spellEnd"/>
+      <w:proofErr w:type="gramEnd"/>
+      <w:r>
+        <w:t xml:space="preserve">, </w:t>
+      </w:r>
+      <w:proofErr w:type="gramStart"/>
+      <w:r>
+        <w:t>COUNT(</w:t>
+      </w:r>
+      <w:proofErr w:type="gramEnd"/>
       <w:r>
         <w:rPr>
           <w:b/>
@@ -455,7 +675,20 @@
         <w:t>DISTINCT</w:t>
       </w:r>
       <w:r>
-        <w:t xml:space="preserve"> p.product_id) </w:t>
+        <w:t xml:space="preserve"> </w:t>
+      </w:r>
+      <w:proofErr w:type="spellStart"/>
+      <w:proofErr w:type="gramStart"/>
+      <w:r>
+        <w:t>p.product</w:t>
+      </w:r>
+      <w:proofErr w:type="gramEnd"/>
+      <w:r>
+        <w:t>_id</w:t>
+      </w:r>
+      <w:proofErr w:type="spellEnd"/>
+      <w:r>
+        <w:t xml:space="preserve">) </w:t>
       </w:r>
       <w:r>
         <w:rPr>
@@ -465,7 +698,25 @@
         <w:t>AS</w:t>
       </w:r>
       <w:r>
-        <w:t xml:space="preserve"> product_count, ROUND(AVG(r.rating), 2) </w:t>
+        <w:t xml:space="preserve"> </w:t>
+      </w:r>
+      <w:proofErr w:type="spellStart"/>
+      <w:r>
+        <w:t>product_count</w:t>
+      </w:r>
+      <w:proofErr w:type="spellEnd"/>
+      <w:r>
+        <w:t>, ROUND(AVG(</w:t>
+      </w:r>
+      <w:proofErr w:type="spellStart"/>
+      <w:proofErr w:type="gramStart"/>
+      <w:r>
+        <w:t>r.rating</w:t>
+      </w:r>
+      <w:proofErr w:type="spellEnd"/>
+      <w:proofErr w:type="gramEnd"/>
+      <w:r>
+        <w:t xml:space="preserve">), 2) </w:t>
       </w:r>
       <w:r>
         <w:rPr>
@@ -475,7 +726,15 @@
         <w:t>AS</w:t>
       </w:r>
       <w:r>
-        <w:t xml:space="preserve"> avg_rating </w:t>
+        <w:t xml:space="preserve"> </w:t>
+      </w:r>
+      <w:proofErr w:type="spellStart"/>
+      <w:r>
+        <w:t>avg_rating</w:t>
+      </w:r>
+      <w:proofErr w:type="spellEnd"/>
+      <w:r>
+        <w:t xml:space="preserve"> </w:t>
       </w:r>
       <w:r>
         <w:rPr>
@@ -495,7 +754,33 @@
         <w:t>ON</w:t>
       </w:r>
       <w:r>
-        <w:t xml:space="preserve"> p.product_id = r.product_id </w:t>
+        <w:t xml:space="preserve"> </w:t>
+      </w:r>
+      <w:proofErr w:type="spellStart"/>
+      <w:proofErr w:type="gramStart"/>
+      <w:r>
+        <w:t>p.product</w:t>
+      </w:r>
+      <w:proofErr w:type="gramEnd"/>
+      <w:r>
+        <w:t>_id</w:t>
+      </w:r>
+      <w:proofErr w:type="spellEnd"/>
+      <w:r>
+        <w:t xml:space="preserve"> = </w:t>
+      </w:r>
+      <w:proofErr w:type="spellStart"/>
+      <w:proofErr w:type="gramStart"/>
+      <w:r>
+        <w:t>r.product</w:t>
+      </w:r>
+      <w:proofErr w:type="gramEnd"/>
+      <w:r>
+        <w:t>_id</w:t>
+      </w:r>
+      <w:proofErr w:type="spellEnd"/>
+      <w:r>
+        <w:t xml:space="preserve"> </w:t>
       </w:r>
       <w:r>
         <w:rPr>
@@ -515,7 +800,17 @@
         <w:t>BY</w:t>
       </w:r>
       <w:r>
-        <w:t xml:space="preserve"> p.category </w:t>
+        <w:t xml:space="preserve"> </w:t>
+      </w:r>
+      <w:proofErr w:type="spellStart"/>
+      <w:proofErr w:type="gramStart"/>
+      <w:r>
+        <w:t>p.category</w:t>
+      </w:r>
+      <w:proofErr w:type="spellEnd"/>
+      <w:proofErr w:type="gramEnd"/>
+      <w:r>
+        <w:t xml:space="preserve"> </w:t>
       </w:r>
       <w:r>
         <w:rPr>
@@ -525,7 +820,17 @@
         <w:t>HAVING</w:t>
       </w:r>
       <w:r>
-        <w:t xml:space="preserve"> AVG(r.rating) &gt; 4.0 </w:t>
+        <w:t xml:space="preserve"> AVG(</w:t>
+      </w:r>
+      <w:proofErr w:type="spellStart"/>
+      <w:proofErr w:type="gramStart"/>
+      <w:r>
+        <w:t>r.rating</w:t>
+      </w:r>
+      <w:proofErr w:type="spellEnd"/>
+      <w:proofErr w:type="gramEnd"/>
+      <w:r>
+        <w:t xml:space="preserve">) &gt; 4.0 </w:t>
       </w:r>
       <w:r>
         <w:rPr>
@@ -545,8 +850,17 @@
         <w:t>BY</w:t>
       </w:r>
       <w:r>
-        <w:t xml:space="preserve"> avg_rating </w:t>
-      </w:r>
+        <w:t xml:space="preserve"> </w:t>
+      </w:r>
+      <w:proofErr w:type="spellStart"/>
+      <w:r>
+        <w:t>avg_rating</w:t>
+      </w:r>
+      <w:proofErr w:type="spellEnd"/>
+      <w:r>
+        <w:t xml:space="preserve"> </w:t>
+      </w:r>
+      <w:proofErr w:type="gramStart"/>
       <w:r>
         <w:rPr>
           <w:b/>
@@ -557,6 +871,7 @@
       <w:r>
         <w:t>;</w:t>
       </w:r>
+      <w:proofErr w:type="gramEnd"/>
     </w:p>
     <w:p>
       <w:pPr>
@@ -632,7 +947,7 @@
         <w:pStyle w:val="ListParagraph"/>
         <w:numPr>
           <w:ilvl w:val="0"/>
-          <w:numId w:val="3"/>
+          <w:numId w:val="9"/>
         </w:numPr>
       </w:pPr>
       <w:r>
@@ -673,7 +988,15 @@
         <w:t>SELECT</w:t>
       </w:r>
       <w:r>
-        <w:t xml:space="preserve"> product_name, price </w:t>
+        <w:t xml:space="preserve"> </w:t>
+      </w:r>
+      <w:proofErr w:type="spellStart"/>
+      <w:r>
+        <w:t>product_name</w:t>
+      </w:r>
+      <w:proofErr w:type="spellEnd"/>
+      <w:r>
+        <w:t xml:space="preserve">, price </w:t>
       </w:r>
       <w:r>
         <w:rPr>
@@ -693,8 +1016,13 @@
         <w:t>WHERE</w:t>
       </w:r>
       <w:r>
-        <w:t xml:space="preserve"> price &gt; 100;</w:t>
-      </w:r>
+        <w:t xml:space="preserve"> price &gt; </w:t>
+      </w:r>
+      <w:proofErr w:type="gramStart"/>
+      <w:r>
+        <w:t>100;</w:t>
+      </w:r>
+      <w:proofErr w:type="gramEnd"/>
     </w:p>
     <w:p>
       <w:pPr>
@@ -759,11 +1087,19 @@
         <w:pStyle w:val="ListParagraph"/>
         <w:numPr>
           <w:ilvl w:val="0"/>
-          <w:numId w:val="3"/>
+          <w:numId w:val="10"/>
         </w:numPr>
       </w:pPr>
       <w:r>
-        <w:t>From the following tables write a SQL query to find the salesperson and customer who reside in the same city. Return Salesman, cust_name and city.</w:t>
+        <w:t xml:space="preserve">From the following tables write a SQL query to find the salesperson and customer who reside in the same city. Return Salesman, </w:t>
+      </w:r>
+      <w:proofErr w:type="spellStart"/>
+      <w:r>
+        <w:t>cust_name</w:t>
+      </w:r>
+      <w:proofErr w:type="spellEnd"/>
+      <w:r>
+        <w:t xml:space="preserve"> and city.</w:t>
       </w:r>
     </w:p>
     <w:p>
@@ -791,8 +1127,28 @@
         <w:t xml:space="preserve"> </w:t>
       </w:r>
       <w:r>
-        <w:t>SELECT salesman.name AS "Salesman", customer.cust_name, customer.city</w:t>
-      </w:r>
+        <w:t xml:space="preserve">SELECT salesman.name AS "Salesman", </w:t>
+      </w:r>
+      <w:proofErr w:type="spellStart"/>
+      <w:proofErr w:type="gramStart"/>
+      <w:r>
+        <w:t>customer.cust</w:t>
+      </w:r>
+      <w:proofErr w:type="gramEnd"/>
+      <w:r>
+        <w:t>_name</w:t>
+      </w:r>
+      <w:proofErr w:type="spellEnd"/>
+      <w:r>
+        <w:t xml:space="preserve">, </w:t>
+      </w:r>
+      <w:proofErr w:type="spellStart"/>
+      <w:proofErr w:type="gramStart"/>
+      <w:r>
+        <w:t>customer.city</w:t>
+      </w:r>
+      <w:proofErr w:type="spellEnd"/>
+      <w:proofErr w:type="gramEnd"/>
     </w:p>
     <w:p>
       <w:pPr>
@@ -810,7 +1166,27 @@
         <w:pStyle w:val="ListParagraph"/>
       </w:pPr>
       <w:r>
-        <w:t>WHERE salesman.city = customer.city;</w:t>
+        <w:t xml:space="preserve">WHERE </w:t>
+      </w:r>
+      <w:proofErr w:type="spellStart"/>
+      <w:proofErr w:type="gramStart"/>
+      <w:r>
+        <w:t>salesman.city</w:t>
+      </w:r>
+      <w:proofErr w:type="spellEnd"/>
+      <w:proofErr w:type="gramEnd"/>
+      <w:r>
+        <w:t xml:space="preserve"> = </w:t>
+      </w:r>
+      <w:proofErr w:type="spellStart"/>
+      <w:proofErr w:type="gramStart"/>
+      <w:r>
+        <w:t>customer.city</w:t>
+      </w:r>
+      <w:proofErr w:type="spellEnd"/>
+      <w:proofErr w:type="gramEnd"/>
+      <w:r>
+        <w:t>;</w:t>
       </w:r>
     </w:p>
     <w:p>
@@ -896,7 +1272,7 @@
         <w:pStyle w:val="ListParagraph"/>
         <w:numPr>
           <w:ilvl w:val="0"/>
-          <w:numId w:val="3"/>
+          <w:numId w:val="11"/>
         </w:numPr>
       </w:pPr>
       <w:r>
@@ -920,8 +1296,44 @@
         <w:t xml:space="preserve"> </w:t>
       </w:r>
       <w:r>
-        <w:t>SELECT c.first_name, c.last_name, o.order_date</w:t>
-      </w:r>
+        <w:t xml:space="preserve">SELECT </w:t>
+      </w:r>
+      <w:proofErr w:type="spellStart"/>
+      <w:proofErr w:type="gramStart"/>
+      <w:r>
+        <w:t>c.first</w:t>
+      </w:r>
+      <w:proofErr w:type="gramEnd"/>
+      <w:r>
+        <w:t>_name</w:t>
+      </w:r>
+      <w:proofErr w:type="spellEnd"/>
+      <w:r>
+        <w:t xml:space="preserve">, </w:t>
+      </w:r>
+      <w:proofErr w:type="spellStart"/>
+      <w:proofErr w:type="gramStart"/>
+      <w:r>
+        <w:t>c.last</w:t>
+      </w:r>
+      <w:proofErr w:type="gramEnd"/>
+      <w:r>
+        <w:t>_name</w:t>
+      </w:r>
+      <w:proofErr w:type="spellEnd"/>
+      <w:r>
+        <w:t xml:space="preserve">, </w:t>
+      </w:r>
+      <w:proofErr w:type="spellStart"/>
+      <w:proofErr w:type="gramStart"/>
+      <w:r>
+        <w:t>o.order</w:t>
+      </w:r>
+      <w:proofErr w:type="gramEnd"/>
+      <w:r>
+        <w:t>_date</w:t>
+      </w:r>
+      <w:proofErr w:type="spellEnd"/>
     </w:p>
     <w:p>
       <w:pPr>
@@ -936,24 +1348,78 @@
         <w:pStyle w:val="ListParagraph"/>
       </w:pPr>
       <w:r>
-        <w:t xml:space="preserve">            JOIN orders o ON c.id = o.customer_id</w:t>
-      </w:r>
-    </w:p>
-    <w:p>
-      <w:pPr>
-        <w:pStyle w:val="ListParagraph"/>
-      </w:pPr>
-      <w:r>
-        <w:t xml:space="preserve">            WHERE c.first_name = 'Liam' AND c.last_name = 'Smith'</w:t>
-      </w:r>
-    </w:p>
-    <w:p>
-      <w:pPr>
-        <w:pStyle w:val="ListParagraph"/>
-      </w:pPr>
-      <w:r>
-        <w:t xml:space="preserve">            ORDER BY o.order_date;</w:t>
-      </w:r>
+        <w:t xml:space="preserve">            JOIN orders o ON c.id = </w:t>
+      </w:r>
+      <w:proofErr w:type="spellStart"/>
+      <w:proofErr w:type="gramStart"/>
+      <w:r>
+        <w:t>o.customer</w:t>
+      </w:r>
+      <w:proofErr w:type="gramEnd"/>
+      <w:r>
+        <w:t>_id</w:t>
+      </w:r>
+      <w:proofErr w:type="spellEnd"/>
+    </w:p>
+    <w:p>
+      <w:pPr>
+        <w:pStyle w:val="ListParagraph"/>
+      </w:pPr>
+      <w:r>
+        <w:t xml:space="preserve">            WHERE </w:t>
+      </w:r>
+      <w:proofErr w:type="spellStart"/>
+      <w:proofErr w:type="gramStart"/>
+      <w:r>
+        <w:t>c.first</w:t>
+      </w:r>
+      <w:proofErr w:type="gramEnd"/>
+      <w:r>
+        <w:t>_name</w:t>
+      </w:r>
+      <w:proofErr w:type="spellEnd"/>
+      <w:r>
+        <w:t xml:space="preserve"> = 'Liam' AND </w:t>
+      </w:r>
+      <w:proofErr w:type="spellStart"/>
+      <w:proofErr w:type="gramStart"/>
+      <w:r>
+        <w:t>c.last</w:t>
+      </w:r>
+      <w:proofErr w:type="gramEnd"/>
+      <w:r>
+        <w:t>_name</w:t>
+      </w:r>
+      <w:proofErr w:type="spellEnd"/>
+      <w:r>
+        <w:t xml:space="preserve"> = 'Smith'</w:t>
+      </w:r>
+    </w:p>
+    <w:p>
+      <w:pPr>
+        <w:pStyle w:val="ListParagraph"/>
+      </w:pPr>
+      <w:r>
+        <w:t xml:space="preserve">            ORDER BY </w:t>
+      </w:r>
+      <w:proofErr w:type="spellStart"/>
+      <w:proofErr w:type="gramStart"/>
+      <w:r>
+        <w:t>o.order</w:t>
+      </w:r>
+      <w:proofErr w:type="gramEnd"/>
+      <w:r>
+        <w:t>_</w:t>
+      </w:r>
+      <w:proofErr w:type="gramStart"/>
+      <w:r>
+        <w:t>date</w:t>
+      </w:r>
+      <w:proofErr w:type="spellEnd"/>
+      <w:r>
+        <w:t>;</w:t>
+      </w:r>
+      <w:proofErr w:type="gramEnd"/>
     </w:p>
     <w:p>
       <w:pPr>
@@ -1023,11 +1489,19 @@
         <w:pStyle w:val="ListParagraph"/>
         <w:numPr>
           <w:ilvl w:val="0"/>
-          <w:numId w:val="3"/>
+          <w:numId w:val="12"/>
         </w:numPr>
       </w:pPr>
       <w:r>
-        <w:t>Calculate the total revenue from all sales in the order_items table.</w:t>
+        <w:t xml:space="preserve">Calculate the total revenue from all sales in the </w:t>
+      </w:r>
+      <w:proofErr w:type="spellStart"/>
+      <w:r>
+        <w:t>order_items</w:t>
+      </w:r>
+      <w:proofErr w:type="spellEnd"/>
+      <w:r>
+        <w:t xml:space="preserve"> table.</w:t>
       </w:r>
     </w:p>
     <w:p>
@@ -1043,8 +1517,45 @@
         <w:t>Query:</w:t>
       </w:r>
       <w:r>
-        <w:t xml:space="preserve"> SELECT SUM(quantity * price_per_unit) as total_revenue FROM order_items;</w:t>
-      </w:r>
+        <w:t xml:space="preserve"> SELECT </w:t>
+      </w:r>
+      <w:proofErr w:type="gramStart"/>
+      <w:r>
+        <w:t>SUM(</w:t>
+      </w:r>
+      <w:proofErr w:type="gramEnd"/>
+      <w:r>
+        <w:t xml:space="preserve">quantity * </w:t>
+      </w:r>
+      <w:proofErr w:type="spellStart"/>
+      <w:r>
+        <w:t>price_per_unit</w:t>
+      </w:r>
+      <w:proofErr w:type="spellEnd"/>
+      <w:r>
+        <w:t xml:space="preserve">) as </w:t>
+      </w:r>
+      <w:proofErr w:type="spellStart"/>
+      <w:r>
+        <w:t>total_revenue</w:t>
+      </w:r>
+      <w:proofErr w:type="spellEnd"/>
+      <w:r>
+        <w:t xml:space="preserve"> FROM </w:t>
+      </w:r>
+      <w:proofErr w:type="spellStart"/>
+      <w:r>
+        <w:t>order_</w:t>
+      </w:r>
+      <w:proofErr w:type="gramStart"/>
+      <w:r>
+        <w:t>items</w:t>
+      </w:r>
+      <w:proofErr w:type="spellEnd"/>
+      <w:r>
+        <w:t>;</w:t>
+      </w:r>
+      <w:proofErr w:type="gramEnd"/>
     </w:p>
     <w:p>
       <w:pPr>
@@ -1071,22 +1582,36 @@
         <w:t>22479.6</w:t>
       </w:r>
     </w:p>
-    <w:p/>
+    <w:p>
+      <w:pPr>
+        <w:jc w:val="both"/>
+      </w:pPr>
+    </w:p>
     <w:p>
       <w:pPr>
         <w:pStyle w:val="ListParagraph"/>
         <w:numPr>
           <w:ilvl w:val="0"/>
-          <w:numId w:val="3"/>
+          <w:numId w:val="13"/>
         </w:numPr>
-      </w:pPr>
-      <w:r>
-        <w:t>Select employees where salary is between 60000 and 90000 AND department_id is 10.</w:t>
-      </w:r>
-    </w:p>
-    <w:p>
-      <w:pPr>
-        <w:pStyle w:val="ListParagraph"/>
+        <w:jc w:val="both"/>
+      </w:pPr>
+      <w:r>
+        <w:t xml:space="preserve">Select employees where salary is between 60000 and 90000 AND </w:t>
+      </w:r>
+      <w:proofErr w:type="spellStart"/>
+      <w:r>
+        <w:t>department_id</w:t>
+      </w:r>
+      <w:proofErr w:type="spellEnd"/>
+      <w:r>
+        <w:t xml:space="preserve"> is 10.</w:t>
+      </w:r>
+    </w:p>
+    <w:p>
+      <w:pPr>
+        <w:pStyle w:val="ListParagraph"/>
+        <w:jc w:val="both"/>
       </w:pPr>
       <w:r>
         <w:t>Query:</w:t>
@@ -1113,7 +1638,31 @@
         <w:t>SELECT</w:t>
       </w:r>
       <w:r>
-        <w:t xml:space="preserve"> first_name, last_name, salary, department_id </w:t>
+        <w:t xml:space="preserve"> </w:t>
+      </w:r>
+      <w:proofErr w:type="spellStart"/>
+      <w:r>
+        <w:t>first_name</w:t>
+      </w:r>
+      <w:proofErr w:type="spellEnd"/>
+      <w:r>
+        <w:t xml:space="preserve">, </w:t>
+      </w:r>
+      <w:proofErr w:type="spellStart"/>
+      <w:r>
+        <w:t>last_name</w:t>
+      </w:r>
+      <w:proofErr w:type="spellEnd"/>
+      <w:r>
+        <w:t xml:space="preserve">, salary, </w:t>
+      </w:r>
+      <w:proofErr w:type="spellStart"/>
+      <w:r>
+        <w:t>department_id</w:t>
+      </w:r>
+      <w:proofErr w:type="spellEnd"/>
+      <w:r>
+        <w:t xml:space="preserve"> </w:t>
       </w:r>
       <w:r>
         <w:rPr>
@@ -1133,17 +1682,32 @@
         <w:t>WHERE</w:t>
       </w:r>
       <w:r>
-        <w:t xml:space="preserve"> salary BETWEEN 60000 AND 90000 AND department_id = 10;</w:t>
-      </w:r>
-    </w:p>
-    <w:p>
-      <w:pPr>
-        <w:pStyle w:val="ListParagraph"/>
-      </w:pPr>
-    </w:p>
-    <w:p>
-      <w:pPr>
-        <w:pStyle w:val="ListParagraph"/>
+        <w:t xml:space="preserve"> salary BETWEEN 60000 AND 90000 AND </w:t>
+      </w:r>
+      <w:proofErr w:type="spellStart"/>
+      <w:r>
+        <w:t>department_id</w:t>
+      </w:r>
+      <w:proofErr w:type="spellEnd"/>
+      <w:r>
+        <w:t xml:space="preserve"> = </w:t>
+      </w:r>
+      <w:proofErr w:type="gramStart"/>
+      <w:r>
+        <w:t>10;</w:t>
+      </w:r>
+      <w:proofErr w:type="gramEnd"/>
+    </w:p>
+    <w:p>
+      <w:pPr>
+        <w:pStyle w:val="ListParagraph"/>
+        <w:jc w:val="both"/>
+      </w:pPr>
+    </w:p>
+    <w:p>
+      <w:pPr>
+        <w:pStyle w:val="ListParagraph"/>
+        <w:jc w:val="both"/>
       </w:pPr>
       <w:r>
         <w:t>Result:</w:t>
@@ -1152,8 +1716,12 @@
     <w:p>
       <w:pPr>
         <w:pStyle w:val="ListParagraph"/>
-      </w:pPr>
-      <w:r>
+        <w:jc w:val="both"/>
+      </w:pPr>
+      <w:r>
+        <w:rPr>
+          <w:noProof/>
+        </w:rPr>
         <w:drawing>
           <wp:inline distT="0" distB="0" distL="0" distR="0" wp14:anchorId="28CD08AC" wp14:editId="5CD2737E">
             <wp:extent cx="1752752" cy="762066"/>
@@ -1192,6 +1760,274 @@
       </w:r>
     </w:p>
     <w:p>
+      <w:r>
+        <w:t xml:space="preserve">Q.  </w:t>
+      </w:r>
+      <w:r>
+        <w:t>Select all employees whose first name starts with 'J' or 'G'.</w:t>
+      </w:r>
+    </w:p>
+    <w:p>
+      <w:r>
+        <w:t xml:space="preserve">Query: </w:t>
+      </w:r>
+      <w:r>
+        <w:rPr>
+          <w:b/>
+          <w:bCs/>
+        </w:rPr>
+        <w:t>SELECT</w:t>
+      </w:r>
+      <w:r>
+        <w:t xml:space="preserve"> </w:t>
+      </w:r>
+      <w:proofErr w:type="spellStart"/>
+      <w:r>
+        <w:t>first_name</w:t>
+      </w:r>
+      <w:proofErr w:type="spellEnd"/>
+      <w:r>
+        <w:t xml:space="preserve">, </w:t>
+      </w:r>
+      <w:proofErr w:type="spellStart"/>
+      <w:r>
+        <w:t>last_name</w:t>
+      </w:r>
+      <w:proofErr w:type="spellEnd"/>
+      <w:r>
+        <w:t xml:space="preserve"> </w:t>
+      </w:r>
+      <w:r>
+        <w:rPr>
+          <w:b/>
+          <w:bCs/>
+        </w:rPr>
+        <w:t>FROM</w:t>
+      </w:r>
+      <w:r>
+        <w:t xml:space="preserve"> employees </w:t>
+      </w:r>
+      <w:r>
+        <w:rPr>
+          <w:b/>
+          <w:bCs/>
+        </w:rPr>
+        <w:t>WHERE</w:t>
+      </w:r>
+      <w:r>
+        <w:t xml:space="preserve"> </w:t>
+      </w:r>
+      <w:proofErr w:type="spellStart"/>
+      <w:r>
+        <w:t>first_name</w:t>
+      </w:r>
+      <w:proofErr w:type="spellEnd"/>
+      <w:r>
+        <w:t xml:space="preserve"> LIKE 'J%' OR </w:t>
+      </w:r>
+      <w:proofErr w:type="spellStart"/>
+      <w:r>
+        <w:t>first_name</w:t>
+      </w:r>
+      <w:proofErr w:type="spellEnd"/>
+      <w:r>
+        <w:t xml:space="preserve"> LIKE 'G%</w:t>
+      </w:r>
+      <w:proofErr w:type="gramStart"/>
+      <w:r>
+        <w:t>';</w:t>
+      </w:r>
+      <w:proofErr w:type="gramEnd"/>
+    </w:p>
+    <w:p>
+      <w:r>
+        <w:t>Result:</w:t>
+      </w:r>
+    </w:p>
+    <w:p>
+      <w:pPr>
+        <w:jc w:val="both"/>
+      </w:pPr>
+      <w:r>
+        <w:drawing>
+          <wp:inline distT="0" distB="0" distL="0" distR="0" wp14:anchorId="701FDD86" wp14:editId="11825B7D">
+            <wp:extent cx="1295512" cy="571550"/>
+            <wp:effectExtent l="0" t="0" r="0" b="0"/>
+            <wp:docPr id="1557860469" name="Picture 1"/>
+            <wp:cNvGraphicFramePr>
+              <a:graphicFrameLocks xmlns:a="http://schemas.openxmlformats.org/drawingml/2006/main" noChangeAspect="1"/>
+            </wp:cNvGraphicFramePr>
+            <a:graphic xmlns:a="http://schemas.openxmlformats.org/drawingml/2006/main">
+              <a:graphicData uri="http://schemas.openxmlformats.org/drawingml/2006/picture">
+                <pic:pic xmlns:pic="http://schemas.openxmlformats.org/drawingml/2006/picture">
+                  <pic:nvPicPr>
+                    <pic:cNvPr id="1557860469" name=""/>
+                    <pic:cNvPicPr/>
+                  </pic:nvPicPr>
+                  <pic:blipFill>
+                    <a:blip r:embed="rId13"/>
+                    <a:stretch>
+                      <a:fillRect/>
+                    </a:stretch>
+                  </pic:blipFill>
+                  <pic:spPr>
+                    <a:xfrm>
+                      <a:off x="0" y="0"/>
+                      <a:ext cx="1295512" cy="571550"/>
+                    </a:xfrm>
+                    <a:prstGeom prst="rect">
+                      <a:avLst/>
+                    </a:prstGeom>
+                  </pic:spPr>
+                </pic:pic>
+              </a:graphicData>
+            </a:graphic>
+          </wp:inline>
+        </w:drawing>
+      </w:r>
+    </w:p>
+    <w:p/>
+    <w:p>
+      <w:r>
+        <w:lastRenderedPageBreak/>
+        <w:t xml:space="preserve">Q. </w:t>
+      </w:r>
+      <w:r>
+        <w:t>Select employees from IT (10), HR (20), or Finance (30) departments.</w:t>
+      </w:r>
+    </w:p>
+    <w:p>
+      <w:r>
+        <w:t>Query:</w:t>
+      </w:r>
+      <w:r>
+        <w:rPr>
+          <w:rFonts w:ascii="Consolas" w:eastAsia="Times New Roman" w:hAnsi="Consolas" w:cs="Times New Roman"/>
+          <w:b/>
+          <w:bCs/>
+          <w:color w:val="569CD6"/>
+          <w:kern w:val="0"/>
+          <w:sz w:val="21"/>
+          <w:szCs w:val="21"/>
+          <w:lang w:eastAsia="en-IN" w:bidi="ar-SA"/>
+          <w14:ligatures w14:val="none"/>
+        </w:rPr>
+        <w:t xml:space="preserve"> </w:t>
+      </w:r>
+      <w:r>
+        <w:rPr>
+          <w:b/>
+          <w:bCs/>
+        </w:rPr>
+        <w:t>SELECT</w:t>
+      </w:r>
+      <w:r>
+        <w:t xml:space="preserve"> </w:t>
+      </w:r>
+      <w:proofErr w:type="spellStart"/>
+      <w:r>
+        <w:t>first_name</w:t>
+      </w:r>
+      <w:proofErr w:type="spellEnd"/>
+      <w:r>
+        <w:t xml:space="preserve">, </w:t>
+      </w:r>
+      <w:proofErr w:type="spellStart"/>
+      <w:r>
+        <w:t>last_name</w:t>
+      </w:r>
+      <w:proofErr w:type="spellEnd"/>
+      <w:r>
+        <w:t xml:space="preserve">, </w:t>
+      </w:r>
+      <w:proofErr w:type="spellStart"/>
+      <w:r>
+        <w:t>department_id</w:t>
+      </w:r>
+      <w:proofErr w:type="spellEnd"/>
+      <w:r>
+        <w:t xml:space="preserve"> </w:t>
+      </w:r>
+      <w:r>
+        <w:rPr>
+          <w:b/>
+          <w:bCs/>
+        </w:rPr>
+        <w:t>FROM</w:t>
+      </w:r>
+      <w:r>
+        <w:t xml:space="preserve"> employees </w:t>
+      </w:r>
+      <w:r>
+        <w:rPr>
+          <w:b/>
+          <w:bCs/>
+        </w:rPr>
+        <w:t>WHERE</w:t>
+      </w:r>
+      <w:r>
+        <w:t xml:space="preserve"> </w:t>
+      </w:r>
+      <w:proofErr w:type="spellStart"/>
+      <w:r>
+        <w:t>department_id</w:t>
+      </w:r>
+      <w:proofErr w:type="spellEnd"/>
+      <w:r>
+        <w:t xml:space="preserve"> IN (10, 20, 30</w:t>
+      </w:r>
+      <w:proofErr w:type="gramStart"/>
+      <w:r>
+        <w:t>);</w:t>
+      </w:r>
+      <w:proofErr w:type="gramEnd"/>
+    </w:p>
+    <w:p>
+      <w:r>
+        <w:t>Result:</w:t>
+      </w:r>
+    </w:p>
+    <w:p>
+      <w:r>
+        <w:drawing>
+          <wp:inline distT="0" distB="0" distL="0" distR="0" wp14:anchorId="423D17DD" wp14:editId="3CC95FA3">
+            <wp:extent cx="2149026" cy="1615580"/>
+            <wp:effectExtent l="0" t="0" r="3810" b="3810"/>
+            <wp:docPr id="653229253" name="Picture 1"/>
+            <wp:cNvGraphicFramePr>
+              <a:graphicFrameLocks xmlns:a="http://schemas.openxmlformats.org/drawingml/2006/main" noChangeAspect="1"/>
+            </wp:cNvGraphicFramePr>
+            <a:graphic xmlns:a="http://schemas.openxmlformats.org/drawingml/2006/main">
+              <a:graphicData uri="http://schemas.openxmlformats.org/drawingml/2006/picture">
+                <pic:pic xmlns:pic="http://schemas.openxmlformats.org/drawingml/2006/picture">
+                  <pic:nvPicPr>
+                    <pic:cNvPr id="653229253" name=""/>
+                    <pic:cNvPicPr/>
+                  </pic:nvPicPr>
+                  <pic:blipFill>
+                    <a:blip r:embed="rId14"/>
+                    <a:stretch>
+                      <a:fillRect/>
+                    </a:stretch>
+                  </pic:blipFill>
+                  <pic:spPr>
+                    <a:xfrm>
+                      <a:off x="0" y="0"/>
+                      <a:ext cx="2149026" cy="1615580"/>
+                    </a:xfrm>
+                    <a:prstGeom prst="rect">
+                      <a:avLst/>
+                    </a:prstGeom>
+                  </pic:spPr>
+                </pic:pic>
+              </a:graphicData>
+            </a:graphic>
+          </wp:inline>
+        </w:drawing>
+      </w:r>
+    </w:p>
+    <w:p/>
+    <w:p>
       <w:pPr>
         <w:pStyle w:val="ListParagraph"/>
       </w:pPr>
@@ -1232,6 +2068,629 @@
 <file path=word/numbering.xml><?xml version="1.0" encoding="utf-8"?>
 <w:numbering xmlns:wpc="http://schemas.microsoft.com/office/word/2010/wordprocessingCanvas" xmlns:cx="http://schemas.microsoft.com/office/drawing/2014/chartex" xmlns:cx1="http://schemas.microsoft.com/office/drawing/2015/9/8/chartex" xmlns:cx2="http://schemas.microsoft.com/office/drawing/2015/10/21/chartex" xmlns:cx3="http://schemas.microsoft.com/office/drawing/2016/5/9/chartex" xmlns:cx4="http://schemas.microsoft.com/office/drawing/2016/5/10/chartex" xmlns:cx5="http://schemas.microsoft.com/office/drawing/2016/5/11/chartex" xmlns:cx6="http://schemas.microsoft.com/office/drawing/2016/5/12/chartex" xmlns:cx7="http://schemas.microsoft.com/office/drawing/2016/5/13/chartex" xmlns:cx8="http://schemas.microsoft.com/office/drawing/2016/5/14/chartex" xmlns:mc="http://schemas.openxmlformats.org/markup-compatibility/2006" xmlns:aink="http://schemas.microsoft.com/office/drawing/2016/ink" xmlns:am3d="http://schemas.microsoft.com/office/drawing/2017/model3d" xmlns:o="urn:schemas-microsoft-com:office:office" xmlns:oel="http://schemas.microsoft.com/office/2019/extlst" xmlns:r="http://schemas.openxmlformats.org/officeDocument/2006/relationships" xmlns:m="http://schemas.openxmlformats.org/officeDocument/2006/math" xmlns:v="urn:schemas-microsoft-com:vml" xmlns:wp14="http://schemas.microsoft.com/office/word/2010/wordprocessingDrawing" xmlns:wp="http://schemas.openxmlformats.org/drawingml/2006/wordprocessingDrawing" xmlns:w10="urn:schemas-microsoft-com:office:word" xmlns:w="http://schemas.openxmlformats.org/wordprocessingml/2006/main" xmlns:w14="http://schemas.microsoft.com/office/word/2010/wordml" xmlns:w15="http://schemas.microsoft.com/office/word/2012/wordml" xmlns:w16cex="http://schemas.microsoft.com/office/word/2018/wordml/cex" xmlns:w16cid="http://schemas.microsoft.com/office/word/2016/wordml/cid" xmlns:w16="http://schemas.microsoft.com/office/word/2018/wordml" xmlns:w16du="http://schemas.microsoft.com/office/word/2023/wordml/word16du" xmlns:w16sdtdh="http://schemas.microsoft.com/office/word/2020/wordml/sdtdatahash" xmlns:w16sdtfl="http://schemas.microsoft.com/office/word/2024/wordml/sdtformatlock" xmlns:w16se="http://schemas.microsoft.com/office/word/2015/wordml/symex" xmlns:wpg="http://schemas.microsoft.com/office/word/2010/wordprocessingGroup" xmlns:wpi="http://schemas.microsoft.com/office/word/2010/wordprocessingInk" xmlns:wne="http://schemas.microsoft.com/office/word/2006/wordml" xmlns:wps="http://schemas.microsoft.com/office/word/2010/wordprocessingShape" mc:Ignorable="w14 w15 w16se w16cid w16 w16cex w16sdtdh w16sdtfl w16du wp14">
   <w:abstractNum w:abstractNumId="0" w15:restartNumberingAfterBreak="0">
+    <w:nsid w:val="08543FEE"/>
+    <w:multiLevelType w:val="hybridMultilevel"/>
+    <w:tmpl w:val="4D902264"/>
+    <w:lvl w:ilvl="0" w:tplc="40090015">
+      <w:start w:val="17"/>
+      <w:numFmt w:val="upperLetter"/>
+      <w:lvlText w:val="%1."/>
+      <w:lvlJc w:val="left"/>
+      <w:pPr>
+        <w:ind w:left="720" w:hanging="360"/>
+      </w:pPr>
+      <w:rPr>
+        <w:rFonts w:hint="default"/>
+      </w:rPr>
+    </w:lvl>
+    <w:lvl w:ilvl="1" w:tplc="40090019" w:tentative="1">
+      <w:start w:val="1"/>
+      <w:numFmt w:val="lowerLetter"/>
+      <w:lvlText w:val="%2."/>
+      <w:lvlJc w:val="left"/>
+      <w:pPr>
+        <w:ind w:left="1440" w:hanging="360"/>
+      </w:pPr>
+    </w:lvl>
+    <w:lvl w:ilvl="2" w:tplc="4009001B" w:tentative="1">
+      <w:start w:val="1"/>
+      <w:numFmt w:val="lowerRoman"/>
+      <w:lvlText w:val="%3."/>
+      <w:lvlJc w:val="right"/>
+      <w:pPr>
+        <w:ind w:left="2160" w:hanging="180"/>
+      </w:pPr>
+    </w:lvl>
+    <w:lvl w:ilvl="3" w:tplc="4009000F" w:tentative="1">
+      <w:start w:val="1"/>
+      <w:numFmt w:val="decimal"/>
+      <w:lvlText w:val="%4."/>
+      <w:lvlJc w:val="left"/>
+      <w:pPr>
+        <w:ind w:left="2880" w:hanging="360"/>
+      </w:pPr>
+    </w:lvl>
+    <w:lvl w:ilvl="4" w:tplc="40090019" w:tentative="1">
+      <w:start w:val="1"/>
+      <w:numFmt w:val="lowerLetter"/>
+      <w:lvlText w:val="%5."/>
+      <w:lvlJc w:val="left"/>
+      <w:pPr>
+        <w:ind w:left="3600" w:hanging="360"/>
+      </w:pPr>
+    </w:lvl>
+    <w:lvl w:ilvl="5" w:tplc="4009001B" w:tentative="1">
+      <w:start w:val="1"/>
+      <w:numFmt w:val="lowerRoman"/>
+      <w:lvlText w:val="%6."/>
+      <w:lvlJc w:val="right"/>
+      <w:pPr>
+        <w:ind w:left="4320" w:hanging="180"/>
+      </w:pPr>
+    </w:lvl>
+    <w:lvl w:ilvl="6" w:tplc="4009000F" w:tentative="1">
+      <w:start w:val="1"/>
+      <w:numFmt w:val="decimal"/>
+      <w:lvlText w:val="%7."/>
+      <w:lvlJc w:val="left"/>
+      <w:pPr>
+        <w:ind w:left="5040" w:hanging="360"/>
+      </w:pPr>
+    </w:lvl>
+    <w:lvl w:ilvl="7" w:tplc="40090019" w:tentative="1">
+      <w:start w:val="1"/>
+      <w:numFmt w:val="lowerLetter"/>
+      <w:lvlText w:val="%8."/>
+      <w:lvlJc w:val="left"/>
+      <w:pPr>
+        <w:ind w:left="5760" w:hanging="360"/>
+      </w:pPr>
+    </w:lvl>
+    <w:lvl w:ilvl="8" w:tplc="4009001B" w:tentative="1">
+      <w:start w:val="1"/>
+      <w:numFmt w:val="lowerRoman"/>
+      <w:lvlText w:val="%9."/>
+      <w:lvlJc w:val="right"/>
+      <w:pPr>
+        <w:ind w:left="6480" w:hanging="180"/>
+      </w:pPr>
+    </w:lvl>
+  </w:abstractNum>
+  <w:abstractNum w:abstractNumId="1" w15:restartNumberingAfterBreak="0">
+    <w:nsid w:val="10C34A8E"/>
+    <w:multiLevelType w:val="hybridMultilevel"/>
+    <w:tmpl w:val="1070DF64"/>
+    <w:lvl w:ilvl="0" w:tplc="40090015">
+      <w:start w:val="17"/>
+      <w:numFmt w:val="upperLetter"/>
+      <w:lvlText w:val="%1."/>
+      <w:lvlJc w:val="left"/>
+      <w:pPr>
+        <w:ind w:left="720" w:hanging="360"/>
+      </w:pPr>
+      <w:rPr>
+        <w:rFonts w:hint="default"/>
+      </w:rPr>
+    </w:lvl>
+    <w:lvl w:ilvl="1" w:tplc="40090019" w:tentative="1">
+      <w:start w:val="1"/>
+      <w:numFmt w:val="lowerLetter"/>
+      <w:lvlText w:val="%2."/>
+      <w:lvlJc w:val="left"/>
+      <w:pPr>
+        <w:ind w:left="1440" w:hanging="360"/>
+      </w:pPr>
+    </w:lvl>
+    <w:lvl w:ilvl="2" w:tplc="4009001B" w:tentative="1">
+      <w:start w:val="1"/>
+      <w:numFmt w:val="lowerRoman"/>
+      <w:lvlText w:val="%3."/>
+      <w:lvlJc w:val="right"/>
+      <w:pPr>
+        <w:ind w:left="2160" w:hanging="180"/>
+      </w:pPr>
+    </w:lvl>
+    <w:lvl w:ilvl="3" w:tplc="4009000F" w:tentative="1">
+      <w:start w:val="1"/>
+      <w:numFmt w:val="decimal"/>
+      <w:lvlText w:val="%4."/>
+      <w:lvlJc w:val="left"/>
+      <w:pPr>
+        <w:ind w:left="2880" w:hanging="360"/>
+      </w:pPr>
+    </w:lvl>
+    <w:lvl w:ilvl="4" w:tplc="40090019" w:tentative="1">
+      <w:start w:val="1"/>
+      <w:numFmt w:val="lowerLetter"/>
+      <w:lvlText w:val="%5."/>
+      <w:lvlJc w:val="left"/>
+      <w:pPr>
+        <w:ind w:left="3600" w:hanging="360"/>
+      </w:pPr>
+    </w:lvl>
+    <w:lvl w:ilvl="5" w:tplc="4009001B" w:tentative="1">
+      <w:start w:val="1"/>
+      <w:numFmt w:val="lowerRoman"/>
+      <w:lvlText w:val="%6."/>
+      <w:lvlJc w:val="right"/>
+      <w:pPr>
+        <w:ind w:left="4320" w:hanging="180"/>
+      </w:pPr>
+    </w:lvl>
+    <w:lvl w:ilvl="6" w:tplc="4009000F" w:tentative="1">
+      <w:start w:val="1"/>
+      <w:numFmt w:val="decimal"/>
+      <w:lvlText w:val="%7."/>
+      <w:lvlJc w:val="left"/>
+      <w:pPr>
+        <w:ind w:left="5040" w:hanging="360"/>
+      </w:pPr>
+    </w:lvl>
+    <w:lvl w:ilvl="7" w:tplc="40090019" w:tentative="1">
+      <w:start w:val="1"/>
+      <w:numFmt w:val="lowerLetter"/>
+      <w:lvlText w:val="%8."/>
+      <w:lvlJc w:val="left"/>
+      <w:pPr>
+        <w:ind w:left="5760" w:hanging="360"/>
+      </w:pPr>
+    </w:lvl>
+    <w:lvl w:ilvl="8" w:tplc="4009001B" w:tentative="1">
+      <w:start w:val="1"/>
+      <w:numFmt w:val="lowerRoman"/>
+      <w:lvlText w:val="%9."/>
+      <w:lvlJc w:val="right"/>
+      <w:pPr>
+        <w:ind w:left="6480" w:hanging="180"/>
+      </w:pPr>
+    </w:lvl>
+  </w:abstractNum>
+  <w:abstractNum w:abstractNumId="2" w15:restartNumberingAfterBreak="0">
+    <w:nsid w:val="13FD125D"/>
+    <w:multiLevelType w:val="hybridMultilevel"/>
+    <w:tmpl w:val="5BC06D0E"/>
+    <w:lvl w:ilvl="0" w:tplc="40090015">
+      <w:start w:val="17"/>
+      <w:numFmt w:val="upperLetter"/>
+      <w:lvlText w:val="%1."/>
+      <w:lvlJc w:val="left"/>
+      <w:pPr>
+        <w:ind w:left="720" w:hanging="360"/>
+      </w:pPr>
+      <w:rPr>
+        <w:rFonts w:hint="default"/>
+      </w:rPr>
+    </w:lvl>
+    <w:lvl w:ilvl="1" w:tplc="40090019" w:tentative="1">
+      <w:start w:val="1"/>
+      <w:numFmt w:val="lowerLetter"/>
+      <w:lvlText w:val="%2."/>
+      <w:lvlJc w:val="left"/>
+      <w:pPr>
+        <w:ind w:left="1440" w:hanging="360"/>
+      </w:pPr>
+    </w:lvl>
+    <w:lvl w:ilvl="2" w:tplc="4009001B" w:tentative="1">
+      <w:start w:val="1"/>
+      <w:numFmt w:val="lowerRoman"/>
+      <w:lvlText w:val="%3."/>
+      <w:lvlJc w:val="right"/>
+      <w:pPr>
+        <w:ind w:left="2160" w:hanging="180"/>
+      </w:pPr>
+    </w:lvl>
+    <w:lvl w:ilvl="3" w:tplc="4009000F" w:tentative="1">
+      <w:start w:val="1"/>
+      <w:numFmt w:val="decimal"/>
+      <w:lvlText w:val="%4."/>
+      <w:lvlJc w:val="left"/>
+      <w:pPr>
+        <w:ind w:left="2880" w:hanging="360"/>
+      </w:pPr>
+    </w:lvl>
+    <w:lvl w:ilvl="4" w:tplc="40090019" w:tentative="1">
+      <w:start w:val="1"/>
+      <w:numFmt w:val="lowerLetter"/>
+      <w:lvlText w:val="%5."/>
+      <w:lvlJc w:val="left"/>
+      <w:pPr>
+        <w:ind w:left="3600" w:hanging="360"/>
+      </w:pPr>
+    </w:lvl>
+    <w:lvl w:ilvl="5" w:tplc="4009001B" w:tentative="1">
+      <w:start w:val="1"/>
+      <w:numFmt w:val="lowerRoman"/>
+      <w:lvlText w:val="%6."/>
+      <w:lvlJc w:val="right"/>
+      <w:pPr>
+        <w:ind w:left="4320" w:hanging="180"/>
+      </w:pPr>
+    </w:lvl>
+    <w:lvl w:ilvl="6" w:tplc="4009000F" w:tentative="1">
+      <w:start w:val="1"/>
+      <w:numFmt w:val="decimal"/>
+      <w:lvlText w:val="%7."/>
+      <w:lvlJc w:val="left"/>
+      <w:pPr>
+        <w:ind w:left="5040" w:hanging="360"/>
+      </w:pPr>
+    </w:lvl>
+    <w:lvl w:ilvl="7" w:tplc="40090019" w:tentative="1">
+      <w:start w:val="1"/>
+      <w:numFmt w:val="lowerLetter"/>
+      <w:lvlText w:val="%8."/>
+      <w:lvlJc w:val="left"/>
+      <w:pPr>
+        <w:ind w:left="5760" w:hanging="360"/>
+      </w:pPr>
+    </w:lvl>
+    <w:lvl w:ilvl="8" w:tplc="4009001B" w:tentative="1">
+      <w:start w:val="1"/>
+      <w:numFmt w:val="lowerRoman"/>
+      <w:lvlText w:val="%9."/>
+      <w:lvlJc w:val="right"/>
+      <w:pPr>
+        <w:ind w:left="6480" w:hanging="180"/>
+      </w:pPr>
+    </w:lvl>
+  </w:abstractNum>
+  <w:abstractNum w:abstractNumId="3" w15:restartNumberingAfterBreak="0">
+    <w:nsid w:val="1A6C65A5"/>
+    <w:multiLevelType w:val="hybridMultilevel"/>
+    <w:tmpl w:val="6786E54A"/>
+    <w:lvl w:ilvl="0" w:tplc="90409152">
+      <w:start w:val="17"/>
+      <w:numFmt w:val="upperLetter"/>
+      <w:lvlText w:val="%1."/>
+      <w:lvlJc w:val="left"/>
+      <w:pPr>
+        <w:ind w:left="1080" w:hanging="360"/>
+      </w:pPr>
+      <w:rPr>
+        <w:rFonts w:hint="default"/>
+      </w:rPr>
+    </w:lvl>
+    <w:lvl w:ilvl="1" w:tplc="40090019" w:tentative="1">
+      <w:start w:val="1"/>
+      <w:numFmt w:val="lowerLetter"/>
+      <w:lvlText w:val="%2."/>
+      <w:lvlJc w:val="left"/>
+      <w:pPr>
+        <w:ind w:left="1800" w:hanging="360"/>
+      </w:pPr>
+    </w:lvl>
+    <w:lvl w:ilvl="2" w:tplc="4009001B" w:tentative="1">
+      <w:start w:val="1"/>
+      <w:numFmt w:val="lowerRoman"/>
+      <w:lvlText w:val="%3."/>
+      <w:lvlJc w:val="right"/>
+      <w:pPr>
+        <w:ind w:left="2520" w:hanging="180"/>
+      </w:pPr>
+    </w:lvl>
+    <w:lvl w:ilvl="3" w:tplc="4009000F" w:tentative="1">
+      <w:start w:val="1"/>
+      <w:numFmt w:val="decimal"/>
+      <w:lvlText w:val="%4."/>
+      <w:lvlJc w:val="left"/>
+      <w:pPr>
+        <w:ind w:left="3240" w:hanging="360"/>
+      </w:pPr>
+    </w:lvl>
+    <w:lvl w:ilvl="4" w:tplc="40090019" w:tentative="1">
+      <w:start w:val="1"/>
+      <w:numFmt w:val="lowerLetter"/>
+      <w:lvlText w:val="%5."/>
+      <w:lvlJc w:val="left"/>
+      <w:pPr>
+        <w:ind w:left="3960" w:hanging="360"/>
+      </w:pPr>
+    </w:lvl>
+    <w:lvl w:ilvl="5" w:tplc="4009001B" w:tentative="1">
+      <w:start w:val="1"/>
+      <w:numFmt w:val="lowerRoman"/>
+      <w:lvlText w:val="%6."/>
+      <w:lvlJc w:val="right"/>
+      <w:pPr>
+        <w:ind w:left="4680" w:hanging="180"/>
+      </w:pPr>
+    </w:lvl>
+    <w:lvl w:ilvl="6" w:tplc="4009000F" w:tentative="1">
+      <w:start w:val="1"/>
+      <w:numFmt w:val="decimal"/>
+      <w:lvlText w:val="%7."/>
+      <w:lvlJc w:val="left"/>
+      <w:pPr>
+        <w:ind w:left="5400" w:hanging="360"/>
+      </w:pPr>
+    </w:lvl>
+    <w:lvl w:ilvl="7" w:tplc="40090019" w:tentative="1">
+      <w:start w:val="1"/>
+      <w:numFmt w:val="lowerLetter"/>
+      <w:lvlText w:val="%8."/>
+      <w:lvlJc w:val="left"/>
+      <w:pPr>
+        <w:ind w:left="6120" w:hanging="360"/>
+      </w:pPr>
+    </w:lvl>
+    <w:lvl w:ilvl="8" w:tplc="4009001B" w:tentative="1">
+      <w:start w:val="1"/>
+      <w:numFmt w:val="lowerRoman"/>
+      <w:lvlText w:val="%9."/>
+      <w:lvlJc w:val="right"/>
+      <w:pPr>
+        <w:ind w:left="6840" w:hanging="180"/>
+      </w:pPr>
+    </w:lvl>
+  </w:abstractNum>
+  <w:abstractNum w:abstractNumId="4" w15:restartNumberingAfterBreak="0">
+    <w:nsid w:val="39CA35FC"/>
+    <w:multiLevelType w:val="hybridMultilevel"/>
+    <w:tmpl w:val="B358EBBE"/>
+    <w:lvl w:ilvl="0" w:tplc="40090015">
+      <w:start w:val="17"/>
+      <w:numFmt w:val="upperLetter"/>
+      <w:lvlText w:val="%1."/>
+      <w:lvlJc w:val="left"/>
+      <w:pPr>
+        <w:ind w:left="720" w:hanging="360"/>
+      </w:pPr>
+      <w:rPr>
+        <w:rFonts w:hint="default"/>
+      </w:rPr>
+    </w:lvl>
+    <w:lvl w:ilvl="1" w:tplc="40090019" w:tentative="1">
+      <w:start w:val="1"/>
+      <w:numFmt w:val="lowerLetter"/>
+      <w:lvlText w:val="%2."/>
+      <w:lvlJc w:val="left"/>
+      <w:pPr>
+        <w:ind w:left="1440" w:hanging="360"/>
+      </w:pPr>
+    </w:lvl>
+    <w:lvl w:ilvl="2" w:tplc="4009001B" w:tentative="1">
+      <w:start w:val="1"/>
+      <w:numFmt w:val="lowerRoman"/>
+      <w:lvlText w:val="%3."/>
+      <w:lvlJc w:val="right"/>
+      <w:pPr>
+        <w:ind w:left="2160" w:hanging="180"/>
+      </w:pPr>
+    </w:lvl>
+    <w:lvl w:ilvl="3" w:tplc="4009000F" w:tentative="1">
+      <w:start w:val="1"/>
+      <w:numFmt w:val="decimal"/>
+      <w:lvlText w:val="%4."/>
+      <w:lvlJc w:val="left"/>
+      <w:pPr>
+        <w:ind w:left="2880" w:hanging="360"/>
+      </w:pPr>
+    </w:lvl>
+    <w:lvl w:ilvl="4" w:tplc="40090019" w:tentative="1">
+      <w:start w:val="1"/>
+      <w:numFmt w:val="lowerLetter"/>
+      <w:lvlText w:val="%5."/>
+      <w:lvlJc w:val="left"/>
+      <w:pPr>
+        <w:ind w:left="3600" w:hanging="360"/>
+      </w:pPr>
+    </w:lvl>
+    <w:lvl w:ilvl="5" w:tplc="4009001B" w:tentative="1">
+      <w:start w:val="1"/>
+      <w:numFmt w:val="lowerRoman"/>
+      <w:lvlText w:val="%6."/>
+      <w:lvlJc w:val="right"/>
+      <w:pPr>
+        <w:ind w:left="4320" w:hanging="180"/>
+      </w:pPr>
+    </w:lvl>
+    <w:lvl w:ilvl="6" w:tplc="4009000F" w:tentative="1">
+      <w:start w:val="1"/>
+      <w:numFmt w:val="decimal"/>
+      <w:lvlText w:val="%7."/>
+      <w:lvlJc w:val="left"/>
+      <w:pPr>
+        <w:ind w:left="5040" w:hanging="360"/>
+      </w:pPr>
+    </w:lvl>
+    <w:lvl w:ilvl="7" w:tplc="40090019" w:tentative="1">
+      <w:start w:val="1"/>
+      <w:numFmt w:val="lowerLetter"/>
+      <w:lvlText w:val="%8."/>
+      <w:lvlJc w:val="left"/>
+      <w:pPr>
+        <w:ind w:left="5760" w:hanging="360"/>
+      </w:pPr>
+    </w:lvl>
+    <w:lvl w:ilvl="8" w:tplc="4009001B" w:tentative="1">
+      <w:start w:val="1"/>
+      <w:numFmt w:val="lowerRoman"/>
+      <w:lvlText w:val="%9."/>
+      <w:lvlJc w:val="right"/>
+      <w:pPr>
+        <w:ind w:left="6480" w:hanging="180"/>
+      </w:pPr>
+    </w:lvl>
+  </w:abstractNum>
+  <w:abstractNum w:abstractNumId="5" w15:restartNumberingAfterBreak="0">
+    <w:nsid w:val="4BC464B3"/>
+    <w:multiLevelType w:val="hybridMultilevel"/>
+    <w:tmpl w:val="0DF6DE9C"/>
+    <w:lvl w:ilvl="0" w:tplc="40090015">
+      <w:start w:val="17"/>
+      <w:numFmt w:val="upperLetter"/>
+      <w:lvlText w:val="%1."/>
+      <w:lvlJc w:val="left"/>
+      <w:pPr>
+        <w:ind w:left="720" w:hanging="360"/>
+      </w:pPr>
+      <w:rPr>
+        <w:rFonts w:hint="default"/>
+      </w:rPr>
+    </w:lvl>
+    <w:lvl w:ilvl="1" w:tplc="40090019" w:tentative="1">
+      <w:start w:val="1"/>
+      <w:numFmt w:val="lowerLetter"/>
+      <w:lvlText w:val="%2."/>
+      <w:lvlJc w:val="left"/>
+      <w:pPr>
+        <w:ind w:left="1440" w:hanging="360"/>
+      </w:pPr>
+    </w:lvl>
+    <w:lvl w:ilvl="2" w:tplc="4009001B" w:tentative="1">
+      <w:start w:val="1"/>
+      <w:numFmt w:val="lowerRoman"/>
+      <w:lvlText w:val="%3."/>
+      <w:lvlJc w:val="right"/>
+      <w:pPr>
+        <w:ind w:left="2160" w:hanging="180"/>
+      </w:pPr>
+    </w:lvl>
+    <w:lvl w:ilvl="3" w:tplc="4009000F" w:tentative="1">
+      <w:start w:val="1"/>
+      <w:numFmt w:val="decimal"/>
+      <w:lvlText w:val="%4."/>
+      <w:lvlJc w:val="left"/>
+      <w:pPr>
+        <w:ind w:left="2880" w:hanging="360"/>
+      </w:pPr>
+    </w:lvl>
+    <w:lvl w:ilvl="4" w:tplc="40090019" w:tentative="1">
+      <w:start w:val="1"/>
+      <w:numFmt w:val="lowerLetter"/>
+      <w:lvlText w:val="%5."/>
+      <w:lvlJc w:val="left"/>
+      <w:pPr>
+        <w:ind w:left="3600" w:hanging="360"/>
+      </w:pPr>
+    </w:lvl>
+    <w:lvl w:ilvl="5" w:tplc="4009001B" w:tentative="1">
+      <w:start w:val="1"/>
+      <w:numFmt w:val="lowerRoman"/>
+      <w:lvlText w:val="%6."/>
+      <w:lvlJc w:val="right"/>
+      <w:pPr>
+        <w:ind w:left="4320" w:hanging="180"/>
+      </w:pPr>
+    </w:lvl>
+    <w:lvl w:ilvl="6" w:tplc="4009000F" w:tentative="1">
+      <w:start w:val="1"/>
+      <w:numFmt w:val="decimal"/>
+      <w:lvlText w:val="%7."/>
+      <w:lvlJc w:val="left"/>
+      <w:pPr>
+        <w:ind w:left="5040" w:hanging="360"/>
+      </w:pPr>
+    </w:lvl>
+    <w:lvl w:ilvl="7" w:tplc="40090019" w:tentative="1">
+      <w:start w:val="1"/>
+      <w:numFmt w:val="lowerLetter"/>
+      <w:lvlText w:val="%8."/>
+      <w:lvlJc w:val="left"/>
+      <w:pPr>
+        <w:ind w:left="5760" w:hanging="360"/>
+      </w:pPr>
+    </w:lvl>
+    <w:lvl w:ilvl="8" w:tplc="4009001B" w:tentative="1">
+      <w:start w:val="1"/>
+      <w:numFmt w:val="lowerRoman"/>
+      <w:lvlText w:val="%9."/>
+      <w:lvlJc w:val="right"/>
+      <w:pPr>
+        <w:ind w:left="6480" w:hanging="180"/>
+      </w:pPr>
+    </w:lvl>
+  </w:abstractNum>
+  <w:abstractNum w:abstractNumId="6" w15:restartNumberingAfterBreak="0">
+    <w:nsid w:val="54A61BE7"/>
+    <w:multiLevelType w:val="hybridMultilevel"/>
+    <w:tmpl w:val="01A091C8"/>
+    <w:lvl w:ilvl="0" w:tplc="40090015">
+      <w:start w:val="17"/>
+      <w:numFmt w:val="upperLetter"/>
+      <w:lvlText w:val="%1."/>
+      <w:lvlJc w:val="left"/>
+      <w:pPr>
+        <w:ind w:left="720" w:hanging="360"/>
+      </w:pPr>
+      <w:rPr>
+        <w:rFonts w:hint="default"/>
+      </w:rPr>
+    </w:lvl>
+    <w:lvl w:ilvl="1" w:tplc="40090019" w:tentative="1">
+      <w:start w:val="1"/>
+      <w:numFmt w:val="lowerLetter"/>
+      <w:lvlText w:val="%2."/>
+      <w:lvlJc w:val="left"/>
+      <w:pPr>
+        <w:ind w:left="1440" w:hanging="360"/>
+      </w:pPr>
+    </w:lvl>
+    <w:lvl w:ilvl="2" w:tplc="4009001B" w:tentative="1">
+      <w:start w:val="1"/>
+      <w:numFmt w:val="lowerRoman"/>
+      <w:lvlText w:val="%3."/>
+      <w:lvlJc w:val="right"/>
+      <w:pPr>
+        <w:ind w:left="2160" w:hanging="180"/>
+      </w:pPr>
+    </w:lvl>
+    <w:lvl w:ilvl="3" w:tplc="4009000F" w:tentative="1">
+      <w:start w:val="1"/>
+      <w:numFmt w:val="decimal"/>
+      <w:lvlText w:val="%4."/>
+      <w:lvlJc w:val="left"/>
+      <w:pPr>
+        <w:ind w:left="2880" w:hanging="360"/>
+      </w:pPr>
+    </w:lvl>
+    <w:lvl w:ilvl="4" w:tplc="40090019" w:tentative="1">
+      <w:start w:val="1"/>
+      <w:numFmt w:val="lowerLetter"/>
+      <w:lvlText w:val="%5."/>
+      <w:lvlJc w:val="left"/>
+      <w:pPr>
+        <w:ind w:left="3600" w:hanging="360"/>
+      </w:pPr>
+    </w:lvl>
+    <w:lvl w:ilvl="5" w:tplc="4009001B" w:tentative="1">
+      <w:start w:val="1"/>
+      <w:numFmt w:val="lowerRoman"/>
+      <w:lvlText w:val="%6."/>
+      <w:lvlJc w:val="right"/>
+      <w:pPr>
+        <w:ind w:left="4320" w:hanging="180"/>
+      </w:pPr>
+    </w:lvl>
+    <w:lvl w:ilvl="6" w:tplc="4009000F" w:tentative="1">
+      <w:start w:val="1"/>
+      <w:numFmt w:val="decimal"/>
+      <w:lvlText w:val="%7."/>
+      <w:lvlJc w:val="left"/>
+      <w:pPr>
+        <w:ind w:left="5040" w:hanging="360"/>
+      </w:pPr>
+    </w:lvl>
+    <w:lvl w:ilvl="7" w:tplc="40090019" w:tentative="1">
+      <w:start w:val="1"/>
+      <w:numFmt w:val="lowerLetter"/>
+      <w:lvlText w:val="%8."/>
+      <w:lvlJc w:val="left"/>
+      <w:pPr>
+        <w:ind w:left="5760" w:hanging="360"/>
+      </w:pPr>
+    </w:lvl>
+    <w:lvl w:ilvl="8" w:tplc="4009001B" w:tentative="1">
+      <w:start w:val="1"/>
+      <w:numFmt w:val="lowerRoman"/>
+      <w:lvlText w:val="%9."/>
+      <w:lvlJc w:val="right"/>
+      <w:pPr>
+        <w:ind w:left="6480" w:hanging="180"/>
+      </w:pPr>
+    </w:lvl>
+  </w:abstractNum>
+  <w:abstractNum w:abstractNumId="7" w15:restartNumberingAfterBreak="0">
     <w:nsid w:val="5F382576"/>
     <w:multiLevelType w:val="hybridMultilevel"/>
     <w:tmpl w:val="54689A7C"/>
@@ -1320,7 +2779,7 @@
       </w:pPr>
     </w:lvl>
   </w:abstractNum>
-  <w:abstractNum w:abstractNumId="1" w15:restartNumberingAfterBreak="0">
+  <w:abstractNum w:abstractNumId="8" w15:restartNumberingAfterBreak="0">
     <w:nsid w:val="6B804C40"/>
     <w:multiLevelType w:val="hybridMultilevel"/>
     <w:tmpl w:val="E3BAED6C"/>
@@ -1409,7 +2868,7 @@
       </w:pPr>
     </w:lvl>
   </w:abstractNum>
-  <w:abstractNum w:abstractNumId="2" w15:restartNumberingAfterBreak="0">
+  <w:abstractNum w:abstractNumId="9" w15:restartNumberingAfterBreak="0">
     <w:nsid w:val="6EFB553E"/>
     <w:multiLevelType w:val="hybridMultilevel"/>
     <w:tmpl w:val="05B2D17C"/>
@@ -1498,14 +2957,311 @@
       </w:pPr>
     </w:lvl>
   </w:abstractNum>
+  <w:abstractNum w:abstractNumId="10" w15:restartNumberingAfterBreak="0">
+    <w:nsid w:val="76DF2A6E"/>
+    <w:multiLevelType w:val="hybridMultilevel"/>
+    <w:tmpl w:val="625E1EB6"/>
+    <w:lvl w:ilvl="0" w:tplc="40090015">
+      <w:start w:val="17"/>
+      <w:numFmt w:val="upperLetter"/>
+      <w:lvlText w:val="%1."/>
+      <w:lvlJc w:val="left"/>
+      <w:pPr>
+        <w:ind w:left="720" w:hanging="360"/>
+      </w:pPr>
+      <w:rPr>
+        <w:rFonts w:hint="default"/>
+      </w:rPr>
+    </w:lvl>
+    <w:lvl w:ilvl="1" w:tplc="40090019" w:tentative="1">
+      <w:start w:val="1"/>
+      <w:numFmt w:val="lowerLetter"/>
+      <w:lvlText w:val="%2."/>
+      <w:lvlJc w:val="left"/>
+      <w:pPr>
+        <w:ind w:left="1440" w:hanging="360"/>
+      </w:pPr>
+    </w:lvl>
+    <w:lvl w:ilvl="2" w:tplc="4009001B" w:tentative="1">
+      <w:start w:val="1"/>
+      <w:numFmt w:val="lowerRoman"/>
+      <w:lvlText w:val="%3."/>
+      <w:lvlJc w:val="right"/>
+      <w:pPr>
+        <w:ind w:left="2160" w:hanging="180"/>
+      </w:pPr>
+    </w:lvl>
+    <w:lvl w:ilvl="3" w:tplc="4009000F" w:tentative="1">
+      <w:start w:val="1"/>
+      <w:numFmt w:val="decimal"/>
+      <w:lvlText w:val="%4."/>
+      <w:lvlJc w:val="left"/>
+      <w:pPr>
+        <w:ind w:left="2880" w:hanging="360"/>
+      </w:pPr>
+    </w:lvl>
+    <w:lvl w:ilvl="4" w:tplc="40090019" w:tentative="1">
+      <w:start w:val="1"/>
+      <w:numFmt w:val="lowerLetter"/>
+      <w:lvlText w:val="%5."/>
+      <w:lvlJc w:val="left"/>
+      <w:pPr>
+        <w:ind w:left="3600" w:hanging="360"/>
+      </w:pPr>
+    </w:lvl>
+    <w:lvl w:ilvl="5" w:tplc="4009001B" w:tentative="1">
+      <w:start w:val="1"/>
+      <w:numFmt w:val="lowerRoman"/>
+      <w:lvlText w:val="%6."/>
+      <w:lvlJc w:val="right"/>
+      <w:pPr>
+        <w:ind w:left="4320" w:hanging="180"/>
+      </w:pPr>
+    </w:lvl>
+    <w:lvl w:ilvl="6" w:tplc="4009000F" w:tentative="1">
+      <w:start w:val="1"/>
+      <w:numFmt w:val="decimal"/>
+      <w:lvlText w:val="%7."/>
+      <w:lvlJc w:val="left"/>
+      <w:pPr>
+        <w:ind w:left="5040" w:hanging="360"/>
+      </w:pPr>
+    </w:lvl>
+    <w:lvl w:ilvl="7" w:tplc="40090019" w:tentative="1">
+      <w:start w:val="1"/>
+      <w:numFmt w:val="lowerLetter"/>
+      <w:lvlText w:val="%8."/>
+      <w:lvlJc w:val="left"/>
+      <w:pPr>
+        <w:ind w:left="5760" w:hanging="360"/>
+      </w:pPr>
+    </w:lvl>
+    <w:lvl w:ilvl="8" w:tplc="4009001B" w:tentative="1">
+      <w:start w:val="1"/>
+      <w:numFmt w:val="lowerRoman"/>
+      <w:lvlText w:val="%9."/>
+      <w:lvlJc w:val="right"/>
+      <w:pPr>
+        <w:ind w:left="6480" w:hanging="180"/>
+      </w:pPr>
+    </w:lvl>
+  </w:abstractNum>
+  <w:abstractNum w:abstractNumId="11" w15:restartNumberingAfterBreak="0">
+    <w:nsid w:val="77986170"/>
+    <w:multiLevelType w:val="hybridMultilevel"/>
+    <w:tmpl w:val="C3B2066E"/>
+    <w:lvl w:ilvl="0" w:tplc="40090015">
+      <w:start w:val="17"/>
+      <w:numFmt w:val="upperLetter"/>
+      <w:lvlText w:val="%1."/>
+      <w:lvlJc w:val="left"/>
+      <w:pPr>
+        <w:ind w:left="720" w:hanging="360"/>
+      </w:pPr>
+      <w:rPr>
+        <w:rFonts w:hint="default"/>
+      </w:rPr>
+    </w:lvl>
+    <w:lvl w:ilvl="1" w:tplc="40090019" w:tentative="1">
+      <w:start w:val="1"/>
+      <w:numFmt w:val="lowerLetter"/>
+      <w:lvlText w:val="%2."/>
+      <w:lvlJc w:val="left"/>
+      <w:pPr>
+        <w:ind w:left="1440" w:hanging="360"/>
+      </w:pPr>
+    </w:lvl>
+    <w:lvl w:ilvl="2" w:tplc="4009001B" w:tentative="1">
+      <w:start w:val="1"/>
+      <w:numFmt w:val="lowerRoman"/>
+      <w:lvlText w:val="%3."/>
+      <w:lvlJc w:val="right"/>
+      <w:pPr>
+        <w:ind w:left="2160" w:hanging="180"/>
+      </w:pPr>
+    </w:lvl>
+    <w:lvl w:ilvl="3" w:tplc="4009000F" w:tentative="1">
+      <w:start w:val="1"/>
+      <w:numFmt w:val="decimal"/>
+      <w:lvlText w:val="%4."/>
+      <w:lvlJc w:val="left"/>
+      <w:pPr>
+        <w:ind w:left="2880" w:hanging="360"/>
+      </w:pPr>
+    </w:lvl>
+    <w:lvl w:ilvl="4" w:tplc="40090019" w:tentative="1">
+      <w:start w:val="1"/>
+      <w:numFmt w:val="lowerLetter"/>
+      <w:lvlText w:val="%5."/>
+      <w:lvlJc w:val="left"/>
+      <w:pPr>
+        <w:ind w:left="3600" w:hanging="360"/>
+      </w:pPr>
+    </w:lvl>
+    <w:lvl w:ilvl="5" w:tplc="4009001B" w:tentative="1">
+      <w:start w:val="1"/>
+      <w:numFmt w:val="lowerRoman"/>
+      <w:lvlText w:val="%6."/>
+      <w:lvlJc w:val="right"/>
+      <w:pPr>
+        <w:ind w:left="4320" w:hanging="180"/>
+      </w:pPr>
+    </w:lvl>
+    <w:lvl w:ilvl="6" w:tplc="4009000F" w:tentative="1">
+      <w:start w:val="1"/>
+      <w:numFmt w:val="decimal"/>
+      <w:lvlText w:val="%7."/>
+      <w:lvlJc w:val="left"/>
+      <w:pPr>
+        <w:ind w:left="5040" w:hanging="360"/>
+      </w:pPr>
+    </w:lvl>
+    <w:lvl w:ilvl="7" w:tplc="40090019" w:tentative="1">
+      <w:start w:val="1"/>
+      <w:numFmt w:val="lowerLetter"/>
+      <w:lvlText w:val="%8."/>
+      <w:lvlJc w:val="left"/>
+      <w:pPr>
+        <w:ind w:left="5760" w:hanging="360"/>
+      </w:pPr>
+    </w:lvl>
+    <w:lvl w:ilvl="8" w:tplc="4009001B" w:tentative="1">
+      <w:start w:val="1"/>
+      <w:numFmt w:val="lowerRoman"/>
+      <w:lvlText w:val="%9."/>
+      <w:lvlJc w:val="right"/>
+      <w:pPr>
+        <w:ind w:left="6480" w:hanging="180"/>
+      </w:pPr>
+    </w:lvl>
+  </w:abstractNum>
+  <w:abstractNum w:abstractNumId="12" w15:restartNumberingAfterBreak="0">
+    <w:nsid w:val="7A9A2AEB"/>
+    <w:multiLevelType w:val="hybridMultilevel"/>
+    <w:tmpl w:val="FD6EF938"/>
+    <w:lvl w:ilvl="0" w:tplc="40090015">
+      <w:start w:val="17"/>
+      <w:numFmt w:val="upperLetter"/>
+      <w:lvlText w:val="%1."/>
+      <w:lvlJc w:val="left"/>
+      <w:pPr>
+        <w:ind w:left="720" w:hanging="360"/>
+      </w:pPr>
+      <w:rPr>
+        <w:rFonts w:hint="default"/>
+      </w:rPr>
+    </w:lvl>
+    <w:lvl w:ilvl="1" w:tplc="40090019" w:tentative="1">
+      <w:start w:val="1"/>
+      <w:numFmt w:val="lowerLetter"/>
+      <w:lvlText w:val="%2."/>
+      <w:lvlJc w:val="left"/>
+      <w:pPr>
+        <w:ind w:left="1440" w:hanging="360"/>
+      </w:pPr>
+    </w:lvl>
+    <w:lvl w:ilvl="2" w:tplc="4009001B" w:tentative="1">
+      <w:start w:val="1"/>
+      <w:numFmt w:val="lowerRoman"/>
+      <w:lvlText w:val="%3."/>
+      <w:lvlJc w:val="right"/>
+      <w:pPr>
+        <w:ind w:left="2160" w:hanging="180"/>
+      </w:pPr>
+    </w:lvl>
+    <w:lvl w:ilvl="3" w:tplc="4009000F" w:tentative="1">
+      <w:start w:val="1"/>
+      <w:numFmt w:val="decimal"/>
+      <w:lvlText w:val="%4."/>
+      <w:lvlJc w:val="left"/>
+      <w:pPr>
+        <w:ind w:left="2880" w:hanging="360"/>
+      </w:pPr>
+    </w:lvl>
+    <w:lvl w:ilvl="4" w:tplc="40090019" w:tentative="1">
+      <w:start w:val="1"/>
+      <w:numFmt w:val="lowerLetter"/>
+      <w:lvlText w:val="%5."/>
+      <w:lvlJc w:val="left"/>
+      <w:pPr>
+        <w:ind w:left="3600" w:hanging="360"/>
+      </w:pPr>
+    </w:lvl>
+    <w:lvl w:ilvl="5" w:tplc="4009001B" w:tentative="1">
+      <w:start w:val="1"/>
+      <w:numFmt w:val="lowerRoman"/>
+      <w:lvlText w:val="%6."/>
+      <w:lvlJc w:val="right"/>
+      <w:pPr>
+        <w:ind w:left="4320" w:hanging="180"/>
+      </w:pPr>
+    </w:lvl>
+    <w:lvl w:ilvl="6" w:tplc="4009000F" w:tentative="1">
+      <w:start w:val="1"/>
+      <w:numFmt w:val="decimal"/>
+      <w:lvlText w:val="%7."/>
+      <w:lvlJc w:val="left"/>
+      <w:pPr>
+        <w:ind w:left="5040" w:hanging="360"/>
+      </w:pPr>
+    </w:lvl>
+    <w:lvl w:ilvl="7" w:tplc="40090019" w:tentative="1">
+      <w:start w:val="1"/>
+      <w:numFmt w:val="lowerLetter"/>
+      <w:lvlText w:val="%8."/>
+      <w:lvlJc w:val="left"/>
+      <w:pPr>
+        <w:ind w:left="5760" w:hanging="360"/>
+      </w:pPr>
+    </w:lvl>
+    <w:lvl w:ilvl="8" w:tplc="4009001B" w:tentative="1">
+      <w:start w:val="1"/>
+      <w:numFmt w:val="lowerRoman"/>
+      <w:lvlText w:val="%9."/>
+      <w:lvlJc w:val="right"/>
+      <w:pPr>
+        <w:ind w:left="6480" w:hanging="180"/>
+      </w:pPr>
+    </w:lvl>
+  </w:abstractNum>
   <w:num w:numId="1" w16cid:durableId="955791244">
+    <w:abstractNumId w:val="7"/>
+  </w:num>
+  <w:num w:numId="2" w16cid:durableId="316570505">
+    <w:abstractNumId w:val="9"/>
+  </w:num>
+  <w:num w:numId="3" w16cid:durableId="1179200907">
+    <w:abstractNumId w:val="8"/>
+  </w:num>
+  <w:num w:numId="4" w16cid:durableId="707410356">
+    <w:abstractNumId w:val="6"/>
+  </w:num>
+  <w:num w:numId="5" w16cid:durableId="1357610521">
+    <w:abstractNumId w:val="3"/>
+  </w:num>
+  <w:num w:numId="6" w16cid:durableId="299002271">
+    <w:abstractNumId w:val="4"/>
+  </w:num>
+  <w:num w:numId="7" w16cid:durableId="1535071031">
+    <w:abstractNumId w:val="10"/>
+  </w:num>
+  <w:num w:numId="8" w16cid:durableId="2129273722">
     <w:abstractNumId w:val="0"/>
   </w:num>
-  <w:num w:numId="2" w16cid:durableId="316570505">
+  <w:num w:numId="9" w16cid:durableId="1023476357">
+    <w:abstractNumId w:val="11"/>
+  </w:num>
+  <w:num w:numId="10" w16cid:durableId="87388894">
+    <w:abstractNumId w:val="5"/>
+  </w:num>
+  <w:num w:numId="11" w16cid:durableId="919024919">
+    <w:abstractNumId w:val="12"/>
+  </w:num>
+  <w:num w:numId="12" w16cid:durableId="299893459">
+    <w:abstractNumId w:val="1"/>
+  </w:num>
+  <w:num w:numId="13" w16cid:durableId="1843203063">
     <w:abstractNumId w:val="2"/>
-  </w:num>
-  <w:num w:numId="3" w16cid:durableId="1179200907">
-    <w:abstractNumId w:val="1"/>
   </w:num>
 </w:numbering>
 </file>

--- a/SQL Practice.docx
+++ b/SQL Practice.docx
@@ -37,43 +37,7 @@
         <w:t>SELECT</w:t>
       </w:r>
       <w:r>
-        <w:t xml:space="preserve"> </w:t>
-      </w:r>
-      <w:proofErr w:type="spellStart"/>
-      <w:proofErr w:type="gramStart"/>
-      <w:r>
-        <w:t>e.first</w:t>
-      </w:r>
-      <w:proofErr w:type="gramEnd"/>
-      <w:r>
-        <w:t>_name</w:t>
-      </w:r>
-      <w:proofErr w:type="spellEnd"/>
-      <w:r>
-        <w:t xml:space="preserve">, </w:t>
-      </w:r>
-      <w:proofErr w:type="spellStart"/>
-      <w:proofErr w:type="gramStart"/>
-      <w:r>
-        <w:t>e.last</w:t>
-      </w:r>
-      <w:proofErr w:type="gramEnd"/>
-      <w:r>
-        <w:t>_name</w:t>
-      </w:r>
-      <w:proofErr w:type="spellEnd"/>
-      <w:r>
-        <w:t xml:space="preserve">, </w:t>
-      </w:r>
-      <w:proofErr w:type="spellStart"/>
-      <w:proofErr w:type="gramStart"/>
-      <w:r>
-        <w:t>w.location</w:t>
-      </w:r>
-      <w:proofErr w:type="spellEnd"/>
-      <w:proofErr w:type="gramEnd"/>
-      <w:r>
-        <w:t xml:space="preserve"> </w:t>
+        <w:t xml:space="preserve"> e.first_name, e.last_name, w.location </w:t>
       </w:r>
       <w:r>
         <w:rPr>
@@ -83,15 +47,7 @@
         <w:t>AS</w:t>
       </w:r>
       <w:r>
-        <w:t xml:space="preserve"> </w:t>
-      </w:r>
-      <w:proofErr w:type="spellStart"/>
-      <w:r>
-        <w:t>warehouse_location</w:t>
-      </w:r>
-      <w:proofErr w:type="spellEnd"/>
-      <w:r>
-        <w:t xml:space="preserve"> </w:t>
+        <w:t xml:space="preserve"> warehouse_location </w:t>
       </w:r>
       <w:r>
         <w:rPr>
@@ -111,39 +67,8 @@
         <w:t>ON</w:t>
       </w:r>
       <w:r>
-        <w:t xml:space="preserve"> </w:t>
-      </w:r>
-      <w:proofErr w:type="spellStart"/>
-      <w:proofErr w:type="gramStart"/>
-      <w:r>
-        <w:t>e.warehouse</w:t>
-      </w:r>
-      <w:proofErr w:type="gramEnd"/>
-      <w:r>
-        <w:t>_id</w:t>
-      </w:r>
-      <w:proofErr w:type="spellEnd"/>
-      <w:r>
-        <w:t xml:space="preserve"> = </w:t>
-      </w:r>
-      <w:proofErr w:type="spellStart"/>
-      <w:proofErr w:type="gramStart"/>
-      <w:r>
-        <w:t>w.warehouse</w:t>
-      </w:r>
-      <w:proofErr w:type="gramEnd"/>
-      <w:r>
-        <w:t>_</w:t>
-      </w:r>
-      <w:proofErr w:type="gramStart"/>
-      <w:r>
-        <w:t>id</w:t>
-      </w:r>
-      <w:proofErr w:type="spellEnd"/>
-      <w:r>
-        <w:t>;</w:t>
-      </w:r>
-      <w:proofErr w:type="gramEnd"/>
+        <w:t xml:space="preserve"> e.warehouse_id = w.warehouse_id;</w:t>
+      </w:r>
     </w:p>
     <w:p>
       <w:pPr>
@@ -257,23 +182,7 @@
         <w:t>SELECT</w:t>
       </w:r>
       <w:r>
-        <w:t xml:space="preserve"> </w:t>
-      </w:r>
-      <w:proofErr w:type="spellStart"/>
-      <w:r>
-        <w:t>product_name</w:t>
-      </w:r>
-      <w:proofErr w:type="spellEnd"/>
-      <w:r>
-        <w:t xml:space="preserve">, price, </w:t>
-      </w:r>
-      <w:proofErr w:type="spellStart"/>
-      <w:r>
-        <w:t>stock_quantity</w:t>
-      </w:r>
-      <w:proofErr w:type="spellEnd"/>
-      <w:r>
-        <w:t xml:space="preserve"> </w:t>
+        <w:t xml:space="preserve"> product_name, price, stock_quantity </w:t>
       </w:r>
       <w:r>
         <w:rPr>
@@ -293,13 +202,8 @@
         <w:t>WHERE</w:t>
       </w:r>
       <w:r>
-        <w:t xml:space="preserve"> category = 'Electronics</w:t>
-      </w:r>
-      <w:proofErr w:type="gramStart"/>
-      <w:r>
-        <w:t>';</w:t>
-      </w:r>
-      <w:proofErr w:type="gramEnd"/>
+        <w:t xml:space="preserve"> category = 'Electronics';</w:t>
+      </w:r>
     </w:p>
     <w:p>
       <w:pPr>
@@ -402,46 +306,7 @@
         <w:t>SELECT</w:t>
       </w:r>
       <w:r>
-        <w:t xml:space="preserve"> </w:t>
-      </w:r>
-      <w:proofErr w:type="spellStart"/>
-      <w:proofErr w:type="gramStart"/>
-      <w:r>
-        <w:t>o.order</w:t>
-      </w:r>
-      <w:proofErr w:type="gramEnd"/>
-      <w:r>
-        <w:t>_id</w:t>
-      </w:r>
-      <w:proofErr w:type="spellEnd"/>
-      <w:r>
-        <w:t xml:space="preserve">, </w:t>
-      </w:r>
-      <w:proofErr w:type="spellStart"/>
-      <w:proofErr w:type="gramStart"/>
-      <w:r>
-        <w:t>c.first</w:t>
-      </w:r>
-      <w:proofErr w:type="gramEnd"/>
-      <w:r>
-        <w:t>_name</w:t>
-      </w:r>
-      <w:proofErr w:type="spellEnd"/>
-      <w:r>
-        <w:t xml:space="preserve"> || ' ' || </w:t>
-      </w:r>
-      <w:proofErr w:type="spellStart"/>
-      <w:proofErr w:type="gramStart"/>
-      <w:r>
-        <w:t>c.last</w:t>
-      </w:r>
-      <w:proofErr w:type="gramEnd"/>
-      <w:r>
-        <w:t>_name</w:t>
-      </w:r>
-      <w:proofErr w:type="spellEnd"/>
-      <w:r>
-        <w:t xml:space="preserve"> </w:t>
+        <w:t xml:space="preserve"> o.order_id, c.first_name || ' ' || c.last_name </w:t>
       </w:r>
       <w:r>
         <w:rPr>
@@ -451,28 +316,7 @@
         <w:t>AS</w:t>
       </w:r>
       <w:r>
-        <w:t xml:space="preserve"> </w:t>
-      </w:r>
-      <w:proofErr w:type="spellStart"/>
-      <w:r>
-        <w:t>customer_name</w:t>
-      </w:r>
-      <w:proofErr w:type="spellEnd"/>
-      <w:r>
-        <w:t xml:space="preserve">, </w:t>
-      </w:r>
-      <w:proofErr w:type="spellStart"/>
-      <w:proofErr w:type="gramStart"/>
-      <w:r>
-        <w:t>o.order</w:t>
-      </w:r>
-      <w:proofErr w:type="gramEnd"/>
-      <w:r>
-        <w:t>_date</w:t>
-      </w:r>
-      <w:proofErr w:type="spellEnd"/>
-      <w:r>
-        <w:t xml:space="preserve"> </w:t>
+        <w:t xml:space="preserve"> customer_name, o.order_date </w:t>
       </w:r>
       <w:r>
         <w:rPr>
@@ -492,33 +336,7 @@
         <w:t>ON</w:t>
       </w:r>
       <w:r>
-        <w:t xml:space="preserve"> </w:t>
-      </w:r>
-      <w:proofErr w:type="spellStart"/>
-      <w:proofErr w:type="gramStart"/>
-      <w:r>
-        <w:t>o.customer</w:t>
-      </w:r>
-      <w:proofErr w:type="gramEnd"/>
-      <w:r>
-        <w:t>_id</w:t>
-      </w:r>
-      <w:proofErr w:type="spellEnd"/>
-      <w:r>
-        <w:t xml:space="preserve"> = </w:t>
-      </w:r>
-      <w:proofErr w:type="spellStart"/>
-      <w:proofErr w:type="gramStart"/>
-      <w:r>
-        <w:t>c.customer</w:t>
-      </w:r>
-      <w:proofErr w:type="gramEnd"/>
-      <w:r>
-        <w:t>_id</w:t>
-      </w:r>
-      <w:proofErr w:type="spellEnd"/>
-      <w:r>
-        <w:t xml:space="preserve"> </w:t>
+        <w:t xml:space="preserve"> o.customer_id = c.customer_id </w:t>
       </w:r>
       <w:r>
         <w:rPr>
@@ -528,26 +346,8 @@
         <w:t>WHERE</w:t>
       </w:r>
       <w:r>
-        <w:t xml:space="preserve"> </w:t>
-      </w:r>
-      <w:proofErr w:type="spellStart"/>
-      <w:proofErr w:type="gramStart"/>
-      <w:r>
-        <w:t>o.order</w:t>
-      </w:r>
-      <w:proofErr w:type="gramEnd"/>
-      <w:r>
-        <w:t>_date</w:t>
-      </w:r>
-      <w:proofErr w:type="spellEnd"/>
-      <w:r>
-        <w:t xml:space="preserve"> &gt; '2024-01-01</w:t>
-      </w:r>
-      <w:proofErr w:type="gramStart"/>
-      <w:r>
-        <w:t>';</w:t>
-      </w:r>
-      <w:proofErr w:type="gramEnd"/>
+        <w:t xml:space="preserve"> o.order_date &gt; '2024-01-01';</w:t>
+      </w:r>
     </w:p>
     <w:p>
       <w:pPr>
@@ -634,11 +434,76 @@
       <w:pPr>
         <w:pStyle w:val="ListParagraph"/>
       </w:pPr>
-      <w:proofErr w:type="gramStart"/>
-      <w:r>
-        <w:t>Query :</w:t>
-      </w:r>
-      <w:proofErr w:type="gramEnd"/>
+      <w:r>
+        <w:t xml:space="preserve">Query : </w:t>
+      </w:r>
+      <w:r>
+        <w:rPr>
+          <w:b/>
+          <w:bCs/>
+        </w:rPr>
+        <w:t>SELECT</w:t>
+      </w:r>
+      <w:r>
+        <w:t xml:space="preserve"> p.category, COUNT(</w:t>
+      </w:r>
+      <w:r>
+        <w:rPr>
+          <w:b/>
+          <w:bCs/>
+        </w:rPr>
+        <w:t>DISTINCT</w:t>
+      </w:r>
+      <w:r>
+        <w:t xml:space="preserve"> p.product_id) </w:t>
+      </w:r>
+      <w:r>
+        <w:rPr>
+          <w:b/>
+          <w:bCs/>
+        </w:rPr>
+        <w:t>AS</w:t>
+      </w:r>
+      <w:r>
+        <w:t xml:space="preserve"> product_count, ROUND(AVG(r.rating), 2) </w:t>
+      </w:r>
+      <w:r>
+        <w:rPr>
+          <w:b/>
+          <w:bCs/>
+        </w:rPr>
+        <w:t>AS</w:t>
+      </w:r>
+      <w:r>
+        <w:t xml:space="preserve"> avg_rating </w:t>
+      </w:r>
+      <w:r>
+        <w:rPr>
+          <w:b/>
+          <w:bCs/>
+        </w:rPr>
+        <w:t>FROM</w:t>
+      </w:r>
+      <w:r>
+        <w:t xml:space="preserve"> products p INNER JOIN reviews r </w:t>
+      </w:r>
+      <w:r>
+        <w:rPr>
+          <w:b/>
+          <w:bCs/>
+        </w:rPr>
+        <w:t>ON</w:t>
+      </w:r>
+      <w:r>
+        <w:t xml:space="preserve"> p.product_id = r.product_id </w:t>
+      </w:r>
+      <w:r>
+        <w:rPr>
+          <w:b/>
+          <w:bCs/>
+        </w:rPr>
+        <w:t>GROUP</w:t>
+      </w:r>
       <w:r>
         <w:t xml:space="preserve"> </w:t>
       </w:r>
@@ -647,151 +512,31 @@
           <w:b/>
           <w:bCs/>
         </w:rPr>
-        <w:t>SELECT</w:t>
+        <w:t>BY</w:t>
+      </w:r>
+      <w:r>
+        <w:t xml:space="preserve"> p.category </w:t>
+      </w:r>
+      <w:r>
+        <w:rPr>
+          <w:b/>
+          <w:bCs/>
+        </w:rPr>
+        <w:t>HAVING</w:t>
+      </w:r>
+      <w:r>
+        <w:t xml:space="preserve"> AVG(r.rating) &gt; 4.0 </w:t>
+      </w:r>
+      <w:r>
+        <w:rPr>
+          <w:b/>
+          <w:bCs/>
+        </w:rPr>
+        <w:t>ORDER</w:t>
       </w:r>
       <w:r>
         <w:t xml:space="preserve"> </w:t>
       </w:r>
-      <w:proofErr w:type="spellStart"/>
-      <w:proofErr w:type="gramStart"/>
-      <w:r>
-        <w:t>p.category</w:t>
-      </w:r>
-      <w:proofErr w:type="spellEnd"/>
-      <w:proofErr w:type="gramEnd"/>
-      <w:r>
-        <w:t xml:space="preserve">, </w:t>
-      </w:r>
-      <w:proofErr w:type="gramStart"/>
-      <w:r>
-        <w:t>COUNT(</w:t>
-      </w:r>
-      <w:proofErr w:type="gramEnd"/>
-      <w:r>
-        <w:rPr>
-          <w:b/>
-          <w:bCs/>
-        </w:rPr>
-        <w:t>DISTINCT</w:t>
-      </w:r>
-      <w:r>
-        <w:t xml:space="preserve"> </w:t>
-      </w:r>
-      <w:proofErr w:type="spellStart"/>
-      <w:proofErr w:type="gramStart"/>
-      <w:r>
-        <w:t>p.product</w:t>
-      </w:r>
-      <w:proofErr w:type="gramEnd"/>
-      <w:r>
-        <w:t>_id</w:t>
-      </w:r>
-      <w:proofErr w:type="spellEnd"/>
-      <w:r>
-        <w:t xml:space="preserve">) </w:t>
-      </w:r>
-      <w:r>
-        <w:rPr>
-          <w:b/>
-          <w:bCs/>
-        </w:rPr>
-        <w:t>AS</w:t>
-      </w:r>
-      <w:r>
-        <w:t xml:space="preserve"> </w:t>
-      </w:r>
-      <w:proofErr w:type="spellStart"/>
-      <w:r>
-        <w:t>product_count</w:t>
-      </w:r>
-      <w:proofErr w:type="spellEnd"/>
-      <w:r>
-        <w:t>, ROUND(AVG(</w:t>
-      </w:r>
-      <w:proofErr w:type="spellStart"/>
-      <w:proofErr w:type="gramStart"/>
-      <w:r>
-        <w:t>r.rating</w:t>
-      </w:r>
-      <w:proofErr w:type="spellEnd"/>
-      <w:proofErr w:type="gramEnd"/>
-      <w:r>
-        <w:t xml:space="preserve">), 2) </w:t>
-      </w:r>
-      <w:r>
-        <w:rPr>
-          <w:b/>
-          <w:bCs/>
-        </w:rPr>
-        <w:t>AS</w:t>
-      </w:r>
-      <w:r>
-        <w:t xml:space="preserve"> </w:t>
-      </w:r>
-      <w:proofErr w:type="spellStart"/>
-      <w:r>
-        <w:t>avg_rating</w:t>
-      </w:r>
-      <w:proofErr w:type="spellEnd"/>
-      <w:r>
-        <w:t xml:space="preserve"> </w:t>
-      </w:r>
-      <w:r>
-        <w:rPr>
-          <w:b/>
-          <w:bCs/>
-        </w:rPr>
-        <w:t>FROM</w:t>
-      </w:r>
-      <w:r>
-        <w:t xml:space="preserve"> products p INNER JOIN reviews r </w:t>
-      </w:r>
-      <w:r>
-        <w:rPr>
-          <w:b/>
-          <w:bCs/>
-        </w:rPr>
-        <w:t>ON</w:t>
-      </w:r>
-      <w:r>
-        <w:t xml:space="preserve"> </w:t>
-      </w:r>
-      <w:proofErr w:type="spellStart"/>
-      <w:proofErr w:type="gramStart"/>
-      <w:r>
-        <w:t>p.product</w:t>
-      </w:r>
-      <w:proofErr w:type="gramEnd"/>
-      <w:r>
-        <w:t>_id</w:t>
-      </w:r>
-      <w:proofErr w:type="spellEnd"/>
-      <w:r>
-        <w:t xml:space="preserve"> = </w:t>
-      </w:r>
-      <w:proofErr w:type="spellStart"/>
-      <w:proofErr w:type="gramStart"/>
-      <w:r>
-        <w:t>r.product</w:t>
-      </w:r>
-      <w:proofErr w:type="gramEnd"/>
-      <w:r>
-        <w:t>_id</w:t>
-      </w:r>
-      <w:proofErr w:type="spellEnd"/>
-      <w:r>
-        <w:t xml:space="preserve"> </w:t>
-      </w:r>
-      <w:r>
-        <w:rPr>
-          <w:b/>
-          <w:bCs/>
-        </w:rPr>
-        <w:t>GROUP</w:t>
-      </w:r>
-      <w:r>
-        <w:t xml:space="preserve"> </w:t>
-      </w:r>
       <w:r>
         <w:rPr>
           <w:b/>
@@ -800,67 +545,8 @@
         <w:t>BY</w:t>
       </w:r>
       <w:r>
-        <w:t xml:space="preserve"> </w:t>
-      </w:r>
-      <w:proofErr w:type="spellStart"/>
-      <w:proofErr w:type="gramStart"/>
-      <w:r>
-        <w:t>p.category</w:t>
-      </w:r>
-      <w:proofErr w:type="spellEnd"/>
-      <w:proofErr w:type="gramEnd"/>
-      <w:r>
-        <w:t xml:space="preserve"> </w:t>
-      </w:r>
-      <w:r>
-        <w:rPr>
-          <w:b/>
-          <w:bCs/>
-        </w:rPr>
-        <w:t>HAVING</w:t>
-      </w:r>
-      <w:r>
-        <w:t xml:space="preserve"> AVG(</w:t>
-      </w:r>
-      <w:proofErr w:type="spellStart"/>
-      <w:proofErr w:type="gramStart"/>
-      <w:r>
-        <w:t>r.rating</w:t>
-      </w:r>
-      <w:proofErr w:type="spellEnd"/>
-      <w:proofErr w:type="gramEnd"/>
-      <w:r>
-        <w:t xml:space="preserve">) &gt; 4.0 </w:t>
-      </w:r>
-      <w:r>
-        <w:rPr>
-          <w:b/>
-          <w:bCs/>
-        </w:rPr>
-        <w:t>ORDER</w:t>
-      </w:r>
-      <w:r>
-        <w:t xml:space="preserve"> </w:t>
-      </w:r>
-      <w:r>
-        <w:rPr>
-          <w:b/>
-          <w:bCs/>
-        </w:rPr>
-        <w:t>BY</w:t>
-      </w:r>
-      <w:r>
-        <w:t xml:space="preserve"> </w:t>
-      </w:r>
-      <w:proofErr w:type="spellStart"/>
-      <w:r>
-        <w:t>avg_rating</w:t>
-      </w:r>
-      <w:proofErr w:type="spellEnd"/>
-      <w:r>
-        <w:t xml:space="preserve"> </w:t>
-      </w:r>
-      <w:proofErr w:type="gramStart"/>
+        <w:t xml:space="preserve"> avg_rating </w:t>
+      </w:r>
       <w:r>
         <w:rPr>
           <w:b/>
@@ -871,7 +557,6 @@
       <w:r>
         <w:t>;</w:t>
       </w:r>
-      <w:proofErr w:type="gramEnd"/>
     </w:p>
     <w:p>
       <w:pPr>
@@ -988,15 +673,7 @@
         <w:t>SELECT</w:t>
       </w:r>
       <w:r>
-        <w:t xml:space="preserve"> </w:t>
-      </w:r>
-      <w:proofErr w:type="spellStart"/>
-      <w:r>
-        <w:t>product_name</w:t>
-      </w:r>
-      <w:proofErr w:type="spellEnd"/>
-      <w:r>
-        <w:t xml:space="preserve">, price </w:t>
+        <w:t xml:space="preserve"> product_name, price </w:t>
       </w:r>
       <w:r>
         <w:rPr>
@@ -1016,13 +693,8 @@
         <w:t>WHERE</w:t>
       </w:r>
       <w:r>
-        <w:t xml:space="preserve"> price &gt; </w:t>
-      </w:r>
-      <w:proofErr w:type="gramStart"/>
-      <w:r>
-        <w:t>100;</w:t>
-      </w:r>
-      <w:proofErr w:type="gramEnd"/>
+        <w:t xml:space="preserve"> price &gt; 100;</w:t>
+      </w:r>
     </w:p>
     <w:p>
       <w:pPr>
@@ -1091,15 +763,7 @@
         </w:numPr>
       </w:pPr>
       <w:r>
-        <w:t xml:space="preserve">From the following tables write a SQL query to find the salesperson and customer who reside in the same city. Return Salesman, </w:t>
-      </w:r>
-      <w:proofErr w:type="spellStart"/>
-      <w:r>
-        <w:t>cust_name</w:t>
-      </w:r>
-      <w:proofErr w:type="spellEnd"/>
-      <w:r>
-        <w:t xml:space="preserve"> and city.</w:t>
+        <w:t>From the following tables write a SQL query to find the salesperson and customer who reside in the same city. Return Salesman, cust_name and city.</w:t>
       </w:r>
     </w:p>
     <w:p>
@@ -1127,28 +791,8 @@
         <w:t xml:space="preserve"> </w:t>
       </w:r>
       <w:r>
-        <w:t xml:space="preserve">SELECT salesman.name AS "Salesman", </w:t>
-      </w:r>
-      <w:proofErr w:type="spellStart"/>
-      <w:proofErr w:type="gramStart"/>
-      <w:r>
-        <w:t>customer.cust</w:t>
-      </w:r>
-      <w:proofErr w:type="gramEnd"/>
-      <w:r>
-        <w:t>_name</w:t>
-      </w:r>
-      <w:proofErr w:type="spellEnd"/>
-      <w:r>
-        <w:t xml:space="preserve">, </w:t>
-      </w:r>
-      <w:proofErr w:type="spellStart"/>
-      <w:proofErr w:type="gramStart"/>
-      <w:r>
-        <w:t>customer.city</w:t>
-      </w:r>
-      <w:proofErr w:type="spellEnd"/>
-      <w:proofErr w:type="gramEnd"/>
+        <w:t>SELECT salesman.name AS "Salesman", customer.cust_name, customer.city</w:t>
+      </w:r>
     </w:p>
     <w:p>
       <w:pPr>
@@ -1166,27 +810,7 @@
         <w:pStyle w:val="ListParagraph"/>
       </w:pPr>
       <w:r>
-        <w:t xml:space="preserve">WHERE </w:t>
-      </w:r>
-      <w:proofErr w:type="spellStart"/>
-      <w:proofErr w:type="gramStart"/>
-      <w:r>
-        <w:t>salesman.city</w:t>
-      </w:r>
-      <w:proofErr w:type="spellEnd"/>
-      <w:proofErr w:type="gramEnd"/>
-      <w:r>
-        <w:t xml:space="preserve"> = </w:t>
-      </w:r>
-      <w:proofErr w:type="spellStart"/>
-      <w:proofErr w:type="gramStart"/>
-      <w:r>
-        <w:t>customer.city</w:t>
-      </w:r>
-      <w:proofErr w:type="spellEnd"/>
-      <w:proofErr w:type="gramEnd"/>
-      <w:r>
-        <w:t>;</w:t>
+        <w:t>WHERE salesman.city = customer.city;</w:t>
       </w:r>
     </w:p>
     <w:p>
@@ -1296,44 +920,8 @@
         <w:t xml:space="preserve"> </w:t>
       </w:r>
       <w:r>
-        <w:t xml:space="preserve">SELECT </w:t>
-      </w:r>
-      <w:proofErr w:type="spellStart"/>
-      <w:proofErr w:type="gramStart"/>
-      <w:r>
-        <w:t>c.first</w:t>
-      </w:r>
-      <w:proofErr w:type="gramEnd"/>
-      <w:r>
-        <w:t>_name</w:t>
-      </w:r>
-      <w:proofErr w:type="spellEnd"/>
-      <w:r>
-        <w:t xml:space="preserve">, </w:t>
-      </w:r>
-      <w:proofErr w:type="spellStart"/>
-      <w:proofErr w:type="gramStart"/>
-      <w:r>
-        <w:t>c.last</w:t>
-      </w:r>
-      <w:proofErr w:type="gramEnd"/>
-      <w:r>
-        <w:t>_name</w:t>
-      </w:r>
-      <w:proofErr w:type="spellEnd"/>
-      <w:r>
-        <w:t xml:space="preserve">, </w:t>
-      </w:r>
-      <w:proofErr w:type="spellStart"/>
-      <w:proofErr w:type="gramStart"/>
-      <w:r>
-        <w:t>o.order</w:t>
-      </w:r>
-      <w:proofErr w:type="gramEnd"/>
-      <w:r>
-        <w:t>_date</w:t>
-      </w:r>
-      <w:proofErr w:type="spellEnd"/>
+        <w:t>SELECT c.first_name, c.last_name, o.order_date</w:t>
+      </w:r>
     </w:p>
     <w:p>
       <w:pPr>
@@ -1348,78 +936,24 @@
         <w:pStyle w:val="ListParagraph"/>
       </w:pPr>
       <w:r>
-        <w:t xml:space="preserve">            JOIN orders o ON c.id = </w:t>
-      </w:r>
-      <w:proofErr w:type="spellStart"/>
-      <w:proofErr w:type="gramStart"/>
-      <w:r>
-        <w:t>o.customer</w:t>
-      </w:r>
-      <w:proofErr w:type="gramEnd"/>
-      <w:r>
-        <w:t>_id</w:t>
-      </w:r>
-      <w:proofErr w:type="spellEnd"/>
-    </w:p>
-    <w:p>
-      <w:pPr>
-        <w:pStyle w:val="ListParagraph"/>
-      </w:pPr>
-      <w:r>
-        <w:t xml:space="preserve">            WHERE </w:t>
-      </w:r>
-      <w:proofErr w:type="spellStart"/>
-      <w:proofErr w:type="gramStart"/>
-      <w:r>
-        <w:t>c.first</w:t>
-      </w:r>
-      <w:proofErr w:type="gramEnd"/>
-      <w:r>
-        <w:t>_name</w:t>
-      </w:r>
-      <w:proofErr w:type="spellEnd"/>
-      <w:r>
-        <w:t xml:space="preserve"> = 'Liam' AND </w:t>
-      </w:r>
-      <w:proofErr w:type="spellStart"/>
-      <w:proofErr w:type="gramStart"/>
-      <w:r>
-        <w:t>c.last</w:t>
-      </w:r>
-      <w:proofErr w:type="gramEnd"/>
-      <w:r>
-        <w:t>_name</w:t>
-      </w:r>
-      <w:proofErr w:type="spellEnd"/>
-      <w:r>
-        <w:t xml:space="preserve"> = 'Smith'</w:t>
-      </w:r>
-    </w:p>
-    <w:p>
-      <w:pPr>
-        <w:pStyle w:val="ListParagraph"/>
-      </w:pPr>
-      <w:r>
-        <w:t xml:space="preserve">            ORDER BY </w:t>
-      </w:r>
-      <w:proofErr w:type="spellStart"/>
-      <w:proofErr w:type="gramStart"/>
-      <w:r>
-        <w:t>o.order</w:t>
-      </w:r>
-      <w:proofErr w:type="gramEnd"/>
-      <w:r>
-        <w:t>_</w:t>
-      </w:r>
-      <w:proofErr w:type="gramStart"/>
-      <w:r>
-        <w:t>date</w:t>
-      </w:r>
-      <w:proofErr w:type="spellEnd"/>
-      <w:r>
-        <w:t>;</w:t>
-      </w:r>
-      <w:proofErr w:type="gramEnd"/>
+        <w:t xml:space="preserve">            JOIN orders o ON c.id = o.customer_id</w:t>
+      </w:r>
+    </w:p>
+    <w:p>
+      <w:pPr>
+        <w:pStyle w:val="ListParagraph"/>
+      </w:pPr>
+      <w:r>
+        <w:t xml:space="preserve">            WHERE c.first_name = 'Liam' AND c.last_name = 'Smith'</w:t>
+      </w:r>
+    </w:p>
+    <w:p>
+      <w:pPr>
+        <w:pStyle w:val="ListParagraph"/>
+      </w:pPr>
+      <w:r>
+        <w:t xml:space="preserve">            ORDER BY o.order_date;</w:t>
+      </w:r>
     </w:p>
     <w:p>
       <w:pPr>
@@ -1493,15 +1027,7 @@
         </w:numPr>
       </w:pPr>
       <w:r>
-        <w:t xml:space="preserve">Calculate the total revenue from all sales in the </w:t>
-      </w:r>
-      <w:proofErr w:type="spellStart"/>
-      <w:r>
-        <w:t>order_items</w:t>
-      </w:r>
-      <w:proofErr w:type="spellEnd"/>
-      <w:r>
-        <w:t xml:space="preserve"> table.</w:t>
+        <w:t>Calculate the total revenue from all sales in the order_items table.</w:t>
       </w:r>
     </w:p>
     <w:p>
@@ -1517,45 +1043,8 @@
         <w:t>Query:</w:t>
       </w:r>
       <w:r>
-        <w:t xml:space="preserve"> SELECT </w:t>
-      </w:r>
-      <w:proofErr w:type="gramStart"/>
-      <w:r>
-        <w:t>SUM(</w:t>
-      </w:r>
-      <w:proofErr w:type="gramEnd"/>
-      <w:r>
-        <w:t xml:space="preserve">quantity * </w:t>
-      </w:r>
-      <w:proofErr w:type="spellStart"/>
-      <w:r>
-        <w:t>price_per_unit</w:t>
-      </w:r>
-      <w:proofErr w:type="spellEnd"/>
-      <w:r>
-        <w:t xml:space="preserve">) as </w:t>
-      </w:r>
-      <w:proofErr w:type="spellStart"/>
-      <w:r>
-        <w:t>total_revenue</w:t>
-      </w:r>
-      <w:proofErr w:type="spellEnd"/>
-      <w:r>
-        <w:t xml:space="preserve"> FROM </w:t>
-      </w:r>
-      <w:proofErr w:type="spellStart"/>
-      <w:r>
-        <w:t>order_</w:t>
-      </w:r>
-      <w:proofErr w:type="gramStart"/>
-      <w:r>
-        <w:t>items</w:t>
-      </w:r>
-      <w:proofErr w:type="spellEnd"/>
-      <w:r>
-        <w:t>;</w:t>
-      </w:r>
-      <w:proofErr w:type="gramEnd"/>
+        <w:t xml:space="preserve"> SELECT SUM(quantity * price_per_unit) as total_revenue FROM order_items;</w:t>
+      </w:r>
     </w:p>
     <w:p>
       <w:pPr>
@@ -1597,15 +1086,7 @@
         <w:jc w:val="both"/>
       </w:pPr>
       <w:r>
-        <w:t xml:space="preserve">Select employees where salary is between 60000 and 90000 AND </w:t>
-      </w:r>
-      <w:proofErr w:type="spellStart"/>
-      <w:r>
-        <w:t>department_id</w:t>
-      </w:r>
-      <w:proofErr w:type="spellEnd"/>
-      <w:r>
-        <w:t xml:space="preserve"> is 10.</w:t>
+        <w:t>Select employees where salary is between 60000 and 90000 AND department_id is 10.</w:t>
       </w:r>
     </w:p>
     <w:p>
@@ -1638,31 +1119,7 @@
         <w:t>SELECT</w:t>
       </w:r>
       <w:r>
-        <w:t xml:space="preserve"> </w:t>
-      </w:r>
-      <w:proofErr w:type="spellStart"/>
-      <w:r>
-        <w:t>first_name</w:t>
-      </w:r>
-      <w:proofErr w:type="spellEnd"/>
-      <w:r>
-        <w:t xml:space="preserve">, </w:t>
-      </w:r>
-      <w:proofErr w:type="spellStart"/>
-      <w:r>
-        <w:t>last_name</w:t>
-      </w:r>
-      <w:proofErr w:type="spellEnd"/>
-      <w:r>
-        <w:t xml:space="preserve">, salary, </w:t>
-      </w:r>
-      <w:proofErr w:type="spellStart"/>
-      <w:r>
-        <w:t>department_id</w:t>
-      </w:r>
-      <w:proofErr w:type="spellEnd"/>
-      <w:r>
-        <w:t xml:space="preserve"> </w:t>
+        <w:t xml:space="preserve"> first_name, last_name, salary, department_id </w:t>
       </w:r>
       <w:r>
         <w:rPr>
@@ -1682,21 +1139,8 @@
         <w:t>WHERE</w:t>
       </w:r>
       <w:r>
-        <w:t xml:space="preserve"> salary BETWEEN 60000 AND 90000 AND </w:t>
-      </w:r>
-      <w:proofErr w:type="spellStart"/>
-      <w:r>
-        <w:t>department_id</w:t>
-      </w:r>
-      <w:proofErr w:type="spellEnd"/>
-      <w:r>
-        <w:t xml:space="preserve"> = </w:t>
-      </w:r>
-      <w:proofErr w:type="gramStart"/>
-      <w:r>
-        <w:t>10;</w:t>
-      </w:r>
-      <w:proofErr w:type="gramEnd"/>
+        <w:t xml:space="preserve"> salary BETWEEN 60000 AND 90000 AND department_id = 10;</w:t>
+      </w:r>
     </w:p>
     <w:p>
       <w:pPr>
@@ -1779,23 +1223,7 @@
         <w:t>SELECT</w:t>
       </w:r>
       <w:r>
-        <w:t xml:space="preserve"> </w:t>
-      </w:r>
-      <w:proofErr w:type="spellStart"/>
-      <w:r>
-        <w:t>first_name</w:t>
-      </w:r>
-      <w:proofErr w:type="spellEnd"/>
-      <w:r>
-        <w:t xml:space="preserve">, </w:t>
-      </w:r>
-      <w:proofErr w:type="spellStart"/>
-      <w:r>
-        <w:t>last_name</w:t>
-      </w:r>
-      <w:proofErr w:type="spellEnd"/>
-      <w:r>
-        <w:t xml:space="preserve"> </w:t>
+        <w:t xml:space="preserve"> first_name, last_name </w:t>
       </w:r>
       <w:r>
         <w:rPr>
@@ -1815,29 +1243,8 @@
         <w:t>WHERE</w:t>
       </w:r>
       <w:r>
-        <w:t xml:space="preserve"> </w:t>
-      </w:r>
-      <w:proofErr w:type="spellStart"/>
-      <w:r>
-        <w:t>first_name</w:t>
-      </w:r>
-      <w:proofErr w:type="spellEnd"/>
-      <w:r>
-        <w:t xml:space="preserve"> LIKE 'J%' OR </w:t>
-      </w:r>
-      <w:proofErr w:type="spellStart"/>
-      <w:r>
-        <w:t>first_name</w:t>
-      </w:r>
-      <w:proofErr w:type="spellEnd"/>
-      <w:r>
-        <w:t xml:space="preserve"> LIKE 'G%</w:t>
-      </w:r>
-      <w:proofErr w:type="gramStart"/>
-      <w:r>
-        <w:t>';</w:t>
-      </w:r>
-      <w:proofErr w:type="gramEnd"/>
+        <w:t xml:space="preserve"> first_name LIKE 'J%' OR first_name LIKE 'G%';</w:t>
+      </w:r>
     </w:p>
     <w:p>
       <w:r>
@@ -1849,6 +1256,9 @@
         <w:jc w:val="both"/>
       </w:pPr>
       <w:r>
+        <w:rPr>
+          <w:noProof/>
+        </w:rPr>
         <w:drawing>
           <wp:inline distT="0" distB="0" distL="0" distR="0" wp14:anchorId="701FDD86" wp14:editId="11825B7D">
             <wp:extent cx="1295512" cy="571550"/>
@@ -1922,31 +1332,7 @@
         <w:t>SELECT</w:t>
       </w:r>
       <w:r>
-        <w:t xml:space="preserve"> </w:t>
-      </w:r>
-      <w:proofErr w:type="spellStart"/>
-      <w:r>
-        <w:t>first_name</w:t>
-      </w:r>
-      <w:proofErr w:type="spellEnd"/>
-      <w:r>
-        <w:t xml:space="preserve">, </w:t>
-      </w:r>
-      <w:proofErr w:type="spellStart"/>
-      <w:r>
-        <w:t>last_name</w:t>
-      </w:r>
-      <w:proofErr w:type="spellEnd"/>
-      <w:r>
-        <w:t xml:space="preserve">, </w:t>
-      </w:r>
-      <w:proofErr w:type="spellStart"/>
-      <w:r>
-        <w:t>department_id</w:t>
-      </w:r>
-      <w:proofErr w:type="spellEnd"/>
-      <w:r>
-        <w:t xml:space="preserve"> </w:t>
+        <w:t xml:space="preserve"> first_name, last_name, department_id </w:t>
       </w:r>
       <w:r>
         <w:rPr>
@@ -1966,21 +1352,8 @@
         <w:t>WHERE</w:t>
       </w:r>
       <w:r>
-        <w:t xml:space="preserve"> </w:t>
-      </w:r>
-      <w:proofErr w:type="spellStart"/>
-      <w:r>
-        <w:t>department_id</w:t>
-      </w:r>
-      <w:proofErr w:type="spellEnd"/>
-      <w:r>
-        <w:t xml:space="preserve"> IN (10, 20, 30</w:t>
-      </w:r>
-      <w:proofErr w:type="gramStart"/>
-      <w:r>
-        <w:t>);</w:t>
-      </w:r>
-      <w:proofErr w:type="gramEnd"/>
+        <w:t xml:space="preserve"> department_id IN (10, 20, 30);</w:t>
+      </w:r>
     </w:p>
     <w:p>
       <w:r>
@@ -1989,6 +1362,9 @@
     </w:p>
     <w:p>
       <w:r>
+        <w:rPr>
+          <w:noProof/>
+        </w:rPr>
         <w:drawing>
           <wp:inline distT="0" distB="0" distL="0" distR="0" wp14:anchorId="423D17DD" wp14:editId="3CC95FA3">
             <wp:extent cx="2149026" cy="1615580"/>
@@ -2014,6 +1390,94 @@
                     <a:xfrm>
                       <a:off x="0" y="0"/>
                       <a:ext cx="2149026" cy="1615580"/>
+                    </a:xfrm>
+                    <a:prstGeom prst="rect">
+                      <a:avLst/>
+                    </a:prstGeom>
+                  </pic:spPr>
+                </pic:pic>
+              </a:graphicData>
+            </a:graphic>
+          </wp:inline>
+        </w:drawing>
+      </w:r>
+    </w:p>
+    <w:p/>
+    <w:p>
+      <w:r>
+        <w:t xml:space="preserve">Q. </w:t>
+      </w:r>
+      <w:r>
+        <w:t>Select employees who don't have a manager (manager_id IS NULL).</w:t>
+      </w:r>
+    </w:p>
+    <w:p>
+      <w:r>
+        <w:t xml:space="preserve">Query: </w:t>
+      </w:r>
+      <w:r>
+        <w:rPr>
+          <w:b/>
+          <w:bCs/>
+        </w:rPr>
+        <w:t>SELECT</w:t>
+      </w:r>
+      <w:r>
+        <w:t xml:space="preserve"> first_name, last_name, manager_id </w:t>
+      </w:r>
+      <w:r>
+        <w:rPr>
+          <w:b/>
+          <w:bCs/>
+        </w:rPr>
+        <w:t>FROM</w:t>
+      </w:r>
+      <w:r>
+        <w:t xml:space="preserve"> employees </w:t>
+      </w:r>
+      <w:r>
+        <w:rPr>
+          <w:b/>
+          <w:bCs/>
+        </w:rPr>
+        <w:t>WHERE</w:t>
+      </w:r>
+      <w:r>
+        <w:t xml:space="preserve"> manager_id IS NULL;</w:t>
+      </w:r>
+    </w:p>
+    <w:p>
+      <w:r>
+        <w:t>Result :</w:t>
+      </w:r>
+    </w:p>
+    <w:p>
+      <w:r>
+        <w:drawing>
+          <wp:inline distT="0" distB="0" distL="0" distR="0" wp14:anchorId="4BC5023D" wp14:editId="5FF3BBAB">
+            <wp:extent cx="1303133" cy="929721"/>
+            <wp:effectExtent l="0" t="0" r="0" b="3810"/>
+            <wp:docPr id="1933795067" name="Picture 1"/>
+            <wp:cNvGraphicFramePr>
+              <a:graphicFrameLocks xmlns:a="http://schemas.openxmlformats.org/drawingml/2006/main" noChangeAspect="1"/>
+            </wp:cNvGraphicFramePr>
+            <a:graphic xmlns:a="http://schemas.openxmlformats.org/drawingml/2006/main">
+              <a:graphicData uri="http://schemas.openxmlformats.org/drawingml/2006/picture">
+                <pic:pic xmlns:pic="http://schemas.openxmlformats.org/drawingml/2006/picture">
+                  <pic:nvPicPr>
+                    <pic:cNvPr id="1933795067" name=""/>
+                    <pic:cNvPicPr/>
+                  </pic:nvPicPr>
+                  <pic:blipFill>
+                    <a:blip r:embed="rId15"/>
+                    <a:stretch>
+                      <a:fillRect/>
+                    </a:stretch>
+                  </pic:blipFill>
+                  <pic:spPr>
+                    <a:xfrm>
+                      <a:off x="0" y="0"/>
+                      <a:ext cx="1303133" cy="929721"/>
                     </a:xfrm>
                     <a:prstGeom prst="rect">
                       <a:avLst/>

--- a/SQL Practice.docx
+++ b/SQL Practice.docx
@@ -37,7 +37,31 @@
         <w:t>SELECT</w:t>
       </w:r>
       <w:r>
-        <w:t xml:space="preserve"> e.first_name, e.last_name, w.location </w:t>
+        <w:t xml:space="preserve"> </w:t>
+      </w:r>
+      <w:proofErr w:type="spellStart"/>
+      <w:r>
+        <w:t>e.first_name</w:t>
+      </w:r>
+      <w:proofErr w:type="spellEnd"/>
+      <w:r>
+        <w:t xml:space="preserve">, </w:t>
+      </w:r>
+      <w:proofErr w:type="spellStart"/>
+      <w:r>
+        <w:t>e.last_name</w:t>
+      </w:r>
+      <w:proofErr w:type="spellEnd"/>
+      <w:r>
+        <w:t xml:space="preserve">, </w:t>
+      </w:r>
+      <w:proofErr w:type="spellStart"/>
+      <w:r>
+        <w:t>w.location</w:t>
+      </w:r>
+      <w:proofErr w:type="spellEnd"/>
+      <w:r>
+        <w:t xml:space="preserve"> </w:t>
       </w:r>
       <w:r>
         <w:rPr>
@@ -47,7 +71,15 @@
         <w:t>AS</w:t>
       </w:r>
       <w:r>
-        <w:t xml:space="preserve"> warehouse_location </w:t>
+        <w:t xml:space="preserve"> </w:t>
+      </w:r>
+      <w:proofErr w:type="spellStart"/>
+      <w:r>
+        <w:t>warehouse_location</w:t>
+      </w:r>
+      <w:proofErr w:type="spellEnd"/>
+      <w:r>
+        <w:t xml:space="preserve"> </w:t>
       </w:r>
       <w:r>
         <w:rPr>
@@ -67,7 +99,23 @@
         <w:t>ON</w:t>
       </w:r>
       <w:r>
-        <w:t xml:space="preserve"> e.warehouse_id = w.warehouse_id;</w:t>
+        <w:t xml:space="preserve"> </w:t>
+      </w:r>
+      <w:proofErr w:type="spellStart"/>
+      <w:r>
+        <w:t>e.warehouse_id</w:t>
+      </w:r>
+      <w:proofErr w:type="spellEnd"/>
+      <w:r>
+        <w:t xml:space="preserve"> = </w:t>
+      </w:r>
+      <w:proofErr w:type="spellStart"/>
+      <w:r>
+        <w:t>w.warehouse_id</w:t>
+      </w:r>
+      <w:proofErr w:type="spellEnd"/>
+      <w:r>
+        <w:t>;</w:t>
       </w:r>
     </w:p>
     <w:p>
@@ -182,7 +230,23 @@
         <w:t>SELECT</w:t>
       </w:r>
       <w:r>
-        <w:t xml:space="preserve"> product_name, price, stock_quantity </w:t>
+        <w:t xml:space="preserve"> </w:t>
+      </w:r>
+      <w:proofErr w:type="spellStart"/>
+      <w:r>
+        <w:t>product_name</w:t>
+      </w:r>
+      <w:proofErr w:type="spellEnd"/>
+      <w:r>
+        <w:t xml:space="preserve">, price, </w:t>
+      </w:r>
+      <w:proofErr w:type="spellStart"/>
+      <w:r>
+        <w:t>stock_quantity</w:t>
+      </w:r>
+      <w:proofErr w:type="spellEnd"/>
+      <w:r>
+        <w:t xml:space="preserve"> </w:t>
       </w:r>
       <w:r>
         <w:rPr>
@@ -306,7 +370,31 @@
         <w:t>SELECT</w:t>
       </w:r>
       <w:r>
-        <w:t xml:space="preserve"> o.order_id, c.first_name || ' ' || c.last_name </w:t>
+        <w:t xml:space="preserve"> </w:t>
+      </w:r>
+      <w:proofErr w:type="spellStart"/>
+      <w:r>
+        <w:t>o.order_id</w:t>
+      </w:r>
+      <w:proofErr w:type="spellEnd"/>
+      <w:r>
+        <w:t xml:space="preserve">, </w:t>
+      </w:r>
+      <w:proofErr w:type="spellStart"/>
+      <w:r>
+        <w:t>c.first_name</w:t>
+      </w:r>
+      <w:proofErr w:type="spellEnd"/>
+      <w:r>
+        <w:t xml:space="preserve"> || ' ' || </w:t>
+      </w:r>
+      <w:proofErr w:type="spellStart"/>
+      <w:r>
+        <w:t>c.last_name</w:t>
+      </w:r>
+      <w:proofErr w:type="spellEnd"/>
+      <w:r>
+        <w:t xml:space="preserve"> </w:t>
       </w:r>
       <w:r>
         <w:rPr>
@@ -316,7 +404,23 @@
         <w:t>AS</w:t>
       </w:r>
       <w:r>
-        <w:t xml:space="preserve"> customer_name, o.order_date </w:t>
+        <w:t xml:space="preserve"> </w:t>
+      </w:r>
+      <w:proofErr w:type="spellStart"/>
+      <w:r>
+        <w:t>customer_name</w:t>
+      </w:r>
+      <w:proofErr w:type="spellEnd"/>
+      <w:r>
+        <w:t xml:space="preserve">, </w:t>
+      </w:r>
+      <w:proofErr w:type="spellStart"/>
+      <w:r>
+        <w:t>o.order_date</w:t>
+      </w:r>
+      <w:proofErr w:type="spellEnd"/>
+      <w:r>
+        <w:t xml:space="preserve"> </w:t>
       </w:r>
       <w:r>
         <w:rPr>
@@ -336,7 +440,23 @@
         <w:t>ON</w:t>
       </w:r>
       <w:r>
-        <w:t xml:space="preserve"> o.customer_id = c.customer_id </w:t>
+        <w:t xml:space="preserve"> </w:t>
+      </w:r>
+      <w:proofErr w:type="spellStart"/>
+      <w:r>
+        <w:t>o.customer_id</w:t>
+      </w:r>
+      <w:proofErr w:type="spellEnd"/>
+      <w:r>
+        <w:t xml:space="preserve"> = </w:t>
+      </w:r>
+      <w:proofErr w:type="spellStart"/>
+      <w:r>
+        <w:t>c.customer_id</w:t>
+      </w:r>
+      <w:proofErr w:type="spellEnd"/>
+      <w:r>
+        <w:t xml:space="preserve"> </w:t>
       </w:r>
       <w:r>
         <w:rPr>
@@ -346,7 +466,15 @@
         <w:t>WHERE</w:t>
       </w:r>
       <w:r>
-        <w:t xml:space="preserve"> o.order_date &gt; '2024-01-01';</w:t>
+        <w:t xml:space="preserve"> </w:t>
+      </w:r>
+      <w:proofErr w:type="spellStart"/>
+      <w:r>
+        <w:t>o.order_date</w:t>
+      </w:r>
+      <w:proofErr w:type="spellEnd"/>
+      <w:r>
+        <w:t xml:space="preserve"> &gt; '2024-01-01';</w:t>
       </w:r>
     </w:p>
     <w:p>
@@ -445,7 +573,15 @@
         <w:t>SELECT</w:t>
       </w:r>
       <w:r>
-        <w:t xml:space="preserve"> p.category, COUNT(</w:t>
+        <w:t xml:space="preserve"> </w:t>
+      </w:r>
+      <w:proofErr w:type="spellStart"/>
+      <w:r>
+        <w:t>p.category</w:t>
+      </w:r>
+      <w:proofErr w:type="spellEnd"/>
+      <w:r>
+        <w:t>, COUNT(</w:t>
       </w:r>
       <w:r>
         <w:rPr>
@@ -455,7 +591,15 @@
         <w:t>DISTINCT</w:t>
       </w:r>
       <w:r>
-        <w:t xml:space="preserve"> p.product_id) </w:t>
+        <w:t xml:space="preserve"> </w:t>
+      </w:r>
+      <w:proofErr w:type="spellStart"/>
+      <w:r>
+        <w:t>p.product_id</w:t>
+      </w:r>
+      <w:proofErr w:type="spellEnd"/>
+      <w:r>
+        <w:t xml:space="preserve">) </w:t>
       </w:r>
       <w:r>
         <w:rPr>
@@ -465,7 +609,23 @@
         <w:t>AS</w:t>
       </w:r>
       <w:r>
-        <w:t xml:space="preserve"> product_count, ROUND(AVG(r.rating), 2) </w:t>
+        <w:t xml:space="preserve"> </w:t>
+      </w:r>
+      <w:proofErr w:type="spellStart"/>
+      <w:r>
+        <w:t>product_count</w:t>
+      </w:r>
+      <w:proofErr w:type="spellEnd"/>
+      <w:r>
+        <w:t>, ROUND(AVG(</w:t>
+      </w:r>
+      <w:proofErr w:type="spellStart"/>
+      <w:r>
+        <w:t>r.rating</w:t>
+      </w:r>
+      <w:proofErr w:type="spellEnd"/>
+      <w:r>
+        <w:t xml:space="preserve">), 2) </w:t>
       </w:r>
       <w:r>
         <w:rPr>
@@ -475,7 +635,15 @@
         <w:t>AS</w:t>
       </w:r>
       <w:r>
-        <w:t xml:space="preserve"> avg_rating </w:t>
+        <w:t xml:space="preserve"> </w:t>
+      </w:r>
+      <w:proofErr w:type="spellStart"/>
+      <w:r>
+        <w:t>avg_rating</w:t>
+      </w:r>
+      <w:proofErr w:type="spellEnd"/>
+      <w:r>
+        <w:t xml:space="preserve"> </w:t>
       </w:r>
       <w:r>
         <w:rPr>
@@ -495,7 +663,23 @@
         <w:t>ON</w:t>
       </w:r>
       <w:r>
-        <w:t xml:space="preserve"> p.product_id = r.product_id </w:t>
+        <w:t xml:space="preserve"> </w:t>
+      </w:r>
+      <w:proofErr w:type="spellStart"/>
+      <w:r>
+        <w:t>p.product_id</w:t>
+      </w:r>
+      <w:proofErr w:type="spellEnd"/>
+      <w:r>
+        <w:t xml:space="preserve"> = </w:t>
+      </w:r>
+      <w:proofErr w:type="spellStart"/>
+      <w:r>
+        <w:t>r.product_id</w:t>
+      </w:r>
+      <w:proofErr w:type="spellEnd"/>
+      <w:r>
+        <w:t xml:space="preserve"> </w:t>
       </w:r>
       <w:r>
         <w:rPr>
@@ -515,7 +699,15 @@
         <w:t>BY</w:t>
       </w:r>
       <w:r>
-        <w:t xml:space="preserve"> p.category </w:t>
+        <w:t xml:space="preserve"> </w:t>
+      </w:r>
+      <w:proofErr w:type="spellStart"/>
+      <w:r>
+        <w:t>p.category</w:t>
+      </w:r>
+      <w:proofErr w:type="spellEnd"/>
+      <w:r>
+        <w:t xml:space="preserve"> </w:t>
       </w:r>
       <w:r>
         <w:rPr>
@@ -525,7 +717,15 @@
         <w:t>HAVING</w:t>
       </w:r>
       <w:r>
-        <w:t xml:space="preserve"> AVG(r.rating) &gt; 4.0 </w:t>
+        <w:t xml:space="preserve"> AVG(</w:t>
+      </w:r>
+      <w:proofErr w:type="spellStart"/>
+      <w:r>
+        <w:t>r.rating</w:t>
+      </w:r>
+      <w:proofErr w:type="spellEnd"/>
+      <w:r>
+        <w:t xml:space="preserve">) &gt; 4.0 </w:t>
       </w:r>
       <w:r>
         <w:rPr>
@@ -545,7 +745,15 @@
         <w:t>BY</w:t>
       </w:r>
       <w:r>
-        <w:t xml:space="preserve"> avg_rating </w:t>
+        <w:t xml:space="preserve"> </w:t>
+      </w:r>
+      <w:proofErr w:type="spellStart"/>
+      <w:r>
+        <w:t>avg_rating</w:t>
+      </w:r>
+      <w:proofErr w:type="spellEnd"/>
+      <w:r>
+        <w:t xml:space="preserve"> </w:t>
       </w:r>
       <w:r>
         <w:rPr>
@@ -673,7 +881,15 @@
         <w:t>SELECT</w:t>
       </w:r>
       <w:r>
-        <w:t xml:space="preserve"> product_name, price </w:t>
+        <w:t xml:space="preserve"> </w:t>
+      </w:r>
+      <w:proofErr w:type="spellStart"/>
+      <w:r>
+        <w:t>product_name</w:t>
+      </w:r>
+      <w:proofErr w:type="spellEnd"/>
+      <w:r>
+        <w:t xml:space="preserve">, price </w:t>
       </w:r>
       <w:r>
         <w:rPr>
@@ -763,7 +979,15 @@
         </w:numPr>
       </w:pPr>
       <w:r>
-        <w:t>From the following tables write a SQL query to find the salesperson and customer who reside in the same city. Return Salesman, cust_name and city.</w:t>
+        <w:t xml:space="preserve">From the following tables write a SQL query to find the salesperson and customer who reside in the same city. Return Salesman, </w:t>
+      </w:r>
+      <w:proofErr w:type="spellStart"/>
+      <w:r>
+        <w:t>cust_name</w:t>
+      </w:r>
+      <w:proofErr w:type="spellEnd"/>
+      <w:r>
+        <w:t xml:space="preserve"> and city.</w:t>
       </w:r>
     </w:p>
     <w:p>
@@ -791,8 +1015,21 @@
         <w:t xml:space="preserve"> </w:t>
       </w:r>
       <w:r>
-        <w:t>SELECT salesman.name AS "Salesman", customer.cust_name, customer.city</w:t>
-      </w:r>
+        <w:t xml:space="preserve">SELECT salesman.name AS "Salesman", </w:t>
+      </w:r>
+      <w:proofErr w:type="spellStart"/>
+      <w:r>
+        <w:t>customer.cust_name</w:t>
+      </w:r>
+      <w:proofErr w:type="spellEnd"/>
+      <w:r>
+        <w:t xml:space="preserve">, </w:t>
+      </w:r>
+      <w:proofErr w:type="spellStart"/>
+      <w:r>
+        <w:t>customer.city</w:t>
+      </w:r>
+      <w:proofErr w:type="spellEnd"/>
     </w:p>
     <w:p>
       <w:pPr>
@@ -810,7 +1047,23 @@
         <w:pStyle w:val="ListParagraph"/>
       </w:pPr>
       <w:r>
-        <w:t>WHERE salesman.city = customer.city;</w:t>
+        <w:t xml:space="preserve">WHERE </w:t>
+      </w:r>
+      <w:proofErr w:type="spellStart"/>
+      <w:r>
+        <w:t>salesman.city</w:t>
+      </w:r>
+      <w:proofErr w:type="spellEnd"/>
+      <w:r>
+        <w:t xml:space="preserve"> = </w:t>
+      </w:r>
+      <w:proofErr w:type="spellStart"/>
+      <w:r>
+        <w:t>customer.city</w:t>
+      </w:r>
+      <w:proofErr w:type="spellEnd"/>
+      <w:r>
+        <w:t>;</w:t>
       </w:r>
     </w:p>
     <w:p>
@@ -920,8 +1173,29 @@
         <w:t xml:space="preserve"> </w:t>
       </w:r>
       <w:r>
-        <w:t>SELECT c.first_name, c.last_name, o.order_date</w:t>
-      </w:r>
+        <w:t xml:space="preserve">SELECT </w:t>
+      </w:r>
+      <w:proofErr w:type="spellStart"/>
+      <w:r>
+        <w:t>c.first_name</w:t>
+      </w:r>
+      <w:proofErr w:type="spellEnd"/>
+      <w:r>
+        <w:t xml:space="preserve">, </w:t>
+      </w:r>
+      <w:proofErr w:type="spellStart"/>
+      <w:r>
+        <w:t>c.last_name</w:t>
+      </w:r>
+      <w:proofErr w:type="spellEnd"/>
+      <w:r>
+        <w:t xml:space="preserve">, </w:t>
+      </w:r>
+      <w:proofErr w:type="spellStart"/>
+      <w:r>
+        <w:t>o.order_date</w:t>
+      </w:r>
+      <w:proofErr w:type="spellEnd"/>
     </w:p>
     <w:p>
       <w:pPr>
@@ -936,23 +1210,52 @@
         <w:pStyle w:val="ListParagraph"/>
       </w:pPr>
       <w:r>
-        <w:t xml:space="preserve">            JOIN orders o ON c.id = o.customer_id</w:t>
-      </w:r>
-    </w:p>
-    <w:p>
-      <w:pPr>
-        <w:pStyle w:val="ListParagraph"/>
-      </w:pPr>
-      <w:r>
-        <w:t xml:space="preserve">            WHERE c.first_name = 'Liam' AND c.last_name = 'Smith'</w:t>
-      </w:r>
-    </w:p>
-    <w:p>
-      <w:pPr>
-        <w:pStyle w:val="ListParagraph"/>
-      </w:pPr>
-      <w:r>
-        <w:t xml:space="preserve">            ORDER BY o.order_date;</w:t>
+        <w:t xml:space="preserve">            JOIN orders o ON c.id = </w:t>
+      </w:r>
+      <w:proofErr w:type="spellStart"/>
+      <w:r>
+        <w:t>o.customer_id</w:t>
+      </w:r>
+      <w:proofErr w:type="spellEnd"/>
+    </w:p>
+    <w:p>
+      <w:pPr>
+        <w:pStyle w:val="ListParagraph"/>
+      </w:pPr>
+      <w:r>
+        <w:t xml:space="preserve">            WHERE </w:t>
+      </w:r>
+      <w:proofErr w:type="spellStart"/>
+      <w:r>
+        <w:t>c.first_name</w:t>
+      </w:r>
+      <w:proofErr w:type="spellEnd"/>
+      <w:r>
+        <w:t xml:space="preserve"> = 'Liam' AND </w:t>
+      </w:r>
+      <w:proofErr w:type="spellStart"/>
+      <w:r>
+        <w:t>c.last_name</w:t>
+      </w:r>
+      <w:proofErr w:type="spellEnd"/>
+      <w:r>
+        <w:t xml:space="preserve"> = 'Smith'</w:t>
+      </w:r>
+    </w:p>
+    <w:p>
+      <w:pPr>
+        <w:pStyle w:val="ListParagraph"/>
+      </w:pPr>
+      <w:r>
+        <w:t xml:space="preserve">            ORDER BY </w:t>
+      </w:r>
+      <w:proofErr w:type="spellStart"/>
+      <w:r>
+        <w:t>o.order_date</w:t>
+      </w:r>
+      <w:proofErr w:type="spellEnd"/>
+      <w:r>
+        <w:t>;</w:t>
       </w:r>
     </w:p>
     <w:p>
@@ -1027,7 +1330,15 @@
         </w:numPr>
       </w:pPr>
       <w:r>
-        <w:t>Calculate the total revenue from all sales in the order_items table.</w:t>
+        <w:t xml:space="preserve">Calculate the total revenue from all sales in the </w:t>
+      </w:r>
+      <w:proofErr w:type="spellStart"/>
+      <w:r>
+        <w:t>order_items</w:t>
+      </w:r>
+      <w:proofErr w:type="spellEnd"/>
+      <w:r>
+        <w:t xml:space="preserve"> table.</w:t>
       </w:r>
     </w:p>
     <w:p>
@@ -1043,7 +1354,31 @@
         <w:t>Query:</w:t>
       </w:r>
       <w:r>
-        <w:t xml:space="preserve"> SELECT SUM(quantity * price_per_unit) as total_revenue FROM order_items;</w:t>
+        <w:t xml:space="preserve"> SELECT SUM(quantity * </w:t>
+      </w:r>
+      <w:proofErr w:type="spellStart"/>
+      <w:r>
+        <w:t>price_per_unit</w:t>
+      </w:r>
+      <w:proofErr w:type="spellEnd"/>
+      <w:r>
+        <w:t xml:space="preserve">) as </w:t>
+      </w:r>
+      <w:proofErr w:type="spellStart"/>
+      <w:r>
+        <w:t>total_revenue</w:t>
+      </w:r>
+      <w:proofErr w:type="spellEnd"/>
+      <w:r>
+        <w:t xml:space="preserve"> FROM </w:t>
+      </w:r>
+      <w:proofErr w:type="spellStart"/>
+      <w:r>
+        <w:t>order_items</w:t>
+      </w:r>
+      <w:proofErr w:type="spellEnd"/>
+      <w:r>
+        <w:t>;</w:t>
       </w:r>
     </w:p>
     <w:p>
@@ -1086,7 +1421,15 @@
         <w:jc w:val="both"/>
       </w:pPr>
       <w:r>
-        <w:t>Select employees where salary is between 60000 and 90000 AND department_id is 10.</w:t>
+        <w:t xml:space="preserve">Select employees where salary is between 60000 and 90000 AND </w:t>
+      </w:r>
+      <w:proofErr w:type="spellStart"/>
+      <w:r>
+        <w:t>department_id</w:t>
+      </w:r>
+      <w:proofErr w:type="spellEnd"/>
+      <w:r>
+        <w:t xml:space="preserve"> is 10.</w:t>
       </w:r>
     </w:p>
     <w:p>
@@ -1119,7 +1462,31 @@
         <w:t>SELECT</w:t>
       </w:r>
       <w:r>
-        <w:t xml:space="preserve"> first_name, last_name, salary, department_id </w:t>
+        <w:t xml:space="preserve"> </w:t>
+      </w:r>
+      <w:proofErr w:type="spellStart"/>
+      <w:r>
+        <w:t>first_name</w:t>
+      </w:r>
+      <w:proofErr w:type="spellEnd"/>
+      <w:r>
+        <w:t xml:space="preserve">, </w:t>
+      </w:r>
+      <w:proofErr w:type="spellStart"/>
+      <w:r>
+        <w:t>last_name</w:t>
+      </w:r>
+      <w:proofErr w:type="spellEnd"/>
+      <w:r>
+        <w:t xml:space="preserve">, salary, </w:t>
+      </w:r>
+      <w:proofErr w:type="spellStart"/>
+      <w:r>
+        <w:t>department_id</w:t>
+      </w:r>
+      <w:proofErr w:type="spellEnd"/>
+      <w:r>
+        <w:t xml:space="preserve"> </w:t>
       </w:r>
       <w:r>
         <w:rPr>
@@ -1139,7 +1506,15 @@
         <w:t>WHERE</w:t>
       </w:r>
       <w:r>
-        <w:t xml:space="preserve"> salary BETWEEN 60000 AND 90000 AND department_id = 10;</w:t>
+        <w:t xml:space="preserve"> salary BETWEEN 60000 AND 90000 AND </w:t>
+      </w:r>
+      <w:proofErr w:type="spellStart"/>
+      <w:r>
+        <w:t>department_id</w:t>
+      </w:r>
+      <w:proofErr w:type="spellEnd"/>
+      <w:r>
+        <w:t xml:space="preserve"> = 10;</w:t>
       </w:r>
     </w:p>
     <w:p>
@@ -1223,7 +1598,23 @@
         <w:t>SELECT</w:t>
       </w:r>
       <w:r>
-        <w:t xml:space="preserve"> first_name, last_name </w:t>
+        <w:t xml:space="preserve"> </w:t>
+      </w:r>
+      <w:proofErr w:type="spellStart"/>
+      <w:r>
+        <w:t>first_name</w:t>
+      </w:r>
+      <w:proofErr w:type="spellEnd"/>
+      <w:r>
+        <w:t xml:space="preserve">, </w:t>
+      </w:r>
+      <w:proofErr w:type="spellStart"/>
+      <w:r>
+        <w:t>last_name</w:t>
+      </w:r>
+      <w:proofErr w:type="spellEnd"/>
+      <w:r>
+        <w:t xml:space="preserve"> </w:t>
       </w:r>
       <w:r>
         <w:rPr>
@@ -1243,7 +1634,23 @@
         <w:t>WHERE</w:t>
       </w:r>
       <w:r>
-        <w:t xml:space="preserve"> first_name LIKE 'J%' OR first_name LIKE 'G%';</w:t>
+        <w:t xml:space="preserve"> </w:t>
+      </w:r>
+      <w:proofErr w:type="spellStart"/>
+      <w:r>
+        <w:t>first_name</w:t>
+      </w:r>
+      <w:proofErr w:type="spellEnd"/>
+      <w:r>
+        <w:t xml:space="preserve"> LIKE 'J%' OR </w:t>
+      </w:r>
+      <w:proofErr w:type="spellStart"/>
+      <w:r>
+        <w:t>first_name</w:t>
+      </w:r>
+      <w:proofErr w:type="spellEnd"/>
+      <w:r>
+        <w:t xml:space="preserve"> LIKE 'G%';</w:t>
       </w:r>
     </w:p>
     <w:p>
@@ -1332,7 +1739,31 @@
         <w:t>SELECT</w:t>
       </w:r>
       <w:r>
-        <w:t xml:space="preserve"> first_name, last_name, department_id </w:t>
+        <w:t xml:space="preserve"> </w:t>
+      </w:r>
+      <w:proofErr w:type="spellStart"/>
+      <w:r>
+        <w:t>first_name</w:t>
+      </w:r>
+      <w:proofErr w:type="spellEnd"/>
+      <w:r>
+        <w:t xml:space="preserve">, </w:t>
+      </w:r>
+      <w:proofErr w:type="spellStart"/>
+      <w:r>
+        <w:t>last_name</w:t>
+      </w:r>
+      <w:proofErr w:type="spellEnd"/>
+      <w:r>
+        <w:t xml:space="preserve">, </w:t>
+      </w:r>
+      <w:proofErr w:type="spellStart"/>
+      <w:r>
+        <w:t>department_id</w:t>
+      </w:r>
+      <w:proofErr w:type="spellEnd"/>
+      <w:r>
+        <w:t xml:space="preserve"> </w:t>
       </w:r>
       <w:r>
         <w:rPr>
@@ -1352,7 +1783,15 @@
         <w:t>WHERE</w:t>
       </w:r>
       <w:r>
-        <w:t xml:space="preserve"> department_id IN (10, 20, 30);</w:t>
+        <w:t xml:space="preserve"> </w:t>
+      </w:r>
+      <w:proofErr w:type="spellStart"/>
+      <w:r>
+        <w:t>department_id</w:t>
+      </w:r>
+      <w:proofErr w:type="spellEnd"/>
+      <w:r>
+        <w:t xml:space="preserve"> IN (10, 20, 30);</w:t>
       </w:r>
     </w:p>
     <w:p>
@@ -1408,7 +1847,15 @@
         <w:t xml:space="preserve">Q. </w:t>
       </w:r>
       <w:r>
-        <w:t>Select employees who don't have a manager (manager_id IS NULL).</w:t>
+        <w:t>Select employees who don't have a manager (</w:t>
+      </w:r>
+      <w:proofErr w:type="spellStart"/>
+      <w:r>
+        <w:t>manager_id</w:t>
+      </w:r>
+      <w:proofErr w:type="spellEnd"/>
+      <w:r>
+        <w:t xml:space="preserve"> IS NULL).</w:t>
       </w:r>
     </w:p>
     <w:p>
@@ -1423,7 +1870,31 @@
         <w:t>SELECT</w:t>
       </w:r>
       <w:r>
-        <w:t xml:space="preserve"> first_name, last_name, manager_id </w:t>
+        <w:t xml:space="preserve"> </w:t>
+      </w:r>
+      <w:proofErr w:type="spellStart"/>
+      <w:r>
+        <w:t>first_name</w:t>
+      </w:r>
+      <w:proofErr w:type="spellEnd"/>
+      <w:r>
+        <w:t xml:space="preserve">, </w:t>
+      </w:r>
+      <w:proofErr w:type="spellStart"/>
+      <w:r>
+        <w:t>last_name</w:t>
+      </w:r>
+      <w:proofErr w:type="spellEnd"/>
+      <w:r>
+        <w:t xml:space="preserve">, </w:t>
+      </w:r>
+      <w:proofErr w:type="spellStart"/>
+      <w:r>
+        <w:t>manager_id</w:t>
+      </w:r>
+      <w:proofErr w:type="spellEnd"/>
+      <w:r>
+        <w:t xml:space="preserve"> </w:t>
       </w:r>
       <w:r>
         <w:rPr>
@@ -1443,7 +1914,15 @@
         <w:t>WHERE</w:t>
       </w:r>
       <w:r>
-        <w:t xml:space="preserve"> manager_id IS NULL;</w:t>
+        <w:t xml:space="preserve"> </w:t>
+      </w:r>
+      <w:proofErr w:type="spellStart"/>
+      <w:r>
+        <w:t>manager_id</w:t>
+      </w:r>
+      <w:proofErr w:type="spellEnd"/>
+      <w:r>
+        <w:t xml:space="preserve"> IS NULL;</w:t>
       </w:r>
     </w:p>
     <w:p>
@@ -1453,6 +1932,9 @@
     </w:p>
     <w:p>
       <w:r>
+        <w:rPr>
+          <w:noProof/>
+        </w:rPr>
         <w:drawing>
           <wp:inline distT="0" distB="0" distL="0" distR="0" wp14:anchorId="4BC5023D" wp14:editId="5FF3BBAB">
             <wp:extent cx="1303133" cy="929721"/>
@@ -1488,6 +1970,195 @@
             </a:graphic>
           </wp:inline>
         </w:drawing>
+      </w:r>
+    </w:p>
+    <w:p/>
+    <w:p>
+      <w:r>
+        <w:t xml:space="preserve">Q. </w:t>
+      </w:r>
+      <w:r>
+        <w:t>Categorize employees as 'High', 'Medium', or 'Low' salary based on their salary.</w:t>
+      </w:r>
+    </w:p>
+    <w:p>
+      <w:r>
+        <w:t xml:space="preserve">Query: </w:t>
+      </w:r>
+      <w:r>
+        <w:rPr>
+          <w:b/>
+          <w:bCs/>
+        </w:rPr>
+        <w:t>SELECT</w:t>
+      </w:r>
+      <w:r>
+        <w:t xml:space="preserve"> </w:t>
+      </w:r>
+      <w:proofErr w:type="spellStart"/>
+      <w:r>
+        <w:t>first_name</w:t>
+      </w:r>
+      <w:proofErr w:type="spellEnd"/>
+      <w:r>
+        <w:t xml:space="preserve">, </w:t>
+      </w:r>
+      <w:proofErr w:type="spellStart"/>
+      <w:r>
+        <w:t>last_name</w:t>
+      </w:r>
+      <w:proofErr w:type="spellEnd"/>
+      <w:r>
+        <w:t xml:space="preserve">, salary, </w:t>
+      </w:r>
+      <w:r>
+        <w:rPr>
+          <w:b/>
+          <w:bCs/>
+        </w:rPr>
+        <w:t>CASE</w:t>
+      </w:r>
+      <w:r>
+        <w:t xml:space="preserve"> </w:t>
+      </w:r>
+      <w:r>
+        <w:rPr>
+          <w:b/>
+          <w:bCs/>
+        </w:rPr>
+        <w:t>WHEN</w:t>
+      </w:r>
+      <w:r>
+        <w:t xml:space="preserve"> salary &gt; 90000 </w:t>
+      </w:r>
+      <w:r>
+        <w:rPr>
+          <w:b/>
+          <w:bCs/>
+        </w:rPr>
+        <w:t>THEN</w:t>
+      </w:r>
+      <w:r>
+        <w:t xml:space="preserve"> 'High' </w:t>
+      </w:r>
+      <w:r>
+        <w:rPr>
+          <w:b/>
+          <w:bCs/>
+        </w:rPr>
+        <w:t>WHEN</w:t>
+      </w:r>
+      <w:r>
+        <w:t xml:space="preserve"> salary &gt; 65000 </w:t>
+      </w:r>
+      <w:r>
+        <w:rPr>
+          <w:b/>
+          <w:bCs/>
+        </w:rPr>
+        <w:t>THEN</w:t>
+      </w:r>
+      <w:r>
+        <w:t xml:space="preserve"> 'Medium' </w:t>
+      </w:r>
+      <w:r>
+        <w:rPr>
+          <w:b/>
+          <w:bCs/>
+        </w:rPr>
+        <w:t>ELSE</w:t>
+      </w:r>
+      <w:r>
+        <w:t xml:space="preserve"> 'Low' </w:t>
+      </w:r>
+      <w:r>
+        <w:rPr>
+          <w:b/>
+          <w:bCs/>
+        </w:rPr>
+        <w:t>END</w:t>
+      </w:r>
+      <w:r>
+        <w:t xml:space="preserve"> </w:t>
+      </w:r>
+      <w:r>
+        <w:rPr>
+          <w:b/>
+          <w:bCs/>
+        </w:rPr>
+        <w:t>AS</w:t>
+      </w:r>
+      <w:r>
+        <w:t xml:space="preserve"> </w:t>
+      </w:r>
+      <w:proofErr w:type="spellStart"/>
+      <w:r>
+        <w:t>salary_category</w:t>
+      </w:r>
+      <w:proofErr w:type="spellEnd"/>
+      <w:r>
+        <w:t xml:space="preserve"> </w:t>
+      </w:r>
+      <w:r>
+        <w:rPr>
+          <w:b/>
+          <w:bCs/>
+        </w:rPr>
+        <w:t>FROM</w:t>
+      </w:r>
+      <w:r>
+        <w:t xml:space="preserve"> employees;</w:t>
+      </w:r>
+    </w:p>
+    <w:p>
+      <w:r>
+        <w:t>Result:</w:t>
+      </w:r>
+    </w:p>
+    <w:p>
+      <w:r>
+        <w:drawing>
+          <wp:inline distT="0" distB="0" distL="0" distR="0" wp14:anchorId="3AF16226" wp14:editId="594F15C2">
+            <wp:extent cx="2720576" cy="2072820"/>
+            <wp:effectExtent l="0" t="0" r="3810" b="3810"/>
+            <wp:docPr id="950302178" name="Picture 1"/>
+            <wp:cNvGraphicFramePr>
+              <a:graphicFrameLocks xmlns:a="http://schemas.openxmlformats.org/drawingml/2006/main" noChangeAspect="1"/>
+            </wp:cNvGraphicFramePr>
+            <a:graphic xmlns:a="http://schemas.openxmlformats.org/drawingml/2006/main">
+              <a:graphicData uri="http://schemas.openxmlformats.org/drawingml/2006/picture">
+                <pic:pic xmlns:pic="http://schemas.openxmlformats.org/drawingml/2006/picture">
+                  <pic:nvPicPr>
+                    <pic:cNvPr id="950302178" name=""/>
+                    <pic:cNvPicPr/>
+                  </pic:nvPicPr>
+                  <pic:blipFill>
+                    <a:blip r:embed="rId16"/>
+                    <a:stretch>
+                      <a:fillRect/>
+                    </a:stretch>
+                  </pic:blipFill>
+                  <pic:spPr>
+                    <a:xfrm>
+                      <a:off x="0" y="0"/>
+                      <a:ext cx="2720576" cy="2072820"/>
+                    </a:xfrm>
+                    <a:prstGeom prst="rect">
+                      <a:avLst/>
+                    </a:prstGeom>
+                  </pic:spPr>
+                </pic:pic>
+              </a:graphicData>
+            </a:graphic>
+          </wp:inline>
+        </w:drawing>
+      </w:r>
+    </w:p>
+    <w:p/>
+    <w:p>
+      <w:r>
+        <w:lastRenderedPageBreak/>
+        <w:t xml:space="preserve">Q. </w:t>
       </w:r>
     </w:p>
     <w:p/>

--- a/SQL Practice.docx
+++ b/SQL Practice.docx
@@ -2117,6 +2117,9 @@
     </w:p>
     <w:p>
       <w:r>
+        <w:rPr>
+          <w:noProof/>
+        </w:rPr>
         <w:drawing>
           <wp:inline distT="0" distB="0" distL="0" distR="0" wp14:anchorId="3AF16226" wp14:editId="594F15C2">
             <wp:extent cx="2720576" cy="2072820"/>
@@ -2156,11 +2159,2152 @@
     </w:p>
     <w:p/>
     <w:p>
-      <w:r>
+      <w:pPr>
+        <w:rPr>
+          <w:b/>
+          <w:bCs/>
+        </w:rPr>
+      </w:pPr>
+      <w:r>
+        <w:rPr>
+          <w:rFonts w:ascii="Segoe UI Emoji" w:hAnsi="Segoe UI Emoji" w:cs="Segoe UI Emoji"/>
+          <w:b/>
+          <w:bCs/>
+        </w:rPr>
         <w:lastRenderedPageBreak/>
-        <w:t xml:space="preserve">Q. </w:t>
-      </w:r>
-    </w:p>
+        <w:t>📘</w:t>
+      </w:r>
+      <w:r>
+        <w:rPr>
+          <w:b/>
+          <w:bCs/>
+        </w:rPr>
+        <w:t xml:space="preserve"> Advanced PostgreSQL Queries — Documentation</w:t>
+      </w:r>
+    </w:p>
+    <w:p>
+      <w:r>
+        <w:pict w14:anchorId="52C07334">
+          <v:rect id="_x0000_i1115" style="width:0;height:1.5pt" o:hralign="center" o:hrstd="t" o:hr="t" fillcolor="#a0a0a0" stroked="f"/>
+        </w:pict>
+      </w:r>
+    </w:p>
+    <w:p>
+      <w:pPr>
+        <w:rPr>
+          <w:b/>
+          <w:bCs/>
+        </w:rPr>
+      </w:pPr>
+      <w:r>
+        <w:rPr>
+          <w:b/>
+          <w:bCs/>
+        </w:rPr>
+        <w:t>1. Common Table Expressions (CTE)</w:t>
+      </w:r>
+    </w:p>
+    <w:p>
+      <w:pPr>
+        <w:rPr>
+          <w:b/>
+          <w:bCs/>
+        </w:rPr>
+      </w:pPr>
+      <w:r>
+        <w:rPr>
+          <w:b/>
+          <w:bCs/>
+        </w:rPr>
+        <w:t>Description</w:t>
+      </w:r>
+    </w:p>
+    <w:p>
+      <w:r>
+        <w:t>CTEs allow breaking complex queries into readable, reusable parts.</w:t>
+      </w:r>
+    </w:p>
+    <w:p>
+      <w:pPr>
+        <w:rPr>
+          <w:b/>
+          <w:bCs/>
+        </w:rPr>
+      </w:pPr>
+      <w:r>
+        <w:rPr>
+          <w:b/>
+          <w:bCs/>
+        </w:rPr>
+        <w:t>Syntax</w:t>
+      </w:r>
+    </w:p>
+    <w:p>
+      <w:r>
+        <w:t xml:space="preserve">WITH </w:t>
+      </w:r>
+      <w:proofErr w:type="spellStart"/>
+      <w:r>
+        <w:t>cte_name</w:t>
+      </w:r>
+      <w:proofErr w:type="spellEnd"/>
+      <w:r>
+        <w:t xml:space="preserve"> AS (</w:t>
+      </w:r>
+      <w:r>
+        <w:br/>
+        <w:t xml:space="preserve">    SELECT ...</w:t>
+      </w:r>
+      <w:r>
+        <w:br/>
+        <w:t>)</w:t>
+      </w:r>
+      <w:r>
+        <w:br/>
+        <w:t xml:space="preserve">SELECT * FROM </w:t>
+      </w:r>
+      <w:proofErr w:type="spellStart"/>
+      <w:r>
+        <w:t>cte_name</w:t>
+      </w:r>
+      <w:proofErr w:type="spellEnd"/>
+      <w:r>
+        <w:t>;</w:t>
+      </w:r>
+    </w:p>
+    <w:p>
+      <w:pPr>
+        <w:rPr>
+          <w:b/>
+          <w:bCs/>
+        </w:rPr>
+      </w:pPr>
+      <w:r>
+        <w:rPr>
+          <w:b/>
+          <w:bCs/>
+        </w:rPr>
+        <w:t>Example</w:t>
+      </w:r>
+    </w:p>
+    <w:p>
+      <w:r>
+        <w:t xml:space="preserve">WITH </w:t>
+      </w:r>
+      <w:proofErr w:type="spellStart"/>
+      <w:r>
+        <w:t>user_spending</w:t>
+      </w:r>
+      <w:proofErr w:type="spellEnd"/>
+      <w:r>
+        <w:t xml:space="preserve"> AS (</w:t>
+      </w:r>
+      <w:r>
+        <w:br/>
+        <w:t xml:space="preserve">    SELECT </w:t>
+      </w:r>
+      <w:proofErr w:type="spellStart"/>
+      <w:r>
+        <w:t>user_id</w:t>
+      </w:r>
+      <w:proofErr w:type="spellEnd"/>
+      <w:r>
+        <w:t>, SUM(amount) AS total</w:t>
+      </w:r>
+      <w:r>
+        <w:br/>
+        <w:t xml:space="preserve">    FROM orders</w:t>
+      </w:r>
+      <w:r>
+        <w:br/>
+        <w:t xml:space="preserve">    GROUP BY </w:t>
+      </w:r>
+      <w:proofErr w:type="spellStart"/>
+      <w:r>
+        <w:t>user_id</w:t>
+      </w:r>
+      <w:proofErr w:type="spellEnd"/>
+      <w:r>
+        <w:br/>
+        <w:t>)</w:t>
+      </w:r>
+      <w:r>
+        <w:br/>
+        <w:t xml:space="preserve">SELECT * FROM </w:t>
+      </w:r>
+      <w:proofErr w:type="spellStart"/>
+      <w:r>
+        <w:t>user_spending</w:t>
+      </w:r>
+      <w:proofErr w:type="spellEnd"/>
+      <w:r>
+        <w:t xml:space="preserve"> WHERE total &gt; 5000;</w:t>
+      </w:r>
+    </w:p>
+    <w:p>
+      <w:pPr>
+        <w:rPr>
+          <w:b/>
+          <w:bCs/>
+        </w:rPr>
+      </w:pPr>
+      <w:r>
+        <w:rPr>
+          <w:b/>
+          <w:bCs/>
+        </w:rPr>
+        <w:t>Use Cases</w:t>
+      </w:r>
+    </w:p>
+    <w:p>
+      <w:pPr>
+        <w:numPr>
+          <w:ilvl w:val="0"/>
+          <w:numId w:val="14"/>
+        </w:numPr>
+      </w:pPr>
+      <w:r>
+        <w:t xml:space="preserve">Complex reports </w:t>
+      </w:r>
+    </w:p>
+    <w:p>
+      <w:pPr>
+        <w:numPr>
+          <w:ilvl w:val="0"/>
+          <w:numId w:val="14"/>
+        </w:numPr>
+      </w:pPr>
+      <w:r>
+        <w:t xml:space="preserve">Query modularization </w:t>
+      </w:r>
+    </w:p>
+    <w:p>
+      <w:r>
+        <w:pict w14:anchorId="3C107A7E">
+          <v:rect id="_x0000_i1116" style="width:0;height:1.5pt" o:hralign="center" o:hrstd="t" o:hr="t" fillcolor="#a0a0a0" stroked="f"/>
+        </w:pict>
+      </w:r>
+    </w:p>
+    <w:p>
+      <w:pPr>
+        <w:rPr>
+          <w:b/>
+          <w:bCs/>
+        </w:rPr>
+      </w:pPr>
+      <w:r>
+        <w:rPr>
+          <w:b/>
+          <w:bCs/>
+        </w:rPr>
+        <w:t>2. Window Functions</w:t>
+      </w:r>
+    </w:p>
+    <w:p>
+      <w:pPr>
+        <w:rPr>
+          <w:b/>
+          <w:bCs/>
+        </w:rPr>
+      </w:pPr>
+      <w:r>
+        <w:rPr>
+          <w:b/>
+          <w:bCs/>
+        </w:rPr>
+        <w:t>Description</w:t>
+      </w:r>
+    </w:p>
+    <w:p>
+      <w:r>
+        <w:t>Perform calculations across a set of rows without grouping them.</w:t>
+      </w:r>
+    </w:p>
+    <w:p>
+      <w:pPr>
+        <w:rPr>
+          <w:b/>
+          <w:bCs/>
+        </w:rPr>
+      </w:pPr>
+      <w:r>
+        <w:rPr>
+          <w:b/>
+          <w:bCs/>
+        </w:rPr>
+        <w:t>Example: Running Total</w:t>
+      </w:r>
+    </w:p>
+    <w:p>
+      <w:r>
+        <w:t xml:space="preserve">SELECT </w:t>
+      </w:r>
+      <w:r>
+        <w:br/>
+        <w:t xml:space="preserve">    </w:t>
+      </w:r>
+      <w:proofErr w:type="spellStart"/>
+      <w:r>
+        <w:t>user_id</w:t>
+      </w:r>
+      <w:proofErr w:type="spellEnd"/>
+      <w:r>
+        <w:t>,</w:t>
+      </w:r>
+      <w:r>
+        <w:br/>
+        <w:t xml:space="preserve">    </w:t>
+      </w:r>
+      <w:proofErr w:type="spellStart"/>
+      <w:r>
+        <w:t>order_date</w:t>
+      </w:r>
+      <w:proofErr w:type="spellEnd"/>
+      <w:r>
+        <w:t>,</w:t>
+      </w:r>
+      <w:r>
+        <w:br/>
+        <w:t xml:space="preserve">    amount,</w:t>
+      </w:r>
+      <w:r>
+        <w:br/>
+        <w:t xml:space="preserve">    SUM(amount) OVER (PARTITION BY </w:t>
+      </w:r>
+      <w:proofErr w:type="spellStart"/>
+      <w:r>
+        <w:t>user_id</w:t>
+      </w:r>
+      <w:proofErr w:type="spellEnd"/>
+      <w:r>
+        <w:t xml:space="preserve"> ORDER BY </w:t>
+      </w:r>
+      <w:proofErr w:type="spellStart"/>
+      <w:r>
+        <w:t>order_date</w:t>
+      </w:r>
+      <w:proofErr w:type="spellEnd"/>
+      <w:r>
+        <w:t xml:space="preserve">) AS </w:t>
+      </w:r>
+      <w:proofErr w:type="spellStart"/>
+      <w:r>
+        <w:t>running_total</w:t>
+      </w:r>
+      <w:proofErr w:type="spellEnd"/>
+      <w:r>
+        <w:br/>
+        <w:t>FROM orders;</w:t>
+      </w:r>
+    </w:p>
+    <w:p>
+      <w:pPr>
+        <w:rPr>
+          <w:b/>
+          <w:bCs/>
+        </w:rPr>
+      </w:pPr>
+      <w:r>
+        <w:rPr>
+          <w:b/>
+          <w:bCs/>
+        </w:rPr>
+        <w:t>Example: Ranking</w:t>
+      </w:r>
+    </w:p>
+    <w:p>
+      <w:r>
+        <w:t xml:space="preserve">SELECT </w:t>
+      </w:r>
+      <w:r>
+        <w:br/>
+        <w:t xml:space="preserve">    </w:t>
+      </w:r>
+      <w:proofErr w:type="spellStart"/>
+      <w:r>
+        <w:t>user_id</w:t>
+      </w:r>
+      <w:proofErr w:type="spellEnd"/>
+      <w:r>
+        <w:t>,</w:t>
+      </w:r>
+      <w:r>
+        <w:br/>
+        <w:t xml:space="preserve">    RANK() OVER (ORDER BY SUM(amount) DESC) AS rank</w:t>
+      </w:r>
+      <w:r>
+        <w:br/>
+        <w:t>FROM orders</w:t>
+      </w:r>
+      <w:r>
+        <w:br/>
+        <w:t xml:space="preserve">GROUP BY </w:t>
+      </w:r>
+      <w:proofErr w:type="spellStart"/>
+      <w:r>
+        <w:t>user_id</w:t>
+      </w:r>
+      <w:proofErr w:type="spellEnd"/>
+      <w:r>
+        <w:t>;</w:t>
+      </w:r>
+    </w:p>
+    <w:p>
+      <w:pPr>
+        <w:rPr>
+          <w:b/>
+          <w:bCs/>
+        </w:rPr>
+      </w:pPr>
+      <w:r>
+        <w:rPr>
+          <w:b/>
+          <w:bCs/>
+        </w:rPr>
+        <w:lastRenderedPageBreak/>
+        <w:t>Use Cases</w:t>
+      </w:r>
+    </w:p>
+    <w:p>
+      <w:pPr>
+        <w:numPr>
+          <w:ilvl w:val="0"/>
+          <w:numId w:val="15"/>
+        </w:numPr>
+      </w:pPr>
+      <w:r>
+        <w:t xml:space="preserve">Leaderboards </w:t>
+      </w:r>
+    </w:p>
+    <w:p>
+      <w:pPr>
+        <w:numPr>
+          <w:ilvl w:val="0"/>
+          <w:numId w:val="15"/>
+        </w:numPr>
+      </w:pPr>
+      <w:r>
+        <w:t xml:space="preserve">Time-series analysis </w:t>
+      </w:r>
+    </w:p>
+    <w:p>
+      <w:r>
+        <w:pict w14:anchorId="5F37FD20">
+          <v:rect id="_x0000_i1117" style="width:0;height:1.5pt" o:hralign="center" o:hrstd="t" o:hr="t" fillcolor="#a0a0a0" stroked="f"/>
+        </w:pict>
+      </w:r>
+    </w:p>
+    <w:p>
+      <w:pPr>
+        <w:rPr>
+          <w:b/>
+          <w:bCs/>
+        </w:rPr>
+      </w:pPr>
+      <w:r>
+        <w:rPr>
+          <w:b/>
+          <w:bCs/>
+        </w:rPr>
+        <w:t>3. LAG &amp; LEAD</w:t>
+      </w:r>
+    </w:p>
+    <w:p>
+      <w:pPr>
+        <w:rPr>
+          <w:b/>
+          <w:bCs/>
+        </w:rPr>
+      </w:pPr>
+      <w:r>
+        <w:rPr>
+          <w:b/>
+          <w:bCs/>
+        </w:rPr>
+        <w:t>Description</w:t>
+      </w:r>
+    </w:p>
+    <w:p>
+      <w:r>
+        <w:t>Access previous or next row values.</w:t>
+      </w:r>
+    </w:p>
+    <w:p>
+      <w:pPr>
+        <w:rPr>
+          <w:b/>
+          <w:bCs/>
+        </w:rPr>
+      </w:pPr>
+      <w:r>
+        <w:rPr>
+          <w:b/>
+          <w:bCs/>
+        </w:rPr>
+        <w:t>Example</w:t>
+      </w:r>
+    </w:p>
+    <w:p>
+      <w:r>
+        <w:t xml:space="preserve">SELECT </w:t>
+      </w:r>
+      <w:r>
+        <w:br/>
+        <w:t xml:space="preserve">    </w:t>
+      </w:r>
+      <w:proofErr w:type="spellStart"/>
+      <w:r>
+        <w:t>order_date</w:t>
+      </w:r>
+      <w:proofErr w:type="spellEnd"/>
+      <w:r>
+        <w:t>,</w:t>
+      </w:r>
+      <w:r>
+        <w:br/>
+        <w:t xml:space="preserve">    amount,</w:t>
+      </w:r>
+      <w:r>
+        <w:br/>
+        <w:t xml:space="preserve">    LAG(amount) OVER (ORDER BY </w:t>
+      </w:r>
+      <w:proofErr w:type="spellStart"/>
+      <w:r>
+        <w:t>order_date</w:t>
+      </w:r>
+      <w:proofErr w:type="spellEnd"/>
+      <w:r>
+        <w:t xml:space="preserve">) AS </w:t>
+      </w:r>
+      <w:proofErr w:type="spellStart"/>
+      <w:r>
+        <w:t>previous_amount</w:t>
+      </w:r>
+      <w:proofErr w:type="spellEnd"/>
+      <w:r>
+        <w:t>,</w:t>
+      </w:r>
+      <w:r>
+        <w:br/>
+        <w:t xml:space="preserve">    amount - LAG(amount) OVER (ORDER BY </w:t>
+      </w:r>
+      <w:proofErr w:type="spellStart"/>
+      <w:r>
+        <w:t>order_date</w:t>
+      </w:r>
+      <w:proofErr w:type="spellEnd"/>
+      <w:r>
+        <w:t>) AS difference</w:t>
+      </w:r>
+      <w:r>
+        <w:br/>
+        <w:t>FROM orders;</w:t>
+      </w:r>
+    </w:p>
+    <w:p>
+      <w:pPr>
+        <w:rPr>
+          <w:b/>
+          <w:bCs/>
+        </w:rPr>
+      </w:pPr>
+      <w:r>
+        <w:rPr>
+          <w:b/>
+          <w:bCs/>
+        </w:rPr>
+        <w:t>Use Cases</w:t>
+      </w:r>
+    </w:p>
+    <w:p>
+      <w:pPr>
+        <w:numPr>
+          <w:ilvl w:val="0"/>
+          <w:numId w:val="16"/>
+        </w:numPr>
+      </w:pPr>
+      <w:r>
+        <w:t xml:space="preserve">Growth trends </w:t>
+      </w:r>
+    </w:p>
+    <w:p>
+      <w:pPr>
+        <w:numPr>
+          <w:ilvl w:val="0"/>
+          <w:numId w:val="16"/>
+        </w:numPr>
+      </w:pPr>
+      <w:r>
+        <w:t xml:space="preserve">Change detection </w:t>
+      </w:r>
+    </w:p>
+    <w:p>
+      <w:r>
+        <w:pict w14:anchorId="01F6AE2A">
+          <v:rect id="_x0000_i1118" style="width:0;height:1.5pt" o:hralign="center" o:hrstd="t" o:hr="t" fillcolor="#a0a0a0" stroked="f"/>
+        </w:pict>
+      </w:r>
+    </w:p>
+    <w:p>
+      <w:pPr>
+        <w:rPr>
+          <w:b/>
+          <w:bCs/>
+        </w:rPr>
+      </w:pPr>
+      <w:r>
+        <w:rPr>
+          <w:b/>
+          <w:bCs/>
+        </w:rPr>
+        <w:t>4. FILTER Clause</w:t>
+      </w:r>
+    </w:p>
+    <w:p>
+      <w:pPr>
+        <w:rPr>
+          <w:b/>
+          <w:bCs/>
+        </w:rPr>
+      </w:pPr>
+      <w:r>
+        <w:rPr>
+          <w:b/>
+          <w:bCs/>
+        </w:rPr>
+        <w:t>Description</w:t>
+      </w:r>
+    </w:p>
+    <w:p>
+      <w:r>
+        <w:t>Apply conditions inside aggregate functions.</w:t>
+      </w:r>
+    </w:p>
+    <w:p>
+      <w:pPr>
+        <w:rPr>
+          <w:b/>
+          <w:bCs/>
+        </w:rPr>
+      </w:pPr>
+      <w:r>
+        <w:rPr>
+          <w:b/>
+          <w:bCs/>
+        </w:rPr>
+        <w:t>Example</w:t>
+      </w:r>
+    </w:p>
+    <w:p>
+      <w:r>
+        <w:t xml:space="preserve">SELECT </w:t>
+      </w:r>
+      <w:r>
+        <w:br/>
+        <w:t xml:space="preserve">    COUNT(*) FILTER (WHERE status = 'completed') AS completed,</w:t>
+      </w:r>
+      <w:r>
+        <w:br/>
+        <w:t xml:space="preserve">    COUNT(*) FILTER (WHERE status = 'failed') AS failed</w:t>
+      </w:r>
+      <w:r>
+        <w:br/>
+        <w:t>FROM orders;</w:t>
+      </w:r>
+    </w:p>
+    <w:p>
+      <w:pPr>
+        <w:rPr>
+          <w:b/>
+          <w:bCs/>
+        </w:rPr>
+      </w:pPr>
+      <w:r>
+        <w:rPr>
+          <w:b/>
+          <w:bCs/>
+        </w:rPr>
+        <w:t>Use Cases</w:t>
+      </w:r>
+    </w:p>
+    <w:p>
+      <w:pPr>
+        <w:numPr>
+          <w:ilvl w:val="0"/>
+          <w:numId w:val="17"/>
+        </w:numPr>
+      </w:pPr>
+      <w:r>
+        <w:t xml:space="preserve">Dashboard metrics </w:t>
+      </w:r>
+    </w:p>
+    <w:p>
+      <w:pPr>
+        <w:numPr>
+          <w:ilvl w:val="0"/>
+          <w:numId w:val="17"/>
+        </w:numPr>
+      </w:pPr>
+      <w:r>
+        <w:t xml:space="preserve">Clean aggregations </w:t>
+      </w:r>
+    </w:p>
+    <w:p>
+      <w:r>
+        <w:pict w14:anchorId="6F842632">
+          <v:rect id="_x0000_i1119" style="width:0;height:1.5pt" o:hralign="center" o:hrstd="t" o:hr="t" fillcolor="#a0a0a0" stroked="f"/>
+        </w:pict>
+      </w:r>
+    </w:p>
+    <w:p>
+      <w:pPr>
+        <w:rPr>
+          <w:b/>
+          <w:bCs/>
+        </w:rPr>
+      </w:pPr>
+      <w:r>
+        <w:rPr>
+          <w:b/>
+          <w:bCs/>
+        </w:rPr>
+        <w:t>5. JSON &amp; JSONB Queries</w:t>
+      </w:r>
+    </w:p>
+    <w:p>
+      <w:pPr>
+        <w:rPr>
+          <w:b/>
+          <w:bCs/>
+        </w:rPr>
+      </w:pPr>
+      <w:r>
+        <w:rPr>
+          <w:b/>
+          <w:bCs/>
+        </w:rPr>
+        <w:t>Description</w:t>
+      </w:r>
+    </w:p>
+    <w:p>
+      <w:r>
+        <w:t>Work with semi-structured data.</w:t>
+      </w:r>
+    </w:p>
+    <w:p>
+      <w:pPr>
+        <w:rPr>
+          <w:b/>
+          <w:bCs/>
+        </w:rPr>
+      </w:pPr>
+      <w:r>
+        <w:rPr>
+          <w:b/>
+          <w:bCs/>
+        </w:rPr>
+        <w:t>Example</w:t>
+      </w:r>
+    </w:p>
+    <w:p>
+      <w:r>
+        <w:lastRenderedPageBreak/>
+        <w:t xml:space="preserve">SELECT </w:t>
+      </w:r>
+      <w:r>
+        <w:br/>
+        <w:t xml:space="preserve">    data-&gt;&gt;'name' AS name,</w:t>
+      </w:r>
+      <w:r>
+        <w:br/>
+        <w:t xml:space="preserve">    data-&gt;'address'-&gt;&gt;'city' AS city</w:t>
+      </w:r>
+      <w:r>
+        <w:br/>
+        <w:t>FROM users;</w:t>
+      </w:r>
+    </w:p>
+    <w:p>
+      <w:pPr>
+        <w:rPr>
+          <w:b/>
+          <w:bCs/>
+        </w:rPr>
+      </w:pPr>
+      <w:r>
+        <w:rPr>
+          <w:b/>
+          <w:bCs/>
+        </w:rPr>
+        <w:t>Update JSON</w:t>
+      </w:r>
+    </w:p>
+    <w:p>
+      <w:r>
+        <w:t>UPDATE users</w:t>
+      </w:r>
+      <w:r>
+        <w:br/>
+        <w:t xml:space="preserve">SET data = </w:t>
+      </w:r>
+      <w:proofErr w:type="spellStart"/>
+      <w:r>
+        <w:t>jsonb_set</w:t>
+      </w:r>
+      <w:proofErr w:type="spellEnd"/>
+      <w:r>
+        <w:t>(data, '{age}', '30')</w:t>
+      </w:r>
+      <w:r>
+        <w:br/>
+        <w:t>WHERE id = 1;</w:t>
+      </w:r>
+    </w:p>
+    <w:p>
+      <w:pPr>
+        <w:rPr>
+          <w:b/>
+          <w:bCs/>
+        </w:rPr>
+      </w:pPr>
+      <w:r>
+        <w:rPr>
+          <w:b/>
+          <w:bCs/>
+        </w:rPr>
+        <w:t>Use Cases</w:t>
+      </w:r>
+    </w:p>
+    <w:p>
+      <w:pPr>
+        <w:numPr>
+          <w:ilvl w:val="0"/>
+          <w:numId w:val="18"/>
+        </w:numPr>
+      </w:pPr>
+      <w:r>
+        <w:t xml:space="preserve">API storage </w:t>
+      </w:r>
+    </w:p>
+    <w:p>
+      <w:pPr>
+        <w:numPr>
+          <w:ilvl w:val="0"/>
+          <w:numId w:val="18"/>
+        </w:numPr>
+      </w:pPr>
+      <w:r>
+        <w:t xml:space="preserve">Dynamic attributes </w:t>
+      </w:r>
+    </w:p>
+    <w:p>
+      <w:r>
+        <w:pict w14:anchorId="3BBA3B10">
+          <v:rect id="_x0000_i1120" style="width:0;height:1.5pt" o:hralign="center" o:hrstd="t" o:hr="t" fillcolor="#a0a0a0" stroked="f"/>
+        </w:pict>
+      </w:r>
+    </w:p>
+    <w:p>
+      <w:pPr>
+        <w:rPr>
+          <w:b/>
+          <w:bCs/>
+        </w:rPr>
+      </w:pPr>
+      <w:r>
+        <w:rPr>
+          <w:b/>
+          <w:bCs/>
+        </w:rPr>
+        <w:t>6. ARRAY Operations</w:t>
+      </w:r>
+    </w:p>
+    <w:p>
+      <w:pPr>
+        <w:rPr>
+          <w:b/>
+          <w:bCs/>
+        </w:rPr>
+      </w:pPr>
+      <w:r>
+        <w:rPr>
+          <w:b/>
+          <w:bCs/>
+        </w:rPr>
+        <w:t>Description</w:t>
+      </w:r>
+    </w:p>
+    <w:p>
+      <w:r>
+        <w:t>Work with array-type columns.</w:t>
+      </w:r>
+    </w:p>
+    <w:p>
+      <w:pPr>
+        <w:rPr>
+          <w:b/>
+          <w:bCs/>
+        </w:rPr>
+      </w:pPr>
+      <w:r>
+        <w:rPr>
+          <w:b/>
+          <w:bCs/>
+        </w:rPr>
+        <w:t>Example</w:t>
+      </w:r>
+    </w:p>
+    <w:p>
+      <w:r>
+        <w:t>SELECT *</w:t>
+      </w:r>
+      <w:r>
+        <w:br/>
+        <w:t>FROM products</w:t>
+      </w:r>
+      <w:r>
+        <w:br/>
+        <w:t>WHERE 'mobile' = ANY(tags);</w:t>
+      </w:r>
+    </w:p>
+    <w:p>
+      <w:pPr>
+        <w:rPr>
+          <w:b/>
+          <w:bCs/>
+        </w:rPr>
+      </w:pPr>
+      <w:r>
+        <w:rPr>
+          <w:b/>
+          <w:bCs/>
+        </w:rPr>
+        <w:t>Use Cases</w:t>
+      </w:r>
+    </w:p>
+    <w:p>
+      <w:pPr>
+        <w:numPr>
+          <w:ilvl w:val="0"/>
+          <w:numId w:val="19"/>
+        </w:numPr>
+      </w:pPr>
+      <w:r>
+        <w:t xml:space="preserve">Tags </w:t>
+      </w:r>
+    </w:p>
+    <w:p>
+      <w:pPr>
+        <w:numPr>
+          <w:ilvl w:val="0"/>
+          <w:numId w:val="19"/>
+        </w:numPr>
+      </w:pPr>
+      <w:r>
+        <w:t xml:space="preserve">Multi-select fields </w:t>
+      </w:r>
+    </w:p>
+    <w:p>
+      <w:r>
+        <w:pict w14:anchorId="727898C5">
+          <v:rect id="_x0000_i1121" style="width:0;height:1.5pt" o:hralign="center" o:hrstd="t" o:hr="t" fillcolor="#a0a0a0" stroked="f"/>
+        </w:pict>
+      </w:r>
+    </w:p>
+    <w:p>
+      <w:pPr>
+        <w:rPr>
+          <w:b/>
+          <w:bCs/>
+        </w:rPr>
+      </w:pPr>
+      <w:r>
+        <w:rPr>
+          <w:b/>
+          <w:bCs/>
+        </w:rPr>
+        <w:t>7. EXISTS vs IN</w:t>
+      </w:r>
+    </w:p>
+    <w:p>
+      <w:pPr>
+        <w:rPr>
+          <w:b/>
+          <w:bCs/>
+        </w:rPr>
+      </w:pPr>
+      <w:r>
+        <w:rPr>
+          <w:b/>
+          <w:bCs/>
+        </w:rPr>
+        <w:t>Description</w:t>
+      </w:r>
+    </w:p>
+    <w:p>
+      <w:r>
+        <w:t>Efficient filtering using subqueries.</w:t>
+      </w:r>
+    </w:p>
+    <w:p>
+      <w:pPr>
+        <w:rPr>
+          <w:b/>
+          <w:bCs/>
+        </w:rPr>
+      </w:pPr>
+      <w:r>
+        <w:rPr>
+          <w:b/>
+          <w:bCs/>
+        </w:rPr>
+        <w:t>Example</w:t>
+      </w:r>
+    </w:p>
+    <w:p>
+      <w:r>
+        <w:t>SELECT name</w:t>
+      </w:r>
+      <w:r>
+        <w:br/>
+        <w:t>FROM users u</w:t>
+      </w:r>
+      <w:r>
+        <w:br/>
+        <w:t>WHERE EXISTS (</w:t>
+      </w:r>
+      <w:r>
+        <w:br/>
+        <w:t xml:space="preserve">    SELECT 1</w:t>
+      </w:r>
+      <w:r>
+        <w:br/>
+        <w:t xml:space="preserve">    FROM orders o</w:t>
+      </w:r>
+      <w:r>
+        <w:br/>
+        <w:t xml:space="preserve">    WHERE </w:t>
+      </w:r>
+      <w:proofErr w:type="spellStart"/>
+      <w:r>
+        <w:t>o.user_id</w:t>
+      </w:r>
+      <w:proofErr w:type="spellEnd"/>
+      <w:r>
+        <w:t xml:space="preserve"> = u.id</w:t>
+      </w:r>
+      <w:r>
+        <w:br/>
+        <w:t>);</w:t>
+      </w:r>
+    </w:p>
+    <w:p>
+      <w:pPr>
+        <w:rPr>
+          <w:b/>
+          <w:bCs/>
+        </w:rPr>
+      </w:pPr>
+      <w:r>
+        <w:rPr>
+          <w:b/>
+          <w:bCs/>
+        </w:rPr>
+        <w:t>Use Cases</w:t>
+      </w:r>
+    </w:p>
+    <w:p>
+      <w:pPr>
+        <w:numPr>
+          <w:ilvl w:val="0"/>
+          <w:numId w:val="20"/>
+        </w:numPr>
+      </w:pPr>
+      <w:r>
+        <w:t xml:space="preserve">Large datasets </w:t>
+      </w:r>
+    </w:p>
+    <w:p>
+      <w:pPr>
+        <w:numPr>
+          <w:ilvl w:val="0"/>
+          <w:numId w:val="20"/>
+        </w:numPr>
+      </w:pPr>
+      <w:r>
+        <w:lastRenderedPageBreak/>
+        <w:t xml:space="preserve">Performance optimization </w:t>
+      </w:r>
+    </w:p>
+    <w:p>
+      <w:r>
+        <w:pict w14:anchorId="1789B41B">
+          <v:rect id="_x0000_i1122" style="width:0;height:1.5pt" o:hralign="center" o:hrstd="t" o:hr="t" fillcolor="#a0a0a0" stroked="f"/>
+        </w:pict>
+      </w:r>
+    </w:p>
+    <w:p>
+      <w:pPr>
+        <w:rPr>
+          <w:b/>
+          <w:bCs/>
+        </w:rPr>
+      </w:pPr>
+      <w:r>
+        <w:rPr>
+          <w:b/>
+          <w:bCs/>
+        </w:rPr>
+        <w:t>8. DISTINCT ON (PostgreSQL Specific)</w:t>
+      </w:r>
+    </w:p>
+    <w:p>
+      <w:pPr>
+        <w:rPr>
+          <w:b/>
+          <w:bCs/>
+        </w:rPr>
+      </w:pPr>
+      <w:r>
+        <w:rPr>
+          <w:b/>
+          <w:bCs/>
+        </w:rPr>
+        <w:t>Description</w:t>
+      </w:r>
+    </w:p>
+    <w:p>
+      <w:r>
+        <w:t>Get first row per group.</w:t>
+      </w:r>
+    </w:p>
+    <w:p>
+      <w:pPr>
+        <w:rPr>
+          <w:b/>
+          <w:bCs/>
+        </w:rPr>
+      </w:pPr>
+      <w:r>
+        <w:rPr>
+          <w:b/>
+          <w:bCs/>
+        </w:rPr>
+        <w:t>Example</w:t>
+      </w:r>
+    </w:p>
+    <w:p>
+      <w:r>
+        <w:t>SELECT DISTINCT ON (</w:t>
+      </w:r>
+      <w:proofErr w:type="spellStart"/>
+      <w:r>
+        <w:t>user_id</w:t>
+      </w:r>
+      <w:proofErr w:type="spellEnd"/>
+      <w:r>
+        <w:t>)</w:t>
+      </w:r>
+      <w:r>
+        <w:br/>
+        <w:t xml:space="preserve">    </w:t>
+      </w:r>
+      <w:proofErr w:type="spellStart"/>
+      <w:r>
+        <w:t>user_id</w:t>
+      </w:r>
+      <w:proofErr w:type="spellEnd"/>
+      <w:r>
+        <w:t xml:space="preserve">, </w:t>
+      </w:r>
+      <w:proofErr w:type="spellStart"/>
+      <w:r>
+        <w:t>order_date</w:t>
+      </w:r>
+      <w:proofErr w:type="spellEnd"/>
+      <w:r>
+        <w:t>, amount</w:t>
+      </w:r>
+      <w:r>
+        <w:br/>
+        <w:t>FROM orders</w:t>
+      </w:r>
+      <w:r>
+        <w:br/>
+        <w:t xml:space="preserve">ORDER BY </w:t>
+      </w:r>
+      <w:proofErr w:type="spellStart"/>
+      <w:r>
+        <w:t>user_id</w:t>
+      </w:r>
+      <w:proofErr w:type="spellEnd"/>
+      <w:r>
+        <w:t xml:space="preserve">, </w:t>
+      </w:r>
+      <w:proofErr w:type="spellStart"/>
+      <w:r>
+        <w:t>order_date</w:t>
+      </w:r>
+      <w:proofErr w:type="spellEnd"/>
+      <w:r>
+        <w:t xml:space="preserve"> DESC;</w:t>
+      </w:r>
+    </w:p>
+    <w:p>
+      <w:pPr>
+        <w:rPr>
+          <w:b/>
+          <w:bCs/>
+        </w:rPr>
+      </w:pPr>
+      <w:r>
+        <w:rPr>
+          <w:b/>
+          <w:bCs/>
+        </w:rPr>
+        <w:t>Use Cases</w:t>
+      </w:r>
+    </w:p>
+    <w:p>
+      <w:pPr>
+        <w:numPr>
+          <w:ilvl w:val="0"/>
+          <w:numId w:val="21"/>
+        </w:numPr>
+      </w:pPr>
+      <w:r>
+        <w:t xml:space="preserve">Latest records </w:t>
+      </w:r>
+    </w:p>
+    <w:p>
+      <w:pPr>
+        <w:numPr>
+          <w:ilvl w:val="0"/>
+          <w:numId w:val="21"/>
+        </w:numPr>
+      </w:pPr>
+      <w:r>
+        <w:t xml:space="preserve">Deduplication </w:t>
+      </w:r>
+    </w:p>
+    <w:p>
+      <w:r>
+        <w:pict w14:anchorId="18CF3113">
+          <v:rect id="_x0000_i1123" style="width:0;height:1.5pt" o:hralign="center" o:hrstd="t" o:hr="t" fillcolor="#a0a0a0" stroked="f"/>
+        </w:pict>
+      </w:r>
+    </w:p>
+    <w:p>
+      <w:pPr>
+        <w:rPr>
+          <w:b/>
+          <w:bCs/>
+        </w:rPr>
+      </w:pPr>
+      <w:r>
+        <w:rPr>
+          <w:b/>
+          <w:bCs/>
+        </w:rPr>
+        <w:t>9. Recursive Queries</w:t>
+      </w:r>
+    </w:p>
+    <w:p>
+      <w:pPr>
+        <w:rPr>
+          <w:b/>
+          <w:bCs/>
+        </w:rPr>
+      </w:pPr>
+      <w:r>
+        <w:rPr>
+          <w:b/>
+          <w:bCs/>
+        </w:rPr>
+        <w:t>Description</w:t>
+      </w:r>
+    </w:p>
+    <w:p>
+      <w:r>
+        <w:t>Handle hierarchical data.</w:t>
+      </w:r>
+    </w:p>
+    <w:p>
+      <w:pPr>
+        <w:rPr>
+          <w:b/>
+          <w:bCs/>
+        </w:rPr>
+      </w:pPr>
+      <w:r>
+        <w:rPr>
+          <w:b/>
+          <w:bCs/>
+        </w:rPr>
+        <w:t>Example</w:t>
+      </w:r>
+    </w:p>
+    <w:p>
+      <w:r>
+        <w:t xml:space="preserve">WITH RECURSIVE </w:t>
+      </w:r>
+      <w:proofErr w:type="spellStart"/>
+      <w:r>
+        <w:t>category_tree</w:t>
+      </w:r>
+      <w:proofErr w:type="spellEnd"/>
+      <w:r>
+        <w:t xml:space="preserve"> AS (</w:t>
+      </w:r>
+      <w:r>
+        <w:br/>
+        <w:t xml:space="preserve">    SELECT id, name, </w:t>
+      </w:r>
+      <w:proofErr w:type="spellStart"/>
+      <w:r>
+        <w:t>parent_id</w:t>
+      </w:r>
+      <w:proofErr w:type="spellEnd"/>
+      <w:r>
+        <w:br/>
+        <w:t xml:space="preserve">    FROM categories</w:t>
+      </w:r>
+      <w:r>
+        <w:br/>
+        <w:t xml:space="preserve">    WHERE </w:t>
+      </w:r>
+      <w:proofErr w:type="spellStart"/>
+      <w:r>
+        <w:t>parent_id</w:t>
+      </w:r>
+      <w:proofErr w:type="spellEnd"/>
+      <w:r>
+        <w:t xml:space="preserve"> IS NULL</w:t>
+      </w:r>
+      <w:r>
+        <w:br/>
+      </w:r>
+      <w:r>
+        <w:br/>
+        <w:t xml:space="preserve">    UNION ALL</w:t>
+      </w:r>
+      <w:r>
+        <w:br/>
+      </w:r>
+      <w:r>
+        <w:br/>
+        <w:t xml:space="preserve">    SELECT c.id, c.name, </w:t>
+      </w:r>
+      <w:proofErr w:type="spellStart"/>
+      <w:r>
+        <w:t>c.parent_id</w:t>
+      </w:r>
+      <w:proofErr w:type="spellEnd"/>
+      <w:r>
+        <w:br/>
+        <w:t xml:space="preserve">    FROM categories c</w:t>
+      </w:r>
+      <w:r>
+        <w:br/>
+        <w:t xml:space="preserve">    JOIN </w:t>
+      </w:r>
+      <w:proofErr w:type="spellStart"/>
+      <w:r>
+        <w:t>category_tree</w:t>
+      </w:r>
+      <w:proofErr w:type="spellEnd"/>
+      <w:r>
+        <w:t xml:space="preserve"> </w:t>
+      </w:r>
+      <w:proofErr w:type="spellStart"/>
+      <w:r>
+        <w:t>ct</w:t>
+      </w:r>
+      <w:proofErr w:type="spellEnd"/>
+      <w:r>
+        <w:t xml:space="preserve"> ON </w:t>
+      </w:r>
+      <w:proofErr w:type="spellStart"/>
+      <w:r>
+        <w:t>c.parent_id</w:t>
+      </w:r>
+      <w:proofErr w:type="spellEnd"/>
+      <w:r>
+        <w:t xml:space="preserve"> = ct.id</w:t>
+      </w:r>
+      <w:r>
+        <w:br/>
+        <w:t>)</w:t>
+      </w:r>
+      <w:r>
+        <w:br/>
+        <w:t xml:space="preserve">SELECT * FROM </w:t>
+      </w:r>
+      <w:proofErr w:type="spellStart"/>
+      <w:r>
+        <w:t>category_tree</w:t>
+      </w:r>
+      <w:proofErr w:type="spellEnd"/>
+      <w:r>
+        <w:t>;</w:t>
+      </w:r>
+    </w:p>
+    <w:p>
+      <w:pPr>
+        <w:rPr>
+          <w:b/>
+          <w:bCs/>
+        </w:rPr>
+      </w:pPr>
+      <w:r>
+        <w:rPr>
+          <w:b/>
+          <w:bCs/>
+        </w:rPr>
+        <w:t>Use Cases</w:t>
+      </w:r>
+    </w:p>
+    <w:p>
+      <w:pPr>
+        <w:numPr>
+          <w:ilvl w:val="0"/>
+          <w:numId w:val="22"/>
+        </w:numPr>
+      </w:pPr>
+      <w:r>
+        <w:t xml:space="preserve">Trees </w:t>
+      </w:r>
+    </w:p>
+    <w:p>
+      <w:pPr>
+        <w:numPr>
+          <w:ilvl w:val="0"/>
+          <w:numId w:val="22"/>
+        </w:numPr>
+      </w:pPr>
+      <w:r>
+        <w:t xml:space="preserve">Organizational charts </w:t>
+      </w:r>
+    </w:p>
+    <w:p>
+      <w:r>
+        <w:pict w14:anchorId="5F9A6165">
+          <v:rect id="_x0000_i1124" style="width:0;height:1.5pt" o:hralign="center" o:hrstd="t" o:hr="t" fillcolor="#a0a0a0" stroked="f"/>
+        </w:pict>
+      </w:r>
+    </w:p>
+    <w:p>
+      <w:pPr>
+        <w:rPr>
+          <w:b/>
+          <w:bCs/>
+        </w:rPr>
+      </w:pPr>
+      <w:r>
+        <w:rPr>
+          <w:b/>
+          <w:bCs/>
+        </w:rPr>
+        <w:t>10. GROUPING SETS / ROLLUP / CUBE</w:t>
+      </w:r>
+    </w:p>
+    <w:p>
+      <w:pPr>
+        <w:rPr>
+          <w:b/>
+          <w:bCs/>
+        </w:rPr>
+      </w:pPr>
+      <w:r>
+        <w:rPr>
+          <w:b/>
+          <w:bCs/>
+        </w:rPr>
+        <w:t>Description</w:t>
+      </w:r>
+    </w:p>
+    <w:p>
+      <w:r>
+        <w:lastRenderedPageBreak/>
+        <w:t>Advanced aggregation.</w:t>
+      </w:r>
+    </w:p>
+    <w:p>
+      <w:pPr>
+        <w:rPr>
+          <w:b/>
+          <w:bCs/>
+        </w:rPr>
+      </w:pPr>
+      <w:r>
+        <w:rPr>
+          <w:b/>
+          <w:bCs/>
+        </w:rPr>
+        <w:t>Example</w:t>
+      </w:r>
+    </w:p>
+    <w:p>
+      <w:r>
+        <w:t xml:space="preserve">SELECT </w:t>
+      </w:r>
+      <w:r>
+        <w:br/>
+        <w:t xml:space="preserve">    region,</w:t>
+      </w:r>
+      <w:r>
+        <w:br/>
+        <w:t xml:space="preserve">    product,</w:t>
+      </w:r>
+      <w:r>
+        <w:br/>
+        <w:t xml:space="preserve">    SUM(amount)</w:t>
+      </w:r>
+      <w:r>
+        <w:br/>
+        <w:t>FROM sales</w:t>
+      </w:r>
+      <w:r>
+        <w:br/>
+        <w:t>GROUP BY ROLLUP(region, product);</w:t>
+      </w:r>
+    </w:p>
+    <w:p>
+      <w:pPr>
+        <w:rPr>
+          <w:b/>
+          <w:bCs/>
+        </w:rPr>
+      </w:pPr>
+      <w:r>
+        <w:rPr>
+          <w:b/>
+          <w:bCs/>
+        </w:rPr>
+        <w:t>Use Cases</w:t>
+      </w:r>
+    </w:p>
+    <w:p>
+      <w:pPr>
+        <w:numPr>
+          <w:ilvl w:val="0"/>
+          <w:numId w:val="23"/>
+        </w:numPr>
+      </w:pPr>
+      <w:r>
+        <w:t xml:space="preserve">BI reports </w:t>
+      </w:r>
+    </w:p>
+    <w:p>
+      <w:pPr>
+        <w:numPr>
+          <w:ilvl w:val="0"/>
+          <w:numId w:val="23"/>
+        </w:numPr>
+      </w:pPr>
+      <w:r>
+        <w:t xml:space="preserve">Multi-level summaries </w:t>
+      </w:r>
+    </w:p>
+    <w:p>
+      <w:r>
+        <w:pict w14:anchorId="40974213">
+          <v:rect id="_x0000_i1125" style="width:0;height:1.5pt" o:hralign="center" o:hrstd="t" o:hr="t" fillcolor="#a0a0a0" stroked="f"/>
+        </w:pict>
+      </w:r>
+    </w:p>
+    <w:p>
+      <w:pPr>
+        <w:rPr>
+          <w:b/>
+          <w:bCs/>
+        </w:rPr>
+      </w:pPr>
+      <w:r>
+        <w:rPr>
+          <w:b/>
+          <w:bCs/>
+        </w:rPr>
+        <w:t>11. UPSERT (INSERT + UPDATE)</w:t>
+      </w:r>
+    </w:p>
+    <w:p>
+      <w:pPr>
+        <w:rPr>
+          <w:b/>
+          <w:bCs/>
+        </w:rPr>
+      </w:pPr>
+      <w:r>
+        <w:rPr>
+          <w:b/>
+          <w:bCs/>
+        </w:rPr>
+        <w:t>Description</w:t>
+      </w:r>
+    </w:p>
+    <w:p>
+      <w:r>
+        <w:t>Insert or update in one query.</w:t>
+      </w:r>
+    </w:p>
+    <w:p>
+      <w:pPr>
+        <w:rPr>
+          <w:b/>
+          <w:bCs/>
+        </w:rPr>
+      </w:pPr>
+      <w:r>
+        <w:rPr>
+          <w:b/>
+          <w:bCs/>
+        </w:rPr>
+        <w:t>Example</w:t>
+      </w:r>
+    </w:p>
+    <w:p>
+      <w:r>
+        <w:t>INSERT INTO users (email, name)</w:t>
+      </w:r>
+      <w:r>
+        <w:br/>
+        <w:t>VALUES ('test@example.com', 'Test')</w:t>
+      </w:r>
+      <w:r>
+        <w:br/>
+        <w:t>ON CONFLICT (email)</w:t>
+      </w:r>
+      <w:r>
+        <w:br/>
+        <w:t>DO UPDATE SET name = EXCLUDED.name;</w:t>
+      </w:r>
+    </w:p>
+    <w:p>
+      <w:pPr>
+        <w:rPr>
+          <w:b/>
+          <w:bCs/>
+        </w:rPr>
+      </w:pPr>
+      <w:r>
+        <w:rPr>
+          <w:b/>
+          <w:bCs/>
+        </w:rPr>
+        <w:t>Use Cases</w:t>
+      </w:r>
+    </w:p>
+    <w:p>
+      <w:pPr>
+        <w:numPr>
+          <w:ilvl w:val="0"/>
+          <w:numId w:val="24"/>
+        </w:numPr>
+      </w:pPr>
+      <w:r>
+        <w:t xml:space="preserve">APIs </w:t>
+      </w:r>
+    </w:p>
+    <w:p>
+      <w:pPr>
+        <w:numPr>
+          <w:ilvl w:val="0"/>
+          <w:numId w:val="24"/>
+        </w:numPr>
+      </w:pPr>
+      <w:r>
+        <w:t xml:space="preserve">Sync systems </w:t>
+      </w:r>
+    </w:p>
+    <w:p>
+      <w:r>
+        <w:pict w14:anchorId="05CE9957">
+          <v:rect id="_x0000_i1126" style="width:0;height:1.5pt" o:hralign="center" o:hrstd="t" o:hr="t" fillcolor="#a0a0a0" stroked="f"/>
+        </w:pict>
+      </w:r>
+    </w:p>
+    <w:p>
+      <w:pPr>
+        <w:rPr>
+          <w:b/>
+          <w:bCs/>
+        </w:rPr>
+      </w:pPr>
+      <w:r>
+        <w:rPr>
+          <w:b/>
+          <w:bCs/>
+        </w:rPr>
+        <w:t>12. Transactions</w:t>
+      </w:r>
+    </w:p>
+    <w:p>
+      <w:pPr>
+        <w:rPr>
+          <w:b/>
+          <w:bCs/>
+        </w:rPr>
+      </w:pPr>
+      <w:r>
+        <w:rPr>
+          <w:b/>
+          <w:bCs/>
+        </w:rPr>
+        <w:t>Description</w:t>
+      </w:r>
+    </w:p>
+    <w:p>
+      <w:r>
+        <w:t>Ensure atomic operations.</w:t>
+      </w:r>
+    </w:p>
+    <w:p>
+      <w:pPr>
+        <w:rPr>
+          <w:b/>
+          <w:bCs/>
+        </w:rPr>
+      </w:pPr>
+      <w:r>
+        <w:rPr>
+          <w:b/>
+          <w:bCs/>
+        </w:rPr>
+        <w:t>Example</w:t>
+      </w:r>
+    </w:p>
+    <w:p>
+      <w:r>
+        <w:t>BEGIN;</w:t>
+      </w:r>
+      <w:r>
+        <w:br/>
+      </w:r>
+      <w:r>
+        <w:br/>
+        <w:t>UPDATE accounts SET balance = balance - 500 WHERE id = 1;</w:t>
+      </w:r>
+      <w:r>
+        <w:br/>
+        <w:t>UPDATE accounts SET balance = balance + 500 WHERE id = 2;</w:t>
+      </w:r>
+      <w:r>
+        <w:br/>
+      </w:r>
+      <w:r>
+        <w:br/>
+        <w:t>COMMIT;</w:t>
+      </w:r>
+    </w:p>
+    <w:p>
+      <w:pPr>
+        <w:rPr>
+          <w:b/>
+          <w:bCs/>
+        </w:rPr>
+      </w:pPr>
+      <w:r>
+        <w:rPr>
+          <w:b/>
+          <w:bCs/>
+        </w:rPr>
+        <w:t>Use Cases</w:t>
+      </w:r>
+    </w:p>
+    <w:p>
+      <w:pPr>
+        <w:numPr>
+          <w:ilvl w:val="0"/>
+          <w:numId w:val="25"/>
+        </w:numPr>
+      </w:pPr>
+      <w:r>
+        <w:t xml:space="preserve">Payments </w:t>
+      </w:r>
+    </w:p>
+    <w:p>
+      <w:pPr>
+        <w:numPr>
+          <w:ilvl w:val="0"/>
+          <w:numId w:val="25"/>
+        </w:numPr>
+      </w:pPr>
+      <w:r>
+        <w:lastRenderedPageBreak/>
+        <w:t xml:space="preserve">Critical operations </w:t>
+      </w:r>
+    </w:p>
+    <w:p>
+      <w:r>
+        <w:pict w14:anchorId="61DD4830">
+          <v:rect id="_x0000_i1127" style="width:0;height:1.5pt" o:hralign="center" o:hrstd="t" o:hr="t" fillcolor="#a0a0a0" stroked="f"/>
+        </w:pict>
+      </w:r>
+    </w:p>
+    <w:p>
+      <w:pPr>
+        <w:rPr>
+          <w:b/>
+          <w:bCs/>
+        </w:rPr>
+      </w:pPr>
+      <w:r>
+        <w:rPr>
+          <w:b/>
+          <w:bCs/>
+        </w:rPr>
+        <w:t>13. Indexing &amp; Optimization</w:t>
+      </w:r>
+    </w:p>
+    <w:p>
+      <w:pPr>
+        <w:rPr>
+          <w:b/>
+          <w:bCs/>
+        </w:rPr>
+      </w:pPr>
+      <w:r>
+        <w:rPr>
+          <w:b/>
+          <w:bCs/>
+        </w:rPr>
+        <w:t>Create Index</w:t>
+      </w:r>
+    </w:p>
+    <w:p>
+      <w:r>
+        <w:t xml:space="preserve">CREATE INDEX </w:t>
+      </w:r>
+      <w:proofErr w:type="spellStart"/>
+      <w:r>
+        <w:t>idx_email</w:t>
+      </w:r>
+      <w:proofErr w:type="spellEnd"/>
+      <w:r>
+        <w:t xml:space="preserve"> ON users(email);</w:t>
+      </w:r>
+    </w:p>
+    <w:p>
+      <w:pPr>
+        <w:rPr>
+          <w:b/>
+          <w:bCs/>
+        </w:rPr>
+      </w:pPr>
+      <w:proofErr w:type="spellStart"/>
+      <w:r>
+        <w:rPr>
+          <w:b/>
+          <w:bCs/>
+        </w:rPr>
+        <w:t>Analyze</w:t>
+      </w:r>
+      <w:proofErr w:type="spellEnd"/>
+      <w:r>
+        <w:rPr>
+          <w:b/>
+          <w:bCs/>
+        </w:rPr>
+        <w:t xml:space="preserve"> Query</w:t>
+      </w:r>
+    </w:p>
+    <w:p>
+      <w:r>
+        <w:t>EXPLAIN ANALYZE SELECT * FROM users WHERE email = 'a@example.com';</w:t>
+      </w:r>
+    </w:p>
+    <w:p>
+      <w:pPr>
+        <w:rPr>
+          <w:b/>
+          <w:bCs/>
+        </w:rPr>
+      </w:pPr>
+      <w:r>
+        <w:rPr>
+          <w:b/>
+          <w:bCs/>
+        </w:rPr>
+        <w:t>Use Cases</w:t>
+      </w:r>
+    </w:p>
+    <w:p>
+      <w:pPr>
+        <w:numPr>
+          <w:ilvl w:val="0"/>
+          <w:numId w:val="26"/>
+        </w:numPr>
+      </w:pPr>
+      <w:r>
+        <w:t xml:space="preserve">Performance tuning </w:t>
+      </w:r>
+    </w:p>
+    <w:p>
+      <w:r>
+        <w:pict w14:anchorId="01275260">
+          <v:rect id="_x0000_i1128" style="width:0;height:1.5pt" o:hralign="center" o:hrstd="t" o:hr="t" fillcolor="#a0a0a0" stroked="f"/>
+        </w:pict>
+      </w:r>
+    </w:p>
+    <w:p>
+      <w:pPr>
+        <w:rPr>
+          <w:b/>
+          <w:bCs/>
+        </w:rPr>
+      </w:pPr>
+      <w:r>
+        <w:rPr>
+          <w:b/>
+          <w:bCs/>
+        </w:rPr>
+        <w:t>14. Materialized Views</w:t>
+      </w:r>
+    </w:p>
+    <w:p>
+      <w:pPr>
+        <w:rPr>
+          <w:b/>
+          <w:bCs/>
+        </w:rPr>
+      </w:pPr>
+      <w:r>
+        <w:rPr>
+          <w:b/>
+          <w:bCs/>
+        </w:rPr>
+        <w:t>Description</w:t>
+      </w:r>
+    </w:p>
+    <w:p>
+      <w:r>
+        <w:t>Store precomputed results.</w:t>
+      </w:r>
+    </w:p>
+    <w:p>
+      <w:pPr>
+        <w:rPr>
+          <w:b/>
+          <w:bCs/>
+        </w:rPr>
+      </w:pPr>
+      <w:r>
+        <w:rPr>
+          <w:b/>
+          <w:bCs/>
+        </w:rPr>
+        <w:t>Example</w:t>
+      </w:r>
+    </w:p>
+    <w:p>
+      <w:r>
+        <w:t xml:space="preserve">CREATE MATERIALIZED VIEW </w:t>
+      </w:r>
+      <w:proofErr w:type="spellStart"/>
+      <w:r>
+        <w:t>user_summary</w:t>
+      </w:r>
+      <w:proofErr w:type="spellEnd"/>
+      <w:r>
+        <w:t xml:space="preserve"> AS</w:t>
+      </w:r>
+      <w:r>
+        <w:br/>
+        <w:t xml:space="preserve">SELECT </w:t>
+      </w:r>
+      <w:proofErr w:type="spellStart"/>
+      <w:r>
+        <w:t>user_id</w:t>
+      </w:r>
+      <w:proofErr w:type="spellEnd"/>
+      <w:r>
+        <w:t>, SUM(amount)</w:t>
+      </w:r>
+      <w:r>
+        <w:br/>
+        <w:t>FROM orders</w:t>
+      </w:r>
+      <w:r>
+        <w:br/>
+        <w:t xml:space="preserve">GROUP BY </w:t>
+      </w:r>
+      <w:proofErr w:type="spellStart"/>
+      <w:r>
+        <w:t>user_id</w:t>
+      </w:r>
+      <w:proofErr w:type="spellEnd"/>
+      <w:r>
+        <w:t>;</w:t>
+      </w:r>
+    </w:p>
+    <w:p>
+      <w:r>
+        <w:t xml:space="preserve">REFRESH MATERIALIZED VIEW </w:t>
+      </w:r>
+      <w:proofErr w:type="spellStart"/>
+      <w:r>
+        <w:t>user_summary</w:t>
+      </w:r>
+      <w:proofErr w:type="spellEnd"/>
+      <w:r>
+        <w:t>;</w:t>
+      </w:r>
+    </w:p>
+    <w:p>
+      <w:pPr>
+        <w:rPr>
+          <w:b/>
+          <w:bCs/>
+        </w:rPr>
+      </w:pPr>
+      <w:r>
+        <w:rPr>
+          <w:b/>
+          <w:bCs/>
+        </w:rPr>
+        <w:t>Use Cases</w:t>
+      </w:r>
+    </w:p>
+    <w:p>
+      <w:pPr>
+        <w:numPr>
+          <w:ilvl w:val="0"/>
+          <w:numId w:val="27"/>
+        </w:numPr>
+      </w:pPr>
+      <w:r>
+        <w:t xml:space="preserve">Heavy queries </w:t>
+      </w:r>
+    </w:p>
+    <w:p>
+      <w:pPr>
+        <w:numPr>
+          <w:ilvl w:val="0"/>
+          <w:numId w:val="27"/>
+        </w:numPr>
+      </w:pPr>
+      <w:r>
+        <w:t xml:space="preserve">Dashboards </w:t>
+      </w:r>
+    </w:p>
+    <w:p>
+      <w:r>
+        <w:pict w14:anchorId="5C8FE6CB">
+          <v:rect id="_x0000_i1129" style="width:0;height:1.5pt" o:hralign="center" o:hrstd="t" o:hr="t" fillcolor="#a0a0a0" stroked="f"/>
+        </w:pict>
+      </w:r>
+    </w:p>
+    <w:p>
+      <w:pPr>
+        <w:rPr>
+          <w:b/>
+          <w:bCs/>
+        </w:rPr>
+      </w:pPr>
+      <w:r>
+        <w:rPr>
+          <w:b/>
+          <w:bCs/>
+        </w:rPr>
+        <w:t>15. Pagination Techniques</w:t>
+      </w:r>
+    </w:p>
+    <w:p>
+      <w:pPr>
+        <w:rPr>
+          <w:b/>
+          <w:bCs/>
+        </w:rPr>
+      </w:pPr>
+      <w:r>
+        <w:rPr>
+          <w:b/>
+          <w:bCs/>
+        </w:rPr>
+        <w:t>Offset Pagination</w:t>
+      </w:r>
+    </w:p>
+    <w:p>
+      <w:r>
+        <w:t>SELECT * FROM posts</w:t>
+      </w:r>
+      <w:r>
+        <w:br/>
+        <w:t>LIMIT 10 OFFSET 20;</w:t>
+      </w:r>
+    </w:p>
+    <w:p>
+      <w:pPr>
+        <w:rPr>
+          <w:b/>
+          <w:bCs/>
+        </w:rPr>
+      </w:pPr>
+      <w:r>
+        <w:rPr>
+          <w:b/>
+          <w:bCs/>
+        </w:rPr>
+        <w:t>Cursor Pagination (Recommended)</w:t>
+      </w:r>
+    </w:p>
+    <w:p>
+      <w:r>
+        <w:t>SELECT * FROM posts</w:t>
+      </w:r>
+      <w:r>
+        <w:br/>
+        <w:t>WHERE id &lt; 100</w:t>
+      </w:r>
+      <w:r>
+        <w:br/>
+        <w:t>ORDER BY id DESC</w:t>
+      </w:r>
+      <w:r>
+        <w:br/>
+        <w:t>LIMIT 10;</w:t>
+      </w:r>
+    </w:p>
+    <w:p>
+      <w:pPr>
+        <w:rPr>
+          <w:b/>
+          <w:bCs/>
+        </w:rPr>
+      </w:pPr>
+      <w:r>
+        <w:rPr>
+          <w:b/>
+          <w:bCs/>
+        </w:rPr>
+        <w:t>Use Cases</w:t>
+      </w:r>
+    </w:p>
+    <w:p>
+      <w:pPr>
+        <w:numPr>
+          <w:ilvl w:val="0"/>
+          <w:numId w:val="28"/>
+        </w:numPr>
+      </w:pPr>
+      <w:r>
+        <w:lastRenderedPageBreak/>
+        <w:t xml:space="preserve">APIs </w:t>
+      </w:r>
+    </w:p>
+    <w:p>
+      <w:pPr>
+        <w:numPr>
+          <w:ilvl w:val="0"/>
+          <w:numId w:val="28"/>
+        </w:numPr>
+      </w:pPr>
+      <w:r>
+        <w:t>Infinite scroll</w:t>
+      </w:r>
+    </w:p>
+    <w:p/>
     <w:p/>
     <w:p>
       <w:pPr>
@@ -2292,6 +4436,304 @@
     </w:lvl>
   </w:abstractNum>
   <w:abstractNum w:abstractNumId="1" w15:restartNumberingAfterBreak="0">
+    <w:nsid w:val="08A13316"/>
+    <w:multiLevelType w:val="multilevel"/>
+    <w:tmpl w:val="00E6B348"/>
+    <w:lvl w:ilvl="0">
+      <w:start w:val="1"/>
+      <w:numFmt w:val="bullet"/>
+      <w:lvlText w:val=""/>
+      <w:lvlJc w:val="left"/>
+      <w:pPr>
+        <w:tabs>
+          <w:tab w:val="num" w:pos="720"/>
+        </w:tabs>
+        <w:ind w:left="720" w:hanging="360"/>
+      </w:pPr>
+      <w:rPr>
+        <w:rFonts w:ascii="Symbol" w:hAnsi="Symbol" w:hint="default"/>
+        <w:sz w:val="20"/>
+      </w:rPr>
+    </w:lvl>
+    <w:lvl w:ilvl="1" w:tentative="1">
+      <w:start w:val="1"/>
+      <w:numFmt w:val="bullet"/>
+      <w:lvlText w:val="o"/>
+      <w:lvlJc w:val="left"/>
+      <w:pPr>
+        <w:tabs>
+          <w:tab w:val="num" w:pos="1440"/>
+        </w:tabs>
+        <w:ind w:left="1440" w:hanging="360"/>
+      </w:pPr>
+      <w:rPr>
+        <w:rFonts w:ascii="Courier New" w:hAnsi="Courier New" w:hint="default"/>
+        <w:sz w:val="20"/>
+      </w:rPr>
+    </w:lvl>
+    <w:lvl w:ilvl="2" w:tentative="1">
+      <w:start w:val="1"/>
+      <w:numFmt w:val="bullet"/>
+      <w:lvlText w:val=""/>
+      <w:lvlJc w:val="left"/>
+      <w:pPr>
+        <w:tabs>
+          <w:tab w:val="num" w:pos="2160"/>
+        </w:tabs>
+        <w:ind w:left="2160" w:hanging="360"/>
+      </w:pPr>
+      <w:rPr>
+        <w:rFonts w:ascii="Wingdings" w:hAnsi="Wingdings" w:hint="default"/>
+        <w:sz w:val="20"/>
+      </w:rPr>
+    </w:lvl>
+    <w:lvl w:ilvl="3" w:tentative="1">
+      <w:start w:val="1"/>
+      <w:numFmt w:val="bullet"/>
+      <w:lvlText w:val=""/>
+      <w:lvlJc w:val="left"/>
+      <w:pPr>
+        <w:tabs>
+          <w:tab w:val="num" w:pos="2880"/>
+        </w:tabs>
+        <w:ind w:left="2880" w:hanging="360"/>
+      </w:pPr>
+      <w:rPr>
+        <w:rFonts w:ascii="Wingdings" w:hAnsi="Wingdings" w:hint="default"/>
+        <w:sz w:val="20"/>
+      </w:rPr>
+    </w:lvl>
+    <w:lvl w:ilvl="4" w:tentative="1">
+      <w:start w:val="1"/>
+      <w:numFmt w:val="bullet"/>
+      <w:lvlText w:val=""/>
+      <w:lvlJc w:val="left"/>
+      <w:pPr>
+        <w:tabs>
+          <w:tab w:val="num" w:pos="3600"/>
+        </w:tabs>
+        <w:ind w:left="3600" w:hanging="360"/>
+      </w:pPr>
+      <w:rPr>
+        <w:rFonts w:ascii="Wingdings" w:hAnsi="Wingdings" w:hint="default"/>
+        <w:sz w:val="20"/>
+      </w:rPr>
+    </w:lvl>
+    <w:lvl w:ilvl="5" w:tentative="1">
+      <w:start w:val="1"/>
+      <w:numFmt w:val="bullet"/>
+      <w:lvlText w:val=""/>
+      <w:lvlJc w:val="left"/>
+      <w:pPr>
+        <w:tabs>
+          <w:tab w:val="num" w:pos="4320"/>
+        </w:tabs>
+        <w:ind w:left="4320" w:hanging="360"/>
+      </w:pPr>
+      <w:rPr>
+        <w:rFonts w:ascii="Wingdings" w:hAnsi="Wingdings" w:hint="default"/>
+        <w:sz w:val="20"/>
+      </w:rPr>
+    </w:lvl>
+    <w:lvl w:ilvl="6" w:tentative="1">
+      <w:start w:val="1"/>
+      <w:numFmt w:val="bullet"/>
+      <w:lvlText w:val=""/>
+      <w:lvlJc w:val="left"/>
+      <w:pPr>
+        <w:tabs>
+          <w:tab w:val="num" w:pos="5040"/>
+        </w:tabs>
+        <w:ind w:left="5040" w:hanging="360"/>
+      </w:pPr>
+      <w:rPr>
+        <w:rFonts w:ascii="Wingdings" w:hAnsi="Wingdings" w:hint="default"/>
+        <w:sz w:val="20"/>
+      </w:rPr>
+    </w:lvl>
+    <w:lvl w:ilvl="7" w:tentative="1">
+      <w:start w:val="1"/>
+      <w:numFmt w:val="bullet"/>
+      <w:lvlText w:val=""/>
+      <w:lvlJc w:val="left"/>
+      <w:pPr>
+        <w:tabs>
+          <w:tab w:val="num" w:pos="5760"/>
+        </w:tabs>
+        <w:ind w:left="5760" w:hanging="360"/>
+      </w:pPr>
+      <w:rPr>
+        <w:rFonts w:ascii="Wingdings" w:hAnsi="Wingdings" w:hint="default"/>
+        <w:sz w:val="20"/>
+      </w:rPr>
+    </w:lvl>
+    <w:lvl w:ilvl="8" w:tentative="1">
+      <w:start w:val="1"/>
+      <w:numFmt w:val="bullet"/>
+      <w:lvlText w:val=""/>
+      <w:lvlJc w:val="left"/>
+      <w:pPr>
+        <w:tabs>
+          <w:tab w:val="num" w:pos="6480"/>
+        </w:tabs>
+        <w:ind w:left="6480" w:hanging="360"/>
+      </w:pPr>
+      <w:rPr>
+        <w:rFonts w:ascii="Wingdings" w:hAnsi="Wingdings" w:hint="default"/>
+        <w:sz w:val="20"/>
+      </w:rPr>
+    </w:lvl>
+  </w:abstractNum>
+  <w:abstractNum w:abstractNumId="2" w15:restartNumberingAfterBreak="0">
+    <w:nsid w:val="0A470589"/>
+    <w:multiLevelType w:val="multilevel"/>
+    <w:tmpl w:val="09B24A1C"/>
+    <w:lvl w:ilvl="0">
+      <w:start w:val="1"/>
+      <w:numFmt w:val="bullet"/>
+      <w:lvlText w:val=""/>
+      <w:lvlJc w:val="left"/>
+      <w:pPr>
+        <w:tabs>
+          <w:tab w:val="num" w:pos="720"/>
+        </w:tabs>
+        <w:ind w:left="720" w:hanging="360"/>
+      </w:pPr>
+      <w:rPr>
+        <w:rFonts w:ascii="Symbol" w:hAnsi="Symbol" w:hint="default"/>
+        <w:sz w:val="20"/>
+      </w:rPr>
+    </w:lvl>
+    <w:lvl w:ilvl="1" w:tentative="1">
+      <w:start w:val="1"/>
+      <w:numFmt w:val="bullet"/>
+      <w:lvlText w:val="o"/>
+      <w:lvlJc w:val="left"/>
+      <w:pPr>
+        <w:tabs>
+          <w:tab w:val="num" w:pos="1440"/>
+        </w:tabs>
+        <w:ind w:left="1440" w:hanging="360"/>
+      </w:pPr>
+      <w:rPr>
+        <w:rFonts w:ascii="Courier New" w:hAnsi="Courier New" w:hint="default"/>
+        <w:sz w:val="20"/>
+      </w:rPr>
+    </w:lvl>
+    <w:lvl w:ilvl="2" w:tentative="1">
+      <w:start w:val="1"/>
+      <w:numFmt w:val="bullet"/>
+      <w:lvlText w:val=""/>
+      <w:lvlJc w:val="left"/>
+      <w:pPr>
+        <w:tabs>
+          <w:tab w:val="num" w:pos="2160"/>
+        </w:tabs>
+        <w:ind w:left="2160" w:hanging="360"/>
+      </w:pPr>
+      <w:rPr>
+        <w:rFonts w:ascii="Wingdings" w:hAnsi="Wingdings" w:hint="default"/>
+        <w:sz w:val="20"/>
+      </w:rPr>
+    </w:lvl>
+    <w:lvl w:ilvl="3" w:tentative="1">
+      <w:start w:val="1"/>
+      <w:numFmt w:val="bullet"/>
+      <w:lvlText w:val=""/>
+      <w:lvlJc w:val="left"/>
+      <w:pPr>
+        <w:tabs>
+          <w:tab w:val="num" w:pos="2880"/>
+        </w:tabs>
+        <w:ind w:left="2880" w:hanging="360"/>
+      </w:pPr>
+      <w:rPr>
+        <w:rFonts w:ascii="Wingdings" w:hAnsi="Wingdings" w:hint="default"/>
+        <w:sz w:val="20"/>
+      </w:rPr>
+    </w:lvl>
+    <w:lvl w:ilvl="4" w:tentative="1">
+      <w:start w:val="1"/>
+      <w:numFmt w:val="bullet"/>
+      <w:lvlText w:val=""/>
+      <w:lvlJc w:val="left"/>
+      <w:pPr>
+        <w:tabs>
+          <w:tab w:val="num" w:pos="3600"/>
+        </w:tabs>
+        <w:ind w:left="3600" w:hanging="360"/>
+      </w:pPr>
+      <w:rPr>
+        <w:rFonts w:ascii="Wingdings" w:hAnsi="Wingdings" w:hint="default"/>
+        <w:sz w:val="20"/>
+      </w:rPr>
+    </w:lvl>
+    <w:lvl w:ilvl="5" w:tentative="1">
+      <w:start w:val="1"/>
+      <w:numFmt w:val="bullet"/>
+      <w:lvlText w:val=""/>
+      <w:lvlJc w:val="left"/>
+      <w:pPr>
+        <w:tabs>
+          <w:tab w:val="num" w:pos="4320"/>
+        </w:tabs>
+        <w:ind w:left="4320" w:hanging="360"/>
+      </w:pPr>
+      <w:rPr>
+        <w:rFonts w:ascii="Wingdings" w:hAnsi="Wingdings" w:hint="default"/>
+        <w:sz w:val="20"/>
+      </w:rPr>
+    </w:lvl>
+    <w:lvl w:ilvl="6" w:tentative="1">
+      <w:start w:val="1"/>
+      <w:numFmt w:val="bullet"/>
+      <w:lvlText w:val=""/>
+      <w:lvlJc w:val="left"/>
+      <w:pPr>
+        <w:tabs>
+          <w:tab w:val="num" w:pos="5040"/>
+        </w:tabs>
+        <w:ind w:left="5040" w:hanging="360"/>
+      </w:pPr>
+      <w:rPr>
+        <w:rFonts w:ascii="Wingdings" w:hAnsi="Wingdings" w:hint="default"/>
+        <w:sz w:val="20"/>
+      </w:rPr>
+    </w:lvl>
+    <w:lvl w:ilvl="7" w:tentative="1">
+      <w:start w:val="1"/>
+      <w:numFmt w:val="bullet"/>
+      <w:lvlText w:val=""/>
+      <w:lvlJc w:val="left"/>
+      <w:pPr>
+        <w:tabs>
+          <w:tab w:val="num" w:pos="5760"/>
+        </w:tabs>
+        <w:ind w:left="5760" w:hanging="360"/>
+      </w:pPr>
+      <w:rPr>
+        <w:rFonts w:ascii="Wingdings" w:hAnsi="Wingdings" w:hint="default"/>
+        <w:sz w:val="20"/>
+      </w:rPr>
+    </w:lvl>
+    <w:lvl w:ilvl="8" w:tentative="1">
+      <w:start w:val="1"/>
+      <w:numFmt w:val="bullet"/>
+      <w:lvlText w:val=""/>
+      <w:lvlJc w:val="left"/>
+      <w:pPr>
+        <w:tabs>
+          <w:tab w:val="num" w:pos="6480"/>
+        </w:tabs>
+        <w:ind w:left="6480" w:hanging="360"/>
+      </w:pPr>
+      <w:rPr>
+        <w:rFonts w:ascii="Wingdings" w:hAnsi="Wingdings" w:hint="default"/>
+        <w:sz w:val="20"/>
+      </w:rPr>
+    </w:lvl>
+  </w:abstractNum>
+  <w:abstractNum w:abstractNumId="3" w15:restartNumberingAfterBreak="0">
     <w:nsid w:val="10C34A8E"/>
     <w:multiLevelType w:val="hybridMultilevel"/>
     <w:tmpl w:val="1070DF64"/>
@@ -2380,7 +4822,156 @@
       </w:pPr>
     </w:lvl>
   </w:abstractNum>
-  <w:abstractNum w:abstractNumId="2" w15:restartNumberingAfterBreak="0">
+  <w:abstractNum w:abstractNumId="4" w15:restartNumberingAfterBreak="0">
+    <w:nsid w:val="13F55181"/>
+    <w:multiLevelType w:val="multilevel"/>
+    <w:tmpl w:val="0CB247E4"/>
+    <w:lvl w:ilvl="0">
+      <w:start w:val="1"/>
+      <w:numFmt w:val="bullet"/>
+      <w:lvlText w:val=""/>
+      <w:lvlJc w:val="left"/>
+      <w:pPr>
+        <w:tabs>
+          <w:tab w:val="num" w:pos="720"/>
+        </w:tabs>
+        <w:ind w:left="720" w:hanging="360"/>
+      </w:pPr>
+      <w:rPr>
+        <w:rFonts w:ascii="Symbol" w:hAnsi="Symbol" w:hint="default"/>
+        <w:sz w:val="20"/>
+      </w:rPr>
+    </w:lvl>
+    <w:lvl w:ilvl="1" w:tentative="1">
+      <w:start w:val="1"/>
+      <w:numFmt w:val="bullet"/>
+      <w:lvlText w:val="o"/>
+      <w:lvlJc w:val="left"/>
+      <w:pPr>
+        <w:tabs>
+          <w:tab w:val="num" w:pos="1440"/>
+        </w:tabs>
+        <w:ind w:left="1440" w:hanging="360"/>
+      </w:pPr>
+      <w:rPr>
+        <w:rFonts w:ascii="Courier New" w:hAnsi="Courier New" w:hint="default"/>
+        <w:sz w:val="20"/>
+      </w:rPr>
+    </w:lvl>
+    <w:lvl w:ilvl="2" w:tentative="1">
+      <w:start w:val="1"/>
+      <w:numFmt w:val="bullet"/>
+      <w:lvlText w:val=""/>
+      <w:lvlJc w:val="left"/>
+      <w:pPr>
+        <w:tabs>
+          <w:tab w:val="num" w:pos="2160"/>
+        </w:tabs>
+        <w:ind w:left="2160" w:hanging="360"/>
+      </w:pPr>
+      <w:rPr>
+        <w:rFonts w:ascii="Wingdings" w:hAnsi="Wingdings" w:hint="default"/>
+        <w:sz w:val="20"/>
+      </w:rPr>
+    </w:lvl>
+    <w:lvl w:ilvl="3" w:tentative="1">
+      <w:start w:val="1"/>
+      <w:numFmt w:val="bullet"/>
+      <w:lvlText w:val=""/>
+      <w:lvlJc w:val="left"/>
+      <w:pPr>
+        <w:tabs>
+          <w:tab w:val="num" w:pos="2880"/>
+        </w:tabs>
+        <w:ind w:left="2880" w:hanging="360"/>
+      </w:pPr>
+      <w:rPr>
+        <w:rFonts w:ascii="Wingdings" w:hAnsi="Wingdings" w:hint="default"/>
+        <w:sz w:val="20"/>
+      </w:rPr>
+    </w:lvl>
+    <w:lvl w:ilvl="4" w:tentative="1">
+      <w:start w:val="1"/>
+      <w:numFmt w:val="bullet"/>
+      <w:lvlText w:val=""/>
+      <w:lvlJc w:val="left"/>
+      <w:pPr>
+        <w:tabs>
+          <w:tab w:val="num" w:pos="3600"/>
+        </w:tabs>
+        <w:ind w:left="3600" w:hanging="360"/>
+      </w:pPr>
+      <w:rPr>
+        <w:rFonts w:ascii="Wingdings" w:hAnsi="Wingdings" w:hint="default"/>
+        <w:sz w:val="20"/>
+      </w:rPr>
+    </w:lvl>
+    <w:lvl w:ilvl="5" w:tentative="1">
+      <w:start w:val="1"/>
+      <w:numFmt w:val="bullet"/>
+      <w:lvlText w:val=""/>
+      <w:lvlJc w:val="left"/>
+      <w:pPr>
+        <w:tabs>
+          <w:tab w:val="num" w:pos="4320"/>
+        </w:tabs>
+        <w:ind w:left="4320" w:hanging="360"/>
+      </w:pPr>
+      <w:rPr>
+        <w:rFonts w:ascii="Wingdings" w:hAnsi="Wingdings" w:hint="default"/>
+        <w:sz w:val="20"/>
+      </w:rPr>
+    </w:lvl>
+    <w:lvl w:ilvl="6" w:tentative="1">
+      <w:start w:val="1"/>
+      <w:numFmt w:val="bullet"/>
+      <w:lvlText w:val=""/>
+      <w:lvlJc w:val="left"/>
+      <w:pPr>
+        <w:tabs>
+          <w:tab w:val="num" w:pos="5040"/>
+        </w:tabs>
+        <w:ind w:left="5040" w:hanging="360"/>
+      </w:pPr>
+      <w:rPr>
+        <w:rFonts w:ascii="Wingdings" w:hAnsi="Wingdings" w:hint="default"/>
+        <w:sz w:val="20"/>
+      </w:rPr>
+    </w:lvl>
+    <w:lvl w:ilvl="7" w:tentative="1">
+      <w:start w:val="1"/>
+      <w:numFmt w:val="bullet"/>
+      <w:lvlText w:val=""/>
+      <w:lvlJc w:val="left"/>
+      <w:pPr>
+        <w:tabs>
+          <w:tab w:val="num" w:pos="5760"/>
+        </w:tabs>
+        <w:ind w:left="5760" w:hanging="360"/>
+      </w:pPr>
+      <w:rPr>
+        <w:rFonts w:ascii="Wingdings" w:hAnsi="Wingdings" w:hint="default"/>
+        <w:sz w:val="20"/>
+      </w:rPr>
+    </w:lvl>
+    <w:lvl w:ilvl="8" w:tentative="1">
+      <w:start w:val="1"/>
+      <w:numFmt w:val="bullet"/>
+      <w:lvlText w:val=""/>
+      <w:lvlJc w:val="left"/>
+      <w:pPr>
+        <w:tabs>
+          <w:tab w:val="num" w:pos="6480"/>
+        </w:tabs>
+        <w:ind w:left="6480" w:hanging="360"/>
+      </w:pPr>
+      <w:rPr>
+        <w:rFonts w:ascii="Wingdings" w:hAnsi="Wingdings" w:hint="default"/>
+        <w:sz w:val="20"/>
+      </w:rPr>
+    </w:lvl>
+  </w:abstractNum>
+  <w:abstractNum w:abstractNumId="5" w15:restartNumberingAfterBreak="0">
     <w:nsid w:val="13FD125D"/>
     <w:multiLevelType w:val="hybridMultilevel"/>
     <w:tmpl w:val="5BC06D0E"/>
@@ -2469,7 +5060,454 @@
       </w:pPr>
     </w:lvl>
   </w:abstractNum>
-  <w:abstractNum w:abstractNumId="3" w15:restartNumberingAfterBreak="0">
+  <w:abstractNum w:abstractNumId="6" w15:restartNumberingAfterBreak="0">
+    <w:nsid w:val="15F75687"/>
+    <w:multiLevelType w:val="multilevel"/>
+    <w:tmpl w:val="88E08340"/>
+    <w:lvl w:ilvl="0">
+      <w:start w:val="1"/>
+      <w:numFmt w:val="bullet"/>
+      <w:lvlText w:val=""/>
+      <w:lvlJc w:val="left"/>
+      <w:pPr>
+        <w:tabs>
+          <w:tab w:val="num" w:pos="720"/>
+        </w:tabs>
+        <w:ind w:left="720" w:hanging="360"/>
+      </w:pPr>
+      <w:rPr>
+        <w:rFonts w:ascii="Symbol" w:hAnsi="Symbol" w:hint="default"/>
+        <w:sz w:val="20"/>
+      </w:rPr>
+    </w:lvl>
+    <w:lvl w:ilvl="1" w:tentative="1">
+      <w:start w:val="1"/>
+      <w:numFmt w:val="bullet"/>
+      <w:lvlText w:val="o"/>
+      <w:lvlJc w:val="left"/>
+      <w:pPr>
+        <w:tabs>
+          <w:tab w:val="num" w:pos="1440"/>
+        </w:tabs>
+        <w:ind w:left="1440" w:hanging="360"/>
+      </w:pPr>
+      <w:rPr>
+        <w:rFonts w:ascii="Courier New" w:hAnsi="Courier New" w:hint="default"/>
+        <w:sz w:val="20"/>
+      </w:rPr>
+    </w:lvl>
+    <w:lvl w:ilvl="2" w:tentative="1">
+      <w:start w:val="1"/>
+      <w:numFmt w:val="bullet"/>
+      <w:lvlText w:val=""/>
+      <w:lvlJc w:val="left"/>
+      <w:pPr>
+        <w:tabs>
+          <w:tab w:val="num" w:pos="2160"/>
+        </w:tabs>
+        <w:ind w:left="2160" w:hanging="360"/>
+      </w:pPr>
+      <w:rPr>
+        <w:rFonts w:ascii="Wingdings" w:hAnsi="Wingdings" w:hint="default"/>
+        <w:sz w:val="20"/>
+      </w:rPr>
+    </w:lvl>
+    <w:lvl w:ilvl="3" w:tentative="1">
+      <w:start w:val="1"/>
+      <w:numFmt w:val="bullet"/>
+      <w:lvlText w:val=""/>
+      <w:lvlJc w:val="left"/>
+      <w:pPr>
+        <w:tabs>
+          <w:tab w:val="num" w:pos="2880"/>
+        </w:tabs>
+        <w:ind w:left="2880" w:hanging="360"/>
+      </w:pPr>
+      <w:rPr>
+        <w:rFonts w:ascii="Wingdings" w:hAnsi="Wingdings" w:hint="default"/>
+        <w:sz w:val="20"/>
+      </w:rPr>
+    </w:lvl>
+    <w:lvl w:ilvl="4" w:tentative="1">
+      <w:start w:val="1"/>
+      <w:numFmt w:val="bullet"/>
+      <w:lvlText w:val=""/>
+      <w:lvlJc w:val="left"/>
+      <w:pPr>
+        <w:tabs>
+          <w:tab w:val="num" w:pos="3600"/>
+        </w:tabs>
+        <w:ind w:left="3600" w:hanging="360"/>
+      </w:pPr>
+      <w:rPr>
+        <w:rFonts w:ascii="Wingdings" w:hAnsi="Wingdings" w:hint="default"/>
+        <w:sz w:val="20"/>
+      </w:rPr>
+    </w:lvl>
+    <w:lvl w:ilvl="5" w:tentative="1">
+      <w:start w:val="1"/>
+      <w:numFmt w:val="bullet"/>
+      <w:lvlText w:val=""/>
+      <w:lvlJc w:val="left"/>
+      <w:pPr>
+        <w:tabs>
+          <w:tab w:val="num" w:pos="4320"/>
+        </w:tabs>
+        <w:ind w:left="4320" w:hanging="360"/>
+      </w:pPr>
+      <w:rPr>
+        <w:rFonts w:ascii="Wingdings" w:hAnsi="Wingdings" w:hint="default"/>
+        <w:sz w:val="20"/>
+      </w:rPr>
+    </w:lvl>
+    <w:lvl w:ilvl="6" w:tentative="1">
+      <w:start w:val="1"/>
+      <w:numFmt w:val="bullet"/>
+      <w:lvlText w:val=""/>
+      <w:lvlJc w:val="left"/>
+      <w:pPr>
+        <w:tabs>
+          <w:tab w:val="num" w:pos="5040"/>
+        </w:tabs>
+        <w:ind w:left="5040" w:hanging="360"/>
+      </w:pPr>
+      <w:rPr>
+        <w:rFonts w:ascii="Wingdings" w:hAnsi="Wingdings" w:hint="default"/>
+        <w:sz w:val="20"/>
+      </w:rPr>
+    </w:lvl>
+    <w:lvl w:ilvl="7" w:tentative="1">
+      <w:start w:val="1"/>
+      <w:numFmt w:val="bullet"/>
+      <w:lvlText w:val=""/>
+      <w:lvlJc w:val="left"/>
+      <w:pPr>
+        <w:tabs>
+          <w:tab w:val="num" w:pos="5760"/>
+        </w:tabs>
+        <w:ind w:left="5760" w:hanging="360"/>
+      </w:pPr>
+      <w:rPr>
+        <w:rFonts w:ascii="Wingdings" w:hAnsi="Wingdings" w:hint="default"/>
+        <w:sz w:val="20"/>
+      </w:rPr>
+    </w:lvl>
+    <w:lvl w:ilvl="8" w:tentative="1">
+      <w:start w:val="1"/>
+      <w:numFmt w:val="bullet"/>
+      <w:lvlText w:val=""/>
+      <w:lvlJc w:val="left"/>
+      <w:pPr>
+        <w:tabs>
+          <w:tab w:val="num" w:pos="6480"/>
+        </w:tabs>
+        <w:ind w:left="6480" w:hanging="360"/>
+      </w:pPr>
+      <w:rPr>
+        <w:rFonts w:ascii="Wingdings" w:hAnsi="Wingdings" w:hint="default"/>
+        <w:sz w:val="20"/>
+      </w:rPr>
+    </w:lvl>
+  </w:abstractNum>
+  <w:abstractNum w:abstractNumId="7" w15:restartNumberingAfterBreak="0">
+    <w:nsid w:val="179F5D47"/>
+    <w:multiLevelType w:val="multilevel"/>
+    <w:tmpl w:val="60B0A85C"/>
+    <w:lvl w:ilvl="0">
+      <w:start w:val="1"/>
+      <w:numFmt w:val="bullet"/>
+      <w:lvlText w:val=""/>
+      <w:lvlJc w:val="left"/>
+      <w:pPr>
+        <w:tabs>
+          <w:tab w:val="num" w:pos="720"/>
+        </w:tabs>
+        <w:ind w:left="720" w:hanging="360"/>
+      </w:pPr>
+      <w:rPr>
+        <w:rFonts w:ascii="Symbol" w:hAnsi="Symbol" w:hint="default"/>
+        <w:sz w:val="20"/>
+      </w:rPr>
+    </w:lvl>
+    <w:lvl w:ilvl="1" w:tentative="1">
+      <w:start w:val="1"/>
+      <w:numFmt w:val="bullet"/>
+      <w:lvlText w:val="o"/>
+      <w:lvlJc w:val="left"/>
+      <w:pPr>
+        <w:tabs>
+          <w:tab w:val="num" w:pos="1440"/>
+        </w:tabs>
+        <w:ind w:left="1440" w:hanging="360"/>
+      </w:pPr>
+      <w:rPr>
+        <w:rFonts w:ascii="Courier New" w:hAnsi="Courier New" w:hint="default"/>
+        <w:sz w:val="20"/>
+      </w:rPr>
+    </w:lvl>
+    <w:lvl w:ilvl="2" w:tentative="1">
+      <w:start w:val="1"/>
+      <w:numFmt w:val="bullet"/>
+      <w:lvlText w:val=""/>
+      <w:lvlJc w:val="left"/>
+      <w:pPr>
+        <w:tabs>
+          <w:tab w:val="num" w:pos="2160"/>
+        </w:tabs>
+        <w:ind w:left="2160" w:hanging="360"/>
+      </w:pPr>
+      <w:rPr>
+        <w:rFonts w:ascii="Wingdings" w:hAnsi="Wingdings" w:hint="default"/>
+        <w:sz w:val="20"/>
+      </w:rPr>
+    </w:lvl>
+    <w:lvl w:ilvl="3" w:tentative="1">
+      <w:start w:val="1"/>
+      <w:numFmt w:val="bullet"/>
+      <w:lvlText w:val=""/>
+      <w:lvlJc w:val="left"/>
+      <w:pPr>
+        <w:tabs>
+          <w:tab w:val="num" w:pos="2880"/>
+        </w:tabs>
+        <w:ind w:left="2880" w:hanging="360"/>
+      </w:pPr>
+      <w:rPr>
+        <w:rFonts w:ascii="Wingdings" w:hAnsi="Wingdings" w:hint="default"/>
+        <w:sz w:val="20"/>
+      </w:rPr>
+    </w:lvl>
+    <w:lvl w:ilvl="4" w:tentative="1">
+      <w:start w:val="1"/>
+      <w:numFmt w:val="bullet"/>
+      <w:lvlText w:val=""/>
+      <w:lvlJc w:val="left"/>
+      <w:pPr>
+        <w:tabs>
+          <w:tab w:val="num" w:pos="3600"/>
+        </w:tabs>
+        <w:ind w:left="3600" w:hanging="360"/>
+      </w:pPr>
+      <w:rPr>
+        <w:rFonts w:ascii="Wingdings" w:hAnsi="Wingdings" w:hint="default"/>
+        <w:sz w:val="20"/>
+      </w:rPr>
+    </w:lvl>
+    <w:lvl w:ilvl="5" w:tentative="1">
+      <w:start w:val="1"/>
+      <w:numFmt w:val="bullet"/>
+      <w:lvlText w:val=""/>
+      <w:lvlJc w:val="left"/>
+      <w:pPr>
+        <w:tabs>
+          <w:tab w:val="num" w:pos="4320"/>
+        </w:tabs>
+        <w:ind w:left="4320" w:hanging="360"/>
+      </w:pPr>
+      <w:rPr>
+        <w:rFonts w:ascii="Wingdings" w:hAnsi="Wingdings" w:hint="default"/>
+        <w:sz w:val="20"/>
+      </w:rPr>
+    </w:lvl>
+    <w:lvl w:ilvl="6" w:tentative="1">
+      <w:start w:val="1"/>
+      <w:numFmt w:val="bullet"/>
+      <w:lvlText w:val=""/>
+      <w:lvlJc w:val="left"/>
+      <w:pPr>
+        <w:tabs>
+          <w:tab w:val="num" w:pos="5040"/>
+        </w:tabs>
+        <w:ind w:left="5040" w:hanging="360"/>
+      </w:pPr>
+      <w:rPr>
+        <w:rFonts w:ascii="Wingdings" w:hAnsi="Wingdings" w:hint="default"/>
+        <w:sz w:val="20"/>
+      </w:rPr>
+    </w:lvl>
+    <w:lvl w:ilvl="7" w:tentative="1">
+      <w:start w:val="1"/>
+      <w:numFmt w:val="bullet"/>
+      <w:lvlText w:val=""/>
+      <w:lvlJc w:val="left"/>
+      <w:pPr>
+        <w:tabs>
+          <w:tab w:val="num" w:pos="5760"/>
+        </w:tabs>
+        <w:ind w:left="5760" w:hanging="360"/>
+      </w:pPr>
+      <w:rPr>
+        <w:rFonts w:ascii="Wingdings" w:hAnsi="Wingdings" w:hint="default"/>
+        <w:sz w:val="20"/>
+      </w:rPr>
+    </w:lvl>
+    <w:lvl w:ilvl="8" w:tentative="1">
+      <w:start w:val="1"/>
+      <w:numFmt w:val="bullet"/>
+      <w:lvlText w:val=""/>
+      <w:lvlJc w:val="left"/>
+      <w:pPr>
+        <w:tabs>
+          <w:tab w:val="num" w:pos="6480"/>
+        </w:tabs>
+        <w:ind w:left="6480" w:hanging="360"/>
+      </w:pPr>
+      <w:rPr>
+        <w:rFonts w:ascii="Wingdings" w:hAnsi="Wingdings" w:hint="default"/>
+        <w:sz w:val="20"/>
+      </w:rPr>
+    </w:lvl>
+  </w:abstractNum>
+  <w:abstractNum w:abstractNumId="8" w15:restartNumberingAfterBreak="0">
+    <w:nsid w:val="19685163"/>
+    <w:multiLevelType w:val="multilevel"/>
+    <w:tmpl w:val="1A86D902"/>
+    <w:lvl w:ilvl="0">
+      <w:start w:val="1"/>
+      <w:numFmt w:val="bullet"/>
+      <w:lvlText w:val=""/>
+      <w:lvlJc w:val="left"/>
+      <w:pPr>
+        <w:tabs>
+          <w:tab w:val="num" w:pos="720"/>
+        </w:tabs>
+        <w:ind w:left="720" w:hanging="360"/>
+      </w:pPr>
+      <w:rPr>
+        <w:rFonts w:ascii="Symbol" w:hAnsi="Symbol" w:hint="default"/>
+        <w:sz w:val="20"/>
+      </w:rPr>
+    </w:lvl>
+    <w:lvl w:ilvl="1" w:tentative="1">
+      <w:start w:val="1"/>
+      <w:numFmt w:val="bullet"/>
+      <w:lvlText w:val="o"/>
+      <w:lvlJc w:val="left"/>
+      <w:pPr>
+        <w:tabs>
+          <w:tab w:val="num" w:pos="1440"/>
+        </w:tabs>
+        <w:ind w:left="1440" w:hanging="360"/>
+      </w:pPr>
+      <w:rPr>
+        <w:rFonts w:ascii="Courier New" w:hAnsi="Courier New" w:hint="default"/>
+        <w:sz w:val="20"/>
+      </w:rPr>
+    </w:lvl>
+    <w:lvl w:ilvl="2" w:tentative="1">
+      <w:start w:val="1"/>
+      <w:numFmt w:val="bullet"/>
+      <w:lvlText w:val=""/>
+      <w:lvlJc w:val="left"/>
+      <w:pPr>
+        <w:tabs>
+          <w:tab w:val="num" w:pos="2160"/>
+        </w:tabs>
+        <w:ind w:left="2160" w:hanging="360"/>
+      </w:pPr>
+      <w:rPr>
+        <w:rFonts w:ascii="Wingdings" w:hAnsi="Wingdings" w:hint="default"/>
+        <w:sz w:val="20"/>
+      </w:rPr>
+    </w:lvl>
+    <w:lvl w:ilvl="3" w:tentative="1">
+      <w:start w:val="1"/>
+      <w:numFmt w:val="bullet"/>
+      <w:lvlText w:val=""/>
+      <w:lvlJc w:val="left"/>
+      <w:pPr>
+        <w:tabs>
+          <w:tab w:val="num" w:pos="2880"/>
+        </w:tabs>
+        <w:ind w:left="2880" w:hanging="360"/>
+      </w:pPr>
+      <w:rPr>
+        <w:rFonts w:ascii="Wingdings" w:hAnsi="Wingdings" w:hint="default"/>
+        <w:sz w:val="20"/>
+      </w:rPr>
+    </w:lvl>
+    <w:lvl w:ilvl="4" w:tentative="1">
+      <w:start w:val="1"/>
+      <w:numFmt w:val="bullet"/>
+      <w:lvlText w:val=""/>
+      <w:lvlJc w:val="left"/>
+      <w:pPr>
+        <w:tabs>
+          <w:tab w:val="num" w:pos="3600"/>
+        </w:tabs>
+        <w:ind w:left="3600" w:hanging="360"/>
+      </w:pPr>
+      <w:rPr>
+        <w:rFonts w:ascii="Wingdings" w:hAnsi="Wingdings" w:hint="default"/>
+        <w:sz w:val="20"/>
+      </w:rPr>
+    </w:lvl>
+    <w:lvl w:ilvl="5" w:tentative="1">
+      <w:start w:val="1"/>
+      <w:numFmt w:val="bullet"/>
+      <w:lvlText w:val=""/>
+      <w:lvlJc w:val="left"/>
+      <w:pPr>
+        <w:tabs>
+          <w:tab w:val="num" w:pos="4320"/>
+        </w:tabs>
+        <w:ind w:left="4320" w:hanging="360"/>
+      </w:pPr>
+      <w:rPr>
+        <w:rFonts w:ascii="Wingdings" w:hAnsi="Wingdings" w:hint="default"/>
+        <w:sz w:val="20"/>
+      </w:rPr>
+    </w:lvl>
+    <w:lvl w:ilvl="6" w:tentative="1">
+      <w:start w:val="1"/>
+      <w:numFmt w:val="bullet"/>
+      <w:lvlText w:val=""/>
+      <w:lvlJc w:val="left"/>
+      <w:pPr>
+        <w:tabs>
+          <w:tab w:val="num" w:pos="5040"/>
+        </w:tabs>
+        <w:ind w:left="5040" w:hanging="360"/>
+      </w:pPr>
+      <w:rPr>
+        <w:rFonts w:ascii="Wingdings" w:hAnsi="Wingdings" w:hint="default"/>
+        <w:sz w:val="20"/>
+      </w:rPr>
+    </w:lvl>
+    <w:lvl w:ilvl="7" w:tentative="1">
+      <w:start w:val="1"/>
+      <w:numFmt w:val="bullet"/>
+      <w:lvlText w:val=""/>
+      <w:lvlJc w:val="left"/>
+      <w:pPr>
+        <w:tabs>
+          <w:tab w:val="num" w:pos="5760"/>
+        </w:tabs>
+        <w:ind w:left="5760" w:hanging="360"/>
+      </w:pPr>
+      <w:rPr>
+        <w:rFonts w:ascii="Wingdings" w:hAnsi="Wingdings" w:hint="default"/>
+        <w:sz w:val="20"/>
+      </w:rPr>
+    </w:lvl>
+    <w:lvl w:ilvl="8" w:tentative="1">
+      <w:start w:val="1"/>
+      <w:numFmt w:val="bullet"/>
+      <w:lvlText w:val=""/>
+      <w:lvlJc w:val="left"/>
+      <w:pPr>
+        <w:tabs>
+          <w:tab w:val="num" w:pos="6480"/>
+        </w:tabs>
+        <w:ind w:left="6480" w:hanging="360"/>
+      </w:pPr>
+      <w:rPr>
+        <w:rFonts w:ascii="Wingdings" w:hAnsi="Wingdings" w:hint="default"/>
+        <w:sz w:val="20"/>
+      </w:rPr>
+    </w:lvl>
+  </w:abstractNum>
+  <w:abstractNum w:abstractNumId="9" w15:restartNumberingAfterBreak="0">
     <w:nsid w:val="1A6C65A5"/>
     <w:multiLevelType w:val="hybridMultilevel"/>
     <w:tmpl w:val="6786E54A"/>
@@ -2558,7 +5596,752 @@
       </w:pPr>
     </w:lvl>
   </w:abstractNum>
-  <w:abstractNum w:abstractNumId="4" w15:restartNumberingAfterBreak="0">
+  <w:abstractNum w:abstractNumId="10" w15:restartNumberingAfterBreak="0">
+    <w:nsid w:val="1AC935D8"/>
+    <w:multiLevelType w:val="multilevel"/>
+    <w:tmpl w:val="9D266588"/>
+    <w:lvl w:ilvl="0">
+      <w:start w:val="1"/>
+      <w:numFmt w:val="bullet"/>
+      <w:lvlText w:val=""/>
+      <w:lvlJc w:val="left"/>
+      <w:pPr>
+        <w:tabs>
+          <w:tab w:val="num" w:pos="720"/>
+        </w:tabs>
+        <w:ind w:left="720" w:hanging="360"/>
+      </w:pPr>
+      <w:rPr>
+        <w:rFonts w:ascii="Symbol" w:hAnsi="Symbol" w:hint="default"/>
+        <w:sz w:val="20"/>
+      </w:rPr>
+    </w:lvl>
+    <w:lvl w:ilvl="1" w:tentative="1">
+      <w:start w:val="1"/>
+      <w:numFmt w:val="bullet"/>
+      <w:lvlText w:val="o"/>
+      <w:lvlJc w:val="left"/>
+      <w:pPr>
+        <w:tabs>
+          <w:tab w:val="num" w:pos="1440"/>
+        </w:tabs>
+        <w:ind w:left="1440" w:hanging="360"/>
+      </w:pPr>
+      <w:rPr>
+        <w:rFonts w:ascii="Courier New" w:hAnsi="Courier New" w:hint="default"/>
+        <w:sz w:val="20"/>
+      </w:rPr>
+    </w:lvl>
+    <w:lvl w:ilvl="2" w:tentative="1">
+      <w:start w:val="1"/>
+      <w:numFmt w:val="bullet"/>
+      <w:lvlText w:val=""/>
+      <w:lvlJc w:val="left"/>
+      <w:pPr>
+        <w:tabs>
+          <w:tab w:val="num" w:pos="2160"/>
+        </w:tabs>
+        <w:ind w:left="2160" w:hanging="360"/>
+      </w:pPr>
+      <w:rPr>
+        <w:rFonts w:ascii="Wingdings" w:hAnsi="Wingdings" w:hint="default"/>
+        <w:sz w:val="20"/>
+      </w:rPr>
+    </w:lvl>
+    <w:lvl w:ilvl="3" w:tentative="1">
+      <w:start w:val="1"/>
+      <w:numFmt w:val="bullet"/>
+      <w:lvlText w:val=""/>
+      <w:lvlJc w:val="left"/>
+      <w:pPr>
+        <w:tabs>
+          <w:tab w:val="num" w:pos="2880"/>
+        </w:tabs>
+        <w:ind w:left="2880" w:hanging="360"/>
+      </w:pPr>
+      <w:rPr>
+        <w:rFonts w:ascii="Wingdings" w:hAnsi="Wingdings" w:hint="default"/>
+        <w:sz w:val="20"/>
+      </w:rPr>
+    </w:lvl>
+    <w:lvl w:ilvl="4" w:tentative="1">
+      <w:start w:val="1"/>
+      <w:numFmt w:val="bullet"/>
+      <w:lvlText w:val=""/>
+      <w:lvlJc w:val="left"/>
+      <w:pPr>
+        <w:tabs>
+          <w:tab w:val="num" w:pos="3600"/>
+        </w:tabs>
+        <w:ind w:left="3600" w:hanging="360"/>
+      </w:pPr>
+      <w:rPr>
+        <w:rFonts w:ascii="Wingdings" w:hAnsi="Wingdings" w:hint="default"/>
+        <w:sz w:val="20"/>
+      </w:rPr>
+    </w:lvl>
+    <w:lvl w:ilvl="5" w:tentative="1">
+      <w:start w:val="1"/>
+      <w:numFmt w:val="bullet"/>
+      <w:lvlText w:val=""/>
+      <w:lvlJc w:val="left"/>
+      <w:pPr>
+        <w:tabs>
+          <w:tab w:val="num" w:pos="4320"/>
+        </w:tabs>
+        <w:ind w:left="4320" w:hanging="360"/>
+      </w:pPr>
+      <w:rPr>
+        <w:rFonts w:ascii="Wingdings" w:hAnsi="Wingdings" w:hint="default"/>
+        <w:sz w:val="20"/>
+      </w:rPr>
+    </w:lvl>
+    <w:lvl w:ilvl="6" w:tentative="1">
+      <w:start w:val="1"/>
+      <w:numFmt w:val="bullet"/>
+      <w:lvlText w:val=""/>
+      <w:lvlJc w:val="left"/>
+      <w:pPr>
+        <w:tabs>
+          <w:tab w:val="num" w:pos="5040"/>
+        </w:tabs>
+        <w:ind w:left="5040" w:hanging="360"/>
+      </w:pPr>
+      <w:rPr>
+        <w:rFonts w:ascii="Wingdings" w:hAnsi="Wingdings" w:hint="default"/>
+        <w:sz w:val="20"/>
+      </w:rPr>
+    </w:lvl>
+    <w:lvl w:ilvl="7" w:tentative="1">
+      <w:start w:val="1"/>
+      <w:numFmt w:val="bullet"/>
+      <w:lvlText w:val=""/>
+      <w:lvlJc w:val="left"/>
+      <w:pPr>
+        <w:tabs>
+          <w:tab w:val="num" w:pos="5760"/>
+        </w:tabs>
+        <w:ind w:left="5760" w:hanging="360"/>
+      </w:pPr>
+      <w:rPr>
+        <w:rFonts w:ascii="Wingdings" w:hAnsi="Wingdings" w:hint="default"/>
+        <w:sz w:val="20"/>
+      </w:rPr>
+    </w:lvl>
+    <w:lvl w:ilvl="8" w:tentative="1">
+      <w:start w:val="1"/>
+      <w:numFmt w:val="bullet"/>
+      <w:lvlText w:val=""/>
+      <w:lvlJc w:val="left"/>
+      <w:pPr>
+        <w:tabs>
+          <w:tab w:val="num" w:pos="6480"/>
+        </w:tabs>
+        <w:ind w:left="6480" w:hanging="360"/>
+      </w:pPr>
+      <w:rPr>
+        <w:rFonts w:ascii="Wingdings" w:hAnsi="Wingdings" w:hint="default"/>
+        <w:sz w:val="20"/>
+      </w:rPr>
+    </w:lvl>
+  </w:abstractNum>
+  <w:abstractNum w:abstractNumId="11" w15:restartNumberingAfterBreak="0">
+    <w:nsid w:val="294167C1"/>
+    <w:multiLevelType w:val="multilevel"/>
+    <w:tmpl w:val="6C185466"/>
+    <w:lvl w:ilvl="0">
+      <w:start w:val="1"/>
+      <w:numFmt w:val="bullet"/>
+      <w:lvlText w:val=""/>
+      <w:lvlJc w:val="left"/>
+      <w:pPr>
+        <w:tabs>
+          <w:tab w:val="num" w:pos="720"/>
+        </w:tabs>
+        <w:ind w:left="720" w:hanging="360"/>
+      </w:pPr>
+      <w:rPr>
+        <w:rFonts w:ascii="Symbol" w:hAnsi="Symbol" w:hint="default"/>
+        <w:sz w:val="20"/>
+      </w:rPr>
+    </w:lvl>
+    <w:lvl w:ilvl="1" w:tentative="1">
+      <w:start w:val="1"/>
+      <w:numFmt w:val="bullet"/>
+      <w:lvlText w:val="o"/>
+      <w:lvlJc w:val="left"/>
+      <w:pPr>
+        <w:tabs>
+          <w:tab w:val="num" w:pos="1440"/>
+        </w:tabs>
+        <w:ind w:left="1440" w:hanging="360"/>
+      </w:pPr>
+      <w:rPr>
+        <w:rFonts w:ascii="Courier New" w:hAnsi="Courier New" w:hint="default"/>
+        <w:sz w:val="20"/>
+      </w:rPr>
+    </w:lvl>
+    <w:lvl w:ilvl="2" w:tentative="1">
+      <w:start w:val="1"/>
+      <w:numFmt w:val="bullet"/>
+      <w:lvlText w:val=""/>
+      <w:lvlJc w:val="left"/>
+      <w:pPr>
+        <w:tabs>
+          <w:tab w:val="num" w:pos="2160"/>
+        </w:tabs>
+        <w:ind w:left="2160" w:hanging="360"/>
+      </w:pPr>
+      <w:rPr>
+        <w:rFonts w:ascii="Wingdings" w:hAnsi="Wingdings" w:hint="default"/>
+        <w:sz w:val="20"/>
+      </w:rPr>
+    </w:lvl>
+    <w:lvl w:ilvl="3" w:tentative="1">
+      <w:start w:val="1"/>
+      <w:numFmt w:val="bullet"/>
+      <w:lvlText w:val=""/>
+      <w:lvlJc w:val="left"/>
+      <w:pPr>
+        <w:tabs>
+          <w:tab w:val="num" w:pos="2880"/>
+        </w:tabs>
+        <w:ind w:left="2880" w:hanging="360"/>
+      </w:pPr>
+      <w:rPr>
+        <w:rFonts w:ascii="Wingdings" w:hAnsi="Wingdings" w:hint="default"/>
+        <w:sz w:val="20"/>
+      </w:rPr>
+    </w:lvl>
+    <w:lvl w:ilvl="4" w:tentative="1">
+      <w:start w:val="1"/>
+      <w:numFmt w:val="bullet"/>
+      <w:lvlText w:val=""/>
+      <w:lvlJc w:val="left"/>
+      <w:pPr>
+        <w:tabs>
+          <w:tab w:val="num" w:pos="3600"/>
+        </w:tabs>
+        <w:ind w:left="3600" w:hanging="360"/>
+      </w:pPr>
+      <w:rPr>
+        <w:rFonts w:ascii="Wingdings" w:hAnsi="Wingdings" w:hint="default"/>
+        <w:sz w:val="20"/>
+      </w:rPr>
+    </w:lvl>
+    <w:lvl w:ilvl="5" w:tentative="1">
+      <w:start w:val="1"/>
+      <w:numFmt w:val="bullet"/>
+      <w:lvlText w:val=""/>
+      <w:lvlJc w:val="left"/>
+      <w:pPr>
+        <w:tabs>
+          <w:tab w:val="num" w:pos="4320"/>
+        </w:tabs>
+        <w:ind w:left="4320" w:hanging="360"/>
+      </w:pPr>
+      <w:rPr>
+        <w:rFonts w:ascii="Wingdings" w:hAnsi="Wingdings" w:hint="default"/>
+        <w:sz w:val="20"/>
+      </w:rPr>
+    </w:lvl>
+    <w:lvl w:ilvl="6" w:tentative="1">
+      <w:start w:val="1"/>
+      <w:numFmt w:val="bullet"/>
+      <w:lvlText w:val=""/>
+      <w:lvlJc w:val="left"/>
+      <w:pPr>
+        <w:tabs>
+          <w:tab w:val="num" w:pos="5040"/>
+        </w:tabs>
+        <w:ind w:left="5040" w:hanging="360"/>
+      </w:pPr>
+      <w:rPr>
+        <w:rFonts w:ascii="Wingdings" w:hAnsi="Wingdings" w:hint="default"/>
+        <w:sz w:val="20"/>
+      </w:rPr>
+    </w:lvl>
+    <w:lvl w:ilvl="7" w:tentative="1">
+      <w:start w:val="1"/>
+      <w:numFmt w:val="bullet"/>
+      <w:lvlText w:val=""/>
+      <w:lvlJc w:val="left"/>
+      <w:pPr>
+        <w:tabs>
+          <w:tab w:val="num" w:pos="5760"/>
+        </w:tabs>
+        <w:ind w:left="5760" w:hanging="360"/>
+      </w:pPr>
+      <w:rPr>
+        <w:rFonts w:ascii="Wingdings" w:hAnsi="Wingdings" w:hint="default"/>
+        <w:sz w:val="20"/>
+      </w:rPr>
+    </w:lvl>
+    <w:lvl w:ilvl="8" w:tentative="1">
+      <w:start w:val="1"/>
+      <w:numFmt w:val="bullet"/>
+      <w:lvlText w:val=""/>
+      <w:lvlJc w:val="left"/>
+      <w:pPr>
+        <w:tabs>
+          <w:tab w:val="num" w:pos="6480"/>
+        </w:tabs>
+        <w:ind w:left="6480" w:hanging="360"/>
+      </w:pPr>
+      <w:rPr>
+        <w:rFonts w:ascii="Wingdings" w:hAnsi="Wingdings" w:hint="default"/>
+        <w:sz w:val="20"/>
+      </w:rPr>
+    </w:lvl>
+  </w:abstractNum>
+  <w:abstractNum w:abstractNumId="12" w15:restartNumberingAfterBreak="0">
+    <w:nsid w:val="2E9B19C8"/>
+    <w:multiLevelType w:val="multilevel"/>
+    <w:tmpl w:val="A394FBE4"/>
+    <w:lvl w:ilvl="0">
+      <w:start w:val="1"/>
+      <w:numFmt w:val="bullet"/>
+      <w:lvlText w:val=""/>
+      <w:lvlJc w:val="left"/>
+      <w:pPr>
+        <w:tabs>
+          <w:tab w:val="num" w:pos="720"/>
+        </w:tabs>
+        <w:ind w:left="720" w:hanging="360"/>
+      </w:pPr>
+      <w:rPr>
+        <w:rFonts w:ascii="Symbol" w:hAnsi="Symbol" w:hint="default"/>
+        <w:sz w:val="20"/>
+      </w:rPr>
+    </w:lvl>
+    <w:lvl w:ilvl="1" w:tentative="1">
+      <w:start w:val="1"/>
+      <w:numFmt w:val="bullet"/>
+      <w:lvlText w:val="o"/>
+      <w:lvlJc w:val="left"/>
+      <w:pPr>
+        <w:tabs>
+          <w:tab w:val="num" w:pos="1440"/>
+        </w:tabs>
+        <w:ind w:left="1440" w:hanging="360"/>
+      </w:pPr>
+      <w:rPr>
+        <w:rFonts w:ascii="Courier New" w:hAnsi="Courier New" w:hint="default"/>
+        <w:sz w:val="20"/>
+      </w:rPr>
+    </w:lvl>
+    <w:lvl w:ilvl="2" w:tentative="1">
+      <w:start w:val="1"/>
+      <w:numFmt w:val="bullet"/>
+      <w:lvlText w:val=""/>
+      <w:lvlJc w:val="left"/>
+      <w:pPr>
+        <w:tabs>
+          <w:tab w:val="num" w:pos="2160"/>
+        </w:tabs>
+        <w:ind w:left="2160" w:hanging="360"/>
+      </w:pPr>
+      <w:rPr>
+        <w:rFonts w:ascii="Wingdings" w:hAnsi="Wingdings" w:hint="default"/>
+        <w:sz w:val="20"/>
+      </w:rPr>
+    </w:lvl>
+    <w:lvl w:ilvl="3" w:tentative="1">
+      <w:start w:val="1"/>
+      <w:numFmt w:val="bullet"/>
+      <w:lvlText w:val=""/>
+      <w:lvlJc w:val="left"/>
+      <w:pPr>
+        <w:tabs>
+          <w:tab w:val="num" w:pos="2880"/>
+        </w:tabs>
+        <w:ind w:left="2880" w:hanging="360"/>
+      </w:pPr>
+      <w:rPr>
+        <w:rFonts w:ascii="Wingdings" w:hAnsi="Wingdings" w:hint="default"/>
+        <w:sz w:val="20"/>
+      </w:rPr>
+    </w:lvl>
+    <w:lvl w:ilvl="4" w:tentative="1">
+      <w:start w:val="1"/>
+      <w:numFmt w:val="bullet"/>
+      <w:lvlText w:val=""/>
+      <w:lvlJc w:val="left"/>
+      <w:pPr>
+        <w:tabs>
+          <w:tab w:val="num" w:pos="3600"/>
+        </w:tabs>
+        <w:ind w:left="3600" w:hanging="360"/>
+      </w:pPr>
+      <w:rPr>
+        <w:rFonts w:ascii="Wingdings" w:hAnsi="Wingdings" w:hint="default"/>
+        <w:sz w:val="20"/>
+      </w:rPr>
+    </w:lvl>
+    <w:lvl w:ilvl="5" w:tentative="1">
+      <w:start w:val="1"/>
+      <w:numFmt w:val="bullet"/>
+      <w:lvlText w:val=""/>
+      <w:lvlJc w:val="left"/>
+      <w:pPr>
+        <w:tabs>
+          <w:tab w:val="num" w:pos="4320"/>
+        </w:tabs>
+        <w:ind w:left="4320" w:hanging="360"/>
+      </w:pPr>
+      <w:rPr>
+        <w:rFonts w:ascii="Wingdings" w:hAnsi="Wingdings" w:hint="default"/>
+        <w:sz w:val="20"/>
+      </w:rPr>
+    </w:lvl>
+    <w:lvl w:ilvl="6" w:tentative="1">
+      <w:start w:val="1"/>
+      <w:numFmt w:val="bullet"/>
+      <w:lvlText w:val=""/>
+      <w:lvlJc w:val="left"/>
+      <w:pPr>
+        <w:tabs>
+          <w:tab w:val="num" w:pos="5040"/>
+        </w:tabs>
+        <w:ind w:left="5040" w:hanging="360"/>
+      </w:pPr>
+      <w:rPr>
+        <w:rFonts w:ascii="Wingdings" w:hAnsi="Wingdings" w:hint="default"/>
+        <w:sz w:val="20"/>
+      </w:rPr>
+    </w:lvl>
+    <w:lvl w:ilvl="7" w:tentative="1">
+      <w:start w:val="1"/>
+      <w:numFmt w:val="bullet"/>
+      <w:lvlText w:val=""/>
+      <w:lvlJc w:val="left"/>
+      <w:pPr>
+        <w:tabs>
+          <w:tab w:val="num" w:pos="5760"/>
+        </w:tabs>
+        <w:ind w:left="5760" w:hanging="360"/>
+      </w:pPr>
+      <w:rPr>
+        <w:rFonts w:ascii="Wingdings" w:hAnsi="Wingdings" w:hint="default"/>
+        <w:sz w:val="20"/>
+      </w:rPr>
+    </w:lvl>
+    <w:lvl w:ilvl="8" w:tentative="1">
+      <w:start w:val="1"/>
+      <w:numFmt w:val="bullet"/>
+      <w:lvlText w:val=""/>
+      <w:lvlJc w:val="left"/>
+      <w:pPr>
+        <w:tabs>
+          <w:tab w:val="num" w:pos="6480"/>
+        </w:tabs>
+        <w:ind w:left="6480" w:hanging="360"/>
+      </w:pPr>
+      <w:rPr>
+        <w:rFonts w:ascii="Wingdings" w:hAnsi="Wingdings" w:hint="default"/>
+        <w:sz w:val="20"/>
+      </w:rPr>
+    </w:lvl>
+  </w:abstractNum>
+  <w:abstractNum w:abstractNumId="13" w15:restartNumberingAfterBreak="0">
+    <w:nsid w:val="32A47E31"/>
+    <w:multiLevelType w:val="multilevel"/>
+    <w:tmpl w:val="F2347EC2"/>
+    <w:lvl w:ilvl="0">
+      <w:start w:val="1"/>
+      <w:numFmt w:val="bullet"/>
+      <w:lvlText w:val=""/>
+      <w:lvlJc w:val="left"/>
+      <w:pPr>
+        <w:tabs>
+          <w:tab w:val="num" w:pos="720"/>
+        </w:tabs>
+        <w:ind w:left="720" w:hanging="360"/>
+      </w:pPr>
+      <w:rPr>
+        <w:rFonts w:ascii="Symbol" w:hAnsi="Symbol" w:hint="default"/>
+        <w:sz w:val="20"/>
+      </w:rPr>
+    </w:lvl>
+    <w:lvl w:ilvl="1" w:tentative="1">
+      <w:start w:val="1"/>
+      <w:numFmt w:val="bullet"/>
+      <w:lvlText w:val="o"/>
+      <w:lvlJc w:val="left"/>
+      <w:pPr>
+        <w:tabs>
+          <w:tab w:val="num" w:pos="1440"/>
+        </w:tabs>
+        <w:ind w:left="1440" w:hanging="360"/>
+      </w:pPr>
+      <w:rPr>
+        <w:rFonts w:ascii="Courier New" w:hAnsi="Courier New" w:hint="default"/>
+        <w:sz w:val="20"/>
+      </w:rPr>
+    </w:lvl>
+    <w:lvl w:ilvl="2" w:tentative="1">
+      <w:start w:val="1"/>
+      <w:numFmt w:val="bullet"/>
+      <w:lvlText w:val=""/>
+      <w:lvlJc w:val="left"/>
+      <w:pPr>
+        <w:tabs>
+          <w:tab w:val="num" w:pos="2160"/>
+        </w:tabs>
+        <w:ind w:left="2160" w:hanging="360"/>
+      </w:pPr>
+      <w:rPr>
+        <w:rFonts w:ascii="Wingdings" w:hAnsi="Wingdings" w:hint="default"/>
+        <w:sz w:val="20"/>
+      </w:rPr>
+    </w:lvl>
+    <w:lvl w:ilvl="3" w:tentative="1">
+      <w:start w:val="1"/>
+      <w:numFmt w:val="bullet"/>
+      <w:lvlText w:val=""/>
+      <w:lvlJc w:val="left"/>
+      <w:pPr>
+        <w:tabs>
+          <w:tab w:val="num" w:pos="2880"/>
+        </w:tabs>
+        <w:ind w:left="2880" w:hanging="360"/>
+      </w:pPr>
+      <w:rPr>
+        <w:rFonts w:ascii="Wingdings" w:hAnsi="Wingdings" w:hint="default"/>
+        <w:sz w:val="20"/>
+      </w:rPr>
+    </w:lvl>
+    <w:lvl w:ilvl="4" w:tentative="1">
+      <w:start w:val="1"/>
+      <w:numFmt w:val="bullet"/>
+      <w:lvlText w:val=""/>
+      <w:lvlJc w:val="left"/>
+      <w:pPr>
+        <w:tabs>
+          <w:tab w:val="num" w:pos="3600"/>
+        </w:tabs>
+        <w:ind w:left="3600" w:hanging="360"/>
+      </w:pPr>
+      <w:rPr>
+        <w:rFonts w:ascii="Wingdings" w:hAnsi="Wingdings" w:hint="default"/>
+        <w:sz w:val="20"/>
+      </w:rPr>
+    </w:lvl>
+    <w:lvl w:ilvl="5" w:tentative="1">
+      <w:start w:val="1"/>
+      <w:numFmt w:val="bullet"/>
+      <w:lvlText w:val=""/>
+      <w:lvlJc w:val="left"/>
+      <w:pPr>
+        <w:tabs>
+          <w:tab w:val="num" w:pos="4320"/>
+        </w:tabs>
+        <w:ind w:left="4320" w:hanging="360"/>
+      </w:pPr>
+      <w:rPr>
+        <w:rFonts w:ascii="Wingdings" w:hAnsi="Wingdings" w:hint="default"/>
+        <w:sz w:val="20"/>
+      </w:rPr>
+    </w:lvl>
+    <w:lvl w:ilvl="6" w:tentative="1">
+      <w:start w:val="1"/>
+      <w:numFmt w:val="bullet"/>
+      <w:lvlText w:val=""/>
+      <w:lvlJc w:val="left"/>
+      <w:pPr>
+        <w:tabs>
+          <w:tab w:val="num" w:pos="5040"/>
+        </w:tabs>
+        <w:ind w:left="5040" w:hanging="360"/>
+      </w:pPr>
+      <w:rPr>
+        <w:rFonts w:ascii="Wingdings" w:hAnsi="Wingdings" w:hint="default"/>
+        <w:sz w:val="20"/>
+      </w:rPr>
+    </w:lvl>
+    <w:lvl w:ilvl="7" w:tentative="1">
+      <w:start w:val="1"/>
+      <w:numFmt w:val="bullet"/>
+      <w:lvlText w:val=""/>
+      <w:lvlJc w:val="left"/>
+      <w:pPr>
+        <w:tabs>
+          <w:tab w:val="num" w:pos="5760"/>
+        </w:tabs>
+        <w:ind w:left="5760" w:hanging="360"/>
+      </w:pPr>
+      <w:rPr>
+        <w:rFonts w:ascii="Wingdings" w:hAnsi="Wingdings" w:hint="default"/>
+        <w:sz w:val="20"/>
+      </w:rPr>
+    </w:lvl>
+    <w:lvl w:ilvl="8" w:tentative="1">
+      <w:start w:val="1"/>
+      <w:numFmt w:val="bullet"/>
+      <w:lvlText w:val=""/>
+      <w:lvlJc w:val="left"/>
+      <w:pPr>
+        <w:tabs>
+          <w:tab w:val="num" w:pos="6480"/>
+        </w:tabs>
+        <w:ind w:left="6480" w:hanging="360"/>
+      </w:pPr>
+      <w:rPr>
+        <w:rFonts w:ascii="Wingdings" w:hAnsi="Wingdings" w:hint="default"/>
+        <w:sz w:val="20"/>
+      </w:rPr>
+    </w:lvl>
+  </w:abstractNum>
+  <w:abstractNum w:abstractNumId="14" w15:restartNumberingAfterBreak="0">
+    <w:nsid w:val="36EA6E0D"/>
+    <w:multiLevelType w:val="multilevel"/>
+    <w:tmpl w:val="83EEC3CE"/>
+    <w:lvl w:ilvl="0">
+      <w:start w:val="1"/>
+      <w:numFmt w:val="bullet"/>
+      <w:lvlText w:val=""/>
+      <w:lvlJc w:val="left"/>
+      <w:pPr>
+        <w:tabs>
+          <w:tab w:val="num" w:pos="720"/>
+        </w:tabs>
+        <w:ind w:left="720" w:hanging="360"/>
+      </w:pPr>
+      <w:rPr>
+        <w:rFonts w:ascii="Symbol" w:hAnsi="Symbol" w:hint="default"/>
+        <w:sz w:val="20"/>
+      </w:rPr>
+    </w:lvl>
+    <w:lvl w:ilvl="1" w:tentative="1">
+      <w:start w:val="1"/>
+      <w:numFmt w:val="bullet"/>
+      <w:lvlText w:val="o"/>
+      <w:lvlJc w:val="left"/>
+      <w:pPr>
+        <w:tabs>
+          <w:tab w:val="num" w:pos="1440"/>
+        </w:tabs>
+        <w:ind w:left="1440" w:hanging="360"/>
+      </w:pPr>
+      <w:rPr>
+        <w:rFonts w:ascii="Courier New" w:hAnsi="Courier New" w:hint="default"/>
+        <w:sz w:val="20"/>
+      </w:rPr>
+    </w:lvl>
+    <w:lvl w:ilvl="2" w:tentative="1">
+      <w:start w:val="1"/>
+      <w:numFmt w:val="bullet"/>
+      <w:lvlText w:val=""/>
+      <w:lvlJc w:val="left"/>
+      <w:pPr>
+        <w:tabs>
+          <w:tab w:val="num" w:pos="2160"/>
+        </w:tabs>
+        <w:ind w:left="2160" w:hanging="360"/>
+      </w:pPr>
+      <w:rPr>
+        <w:rFonts w:ascii="Wingdings" w:hAnsi="Wingdings" w:hint="default"/>
+        <w:sz w:val="20"/>
+      </w:rPr>
+    </w:lvl>
+    <w:lvl w:ilvl="3" w:tentative="1">
+      <w:start w:val="1"/>
+      <w:numFmt w:val="bullet"/>
+      <w:lvlText w:val=""/>
+      <w:lvlJc w:val="left"/>
+      <w:pPr>
+        <w:tabs>
+          <w:tab w:val="num" w:pos="2880"/>
+        </w:tabs>
+        <w:ind w:left="2880" w:hanging="360"/>
+      </w:pPr>
+      <w:rPr>
+        <w:rFonts w:ascii="Wingdings" w:hAnsi="Wingdings" w:hint="default"/>
+        <w:sz w:val="20"/>
+      </w:rPr>
+    </w:lvl>
+    <w:lvl w:ilvl="4" w:tentative="1">
+      <w:start w:val="1"/>
+      <w:numFmt w:val="bullet"/>
+      <w:lvlText w:val=""/>
+      <w:lvlJc w:val="left"/>
+      <w:pPr>
+        <w:tabs>
+          <w:tab w:val="num" w:pos="3600"/>
+        </w:tabs>
+        <w:ind w:left="3600" w:hanging="360"/>
+      </w:pPr>
+      <w:rPr>
+        <w:rFonts w:ascii="Wingdings" w:hAnsi="Wingdings" w:hint="default"/>
+        <w:sz w:val="20"/>
+      </w:rPr>
+    </w:lvl>
+    <w:lvl w:ilvl="5" w:tentative="1">
+      <w:start w:val="1"/>
+      <w:numFmt w:val="bullet"/>
+      <w:lvlText w:val=""/>
+      <w:lvlJc w:val="left"/>
+      <w:pPr>
+        <w:tabs>
+          <w:tab w:val="num" w:pos="4320"/>
+        </w:tabs>
+        <w:ind w:left="4320" w:hanging="360"/>
+      </w:pPr>
+      <w:rPr>
+        <w:rFonts w:ascii="Wingdings" w:hAnsi="Wingdings" w:hint="default"/>
+        <w:sz w:val="20"/>
+      </w:rPr>
+    </w:lvl>
+    <w:lvl w:ilvl="6" w:tentative="1">
+      <w:start w:val="1"/>
+      <w:numFmt w:val="bullet"/>
+      <w:lvlText w:val=""/>
+      <w:lvlJc w:val="left"/>
+      <w:pPr>
+        <w:tabs>
+          <w:tab w:val="num" w:pos="5040"/>
+        </w:tabs>
+        <w:ind w:left="5040" w:hanging="360"/>
+      </w:pPr>
+      <w:rPr>
+        <w:rFonts w:ascii="Wingdings" w:hAnsi="Wingdings" w:hint="default"/>
+        <w:sz w:val="20"/>
+      </w:rPr>
+    </w:lvl>
+    <w:lvl w:ilvl="7" w:tentative="1">
+      <w:start w:val="1"/>
+      <w:numFmt w:val="bullet"/>
+      <w:lvlText w:val=""/>
+      <w:lvlJc w:val="left"/>
+      <w:pPr>
+        <w:tabs>
+          <w:tab w:val="num" w:pos="5760"/>
+        </w:tabs>
+        <w:ind w:left="5760" w:hanging="360"/>
+      </w:pPr>
+      <w:rPr>
+        <w:rFonts w:ascii="Wingdings" w:hAnsi="Wingdings" w:hint="default"/>
+        <w:sz w:val="20"/>
+      </w:rPr>
+    </w:lvl>
+    <w:lvl w:ilvl="8" w:tentative="1">
+      <w:start w:val="1"/>
+      <w:numFmt w:val="bullet"/>
+      <w:lvlText w:val=""/>
+      <w:lvlJc w:val="left"/>
+      <w:pPr>
+        <w:tabs>
+          <w:tab w:val="num" w:pos="6480"/>
+        </w:tabs>
+        <w:ind w:left="6480" w:hanging="360"/>
+      </w:pPr>
+      <w:rPr>
+        <w:rFonts w:ascii="Wingdings" w:hAnsi="Wingdings" w:hint="default"/>
+        <w:sz w:val="20"/>
+      </w:rPr>
+    </w:lvl>
+  </w:abstractNum>
+  <w:abstractNum w:abstractNumId="15" w15:restartNumberingAfterBreak="0">
     <w:nsid w:val="39CA35FC"/>
     <w:multiLevelType w:val="hybridMultilevel"/>
     <w:tmpl w:val="B358EBBE"/>
@@ -2647,7 +6430,305 @@
       </w:pPr>
     </w:lvl>
   </w:abstractNum>
-  <w:abstractNum w:abstractNumId="5" w15:restartNumberingAfterBreak="0">
+  <w:abstractNum w:abstractNumId="16" w15:restartNumberingAfterBreak="0">
+    <w:nsid w:val="39CE4494"/>
+    <w:multiLevelType w:val="multilevel"/>
+    <w:tmpl w:val="347612CE"/>
+    <w:lvl w:ilvl="0">
+      <w:start w:val="1"/>
+      <w:numFmt w:val="bullet"/>
+      <w:lvlText w:val=""/>
+      <w:lvlJc w:val="left"/>
+      <w:pPr>
+        <w:tabs>
+          <w:tab w:val="num" w:pos="720"/>
+        </w:tabs>
+        <w:ind w:left="720" w:hanging="360"/>
+      </w:pPr>
+      <w:rPr>
+        <w:rFonts w:ascii="Symbol" w:hAnsi="Symbol" w:hint="default"/>
+        <w:sz w:val="20"/>
+      </w:rPr>
+    </w:lvl>
+    <w:lvl w:ilvl="1" w:tentative="1">
+      <w:start w:val="1"/>
+      <w:numFmt w:val="bullet"/>
+      <w:lvlText w:val="o"/>
+      <w:lvlJc w:val="left"/>
+      <w:pPr>
+        <w:tabs>
+          <w:tab w:val="num" w:pos="1440"/>
+        </w:tabs>
+        <w:ind w:left="1440" w:hanging="360"/>
+      </w:pPr>
+      <w:rPr>
+        <w:rFonts w:ascii="Courier New" w:hAnsi="Courier New" w:hint="default"/>
+        <w:sz w:val="20"/>
+      </w:rPr>
+    </w:lvl>
+    <w:lvl w:ilvl="2" w:tentative="1">
+      <w:start w:val="1"/>
+      <w:numFmt w:val="bullet"/>
+      <w:lvlText w:val=""/>
+      <w:lvlJc w:val="left"/>
+      <w:pPr>
+        <w:tabs>
+          <w:tab w:val="num" w:pos="2160"/>
+        </w:tabs>
+        <w:ind w:left="2160" w:hanging="360"/>
+      </w:pPr>
+      <w:rPr>
+        <w:rFonts w:ascii="Wingdings" w:hAnsi="Wingdings" w:hint="default"/>
+        <w:sz w:val="20"/>
+      </w:rPr>
+    </w:lvl>
+    <w:lvl w:ilvl="3" w:tentative="1">
+      <w:start w:val="1"/>
+      <w:numFmt w:val="bullet"/>
+      <w:lvlText w:val=""/>
+      <w:lvlJc w:val="left"/>
+      <w:pPr>
+        <w:tabs>
+          <w:tab w:val="num" w:pos="2880"/>
+        </w:tabs>
+        <w:ind w:left="2880" w:hanging="360"/>
+      </w:pPr>
+      <w:rPr>
+        <w:rFonts w:ascii="Wingdings" w:hAnsi="Wingdings" w:hint="default"/>
+        <w:sz w:val="20"/>
+      </w:rPr>
+    </w:lvl>
+    <w:lvl w:ilvl="4" w:tentative="1">
+      <w:start w:val="1"/>
+      <w:numFmt w:val="bullet"/>
+      <w:lvlText w:val=""/>
+      <w:lvlJc w:val="left"/>
+      <w:pPr>
+        <w:tabs>
+          <w:tab w:val="num" w:pos="3600"/>
+        </w:tabs>
+        <w:ind w:left="3600" w:hanging="360"/>
+      </w:pPr>
+      <w:rPr>
+        <w:rFonts w:ascii="Wingdings" w:hAnsi="Wingdings" w:hint="default"/>
+        <w:sz w:val="20"/>
+      </w:rPr>
+    </w:lvl>
+    <w:lvl w:ilvl="5" w:tentative="1">
+      <w:start w:val="1"/>
+      <w:numFmt w:val="bullet"/>
+      <w:lvlText w:val=""/>
+      <w:lvlJc w:val="left"/>
+      <w:pPr>
+        <w:tabs>
+          <w:tab w:val="num" w:pos="4320"/>
+        </w:tabs>
+        <w:ind w:left="4320" w:hanging="360"/>
+      </w:pPr>
+      <w:rPr>
+        <w:rFonts w:ascii="Wingdings" w:hAnsi="Wingdings" w:hint="default"/>
+        <w:sz w:val="20"/>
+      </w:rPr>
+    </w:lvl>
+    <w:lvl w:ilvl="6" w:tentative="1">
+      <w:start w:val="1"/>
+      <w:numFmt w:val="bullet"/>
+      <w:lvlText w:val=""/>
+      <w:lvlJc w:val="left"/>
+      <w:pPr>
+        <w:tabs>
+          <w:tab w:val="num" w:pos="5040"/>
+        </w:tabs>
+        <w:ind w:left="5040" w:hanging="360"/>
+      </w:pPr>
+      <w:rPr>
+        <w:rFonts w:ascii="Wingdings" w:hAnsi="Wingdings" w:hint="default"/>
+        <w:sz w:val="20"/>
+      </w:rPr>
+    </w:lvl>
+    <w:lvl w:ilvl="7" w:tentative="1">
+      <w:start w:val="1"/>
+      <w:numFmt w:val="bullet"/>
+      <w:lvlText w:val=""/>
+      <w:lvlJc w:val="left"/>
+      <w:pPr>
+        <w:tabs>
+          <w:tab w:val="num" w:pos="5760"/>
+        </w:tabs>
+        <w:ind w:left="5760" w:hanging="360"/>
+      </w:pPr>
+      <w:rPr>
+        <w:rFonts w:ascii="Wingdings" w:hAnsi="Wingdings" w:hint="default"/>
+        <w:sz w:val="20"/>
+      </w:rPr>
+    </w:lvl>
+    <w:lvl w:ilvl="8" w:tentative="1">
+      <w:start w:val="1"/>
+      <w:numFmt w:val="bullet"/>
+      <w:lvlText w:val=""/>
+      <w:lvlJc w:val="left"/>
+      <w:pPr>
+        <w:tabs>
+          <w:tab w:val="num" w:pos="6480"/>
+        </w:tabs>
+        <w:ind w:left="6480" w:hanging="360"/>
+      </w:pPr>
+      <w:rPr>
+        <w:rFonts w:ascii="Wingdings" w:hAnsi="Wingdings" w:hint="default"/>
+        <w:sz w:val="20"/>
+      </w:rPr>
+    </w:lvl>
+  </w:abstractNum>
+  <w:abstractNum w:abstractNumId="17" w15:restartNumberingAfterBreak="0">
+    <w:nsid w:val="42CF37C1"/>
+    <w:multiLevelType w:val="multilevel"/>
+    <w:tmpl w:val="30522DB0"/>
+    <w:lvl w:ilvl="0">
+      <w:start w:val="1"/>
+      <w:numFmt w:val="bullet"/>
+      <w:lvlText w:val=""/>
+      <w:lvlJc w:val="left"/>
+      <w:pPr>
+        <w:tabs>
+          <w:tab w:val="num" w:pos="720"/>
+        </w:tabs>
+        <w:ind w:left="720" w:hanging="360"/>
+      </w:pPr>
+      <w:rPr>
+        <w:rFonts w:ascii="Symbol" w:hAnsi="Symbol" w:hint="default"/>
+        <w:sz w:val="20"/>
+      </w:rPr>
+    </w:lvl>
+    <w:lvl w:ilvl="1" w:tentative="1">
+      <w:start w:val="1"/>
+      <w:numFmt w:val="bullet"/>
+      <w:lvlText w:val="o"/>
+      <w:lvlJc w:val="left"/>
+      <w:pPr>
+        <w:tabs>
+          <w:tab w:val="num" w:pos="1440"/>
+        </w:tabs>
+        <w:ind w:left="1440" w:hanging="360"/>
+      </w:pPr>
+      <w:rPr>
+        <w:rFonts w:ascii="Courier New" w:hAnsi="Courier New" w:hint="default"/>
+        <w:sz w:val="20"/>
+      </w:rPr>
+    </w:lvl>
+    <w:lvl w:ilvl="2" w:tentative="1">
+      <w:start w:val="1"/>
+      <w:numFmt w:val="bullet"/>
+      <w:lvlText w:val=""/>
+      <w:lvlJc w:val="left"/>
+      <w:pPr>
+        <w:tabs>
+          <w:tab w:val="num" w:pos="2160"/>
+        </w:tabs>
+        <w:ind w:left="2160" w:hanging="360"/>
+      </w:pPr>
+      <w:rPr>
+        <w:rFonts w:ascii="Wingdings" w:hAnsi="Wingdings" w:hint="default"/>
+        <w:sz w:val="20"/>
+      </w:rPr>
+    </w:lvl>
+    <w:lvl w:ilvl="3" w:tentative="1">
+      <w:start w:val="1"/>
+      <w:numFmt w:val="bullet"/>
+      <w:lvlText w:val=""/>
+      <w:lvlJc w:val="left"/>
+      <w:pPr>
+        <w:tabs>
+          <w:tab w:val="num" w:pos="2880"/>
+        </w:tabs>
+        <w:ind w:left="2880" w:hanging="360"/>
+      </w:pPr>
+      <w:rPr>
+        <w:rFonts w:ascii="Wingdings" w:hAnsi="Wingdings" w:hint="default"/>
+        <w:sz w:val="20"/>
+      </w:rPr>
+    </w:lvl>
+    <w:lvl w:ilvl="4" w:tentative="1">
+      <w:start w:val="1"/>
+      <w:numFmt w:val="bullet"/>
+      <w:lvlText w:val=""/>
+      <w:lvlJc w:val="left"/>
+      <w:pPr>
+        <w:tabs>
+          <w:tab w:val="num" w:pos="3600"/>
+        </w:tabs>
+        <w:ind w:left="3600" w:hanging="360"/>
+      </w:pPr>
+      <w:rPr>
+        <w:rFonts w:ascii="Wingdings" w:hAnsi="Wingdings" w:hint="default"/>
+        <w:sz w:val="20"/>
+      </w:rPr>
+    </w:lvl>
+    <w:lvl w:ilvl="5" w:tentative="1">
+      <w:start w:val="1"/>
+      <w:numFmt w:val="bullet"/>
+      <w:lvlText w:val=""/>
+      <w:lvlJc w:val="left"/>
+      <w:pPr>
+        <w:tabs>
+          <w:tab w:val="num" w:pos="4320"/>
+        </w:tabs>
+        <w:ind w:left="4320" w:hanging="360"/>
+      </w:pPr>
+      <w:rPr>
+        <w:rFonts w:ascii="Wingdings" w:hAnsi="Wingdings" w:hint="default"/>
+        <w:sz w:val="20"/>
+      </w:rPr>
+    </w:lvl>
+    <w:lvl w:ilvl="6" w:tentative="1">
+      <w:start w:val="1"/>
+      <w:numFmt w:val="bullet"/>
+      <w:lvlText w:val=""/>
+      <w:lvlJc w:val="left"/>
+      <w:pPr>
+        <w:tabs>
+          <w:tab w:val="num" w:pos="5040"/>
+        </w:tabs>
+        <w:ind w:left="5040" w:hanging="360"/>
+      </w:pPr>
+      <w:rPr>
+        <w:rFonts w:ascii="Wingdings" w:hAnsi="Wingdings" w:hint="default"/>
+        <w:sz w:val="20"/>
+      </w:rPr>
+    </w:lvl>
+    <w:lvl w:ilvl="7" w:tentative="1">
+      <w:start w:val="1"/>
+      <w:numFmt w:val="bullet"/>
+      <w:lvlText w:val=""/>
+      <w:lvlJc w:val="left"/>
+      <w:pPr>
+        <w:tabs>
+          <w:tab w:val="num" w:pos="5760"/>
+        </w:tabs>
+        <w:ind w:left="5760" w:hanging="360"/>
+      </w:pPr>
+      <w:rPr>
+        <w:rFonts w:ascii="Wingdings" w:hAnsi="Wingdings" w:hint="default"/>
+        <w:sz w:val="20"/>
+      </w:rPr>
+    </w:lvl>
+    <w:lvl w:ilvl="8" w:tentative="1">
+      <w:start w:val="1"/>
+      <w:numFmt w:val="bullet"/>
+      <w:lvlText w:val=""/>
+      <w:lvlJc w:val="left"/>
+      <w:pPr>
+        <w:tabs>
+          <w:tab w:val="num" w:pos="6480"/>
+        </w:tabs>
+        <w:ind w:left="6480" w:hanging="360"/>
+      </w:pPr>
+      <w:rPr>
+        <w:rFonts w:ascii="Wingdings" w:hAnsi="Wingdings" w:hint="default"/>
+        <w:sz w:val="20"/>
+      </w:rPr>
+    </w:lvl>
+  </w:abstractNum>
+  <w:abstractNum w:abstractNumId="18" w15:restartNumberingAfterBreak="0">
     <w:nsid w:val="4BC464B3"/>
     <w:multiLevelType w:val="hybridMultilevel"/>
     <w:tmpl w:val="0DF6DE9C"/>
@@ -2736,7 +6817,7 @@
       </w:pPr>
     </w:lvl>
   </w:abstractNum>
-  <w:abstractNum w:abstractNumId="6" w15:restartNumberingAfterBreak="0">
+  <w:abstractNum w:abstractNumId="19" w15:restartNumberingAfterBreak="0">
     <w:nsid w:val="54A61BE7"/>
     <w:multiLevelType w:val="hybridMultilevel"/>
     <w:tmpl w:val="01A091C8"/>
@@ -2825,7 +6906,7 @@
       </w:pPr>
     </w:lvl>
   </w:abstractNum>
-  <w:abstractNum w:abstractNumId="7" w15:restartNumberingAfterBreak="0">
+  <w:abstractNum w:abstractNumId="20" w15:restartNumberingAfterBreak="0">
     <w:nsid w:val="5F382576"/>
     <w:multiLevelType w:val="hybridMultilevel"/>
     <w:tmpl w:val="54689A7C"/>
@@ -2914,7 +6995,156 @@
       </w:pPr>
     </w:lvl>
   </w:abstractNum>
-  <w:abstractNum w:abstractNumId="8" w15:restartNumberingAfterBreak="0">
+  <w:abstractNum w:abstractNumId="21" w15:restartNumberingAfterBreak="0">
+    <w:nsid w:val="62105E0D"/>
+    <w:multiLevelType w:val="multilevel"/>
+    <w:tmpl w:val="DA88356C"/>
+    <w:lvl w:ilvl="0">
+      <w:start w:val="1"/>
+      <w:numFmt w:val="bullet"/>
+      <w:lvlText w:val=""/>
+      <w:lvlJc w:val="left"/>
+      <w:pPr>
+        <w:tabs>
+          <w:tab w:val="num" w:pos="720"/>
+        </w:tabs>
+        <w:ind w:left="720" w:hanging="360"/>
+      </w:pPr>
+      <w:rPr>
+        <w:rFonts w:ascii="Symbol" w:hAnsi="Symbol" w:hint="default"/>
+        <w:sz w:val="20"/>
+      </w:rPr>
+    </w:lvl>
+    <w:lvl w:ilvl="1" w:tentative="1">
+      <w:start w:val="1"/>
+      <w:numFmt w:val="bullet"/>
+      <w:lvlText w:val="o"/>
+      <w:lvlJc w:val="left"/>
+      <w:pPr>
+        <w:tabs>
+          <w:tab w:val="num" w:pos="1440"/>
+        </w:tabs>
+        <w:ind w:left="1440" w:hanging="360"/>
+      </w:pPr>
+      <w:rPr>
+        <w:rFonts w:ascii="Courier New" w:hAnsi="Courier New" w:hint="default"/>
+        <w:sz w:val="20"/>
+      </w:rPr>
+    </w:lvl>
+    <w:lvl w:ilvl="2" w:tentative="1">
+      <w:start w:val="1"/>
+      <w:numFmt w:val="bullet"/>
+      <w:lvlText w:val=""/>
+      <w:lvlJc w:val="left"/>
+      <w:pPr>
+        <w:tabs>
+          <w:tab w:val="num" w:pos="2160"/>
+        </w:tabs>
+        <w:ind w:left="2160" w:hanging="360"/>
+      </w:pPr>
+      <w:rPr>
+        <w:rFonts w:ascii="Wingdings" w:hAnsi="Wingdings" w:hint="default"/>
+        <w:sz w:val="20"/>
+      </w:rPr>
+    </w:lvl>
+    <w:lvl w:ilvl="3" w:tentative="1">
+      <w:start w:val="1"/>
+      <w:numFmt w:val="bullet"/>
+      <w:lvlText w:val=""/>
+      <w:lvlJc w:val="left"/>
+      <w:pPr>
+        <w:tabs>
+          <w:tab w:val="num" w:pos="2880"/>
+        </w:tabs>
+        <w:ind w:left="2880" w:hanging="360"/>
+      </w:pPr>
+      <w:rPr>
+        <w:rFonts w:ascii="Wingdings" w:hAnsi="Wingdings" w:hint="default"/>
+        <w:sz w:val="20"/>
+      </w:rPr>
+    </w:lvl>
+    <w:lvl w:ilvl="4" w:tentative="1">
+      <w:start w:val="1"/>
+      <w:numFmt w:val="bullet"/>
+      <w:lvlText w:val=""/>
+      <w:lvlJc w:val="left"/>
+      <w:pPr>
+        <w:tabs>
+          <w:tab w:val="num" w:pos="3600"/>
+        </w:tabs>
+        <w:ind w:left="3600" w:hanging="360"/>
+      </w:pPr>
+      <w:rPr>
+        <w:rFonts w:ascii="Wingdings" w:hAnsi="Wingdings" w:hint="default"/>
+        <w:sz w:val="20"/>
+      </w:rPr>
+    </w:lvl>
+    <w:lvl w:ilvl="5" w:tentative="1">
+      <w:start w:val="1"/>
+      <w:numFmt w:val="bullet"/>
+      <w:lvlText w:val=""/>
+      <w:lvlJc w:val="left"/>
+      <w:pPr>
+        <w:tabs>
+          <w:tab w:val="num" w:pos="4320"/>
+        </w:tabs>
+        <w:ind w:left="4320" w:hanging="360"/>
+      </w:pPr>
+      <w:rPr>
+        <w:rFonts w:ascii="Wingdings" w:hAnsi="Wingdings" w:hint="default"/>
+        <w:sz w:val="20"/>
+      </w:rPr>
+    </w:lvl>
+    <w:lvl w:ilvl="6" w:tentative="1">
+      <w:start w:val="1"/>
+      <w:numFmt w:val="bullet"/>
+      <w:lvlText w:val=""/>
+      <w:lvlJc w:val="left"/>
+      <w:pPr>
+        <w:tabs>
+          <w:tab w:val="num" w:pos="5040"/>
+        </w:tabs>
+        <w:ind w:left="5040" w:hanging="360"/>
+      </w:pPr>
+      <w:rPr>
+        <w:rFonts w:ascii="Wingdings" w:hAnsi="Wingdings" w:hint="default"/>
+        <w:sz w:val="20"/>
+      </w:rPr>
+    </w:lvl>
+    <w:lvl w:ilvl="7" w:tentative="1">
+      <w:start w:val="1"/>
+      <w:numFmt w:val="bullet"/>
+      <w:lvlText w:val=""/>
+      <w:lvlJc w:val="left"/>
+      <w:pPr>
+        <w:tabs>
+          <w:tab w:val="num" w:pos="5760"/>
+        </w:tabs>
+        <w:ind w:left="5760" w:hanging="360"/>
+      </w:pPr>
+      <w:rPr>
+        <w:rFonts w:ascii="Wingdings" w:hAnsi="Wingdings" w:hint="default"/>
+        <w:sz w:val="20"/>
+      </w:rPr>
+    </w:lvl>
+    <w:lvl w:ilvl="8" w:tentative="1">
+      <w:start w:val="1"/>
+      <w:numFmt w:val="bullet"/>
+      <w:lvlText w:val=""/>
+      <w:lvlJc w:val="left"/>
+      <w:pPr>
+        <w:tabs>
+          <w:tab w:val="num" w:pos="6480"/>
+        </w:tabs>
+        <w:ind w:left="6480" w:hanging="360"/>
+      </w:pPr>
+      <w:rPr>
+        <w:rFonts w:ascii="Wingdings" w:hAnsi="Wingdings" w:hint="default"/>
+        <w:sz w:val="20"/>
+      </w:rPr>
+    </w:lvl>
+  </w:abstractNum>
+  <w:abstractNum w:abstractNumId="22" w15:restartNumberingAfterBreak="0">
     <w:nsid w:val="6B804C40"/>
     <w:multiLevelType w:val="hybridMultilevel"/>
     <w:tmpl w:val="E3BAED6C"/>
@@ -3003,7 +7233,7 @@
       </w:pPr>
     </w:lvl>
   </w:abstractNum>
-  <w:abstractNum w:abstractNumId="9" w15:restartNumberingAfterBreak="0">
+  <w:abstractNum w:abstractNumId="23" w15:restartNumberingAfterBreak="0">
     <w:nsid w:val="6EFB553E"/>
     <w:multiLevelType w:val="hybridMultilevel"/>
     <w:tmpl w:val="05B2D17C"/>
@@ -3092,7 +7322,156 @@
       </w:pPr>
     </w:lvl>
   </w:abstractNum>
-  <w:abstractNum w:abstractNumId="10" w15:restartNumberingAfterBreak="0">
+  <w:abstractNum w:abstractNumId="24" w15:restartNumberingAfterBreak="0">
+    <w:nsid w:val="6FA906C7"/>
+    <w:multiLevelType w:val="multilevel"/>
+    <w:tmpl w:val="6B5E6D6A"/>
+    <w:lvl w:ilvl="0">
+      <w:start w:val="1"/>
+      <w:numFmt w:val="bullet"/>
+      <w:lvlText w:val=""/>
+      <w:lvlJc w:val="left"/>
+      <w:pPr>
+        <w:tabs>
+          <w:tab w:val="num" w:pos="720"/>
+        </w:tabs>
+        <w:ind w:left="720" w:hanging="360"/>
+      </w:pPr>
+      <w:rPr>
+        <w:rFonts w:ascii="Symbol" w:hAnsi="Symbol" w:hint="default"/>
+        <w:sz w:val="20"/>
+      </w:rPr>
+    </w:lvl>
+    <w:lvl w:ilvl="1" w:tentative="1">
+      <w:start w:val="1"/>
+      <w:numFmt w:val="bullet"/>
+      <w:lvlText w:val="o"/>
+      <w:lvlJc w:val="left"/>
+      <w:pPr>
+        <w:tabs>
+          <w:tab w:val="num" w:pos="1440"/>
+        </w:tabs>
+        <w:ind w:left="1440" w:hanging="360"/>
+      </w:pPr>
+      <w:rPr>
+        <w:rFonts w:ascii="Courier New" w:hAnsi="Courier New" w:hint="default"/>
+        <w:sz w:val="20"/>
+      </w:rPr>
+    </w:lvl>
+    <w:lvl w:ilvl="2" w:tentative="1">
+      <w:start w:val="1"/>
+      <w:numFmt w:val="bullet"/>
+      <w:lvlText w:val=""/>
+      <w:lvlJc w:val="left"/>
+      <w:pPr>
+        <w:tabs>
+          <w:tab w:val="num" w:pos="2160"/>
+        </w:tabs>
+        <w:ind w:left="2160" w:hanging="360"/>
+      </w:pPr>
+      <w:rPr>
+        <w:rFonts w:ascii="Wingdings" w:hAnsi="Wingdings" w:hint="default"/>
+        <w:sz w:val="20"/>
+      </w:rPr>
+    </w:lvl>
+    <w:lvl w:ilvl="3" w:tentative="1">
+      <w:start w:val="1"/>
+      <w:numFmt w:val="bullet"/>
+      <w:lvlText w:val=""/>
+      <w:lvlJc w:val="left"/>
+      <w:pPr>
+        <w:tabs>
+          <w:tab w:val="num" w:pos="2880"/>
+        </w:tabs>
+        <w:ind w:left="2880" w:hanging="360"/>
+      </w:pPr>
+      <w:rPr>
+        <w:rFonts w:ascii="Wingdings" w:hAnsi="Wingdings" w:hint="default"/>
+        <w:sz w:val="20"/>
+      </w:rPr>
+    </w:lvl>
+    <w:lvl w:ilvl="4" w:tentative="1">
+      <w:start w:val="1"/>
+      <w:numFmt w:val="bullet"/>
+      <w:lvlText w:val=""/>
+      <w:lvlJc w:val="left"/>
+      <w:pPr>
+        <w:tabs>
+          <w:tab w:val="num" w:pos="3600"/>
+        </w:tabs>
+        <w:ind w:left="3600" w:hanging="360"/>
+      </w:pPr>
+      <w:rPr>
+        <w:rFonts w:ascii="Wingdings" w:hAnsi="Wingdings" w:hint="default"/>
+        <w:sz w:val="20"/>
+      </w:rPr>
+    </w:lvl>
+    <w:lvl w:ilvl="5" w:tentative="1">
+      <w:start w:val="1"/>
+      <w:numFmt w:val="bullet"/>
+      <w:lvlText w:val=""/>
+      <w:lvlJc w:val="left"/>
+      <w:pPr>
+        <w:tabs>
+          <w:tab w:val="num" w:pos="4320"/>
+        </w:tabs>
+        <w:ind w:left="4320" w:hanging="360"/>
+      </w:pPr>
+      <w:rPr>
+        <w:rFonts w:ascii="Wingdings" w:hAnsi="Wingdings" w:hint="default"/>
+        <w:sz w:val="20"/>
+      </w:rPr>
+    </w:lvl>
+    <w:lvl w:ilvl="6" w:tentative="1">
+      <w:start w:val="1"/>
+      <w:numFmt w:val="bullet"/>
+      <w:lvlText w:val=""/>
+      <w:lvlJc w:val="left"/>
+      <w:pPr>
+        <w:tabs>
+          <w:tab w:val="num" w:pos="5040"/>
+        </w:tabs>
+        <w:ind w:left="5040" w:hanging="360"/>
+      </w:pPr>
+      <w:rPr>
+        <w:rFonts w:ascii="Wingdings" w:hAnsi="Wingdings" w:hint="default"/>
+        <w:sz w:val="20"/>
+      </w:rPr>
+    </w:lvl>
+    <w:lvl w:ilvl="7" w:tentative="1">
+      <w:start w:val="1"/>
+      <w:numFmt w:val="bullet"/>
+      <w:lvlText w:val=""/>
+      <w:lvlJc w:val="left"/>
+      <w:pPr>
+        <w:tabs>
+          <w:tab w:val="num" w:pos="5760"/>
+        </w:tabs>
+        <w:ind w:left="5760" w:hanging="360"/>
+      </w:pPr>
+      <w:rPr>
+        <w:rFonts w:ascii="Wingdings" w:hAnsi="Wingdings" w:hint="default"/>
+        <w:sz w:val="20"/>
+      </w:rPr>
+    </w:lvl>
+    <w:lvl w:ilvl="8" w:tentative="1">
+      <w:start w:val="1"/>
+      <w:numFmt w:val="bullet"/>
+      <w:lvlText w:val=""/>
+      <w:lvlJc w:val="left"/>
+      <w:pPr>
+        <w:tabs>
+          <w:tab w:val="num" w:pos="6480"/>
+        </w:tabs>
+        <w:ind w:left="6480" w:hanging="360"/>
+      </w:pPr>
+      <w:rPr>
+        <w:rFonts w:ascii="Wingdings" w:hAnsi="Wingdings" w:hint="default"/>
+        <w:sz w:val="20"/>
+      </w:rPr>
+    </w:lvl>
+  </w:abstractNum>
+  <w:abstractNum w:abstractNumId="25" w15:restartNumberingAfterBreak="0">
     <w:nsid w:val="76DF2A6E"/>
     <w:multiLevelType w:val="hybridMultilevel"/>
     <w:tmpl w:val="625E1EB6"/>
@@ -3181,7 +7560,7 @@
       </w:pPr>
     </w:lvl>
   </w:abstractNum>
-  <w:abstractNum w:abstractNumId="11" w15:restartNumberingAfterBreak="0">
+  <w:abstractNum w:abstractNumId="26" w15:restartNumberingAfterBreak="0">
     <w:nsid w:val="77986170"/>
     <w:multiLevelType w:val="hybridMultilevel"/>
     <w:tmpl w:val="C3B2066E"/>
@@ -3270,7 +7649,7 @@
       </w:pPr>
     </w:lvl>
   </w:abstractNum>
-  <w:abstractNum w:abstractNumId="12" w15:restartNumberingAfterBreak="0">
+  <w:abstractNum w:abstractNumId="27" w15:restartNumberingAfterBreak="0">
     <w:nsid w:val="7A9A2AEB"/>
     <w:multiLevelType w:val="hybridMultilevel"/>
     <w:tmpl w:val="FD6EF938"/>
@@ -3360,43 +7739,88 @@
     </w:lvl>
   </w:abstractNum>
   <w:num w:numId="1" w16cid:durableId="955791244">
-    <w:abstractNumId w:val="7"/>
+    <w:abstractNumId w:val="20"/>
   </w:num>
   <w:num w:numId="2" w16cid:durableId="316570505">
+    <w:abstractNumId w:val="23"/>
+  </w:num>
+  <w:num w:numId="3" w16cid:durableId="1179200907">
+    <w:abstractNumId w:val="22"/>
+  </w:num>
+  <w:num w:numId="4" w16cid:durableId="707410356">
+    <w:abstractNumId w:val="19"/>
+  </w:num>
+  <w:num w:numId="5" w16cid:durableId="1357610521">
     <w:abstractNumId w:val="9"/>
   </w:num>
-  <w:num w:numId="3" w16cid:durableId="1179200907">
-    <w:abstractNumId w:val="8"/>
-  </w:num>
-  <w:num w:numId="4" w16cid:durableId="707410356">
-    <w:abstractNumId w:val="6"/>
-  </w:num>
-  <w:num w:numId="5" w16cid:durableId="1357610521">
-    <w:abstractNumId w:val="3"/>
-  </w:num>
   <w:num w:numId="6" w16cid:durableId="299002271">
-    <w:abstractNumId w:val="4"/>
+    <w:abstractNumId w:val="15"/>
   </w:num>
   <w:num w:numId="7" w16cid:durableId="1535071031">
-    <w:abstractNumId w:val="10"/>
+    <w:abstractNumId w:val="25"/>
   </w:num>
   <w:num w:numId="8" w16cid:durableId="2129273722">
     <w:abstractNumId w:val="0"/>
   </w:num>
   <w:num w:numId="9" w16cid:durableId="1023476357">
+    <w:abstractNumId w:val="26"/>
+  </w:num>
+  <w:num w:numId="10" w16cid:durableId="87388894">
+    <w:abstractNumId w:val="18"/>
+  </w:num>
+  <w:num w:numId="11" w16cid:durableId="919024919">
+    <w:abstractNumId w:val="27"/>
+  </w:num>
+  <w:num w:numId="12" w16cid:durableId="299893459">
+    <w:abstractNumId w:val="3"/>
+  </w:num>
+  <w:num w:numId="13" w16cid:durableId="1843203063">
+    <w:abstractNumId w:val="5"/>
+  </w:num>
+  <w:num w:numId="14" w16cid:durableId="821892064">
     <w:abstractNumId w:val="11"/>
   </w:num>
-  <w:num w:numId="10" w16cid:durableId="87388894">
-    <w:abstractNumId w:val="5"/>
+  <w:num w:numId="15" w16cid:durableId="997150553">
+    <w:abstractNumId w:val="10"/>
   </w:num>
-  <w:num w:numId="11" w16cid:durableId="919024919">
+  <w:num w:numId="16" w16cid:durableId="2110351117">
+    <w:abstractNumId w:val="21"/>
+  </w:num>
+  <w:num w:numId="17" w16cid:durableId="1627392660">
+    <w:abstractNumId w:val="16"/>
+  </w:num>
+  <w:num w:numId="18" w16cid:durableId="1189172948">
+    <w:abstractNumId w:val="4"/>
+  </w:num>
+  <w:num w:numId="19" w16cid:durableId="432438163">
+    <w:abstractNumId w:val="17"/>
+  </w:num>
+  <w:num w:numId="20" w16cid:durableId="685982497">
+    <w:abstractNumId w:val="1"/>
+  </w:num>
+  <w:num w:numId="21" w16cid:durableId="1412393279">
+    <w:abstractNumId w:val="2"/>
+  </w:num>
+  <w:num w:numId="22" w16cid:durableId="1964771365">
+    <w:abstractNumId w:val="24"/>
+  </w:num>
+  <w:num w:numId="23" w16cid:durableId="1524124314">
+    <w:abstractNumId w:val="6"/>
+  </w:num>
+  <w:num w:numId="24" w16cid:durableId="520052933">
+    <w:abstractNumId w:val="13"/>
+  </w:num>
+  <w:num w:numId="25" w16cid:durableId="1939363062">
     <w:abstractNumId w:val="12"/>
   </w:num>
-  <w:num w:numId="12" w16cid:durableId="299893459">
-    <w:abstractNumId w:val="1"/>
+  <w:num w:numId="26" w16cid:durableId="1743522507">
+    <w:abstractNumId w:val="8"/>
   </w:num>
-  <w:num w:numId="13" w16cid:durableId="1843203063">
-    <w:abstractNumId w:val="2"/>
+  <w:num w:numId="27" w16cid:durableId="766004225">
+    <w:abstractNumId w:val="14"/>
+  </w:num>
+  <w:num w:numId="28" w16cid:durableId="1019625357">
+    <w:abstractNumId w:val="7"/>
   </w:num>
 </w:numbering>
 </file>

--- a/SQL Practice.docx
+++ b/SQL Practice.docx
@@ -37,31 +37,7 @@
         <w:t>SELECT</w:t>
       </w:r>
       <w:r>
-        <w:t xml:space="preserve"> </w:t>
-      </w:r>
-      <w:proofErr w:type="spellStart"/>
-      <w:r>
-        <w:t>e.first_name</w:t>
-      </w:r>
-      <w:proofErr w:type="spellEnd"/>
-      <w:r>
-        <w:t xml:space="preserve">, </w:t>
-      </w:r>
-      <w:proofErr w:type="spellStart"/>
-      <w:r>
-        <w:t>e.last_name</w:t>
-      </w:r>
-      <w:proofErr w:type="spellEnd"/>
-      <w:r>
-        <w:t xml:space="preserve">, </w:t>
-      </w:r>
-      <w:proofErr w:type="spellStart"/>
-      <w:r>
-        <w:t>w.location</w:t>
-      </w:r>
-      <w:proofErr w:type="spellEnd"/>
-      <w:r>
-        <w:t xml:space="preserve"> </w:t>
+        <w:t xml:space="preserve"> e.first_name, e.last_name, w.location </w:t>
       </w:r>
       <w:r>
         <w:rPr>
@@ -71,15 +47,7 @@
         <w:t>AS</w:t>
       </w:r>
       <w:r>
-        <w:t xml:space="preserve"> </w:t>
-      </w:r>
-      <w:proofErr w:type="spellStart"/>
-      <w:r>
-        <w:t>warehouse_location</w:t>
-      </w:r>
-      <w:proofErr w:type="spellEnd"/>
-      <w:r>
-        <w:t xml:space="preserve"> </w:t>
+        <w:t xml:space="preserve"> warehouse_location </w:t>
       </w:r>
       <w:r>
         <w:rPr>
@@ -99,23 +67,7 @@
         <w:t>ON</w:t>
       </w:r>
       <w:r>
-        <w:t xml:space="preserve"> </w:t>
-      </w:r>
-      <w:proofErr w:type="spellStart"/>
-      <w:r>
-        <w:t>e.warehouse_id</w:t>
-      </w:r>
-      <w:proofErr w:type="spellEnd"/>
-      <w:r>
-        <w:t xml:space="preserve"> = </w:t>
-      </w:r>
-      <w:proofErr w:type="spellStart"/>
-      <w:r>
-        <w:t>w.warehouse_id</w:t>
-      </w:r>
-      <w:proofErr w:type="spellEnd"/>
-      <w:r>
-        <w:t>;</w:t>
+        <w:t xml:space="preserve"> e.warehouse_id = w.warehouse_id;</w:t>
       </w:r>
     </w:p>
     <w:p>
@@ -230,23 +182,7 @@
         <w:t>SELECT</w:t>
       </w:r>
       <w:r>
-        <w:t xml:space="preserve"> </w:t>
-      </w:r>
-      <w:proofErr w:type="spellStart"/>
-      <w:r>
-        <w:t>product_name</w:t>
-      </w:r>
-      <w:proofErr w:type="spellEnd"/>
-      <w:r>
-        <w:t xml:space="preserve">, price, </w:t>
-      </w:r>
-      <w:proofErr w:type="spellStart"/>
-      <w:r>
-        <w:t>stock_quantity</w:t>
-      </w:r>
-      <w:proofErr w:type="spellEnd"/>
-      <w:r>
-        <w:t xml:space="preserve"> </w:t>
+        <w:t xml:space="preserve"> product_name, price, stock_quantity </w:t>
       </w:r>
       <w:r>
         <w:rPr>
@@ -370,31 +306,7 @@
         <w:t>SELECT</w:t>
       </w:r>
       <w:r>
-        <w:t xml:space="preserve"> </w:t>
-      </w:r>
-      <w:proofErr w:type="spellStart"/>
-      <w:r>
-        <w:t>o.order_id</w:t>
-      </w:r>
-      <w:proofErr w:type="spellEnd"/>
-      <w:r>
-        <w:t xml:space="preserve">, </w:t>
-      </w:r>
-      <w:proofErr w:type="spellStart"/>
-      <w:r>
-        <w:t>c.first_name</w:t>
-      </w:r>
-      <w:proofErr w:type="spellEnd"/>
-      <w:r>
-        <w:t xml:space="preserve"> || ' ' || </w:t>
-      </w:r>
-      <w:proofErr w:type="spellStart"/>
-      <w:r>
-        <w:t>c.last_name</w:t>
-      </w:r>
-      <w:proofErr w:type="spellEnd"/>
-      <w:r>
-        <w:t xml:space="preserve"> </w:t>
+        <w:t xml:space="preserve"> o.order_id, c.first_name || ' ' || c.last_name </w:t>
       </w:r>
       <w:r>
         <w:rPr>
@@ -404,23 +316,7 @@
         <w:t>AS</w:t>
       </w:r>
       <w:r>
-        <w:t xml:space="preserve"> </w:t>
-      </w:r>
-      <w:proofErr w:type="spellStart"/>
-      <w:r>
-        <w:t>customer_name</w:t>
-      </w:r>
-      <w:proofErr w:type="spellEnd"/>
-      <w:r>
-        <w:t xml:space="preserve">, </w:t>
-      </w:r>
-      <w:proofErr w:type="spellStart"/>
-      <w:r>
-        <w:t>o.order_date</w:t>
-      </w:r>
-      <w:proofErr w:type="spellEnd"/>
-      <w:r>
-        <w:t xml:space="preserve"> </w:t>
+        <w:t xml:space="preserve"> customer_name, o.order_date </w:t>
       </w:r>
       <w:r>
         <w:rPr>
@@ -440,23 +336,7 @@
         <w:t>ON</w:t>
       </w:r>
       <w:r>
-        <w:t xml:space="preserve"> </w:t>
-      </w:r>
-      <w:proofErr w:type="spellStart"/>
-      <w:r>
-        <w:t>o.customer_id</w:t>
-      </w:r>
-      <w:proofErr w:type="spellEnd"/>
-      <w:r>
-        <w:t xml:space="preserve"> = </w:t>
-      </w:r>
-      <w:proofErr w:type="spellStart"/>
-      <w:r>
-        <w:t>c.customer_id</w:t>
-      </w:r>
-      <w:proofErr w:type="spellEnd"/>
-      <w:r>
-        <w:t xml:space="preserve"> </w:t>
+        <w:t xml:space="preserve"> o.customer_id = c.customer_id </w:t>
       </w:r>
       <w:r>
         <w:rPr>
@@ -466,15 +346,7 @@
         <w:t>WHERE</w:t>
       </w:r>
       <w:r>
-        <w:t xml:space="preserve"> </w:t>
-      </w:r>
-      <w:proofErr w:type="spellStart"/>
-      <w:r>
-        <w:t>o.order_date</w:t>
-      </w:r>
-      <w:proofErr w:type="spellEnd"/>
-      <w:r>
-        <w:t xml:space="preserve"> &gt; '2024-01-01';</w:t>
+        <w:t xml:space="preserve"> o.order_date &gt; '2024-01-01';</w:t>
       </w:r>
     </w:p>
     <w:p>
@@ -573,124 +445,98 @@
         <w:t>SELECT</w:t>
       </w:r>
       <w:r>
+        <w:t xml:space="preserve"> p.category, COUNT(</w:t>
+      </w:r>
+      <w:r>
+        <w:rPr>
+          <w:b/>
+          <w:bCs/>
+        </w:rPr>
+        <w:t>DISTINCT</w:t>
+      </w:r>
+      <w:r>
+        <w:t xml:space="preserve"> p.product_id) </w:t>
+      </w:r>
+      <w:r>
+        <w:rPr>
+          <w:b/>
+          <w:bCs/>
+        </w:rPr>
+        <w:t>AS</w:t>
+      </w:r>
+      <w:r>
+        <w:t xml:space="preserve"> product_count, ROUND(AVG(r.rating), 2) </w:t>
+      </w:r>
+      <w:r>
+        <w:rPr>
+          <w:b/>
+          <w:bCs/>
+        </w:rPr>
+        <w:t>AS</w:t>
+      </w:r>
+      <w:r>
+        <w:t xml:space="preserve"> avg_rating </w:t>
+      </w:r>
+      <w:r>
+        <w:rPr>
+          <w:b/>
+          <w:bCs/>
+        </w:rPr>
+        <w:t>FROM</w:t>
+      </w:r>
+      <w:r>
+        <w:t xml:space="preserve"> products p INNER JOIN reviews r </w:t>
+      </w:r>
+      <w:r>
+        <w:rPr>
+          <w:b/>
+          <w:bCs/>
+        </w:rPr>
+        <w:t>ON</w:t>
+      </w:r>
+      <w:r>
+        <w:t xml:space="preserve"> p.product_id = r.product_id </w:t>
+      </w:r>
+      <w:r>
+        <w:rPr>
+          <w:b/>
+          <w:bCs/>
+        </w:rPr>
+        <w:t>GROUP</w:t>
+      </w:r>
+      <w:r>
         <w:t xml:space="preserve"> </w:t>
       </w:r>
-      <w:proofErr w:type="spellStart"/>
-      <w:r>
-        <w:t>p.category</w:t>
-      </w:r>
-      <w:proofErr w:type="spellEnd"/>
-      <w:r>
-        <w:t>, COUNT(</w:t>
-      </w:r>
-      <w:r>
-        <w:rPr>
-          <w:b/>
-          <w:bCs/>
-        </w:rPr>
-        <w:t>DISTINCT</w:t>
+      <w:r>
+        <w:rPr>
+          <w:b/>
+          <w:bCs/>
+        </w:rPr>
+        <w:t>BY</w:t>
+      </w:r>
+      <w:r>
+        <w:t xml:space="preserve"> p.category </w:t>
+      </w:r>
+      <w:r>
+        <w:rPr>
+          <w:b/>
+          <w:bCs/>
+        </w:rPr>
+        <w:t>HAVING</w:t>
+      </w:r>
+      <w:r>
+        <w:t xml:space="preserve"> AVG(r.rating) &gt; 4.0 </w:t>
+      </w:r>
+      <w:r>
+        <w:rPr>
+          <w:b/>
+          <w:bCs/>
+        </w:rPr>
+        <w:t>ORDER</w:t>
       </w:r>
       <w:r>
         <w:t xml:space="preserve"> </w:t>
       </w:r>
-      <w:proofErr w:type="spellStart"/>
-      <w:r>
-        <w:t>p.product_id</w:t>
-      </w:r>
-      <w:proofErr w:type="spellEnd"/>
-      <w:r>
-        <w:t xml:space="preserve">) </w:t>
-      </w:r>
-      <w:r>
-        <w:rPr>
-          <w:b/>
-          <w:bCs/>
-        </w:rPr>
-        <w:t>AS</w:t>
-      </w:r>
-      <w:r>
-        <w:t xml:space="preserve"> </w:t>
-      </w:r>
-      <w:proofErr w:type="spellStart"/>
-      <w:r>
-        <w:t>product_count</w:t>
-      </w:r>
-      <w:proofErr w:type="spellEnd"/>
-      <w:r>
-        <w:t>, ROUND(AVG(</w:t>
-      </w:r>
-      <w:proofErr w:type="spellStart"/>
-      <w:r>
-        <w:t>r.rating</w:t>
-      </w:r>
-      <w:proofErr w:type="spellEnd"/>
-      <w:r>
-        <w:t xml:space="preserve">), 2) </w:t>
-      </w:r>
-      <w:r>
-        <w:rPr>
-          <w:b/>
-          <w:bCs/>
-        </w:rPr>
-        <w:t>AS</w:t>
-      </w:r>
-      <w:r>
-        <w:t xml:space="preserve"> </w:t>
-      </w:r>
-      <w:proofErr w:type="spellStart"/>
-      <w:r>
-        <w:t>avg_rating</w:t>
-      </w:r>
-      <w:proofErr w:type="spellEnd"/>
-      <w:r>
-        <w:t xml:space="preserve"> </w:t>
-      </w:r>
-      <w:r>
-        <w:rPr>
-          <w:b/>
-          <w:bCs/>
-        </w:rPr>
-        <w:t>FROM</w:t>
-      </w:r>
-      <w:r>
-        <w:t xml:space="preserve"> products p INNER JOIN reviews r </w:t>
-      </w:r>
-      <w:r>
-        <w:rPr>
-          <w:b/>
-          <w:bCs/>
-        </w:rPr>
-        <w:t>ON</w:t>
-      </w:r>
-      <w:r>
-        <w:t xml:space="preserve"> </w:t>
-      </w:r>
-      <w:proofErr w:type="spellStart"/>
-      <w:r>
-        <w:t>p.product_id</w:t>
-      </w:r>
-      <w:proofErr w:type="spellEnd"/>
-      <w:r>
-        <w:t xml:space="preserve"> = </w:t>
-      </w:r>
-      <w:proofErr w:type="spellStart"/>
-      <w:r>
-        <w:t>r.product_id</w:t>
-      </w:r>
-      <w:proofErr w:type="spellEnd"/>
-      <w:r>
-        <w:t xml:space="preserve"> </w:t>
-      </w:r>
-      <w:r>
-        <w:rPr>
-          <w:b/>
-          <w:bCs/>
-        </w:rPr>
-        <w:t>GROUP</w:t>
-      </w:r>
-      <w:r>
-        <w:t xml:space="preserve"> </w:t>
-      </w:r>
       <w:r>
         <w:rPr>
           <w:b/>
@@ -699,61 +545,7 @@
         <w:t>BY</w:t>
       </w:r>
       <w:r>
-        <w:t xml:space="preserve"> </w:t>
-      </w:r>
-      <w:proofErr w:type="spellStart"/>
-      <w:r>
-        <w:t>p.category</w:t>
-      </w:r>
-      <w:proofErr w:type="spellEnd"/>
-      <w:r>
-        <w:t xml:space="preserve"> </w:t>
-      </w:r>
-      <w:r>
-        <w:rPr>
-          <w:b/>
-          <w:bCs/>
-        </w:rPr>
-        <w:t>HAVING</w:t>
-      </w:r>
-      <w:r>
-        <w:t xml:space="preserve"> AVG(</w:t>
-      </w:r>
-      <w:proofErr w:type="spellStart"/>
-      <w:r>
-        <w:t>r.rating</w:t>
-      </w:r>
-      <w:proofErr w:type="spellEnd"/>
-      <w:r>
-        <w:t xml:space="preserve">) &gt; 4.0 </w:t>
-      </w:r>
-      <w:r>
-        <w:rPr>
-          <w:b/>
-          <w:bCs/>
-        </w:rPr>
-        <w:t>ORDER</w:t>
-      </w:r>
-      <w:r>
-        <w:t xml:space="preserve"> </w:t>
-      </w:r>
-      <w:r>
-        <w:rPr>
-          <w:b/>
-          <w:bCs/>
-        </w:rPr>
-        <w:t>BY</w:t>
-      </w:r>
-      <w:r>
-        <w:t xml:space="preserve"> </w:t>
-      </w:r>
-      <w:proofErr w:type="spellStart"/>
-      <w:r>
-        <w:t>avg_rating</w:t>
-      </w:r>
-      <w:proofErr w:type="spellEnd"/>
-      <w:r>
-        <w:t xml:space="preserve"> </w:t>
+        <w:t xml:space="preserve"> avg_rating </w:t>
       </w:r>
       <w:r>
         <w:rPr>
@@ -881,15 +673,7 @@
         <w:t>SELECT</w:t>
       </w:r>
       <w:r>
-        <w:t xml:space="preserve"> </w:t>
-      </w:r>
-      <w:proofErr w:type="spellStart"/>
-      <w:r>
-        <w:t>product_name</w:t>
-      </w:r>
-      <w:proofErr w:type="spellEnd"/>
-      <w:r>
-        <w:t xml:space="preserve">, price </w:t>
+        <w:t xml:space="preserve"> product_name, price </w:t>
       </w:r>
       <w:r>
         <w:rPr>
@@ -979,15 +763,7 @@
         </w:numPr>
       </w:pPr>
       <w:r>
-        <w:t xml:space="preserve">From the following tables write a SQL query to find the salesperson and customer who reside in the same city. Return Salesman, </w:t>
-      </w:r>
-      <w:proofErr w:type="spellStart"/>
-      <w:r>
-        <w:t>cust_name</w:t>
-      </w:r>
-      <w:proofErr w:type="spellEnd"/>
-      <w:r>
-        <w:t xml:space="preserve"> and city.</w:t>
+        <w:t>From the following tables write a SQL query to find the salesperson and customer who reside in the same city. Return Salesman, cust_name and city.</w:t>
       </w:r>
     </w:p>
     <w:p>
@@ -1015,21 +791,8 @@
         <w:t xml:space="preserve"> </w:t>
       </w:r>
       <w:r>
-        <w:t xml:space="preserve">SELECT salesman.name AS "Salesman", </w:t>
-      </w:r>
-      <w:proofErr w:type="spellStart"/>
-      <w:r>
-        <w:t>customer.cust_name</w:t>
-      </w:r>
-      <w:proofErr w:type="spellEnd"/>
-      <w:r>
-        <w:t xml:space="preserve">, </w:t>
-      </w:r>
-      <w:proofErr w:type="spellStart"/>
-      <w:r>
-        <w:t>customer.city</w:t>
-      </w:r>
-      <w:proofErr w:type="spellEnd"/>
+        <w:t>SELECT salesman.name AS "Salesman", customer.cust_name, customer.city</w:t>
+      </w:r>
     </w:p>
     <w:p>
       <w:pPr>
@@ -1047,23 +810,7 @@
         <w:pStyle w:val="ListParagraph"/>
       </w:pPr>
       <w:r>
-        <w:t xml:space="preserve">WHERE </w:t>
-      </w:r>
-      <w:proofErr w:type="spellStart"/>
-      <w:r>
-        <w:t>salesman.city</w:t>
-      </w:r>
-      <w:proofErr w:type="spellEnd"/>
-      <w:r>
-        <w:t xml:space="preserve"> = </w:t>
-      </w:r>
-      <w:proofErr w:type="spellStart"/>
-      <w:r>
-        <w:t>customer.city</w:t>
-      </w:r>
-      <w:proofErr w:type="spellEnd"/>
-      <w:r>
-        <w:t>;</w:t>
+        <w:t>WHERE salesman.city = customer.city;</w:t>
       </w:r>
     </w:p>
     <w:p>
@@ -1173,29 +920,8 @@
         <w:t xml:space="preserve"> </w:t>
       </w:r>
       <w:r>
-        <w:t xml:space="preserve">SELECT </w:t>
-      </w:r>
-      <w:proofErr w:type="spellStart"/>
-      <w:r>
-        <w:t>c.first_name</w:t>
-      </w:r>
-      <w:proofErr w:type="spellEnd"/>
-      <w:r>
-        <w:t xml:space="preserve">, </w:t>
-      </w:r>
-      <w:proofErr w:type="spellStart"/>
-      <w:r>
-        <w:t>c.last_name</w:t>
-      </w:r>
-      <w:proofErr w:type="spellEnd"/>
-      <w:r>
-        <w:t xml:space="preserve">, </w:t>
-      </w:r>
-      <w:proofErr w:type="spellStart"/>
-      <w:r>
-        <w:t>o.order_date</w:t>
-      </w:r>
-      <w:proofErr w:type="spellEnd"/>
+        <w:t>SELECT c.first_name, c.last_name, o.order_date</w:t>
+      </w:r>
     </w:p>
     <w:p>
       <w:pPr>
@@ -1210,36 +936,15 @@
         <w:pStyle w:val="ListParagraph"/>
       </w:pPr>
       <w:r>
-        <w:t xml:space="preserve">            JOIN orders o ON c.id = </w:t>
-      </w:r>
-      <w:proofErr w:type="spellStart"/>
-      <w:r>
-        <w:t>o.customer_id</w:t>
-      </w:r>
-      <w:proofErr w:type="spellEnd"/>
+        <w:t xml:space="preserve">            JOIN orders o ON c.id = o.customer_id</w:t>
+      </w:r>
     </w:p>
     <w:p>
       <w:pPr>
         <w:pStyle w:val="ListParagraph"/>
       </w:pPr>
       <w:r>
-        <w:t xml:space="preserve">            WHERE </w:t>
-      </w:r>
-      <w:proofErr w:type="spellStart"/>
-      <w:r>
-        <w:t>c.first_name</w:t>
-      </w:r>
-      <w:proofErr w:type="spellEnd"/>
-      <w:r>
-        <w:t xml:space="preserve"> = 'Liam' AND </w:t>
-      </w:r>
-      <w:proofErr w:type="spellStart"/>
-      <w:r>
-        <w:t>c.last_name</w:t>
-      </w:r>
-      <w:proofErr w:type="spellEnd"/>
-      <w:r>
-        <w:t xml:space="preserve"> = 'Smith'</w:t>
+        <w:t xml:space="preserve">            WHERE c.first_name = 'Liam' AND c.last_name = 'Smith'</w:t>
       </w:r>
     </w:p>
     <w:p>
@@ -1247,15 +952,7 @@
         <w:pStyle w:val="ListParagraph"/>
       </w:pPr>
       <w:r>
-        <w:t xml:space="preserve">            ORDER BY </w:t>
-      </w:r>
-      <w:proofErr w:type="spellStart"/>
-      <w:r>
-        <w:t>o.order_date</w:t>
-      </w:r>
-      <w:proofErr w:type="spellEnd"/>
-      <w:r>
-        <w:t>;</w:t>
+        <w:t xml:space="preserve">            ORDER BY o.order_date;</w:t>
       </w:r>
     </w:p>
     <w:p>
@@ -1330,15 +1027,7 @@
         </w:numPr>
       </w:pPr>
       <w:r>
-        <w:t xml:space="preserve">Calculate the total revenue from all sales in the </w:t>
-      </w:r>
-      <w:proofErr w:type="spellStart"/>
-      <w:r>
-        <w:t>order_items</w:t>
-      </w:r>
-      <w:proofErr w:type="spellEnd"/>
-      <w:r>
-        <w:t xml:space="preserve"> table.</w:t>
+        <w:t>Calculate the total revenue from all sales in the order_items table.</w:t>
       </w:r>
     </w:p>
     <w:p>
@@ -1354,31 +1043,7 @@
         <w:t>Query:</w:t>
       </w:r>
       <w:r>
-        <w:t xml:space="preserve"> SELECT SUM(quantity * </w:t>
-      </w:r>
-      <w:proofErr w:type="spellStart"/>
-      <w:r>
-        <w:t>price_per_unit</w:t>
-      </w:r>
-      <w:proofErr w:type="spellEnd"/>
-      <w:r>
-        <w:t xml:space="preserve">) as </w:t>
-      </w:r>
-      <w:proofErr w:type="spellStart"/>
-      <w:r>
-        <w:t>total_revenue</w:t>
-      </w:r>
-      <w:proofErr w:type="spellEnd"/>
-      <w:r>
-        <w:t xml:space="preserve"> FROM </w:t>
-      </w:r>
-      <w:proofErr w:type="spellStart"/>
-      <w:r>
-        <w:t>order_items</w:t>
-      </w:r>
-      <w:proofErr w:type="spellEnd"/>
-      <w:r>
-        <w:t>;</w:t>
+        <w:t xml:space="preserve"> SELECT SUM(quantity * price_per_unit) as total_revenue FROM order_items;</w:t>
       </w:r>
     </w:p>
     <w:p>
@@ -1421,15 +1086,7 @@
         <w:jc w:val="both"/>
       </w:pPr>
       <w:r>
-        <w:t xml:space="preserve">Select employees where salary is between 60000 and 90000 AND </w:t>
-      </w:r>
-      <w:proofErr w:type="spellStart"/>
-      <w:r>
-        <w:t>department_id</w:t>
-      </w:r>
-      <w:proofErr w:type="spellEnd"/>
-      <w:r>
-        <w:t xml:space="preserve"> is 10.</w:t>
+        <w:t>Select employees where salary is between 60000 and 90000 AND department_id is 10.</w:t>
       </w:r>
     </w:p>
     <w:p>
@@ -1462,31 +1119,7 @@
         <w:t>SELECT</w:t>
       </w:r>
       <w:r>
-        <w:t xml:space="preserve"> </w:t>
-      </w:r>
-      <w:proofErr w:type="spellStart"/>
-      <w:r>
-        <w:t>first_name</w:t>
-      </w:r>
-      <w:proofErr w:type="spellEnd"/>
-      <w:r>
-        <w:t xml:space="preserve">, </w:t>
-      </w:r>
-      <w:proofErr w:type="spellStart"/>
-      <w:r>
-        <w:t>last_name</w:t>
-      </w:r>
-      <w:proofErr w:type="spellEnd"/>
-      <w:r>
-        <w:t xml:space="preserve">, salary, </w:t>
-      </w:r>
-      <w:proofErr w:type="spellStart"/>
-      <w:r>
-        <w:t>department_id</w:t>
-      </w:r>
-      <w:proofErr w:type="spellEnd"/>
-      <w:r>
-        <w:t xml:space="preserve"> </w:t>
+        <w:t xml:space="preserve"> first_name, last_name, salary, department_id </w:t>
       </w:r>
       <w:r>
         <w:rPr>
@@ -1506,15 +1139,7 @@
         <w:t>WHERE</w:t>
       </w:r>
       <w:r>
-        <w:t xml:space="preserve"> salary BETWEEN 60000 AND 90000 AND </w:t>
-      </w:r>
-      <w:proofErr w:type="spellStart"/>
-      <w:r>
-        <w:t>department_id</w:t>
-      </w:r>
-      <w:proofErr w:type="spellEnd"/>
-      <w:r>
-        <w:t xml:space="preserve"> = 10;</w:t>
+        <w:t xml:space="preserve"> salary BETWEEN 60000 AND 90000 AND department_id = 10;</w:t>
       </w:r>
     </w:p>
     <w:p>
@@ -1598,23 +1223,7 @@
         <w:t>SELECT</w:t>
       </w:r>
       <w:r>
-        <w:t xml:space="preserve"> </w:t>
-      </w:r>
-      <w:proofErr w:type="spellStart"/>
-      <w:r>
-        <w:t>first_name</w:t>
-      </w:r>
-      <w:proofErr w:type="spellEnd"/>
-      <w:r>
-        <w:t xml:space="preserve">, </w:t>
-      </w:r>
-      <w:proofErr w:type="spellStart"/>
-      <w:r>
-        <w:t>last_name</w:t>
-      </w:r>
-      <w:proofErr w:type="spellEnd"/>
-      <w:r>
-        <w:t xml:space="preserve"> </w:t>
+        <w:t xml:space="preserve"> first_name, last_name </w:t>
       </w:r>
       <w:r>
         <w:rPr>
@@ -1634,23 +1243,7 @@
         <w:t>WHERE</w:t>
       </w:r>
       <w:r>
-        <w:t xml:space="preserve"> </w:t>
-      </w:r>
-      <w:proofErr w:type="spellStart"/>
-      <w:r>
-        <w:t>first_name</w:t>
-      </w:r>
-      <w:proofErr w:type="spellEnd"/>
-      <w:r>
-        <w:t xml:space="preserve"> LIKE 'J%' OR </w:t>
-      </w:r>
-      <w:proofErr w:type="spellStart"/>
-      <w:r>
-        <w:t>first_name</w:t>
-      </w:r>
-      <w:proofErr w:type="spellEnd"/>
-      <w:r>
-        <w:t xml:space="preserve"> LIKE 'G%';</w:t>
+        <w:t xml:space="preserve"> first_name LIKE 'J%' OR first_name LIKE 'G%';</w:t>
       </w:r>
     </w:p>
     <w:p>
@@ -1739,31 +1332,7 @@
         <w:t>SELECT</w:t>
       </w:r>
       <w:r>
-        <w:t xml:space="preserve"> </w:t>
-      </w:r>
-      <w:proofErr w:type="spellStart"/>
-      <w:r>
-        <w:t>first_name</w:t>
-      </w:r>
-      <w:proofErr w:type="spellEnd"/>
-      <w:r>
-        <w:t xml:space="preserve">, </w:t>
-      </w:r>
-      <w:proofErr w:type="spellStart"/>
-      <w:r>
-        <w:t>last_name</w:t>
-      </w:r>
-      <w:proofErr w:type="spellEnd"/>
-      <w:r>
-        <w:t xml:space="preserve">, </w:t>
-      </w:r>
-      <w:proofErr w:type="spellStart"/>
-      <w:r>
-        <w:t>department_id</w:t>
-      </w:r>
-      <w:proofErr w:type="spellEnd"/>
-      <w:r>
-        <w:t xml:space="preserve"> </w:t>
+        <w:t xml:space="preserve"> first_name, last_name, department_id </w:t>
       </w:r>
       <w:r>
         <w:rPr>
@@ -1783,15 +1352,7 @@
         <w:t>WHERE</w:t>
       </w:r>
       <w:r>
-        <w:t xml:space="preserve"> </w:t>
-      </w:r>
-      <w:proofErr w:type="spellStart"/>
-      <w:r>
-        <w:t>department_id</w:t>
-      </w:r>
-      <w:proofErr w:type="spellEnd"/>
-      <w:r>
-        <w:t xml:space="preserve"> IN (10, 20, 30);</w:t>
+        <w:t xml:space="preserve"> department_id IN (10, 20, 30);</w:t>
       </w:r>
     </w:p>
     <w:p>
@@ -1847,15 +1408,7 @@
         <w:t xml:space="preserve">Q. </w:t>
       </w:r>
       <w:r>
-        <w:t>Select employees who don't have a manager (</w:t>
-      </w:r>
-      <w:proofErr w:type="spellStart"/>
-      <w:r>
-        <w:t>manager_id</w:t>
-      </w:r>
-      <w:proofErr w:type="spellEnd"/>
-      <w:r>
-        <w:t xml:space="preserve"> IS NULL).</w:t>
+        <w:t>Select employees who don't have a manager (manager_id IS NULL).</w:t>
       </w:r>
     </w:p>
     <w:p>
@@ -1870,31 +1423,7 @@
         <w:t>SELECT</w:t>
       </w:r>
       <w:r>
-        <w:t xml:space="preserve"> </w:t>
-      </w:r>
-      <w:proofErr w:type="spellStart"/>
-      <w:r>
-        <w:t>first_name</w:t>
-      </w:r>
-      <w:proofErr w:type="spellEnd"/>
-      <w:r>
-        <w:t xml:space="preserve">, </w:t>
-      </w:r>
-      <w:proofErr w:type="spellStart"/>
-      <w:r>
-        <w:t>last_name</w:t>
-      </w:r>
-      <w:proofErr w:type="spellEnd"/>
-      <w:r>
-        <w:t xml:space="preserve">, </w:t>
-      </w:r>
-      <w:proofErr w:type="spellStart"/>
-      <w:r>
-        <w:t>manager_id</w:t>
-      </w:r>
-      <w:proofErr w:type="spellEnd"/>
-      <w:r>
-        <w:t xml:space="preserve"> </w:t>
+        <w:t xml:space="preserve"> first_name, last_name, manager_id </w:t>
       </w:r>
       <w:r>
         <w:rPr>
@@ -1914,15 +1443,7 @@
         <w:t>WHERE</w:t>
       </w:r>
       <w:r>
-        <w:t xml:space="preserve"> </w:t>
-      </w:r>
-      <w:proofErr w:type="spellStart"/>
-      <w:r>
-        <w:t>manager_id</w:t>
-      </w:r>
-      <w:proofErr w:type="spellEnd"/>
-      <w:r>
-        <w:t xml:space="preserve"> IS NULL;</w:t>
+        <w:t xml:space="preserve"> manager_id IS NULL;</w:t>
       </w:r>
     </w:p>
     <w:p>
@@ -1993,30 +1514,74 @@
         <w:t>SELECT</w:t>
       </w:r>
       <w:r>
+        <w:t xml:space="preserve"> first_name, last_name, salary, </w:t>
+      </w:r>
+      <w:r>
+        <w:rPr>
+          <w:b/>
+          <w:bCs/>
+        </w:rPr>
+        <w:t>CASE</w:t>
+      </w:r>
+      <w:r>
         <w:t xml:space="preserve"> </w:t>
       </w:r>
-      <w:proofErr w:type="spellStart"/>
-      <w:r>
-        <w:t>first_name</w:t>
-      </w:r>
-      <w:proofErr w:type="spellEnd"/>
-      <w:r>
-        <w:t xml:space="preserve">, </w:t>
-      </w:r>
-      <w:proofErr w:type="spellStart"/>
-      <w:r>
-        <w:t>last_name</w:t>
-      </w:r>
-      <w:proofErr w:type="spellEnd"/>
-      <w:r>
-        <w:t xml:space="preserve">, salary, </w:t>
-      </w:r>
-      <w:r>
-        <w:rPr>
-          <w:b/>
-          <w:bCs/>
-        </w:rPr>
-        <w:t>CASE</w:t>
+      <w:r>
+        <w:rPr>
+          <w:b/>
+          <w:bCs/>
+        </w:rPr>
+        <w:t>WHEN</w:t>
+      </w:r>
+      <w:r>
+        <w:t xml:space="preserve"> salary &gt; 90000 </w:t>
+      </w:r>
+      <w:r>
+        <w:rPr>
+          <w:b/>
+          <w:bCs/>
+        </w:rPr>
+        <w:t>THEN</w:t>
+      </w:r>
+      <w:r>
+        <w:t xml:space="preserve"> 'High' </w:t>
+      </w:r>
+      <w:r>
+        <w:rPr>
+          <w:b/>
+          <w:bCs/>
+        </w:rPr>
+        <w:t>WHEN</w:t>
+      </w:r>
+      <w:r>
+        <w:t xml:space="preserve"> salary &gt; 65000 </w:t>
+      </w:r>
+      <w:r>
+        <w:rPr>
+          <w:b/>
+          <w:bCs/>
+        </w:rPr>
+        <w:t>THEN</w:t>
+      </w:r>
+      <w:r>
+        <w:t xml:space="preserve"> 'Medium' </w:t>
+      </w:r>
+      <w:r>
+        <w:rPr>
+          <w:b/>
+          <w:bCs/>
+        </w:rPr>
+        <w:t>ELSE</w:t>
+      </w:r>
+      <w:r>
+        <w:t xml:space="preserve"> 'Low' </w:t>
+      </w:r>
+      <w:r>
+        <w:rPr>
+          <w:b/>
+          <w:bCs/>
+        </w:rPr>
+        <w:t>END</w:t>
       </w:r>
       <w:r>
         <w:t xml:space="preserve"> </w:t>
@@ -2026,78 +1591,10 @@
           <w:b/>
           <w:bCs/>
         </w:rPr>
-        <w:t>WHEN</w:t>
-      </w:r>
-      <w:r>
-        <w:t xml:space="preserve"> salary &gt; 90000 </w:t>
-      </w:r>
-      <w:r>
-        <w:rPr>
-          <w:b/>
-          <w:bCs/>
-        </w:rPr>
-        <w:t>THEN</w:t>
-      </w:r>
-      <w:r>
-        <w:t xml:space="preserve"> 'High' </w:t>
-      </w:r>
-      <w:r>
-        <w:rPr>
-          <w:b/>
-          <w:bCs/>
-        </w:rPr>
-        <w:t>WHEN</w:t>
-      </w:r>
-      <w:r>
-        <w:t xml:space="preserve"> salary &gt; 65000 </w:t>
-      </w:r>
-      <w:r>
-        <w:rPr>
-          <w:b/>
-          <w:bCs/>
-        </w:rPr>
-        <w:t>THEN</w:t>
-      </w:r>
-      <w:r>
-        <w:t xml:space="preserve"> 'Medium' </w:t>
-      </w:r>
-      <w:r>
-        <w:rPr>
-          <w:b/>
-          <w:bCs/>
-        </w:rPr>
-        <w:t>ELSE</w:t>
-      </w:r>
-      <w:r>
-        <w:t xml:space="preserve"> 'Low' </w:t>
-      </w:r>
-      <w:r>
-        <w:rPr>
-          <w:b/>
-          <w:bCs/>
-        </w:rPr>
-        <w:t>END</w:t>
-      </w:r>
-      <w:r>
-        <w:t xml:space="preserve"> </w:t>
-      </w:r>
-      <w:r>
-        <w:rPr>
-          <w:b/>
-          <w:bCs/>
-        </w:rPr>
         <w:t>AS</w:t>
       </w:r>
       <w:r>
-        <w:t xml:space="preserve"> </w:t>
-      </w:r>
-      <w:proofErr w:type="spellStart"/>
-      <w:r>
-        <w:t>salary_category</w:t>
-      </w:r>
-      <w:proofErr w:type="spellEnd"/>
-      <w:r>
-        <w:t xml:space="preserve"> </w:t>
+        <w:t xml:space="preserve"> salary_category </w:t>
       </w:r>
       <w:r>
         <w:rPr>
@@ -2185,7 +1682,7 @@
     <w:p>
       <w:r>
         <w:pict w14:anchorId="52C07334">
-          <v:rect id="_x0000_i1115" style="width:0;height:1.5pt" o:hralign="center" o:hrstd="t" o:hr="t" fillcolor="#a0a0a0" stroked="f"/>
+          <v:rect id="_x0000_i1025" style="width:0;height:1.5pt" o:hralign="center" o:hrstd="t" o:hr="t" fillcolor="#a0a0a0" stroked="f"/>
         </w:pict>
       </w:r>
     </w:p>
@@ -2241,15 +1738,7 @@
     </w:p>
     <w:p>
       <w:r>
-        <w:t xml:space="preserve">WITH </w:t>
-      </w:r>
-      <w:proofErr w:type="spellStart"/>
-      <w:r>
-        <w:t>cte_name</w:t>
-      </w:r>
-      <w:proofErr w:type="spellEnd"/>
-      <w:r>
-        <w:t xml:space="preserve"> AS (</w:t>
+        <w:t>WITH cte_name AS (</w:t>
       </w:r>
       <w:r>
         <w:br/>
@@ -2261,15 +1750,7 @@
       </w:r>
       <w:r>
         <w:br/>
-        <w:t xml:space="preserve">SELECT * FROM </w:t>
-      </w:r>
-      <w:proofErr w:type="spellStart"/>
-      <w:r>
-        <w:t>cte_name</w:t>
-      </w:r>
-      <w:proofErr w:type="spellEnd"/>
-      <w:r>
-        <w:t>;</w:t>
+        <w:t>SELECT * FROM cte_name;</w:t>
       </w:r>
     </w:p>
     <w:p>
@@ -2289,27 +1770,11 @@
     </w:p>
     <w:p>
       <w:r>
-        <w:t xml:space="preserve">WITH </w:t>
-      </w:r>
-      <w:proofErr w:type="spellStart"/>
-      <w:r>
-        <w:t>user_spending</w:t>
-      </w:r>
-      <w:proofErr w:type="spellEnd"/>
-      <w:r>
-        <w:t xml:space="preserve"> AS (</w:t>
+        <w:t>WITH user_spending AS (</w:t>
       </w:r>
       <w:r>
         <w:br/>
-        <w:t xml:space="preserve">    SELECT </w:t>
-      </w:r>
-      <w:proofErr w:type="spellStart"/>
-      <w:r>
-        <w:t>user_id</w:t>
-      </w:r>
-      <w:proofErr w:type="spellEnd"/>
-      <w:r>
-        <w:t>, SUM(amount) AS total</w:t>
+        <w:t xml:space="preserve">    SELECT user_id, SUM(amount) AS total</w:t>
       </w:r>
       <w:r>
         <w:br/>
@@ -2317,28 +1782,15 @@
       </w:r>
       <w:r>
         <w:br/>
-        <w:t xml:space="preserve">    GROUP BY </w:t>
-      </w:r>
-      <w:proofErr w:type="spellStart"/>
-      <w:r>
-        <w:t>user_id</w:t>
-      </w:r>
-      <w:proofErr w:type="spellEnd"/>
+        <w:t xml:space="preserve">    GROUP BY user_id</w:t>
+      </w:r>
       <w:r>
         <w:br/>
         <w:t>)</w:t>
       </w:r>
       <w:r>
         <w:br/>
-        <w:t xml:space="preserve">SELECT * FROM </w:t>
-      </w:r>
-      <w:proofErr w:type="spellStart"/>
-      <w:r>
-        <w:t>user_spending</w:t>
-      </w:r>
-      <w:proofErr w:type="spellEnd"/>
-      <w:r>
-        <w:t xml:space="preserve"> WHERE total &gt; 5000;</w:t>
+        <w:t>SELECT * FROM user_spending WHERE total &gt; 5000;</w:t>
       </w:r>
     </w:p>
     <w:p>
@@ -2381,7 +1833,7 @@
     <w:p>
       <w:r>
         <w:pict w14:anchorId="3C107A7E">
-          <v:rect id="_x0000_i1116" style="width:0;height:1.5pt" o:hralign="center" o:hrstd="t" o:hr="t" fillcolor="#a0a0a0" stroked="f"/>
+          <v:rect id="_x0000_i1026" style="width:0;height:1.5pt" o:hralign="center" o:hrstd="t" o:hr="t" fillcolor="#a0a0a0" stroked="f"/>
         </w:pict>
       </w:r>
     </w:p>
@@ -2441,27 +1893,11 @@
       </w:r>
       <w:r>
         <w:br/>
-        <w:t xml:space="preserve">    </w:t>
-      </w:r>
-      <w:proofErr w:type="spellStart"/>
-      <w:r>
-        <w:t>user_id</w:t>
-      </w:r>
-      <w:proofErr w:type="spellEnd"/>
-      <w:r>
-        <w:t>,</w:t>
+        <w:t xml:space="preserve">    user_id,</w:t>
       </w:r>
       <w:r>
         <w:br/>
-        <w:t xml:space="preserve">    </w:t>
-      </w:r>
-      <w:proofErr w:type="spellStart"/>
-      <w:r>
-        <w:t>order_date</w:t>
-      </w:r>
-      <w:proofErr w:type="spellEnd"/>
-      <w:r>
-        <w:t>,</w:t>
+        <w:t xml:space="preserve">    order_date,</w:t>
       </w:r>
       <w:r>
         <w:br/>
@@ -2469,29 +1905,8 @@
       </w:r>
       <w:r>
         <w:br/>
-        <w:t xml:space="preserve">    SUM(amount) OVER (PARTITION BY </w:t>
-      </w:r>
-      <w:proofErr w:type="spellStart"/>
-      <w:r>
-        <w:t>user_id</w:t>
-      </w:r>
-      <w:proofErr w:type="spellEnd"/>
-      <w:r>
-        <w:t xml:space="preserve"> ORDER BY </w:t>
-      </w:r>
-      <w:proofErr w:type="spellStart"/>
-      <w:r>
-        <w:t>order_date</w:t>
-      </w:r>
-      <w:proofErr w:type="spellEnd"/>
-      <w:r>
-        <w:t xml:space="preserve">) AS </w:t>
-      </w:r>
-      <w:proofErr w:type="spellStart"/>
-      <w:r>
-        <w:t>running_total</w:t>
-      </w:r>
-      <w:proofErr w:type="spellEnd"/>
+        <w:t xml:space="preserve">    SUM(amount) OVER (PARTITION BY user_id ORDER BY order_date) AS running_total</w:t>
+      </w:r>
       <w:r>
         <w:br/>
         <w:t>FROM orders;</w:t>
@@ -2518,15 +1933,7 @@
       </w:r>
       <w:r>
         <w:br/>
-        <w:t xml:space="preserve">    </w:t>
-      </w:r>
-      <w:proofErr w:type="spellStart"/>
-      <w:r>
-        <w:t>user_id</w:t>
-      </w:r>
-      <w:proofErr w:type="spellEnd"/>
-      <w:r>
-        <w:t>,</w:t>
+        <w:t xml:space="preserve">    user_id,</w:t>
       </w:r>
       <w:r>
         <w:br/>
@@ -2538,15 +1945,7 @@
       </w:r>
       <w:r>
         <w:br/>
-        <w:t xml:space="preserve">GROUP BY </w:t>
-      </w:r>
-      <w:proofErr w:type="spellStart"/>
-      <w:r>
-        <w:t>user_id</w:t>
-      </w:r>
-      <w:proofErr w:type="spellEnd"/>
-      <w:r>
-        <w:t>;</w:t>
+        <w:t>GROUP BY user_id;</w:t>
       </w:r>
     </w:p>
     <w:p>
@@ -2590,7 +1989,7 @@
     <w:p>
       <w:r>
         <w:pict w14:anchorId="5F37FD20">
-          <v:rect id="_x0000_i1117" style="width:0;height:1.5pt" o:hralign="center" o:hrstd="t" o:hr="t" fillcolor="#a0a0a0" stroked="f"/>
+          <v:rect id="_x0000_i1027" style="width:0;height:1.5pt" o:hralign="center" o:hrstd="t" o:hr="t" fillcolor="#a0a0a0" stroked="f"/>
         </w:pict>
       </w:r>
     </w:p>
@@ -2650,15 +2049,7 @@
       </w:r>
       <w:r>
         <w:br/>
-        <w:t xml:space="preserve">    </w:t>
-      </w:r>
-      <w:proofErr w:type="spellStart"/>
-      <w:r>
-        <w:t>order_date</w:t>
-      </w:r>
-      <w:proofErr w:type="spellEnd"/>
-      <w:r>
-        <w:t>,</w:t>
+        <w:t xml:space="preserve">    order_date,</w:t>
       </w:r>
       <w:r>
         <w:br/>
@@ -2666,35 +2057,11 @@
       </w:r>
       <w:r>
         <w:br/>
-        <w:t xml:space="preserve">    LAG(amount) OVER (ORDER BY </w:t>
-      </w:r>
-      <w:proofErr w:type="spellStart"/>
-      <w:r>
-        <w:t>order_date</w:t>
-      </w:r>
-      <w:proofErr w:type="spellEnd"/>
-      <w:r>
-        <w:t xml:space="preserve">) AS </w:t>
-      </w:r>
-      <w:proofErr w:type="spellStart"/>
-      <w:r>
-        <w:t>previous_amount</w:t>
-      </w:r>
-      <w:proofErr w:type="spellEnd"/>
-      <w:r>
-        <w:t>,</w:t>
+        <w:t xml:space="preserve">    LAG(amount) OVER (ORDER BY order_date) AS previous_amount,</w:t>
       </w:r>
       <w:r>
         <w:br/>
-        <w:t xml:space="preserve">    amount - LAG(amount) OVER (ORDER BY </w:t>
-      </w:r>
-      <w:proofErr w:type="spellStart"/>
-      <w:r>
-        <w:t>order_date</w:t>
-      </w:r>
-      <w:proofErr w:type="spellEnd"/>
-      <w:r>
-        <w:t>) AS difference</w:t>
+        <w:t xml:space="preserve">    amount - LAG(amount) OVER (ORDER BY order_date) AS difference</w:t>
       </w:r>
       <w:r>
         <w:br/>
@@ -2741,7 +2108,7 @@
     <w:p>
       <w:r>
         <w:pict w14:anchorId="01F6AE2A">
-          <v:rect id="_x0000_i1118" style="width:0;height:1.5pt" o:hralign="center" o:hrstd="t" o:hr="t" fillcolor="#a0a0a0" stroked="f"/>
+          <v:rect id="_x0000_i1028" style="width:0;height:1.5pt" o:hralign="center" o:hrstd="t" o:hr="t" fillcolor="#a0a0a0" stroked="f"/>
         </w:pict>
       </w:r>
     </w:p>
@@ -2852,7 +2219,7 @@
     <w:p>
       <w:r>
         <w:pict w14:anchorId="6F842632">
-          <v:rect id="_x0000_i1119" style="width:0;height:1.5pt" o:hralign="center" o:hrstd="t" o:hr="t" fillcolor="#a0a0a0" stroked="f"/>
+          <v:rect id="_x0000_i1029" style="width:0;height:1.5pt" o:hralign="center" o:hrstd="t" o:hr="t" fillcolor="#a0a0a0" stroked="f"/>
         </w:pict>
       </w:r>
     </w:p>
@@ -2945,15 +2312,7 @@
       </w:r>
       <w:r>
         <w:br/>
-        <w:t xml:space="preserve">SET data = </w:t>
-      </w:r>
-      <w:proofErr w:type="spellStart"/>
-      <w:r>
-        <w:t>jsonb_set</w:t>
-      </w:r>
-      <w:proofErr w:type="spellEnd"/>
-      <w:r>
-        <w:t>(data, '{age}', '30')</w:t>
+        <w:t>SET data = jsonb_set(data, '{age}', '30')</w:t>
       </w:r>
       <w:r>
         <w:br/>
@@ -3000,7 +2359,7 @@
     <w:p>
       <w:r>
         <w:pict w14:anchorId="3BBA3B10">
-          <v:rect id="_x0000_i1120" style="width:0;height:1.5pt" o:hralign="center" o:hrstd="t" o:hr="t" fillcolor="#a0a0a0" stroked="f"/>
+          <v:rect id="_x0000_i1030" style="width:0;height:1.5pt" o:hralign="center" o:hrstd="t" o:hr="t" fillcolor="#a0a0a0" stroked="f"/>
         </w:pict>
       </w:r>
     </w:p>
@@ -3107,7 +2466,7 @@
     <w:p>
       <w:r>
         <w:pict w14:anchorId="727898C5">
-          <v:rect id="_x0000_i1121" style="width:0;height:1.5pt" o:hralign="center" o:hrstd="t" o:hr="t" fillcolor="#a0a0a0" stroked="f"/>
+          <v:rect id="_x0000_i1031" style="width:0;height:1.5pt" o:hralign="center" o:hrstd="t" o:hr="t" fillcolor="#a0a0a0" stroked="f"/>
         </w:pict>
       </w:r>
     </w:p>
@@ -3183,15 +2542,7 @@
       </w:r>
       <w:r>
         <w:br/>
-        <w:t xml:space="preserve">    WHERE </w:t>
-      </w:r>
-      <w:proofErr w:type="spellStart"/>
-      <w:r>
-        <w:t>o.user_id</w:t>
-      </w:r>
-      <w:proofErr w:type="spellEnd"/>
-      <w:r>
-        <w:t xml:space="preserve"> = u.id</w:t>
+        <w:t xml:space="preserve">    WHERE o.user_id = u.id</w:t>
       </w:r>
       <w:r>
         <w:br/>
@@ -3239,7 +2590,7 @@
     <w:p>
       <w:r>
         <w:pict w14:anchorId="1789B41B">
-          <v:rect id="_x0000_i1122" style="width:0;height:1.5pt" o:hralign="center" o:hrstd="t" o:hr="t" fillcolor="#a0a0a0" stroked="f"/>
+          <v:rect id="_x0000_i1032" style="width:0;height:1.5pt" o:hralign="center" o:hrstd="t" o:hr="t" fillcolor="#a0a0a0" stroked="f"/>
         </w:pict>
       </w:r>
     </w:p>
@@ -3295,35 +2646,11 @@
     </w:p>
     <w:p>
       <w:r>
-        <w:t>SELECT DISTINCT ON (</w:t>
-      </w:r>
-      <w:proofErr w:type="spellStart"/>
-      <w:r>
-        <w:t>user_id</w:t>
-      </w:r>
-      <w:proofErr w:type="spellEnd"/>
-      <w:r>
-        <w:t>)</w:t>
+        <w:t>SELECT DISTINCT ON (user_id)</w:t>
       </w:r>
       <w:r>
         <w:br/>
-        <w:t xml:space="preserve">    </w:t>
-      </w:r>
-      <w:proofErr w:type="spellStart"/>
-      <w:r>
-        <w:t>user_id</w:t>
-      </w:r>
-      <w:proofErr w:type="spellEnd"/>
-      <w:r>
-        <w:t xml:space="preserve">, </w:t>
-      </w:r>
-      <w:proofErr w:type="spellStart"/>
-      <w:r>
-        <w:t>order_date</w:t>
-      </w:r>
-      <w:proofErr w:type="spellEnd"/>
-      <w:r>
-        <w:t>, amount</w:t>
+        <w:t xml:space="preserve">    user_id, order_date, amount</w:t>
       </w:r>
       <w:r>
         <w:br/>
@@ -3331,23 +2658,7 @@
       </w:r>
       <w:r>
         <w:br/>
-        <w:t xml:space="preserve">ORDER BY </w:t>
-      </w:r>
-      <w:proofErr w:type="spellStart"/>
-      <w:r>
-        <w:t>user_id</w:t>
-      </w:r>
-      <w:proofErr w:type="spellEnd"/>
-      <w:r>
-        <w:t xml:space="preserve">, </w:t>
-      </w:r>
-      <w:proofErr w:type="spellStart"/>
-      <w:r>
-        <w:t>order_date</w:t>
-      </w:r>
-      <w:proofErr w:type="spellEnd"/>
-      <w:r>
-        <w:t xml:space="preserve"> DESC;</w:t>
+        <w:t>ORDER BY user_id, order_date DESC;</w:t>
       </w:r>
     </w:p>
     <w:p>
@@ -3390,7 +2701,7 @@
     <w:p>
       <w:r>
         <w:pict w14:anchorId="18CF3113">
-          <v:rect id="_x0000_i1123" style="width:0;height:1.5pt" o:hralign="center" o:hrstd="t" o:hr="t" fillcolor="#a0a0a0" stroked="f"/>
+          <v:rect id="_x0000_i1033" style="width:0;height:1.5pt" o:hralign="center" o:hrstd="t" o:hr="t" fillcolor="#a0a0a0" stroked="f"/>
         </w:pict>
       </w:r>
     </w:p>
@@ -3446,40 +2757,19 @@
     </w:p>
     <w:p>
       <w:r>
-        <w:t xml:space="preserve">WITH RECURSIVE </w:t>
-      </w:r>
-      <w:proofErr w:type="spellStart"/>
-      <w:r>
-        <w:t>category_tree</w:t>
-      </w:r>
-      <w:proofErr w:type="spellEnd"/>
-      <w:r>
-        <w:t xml:space="preserve"> AS (</w:t>
+        <w:t>WITH RECURSIVE category_tree AS (</w:t>
       </w:r>
       <w:r>
         <w:br/>
-        <w:t xml:space="preserve">    SELECT id, name, </w:t>
-      </w:r>
-      <w:proofErr w:type="spellStart"/>
-      <w:r>
-        <w:t>parent_id</w:t>
-      </w:r>
-      <w:proofErr w:type="spellEnd"/>
+        <w:t xml:space="preserve">    SELECT id, name, parent_id</w:t>
+      </w:r>
       <w:r>
         <w:br/>
         <w:t xml:space="preserve">    FROM categories</w:t>
       </w:r>
       <w:r>
         <w:br/>
-        <w:t xml:space="preserve">    WHERE </w:t>
-      </w:r>
-      <w:proofErr w:type="spellStart"/>
-      <w:r>
-        <w:t>parent_id</w:t>
-      </w:r>
-      <w:proofErr w:type="spellEnd"/>
-      <w:r>
-        <w:t xml:space="preserve"> IS NULL</w:t>
+        <w:t xml:space="preserve">    WHERE parent_id IS NULL</w:t>
       </w:r>
       <w:r>
         <w:br/>
@@ -3493,44 +2783,15 @@
       </w:r>
       <w:r>
         <w:br/>
-        <w:t xml:space="preserve">    SELECT c.id, c.name, </w:t>
-      </w:r>
-      <w:proofErr w:type="spellStart"/>
-      <w:r>
-        <w:t>c.parent_id</w:t>
-      </w:r>
-      <w:proofErr w:type="spellEnd"/>
+        <w:t xml:space="preserve">    SELECT c.id, c.name, c.parent_id</w:t>
+      </w:r>
       <w:r>
         <w:br/>
         <w:t xml:space="preserve">    FROM categories c</w:t>
       </w:r>
       <w:r>
         <w:br/>
-        <w:t xml:space="preserve">    JOIN </w:t>
-      </w:r>
-      <w:proofErr w:type="spellStart"/>
-      <w:r>
-        <w:t>category_tree</w:t>
-      </w:r>
-      <w:proofErr w:type="spellEnd"/>
-      <w:r>
-        <w:t xml:space="preserve"> </w:t>
-      </w:r>
-      <w:proofErr w:type="spellStart"/>
-      <w:r>
-        <w:t>ct</w:t>
-      </w:r>
-      <w:proofErr w:type="spellEnd"/>
-      <w:r>
-        <w:t xml:space="preserve"> ON </w:t>
-      </w:r>
-      <w:proofErr w:type="spellStart"/>
-      <w:r>
-        <w:t>c.parent_id</w:t>
-      </w:r>
-      <w:proofErr w:type="spellEnd"/>
-      <w:r>
-        <w:t xml:space="preserve"> = ct.id</w:t>
+        <w:t xml:space="preserve">    JOIN category_tree ct ON c.parent_id = ct.id</w:t>
       </w:r>
       <w:r>
         <w:br/>
@@ -3538,15 +2799,7 @@
       </w:r>
       <w:r>
         <w:br/>
-        <w:t xml:space="preserve">SELECT * FROM </w:t>
-      </w:r>
-      <w:proofErr w:type="spellStart"/>
-      <w:r>
-        <w:t>category_tree</w:t>
-      </w:r>
-      <w:proofErr w:type="spellEnd"/>
-      <w:r>
-        <w:t>;</w:t>
+        <w:t>SELECT * FROM category_tree;</w:t>
       </w:r>
     </w:p>
     <w:p>
@@ -3589,7 +2842,7 @@
     <w:p>
       <w:r>
         <w:pict w14:anchorId="5F9A6165">
-          <v:rect id="_x0000_i1124" style="width:0;height:1.5pt" o:hralign="center" o:hrstd="t" o:hr="t" fillcolor="#a0a0a0" stroked="f"/>
+          <v:rect id="_x0000_i1034" style="width:0;height:1.5pt" o:hralign="center" o:hrstd="t" o:hr="t" fillcolor="#a0a0a0" stroked="f"/>
         </w:pict>
       </w:r>
     </w:p>
@@ -3709,7 +2962,7 @@
     <w:p>
       <w:r>
         <w:pict w14:anchorId="40974213">
-          <v:rect id="_x0000_i1125" style="width:0;height:1.5pt" o:hralign="center" o:hrstd="t" o:hr="t" fillcolor="#a0a0a0" stroked="f"/>
+          <v:rect id="_x0000_i1035" style="width:0;height:1.5pt" o:hralign="center" o:hrstd="t" o:hr="t" fillcolor="#a0a0a0" stroked="f"/>
         </w:pict>
       </w:r>
     </w:p>
@@ -3820,7 +3073,7 @@
     <w:p>
       <w:r>
         <w:pict w14:anchorId="05CE9957">
-          <v:rect id="_x0000_i1126" style="width:0;height:1.5pt" o:hralign="center" o:hrstd="t" o:hr="t" fillcolor="#a0a0a0" stroked="f"/>
+          <v:rect id="_x0000_i1036" style="width:0;height:1.5pt" o:hralign="center" o:hrstd="t" o:hr="t" fillcolor="#a0a0a0" stroked="f"/>
         </w:pict>
       </w:r>
     </w:p>
@@ -3938,7 +3191,7 @@
     <w:p>
       <w:r>
         <w:pict w14:anchorId="61DD4830">
-          <v:rect id="_x0000_i1127" style="width:0;height:1.5pt" o:hralign="center" o:hrstd="t" o:hr="t" fillcolor="#a0a0a0" stroked="f"/>
+          <v:rect id="_x0000_i1037" style="width:0;height:1.5pt" o:hralign="center" o:hrstd="t" o:hr="t" fillcolor="#a0a0a0" stroked="f"/>
         </w:pict>
       </w:r>
     </w:p>
@@ -3974,39 +3227,22 @@
     </w:p>
     <w:p>
       <w:r>
-        <w:t xml:space="preserve">CREATE INDEX </w:t>
-      </w:r>
-      <w:proofErr w:type="spellStart"/>
-      <w:r>
-        <w:t>idx_email</w:t>
-      </w:r>
-      <w:proofErr w:type="spellEnd"/>
-      <w:r>
-        <w:t xml:space="preserve"> ON users(email);</w:t>
-      </w:r>
-    </w:p>
-    <w:p>
-      <w:pPr>
-        <w:rPr>
-          <w:b/>
-          <w:bCs/>
-        </w:rPr>
-      </w:pPr>
-      <w:proofErr w:type="spellStart"/>
-      <w:r>
-        <w:rPr>
-          <w:b/>
-          <w:bCs/>
-        </w:rPr>
-        <w:t>Analyze</w:t>
-      </w:r>
-      <w:proofErr w:type="spellEnd"/>
-      <w:r>
-        <w:rPr>
-          <w:b/>
-          <w:bCs/>
-        </w:rPr>
-        <w:t xml:space="preserve"> Query</w:t>
+        <w:t>CREATE INDEX idx_email ON users(email);</w:t>
+      </w:r>
+    </w:p>
+    <w:p>
+      <w:pPr>
+        <w:rPr>
+          <w:b/>
+          <w:bCs/>
+        </w:rPr>
+      </w:pPr>
+      <w:r>
+        <w:rPr>
+          <w:b/>
+          <w:bCs/>
+        </w:rPr>
+        <w:t>Analyze Query</w:t>
       </w:r>
     </w:p>
     <w:p>
@@ -4043,7 +3279,7 @@
     <w:p>
       <w:r>
         <w:pict w14:anchorId="01275260">
-          <v:rect id="_x0000_i1128" style="width:0;height:1.5pt" o:hralign="center" o:hrstd="t" o:hr="t" fillcolor="#a0a0a0" stroked="f"/>
+          <v:rect id="_x0000_i1038" style="width:0;height:1.5pt" o:hralign="center" o:hrstd="t" o:hr="t" fillcolor="#a0a0a0" stroked="f"/>
         </w:pict>
       </w:r>
     </w:p>
@@ -4099,27 +3335,11 @@
     </w:p>
     <w:p>
       <w:r>
-        <w:t xml:space="preserve">CREATE MATERIALIZED VIEW </w:t>
-      </w:r>
-      <w:proofErr w:type="spellStart"/>
-      <w:r>
-        <w:t>user_summary</w:t>
-      </w:r>
-      <w:proofErr w:type="spellEnd"/>
-      <w:r>
-        <w:t xml:space="preserve"> AS</w:t>
+        <w:t>CREATE MATERIALIZED VIEW user_summary AS</w:t>
       </w:r>
       <w:r>
         <w:br/>
-        <w:t xml:space="preserve">SELECT </w:t>
-      </w:r>
-      <w:proofErr w:type="spellStart"/>
-      <w:r>
-        <w:t>user_id</w:t>
-      </w:r>
-      <w:proofErr w:type="spellEnd"/>
-      <w:r>
-        <w:t>, SUM(amount)</w:t>
+        <w:t>SELECT user_id, SUM(amount)</w:t>
       </w:r>
       <w:r>
         <w:br/>
@@ -4127,28 +3347,12 @@
       </w:r>
       <w:r>
         <w:br/>
-        <w:t xml:space="preserve">GROUP BY </w:t>
-      </w:r>
-      <w:proofErr w:type="spellStart"/>
-      <w:r>
-        <w:t>user_id</w:t>
-      </w:r>
-      <w:proofErr w:type="spellEnd"/>
-      <w:r>
-        <w:t>;</w:t>
-      </w:r>
-    </w:p>
-    <w:p>
-      <w:r>
-        <w:t xml:space="preserve">REFRESH MATERIALIZED VIEW </w:t>
-      </w:r>
-      <w:proofErr w:type="spellStart"/>
-      <w:r>
-        <w:t>user_summary</w:t>
-      </w:r>
-      <w:proofErr w:type="spellEnd"/>
-      <w:r>
-        <w:t>;</w:t>
+        <w:t>GROUP BY user_id;</w:t>
+      </w:r>
+    </w:p>
+    <w:p>
+      <w:r>
+        <w:t>REFRESH MATERIALIZED VIEW user_summary;</w:t>
       </w:r>
     </w:p>
     <w:p>
@@ -4191,7 +3395,7 @@
     <w:p>
       <w:r>
         <w:pict w14:anchorId="5C8FE6CB">
-          <v:rect id="_x0000_i1129" style="width:0;height:1.5pt" o:hralign="center" o:hrstd="t" o:hr="t" fillcolor="#a0a0a0" stroked="f"/>
+          <v:rect id="_x0000_i1039" style="width:0;height:1.5pt" o:hralign="center" o:hrstd="t" o:hr="t" fillcolor="#a0a0a0" stroked="f"/>
         </w:pict>
       </w:r>
     </w:p>
@@ -4301,9 +3505,14 @@
         </w:numPr>
       </w:pPr>
       <w:r>
-        <w:t>Infinite scroll</w:t>
-      </w:r>
-    </w:p>
+        <w:t>Infinite scrol</w:t>
+      </w:r>
+      <w:r>
+        <w:t>l</w:t>
+      </w:r>
+    </w:p>
+    <w:p/>
+    <w:p/>
     <w:p/>
     <w:p/>
     <w:p>
@@ -8428,6 +7637,7 @@
   <w:style w:type="character" w:default="1" w:styleId="DefaultParagraphFont">
     <w:name w:val="Default Paragraph Font"/>
     <w:uiPriority w:val="1"/>
+    <w:semiHidden/>
     <w:unhideWhenUsed/>
   </w:style>
   <w:style w:type="table" w:default="1" w:styleId="TableNormal">

--- a/SQL Practice.docx
+++ b/SQL Practice.docx
@@ -2998,7 +2998,13 @@
     </w:p>
     <w:p>
       <w:r>
-        <w:t>Insert or update in one query.</w:t>
+        <w:t xml:space="preserve">Insert or update in one </w:t>
+      </w:r>
+      <w:r>
+        <w:t>q</w:t>
+      </w:r>
+      <w:r>
+        <w:t>uery.</w:t>
       </w:r>
     </w:p>
     <w:p>

--- a/SQL Practice.docx
+++ b/SQL Practice.docx
@@ -145,7 +145,13 @@
         </w:numPr>
       </w:pPr>
       <w:r>
-        <w:t>List all products in the 'Electronics' category. Show product name, price, and stock quantity.</w:t>
+        <w:t>List all products in t</w:t>
+      </w:r>
+      <w:r>
+        <w:t>h</w:t>
+      </w:r>
+      <w:r>
+        <w:t>e 'Electronics' category. Show product name, price, and stock quantity.</w:t>
       </w:r>
     </w:p>
     <w:p>

--- a/SQL Practice.docx
+++ b/SQL Practice.docx
@@ -428,7 +428,13 @@
       </w:pPr>
       <w:r>
         <w:lastRenderedPageBreak/>
-        <w:t>Calculate the average rating for each product category. Show category name, number of products, and average rating. Only include categories with an average rating above 4.0.</w:t>
+        <w:t>Calcu</w:t>
+      </w:r>
+      <w:r>
+        <w:t>la</w:t>
+      </w:r>
+      <w:r>
+        <w:t>te the average rating for each product category. Show category name, number of products, and average rating. Only include categories with an average rating above 4.0.</w:t>
       </w:r>
     </w:p>
     <w:p>

--- a/SQL Practice.docx
+++ b/SQL Practice.docx
@@ -67,7 +67,13 @@
         <w:t>ON</w:t>
       </w:r>
       <w:r>
-        <w:t xml:space="preserve"> e.warehouse_id = w.warehouse_id;</w:t>
+        <w:t xml:space="preserve"> e.wareho</w:t>
+      </w:r>
+      <w:r>
+        <w:t>u</w:t>
+      </w:r>
+      <w:r>
+        <w:t>se_id = w.warehouse_id;</w:t>
       </w:r>
     </w:p>
     <w:p>
